--- a/інтернет-програмування/Драч_ЛР№6_Звіт.docx
+++ b/інтернет-програмування/Драч_ЛР№6_Звіт.docx
@@ -13,6 +13,7 @@
           <w:lang w:val="ru-UA"/>
         </w:rPr>
       </w:pPr>
+      <w:proofErr w:type="spellStart"/>
       <w:r>
         <w:rPr>
           <w:b/>
@@ -21,18 +22,9 @@
           <w:szCs w:val="28"/>
           <w:lang w:val="ru-UA"/>
         </w:rPr>
-        <w:t>Лабораторна робота №6</w:t>
-      </w:r>
-    </w:p>
-    <w:p>
-      <w:pPr>
-        <w:spacing w:after="0"/>
-        <w:rPr>
-          <w:sz w:val="28"/>
-          <w:szCs w:val="28"/>
-          <w:lang w:val="ru-UA"/>
-        </w:rPr>
-      </w:pPr>
+        <w:t>Лабораторна</w:t>
+      </w:r>
+      <w:proofErr w:type="spellEnd"/>
       <w:r>
         <w:rPr>
           <w:b/>
@@ -41,15 +33,7 @@
           <w:szCs w:val="28"/>
           <w:lang w:val="ru-UA"/>
         </w:rPr>
-        <w:t>Тема:</w:t>
-      </w:r>
-      <w:r>
-        <w:rPr>
-          <w:sz w:val="28"/>
-          <w:szCs w:val="28"/>
-          <w:lang w:val="ru-UA"/>
-        </w:rPr>
-        <w:t> Перший API на Nest.js</w:t>
+        <w:t xml:space="preserve"> робота №6</w:t>
       </w:r>
     </w:p>
     <w:p>
@@ -69,15 +53,15 @@
           <w:szCs w:val="28"/>
           <w:lang w:val="ru-UA"/>
         </w:rPr>
-        <w:t>Мета:</w:t>
-      </w:r>
-      <w:r>
-        <w:rPr>
-          <w:sz w:val="28"/>
-          <w:szCs w:val="28"/>
-          <w:lang w:val="ru-UA"/>
-        </w:rPr>
-        <w:t> Створити структурований серверний застосунок на Nest.js з базовими HTTP-ендпоінтами для роботи з задачами. Закріпити навички роботи з модулями, контролерами, декораторами та змінними середовища.</w:t>
+        <w:t>Тема:</w:t>
+      </w:r>
+      <w:r>
+        <w:rPr>
+          <w:sz w:val="28"/>
+          <w:szCs w:val="28"/>
+          <w:lang w:val="ru-UA"/>
+        </w:rPr>
+        <w:t> Перший API на Nest.js</w:t>
       </w:r>
     </w:p>
     <w:p>
@@ -97,15 +81,231 @@
           <w:szCs w:val="28"/>
           <w:lang w:val="ru-UA"/>
         </w:rPr>
-        <w:t>Обладнання:</w:t>
-      </w:r>
-      <w:r>
-        <w:rPr>
-          <w:sz w:val="28"/>
-          <w:szCs w:val="28"/>
-          <w:lang w:val="ru-UA"/>
-        </w:rPr>
-        <w:t> IBM-сумісні ПК</w:t>
+        <w:t>Мета:</w:t>
+      </w:r>
+      <w:r>
+        <w:rPr>
+          <w:sz w:val="28"/>
+          <w:szCs w:val="28"/>
+          <w:lang w:val="ru-UA"/>
+        </w:rPr>
+        <w:t> </w:t>
+      </w:r>
+      <w:proofErr w:type="spellStart"/>
+      <w:r>
+        <w:rPr>
+          <w:sz w:val="28"/>
+          <w:szCs w:val="28"/>
+          <w:lang w:val="ru-UA"/>
+        </w:rPr>
+        <w:t>Створити</w:t>
+      </w:r>
+      <w:proofErr w:type="spellEnd"/>
+      <w:r>
+        <w:rPr>
+          <w:sz w:val="28"/>
+          <w:szCs w:val="28"/>
+          <w:lang w:val="ru-UA"/>
+        </w:rPr>
+        <w:t xml:space="preserve"> </w:t>
+      </w:r>
+      <w:proofErr w:type="spellStart"/>
+      <w:r>
+        <w:rPr>
+          <w:sz w:val="28"/>
+          <w:szCs w:val="28"/>
+          <w:lang w:val="ru-UA"/>
+        </w:rPr>
+        <w:t>структурований</w:t>
+      </w:r>
+      <w:proofErr w:type="spellEnd"/>
+      <w:r>
+        <w:rPr>
+          <w:sz w:val="28"/>
+          <w:szCs w:val="28"/>
+          <w:lang w:val="ru-UA"/>
+        </w:rPr>
+        <w:t xml:space="preserve"> </w:t>
+      </w:r>
+      <w:proofErr w:type="spellStart"/>
+      <w:r>
+        <w:rPr>
+          <w:sz w:val="28"/>
+          <w:szCs w:val="28"/>
+          <w:lang w:val="ru-UA"/>
+        </w:rPr>
+        <w:t>серверний</w:t>
+      </w:r>
+      <w:proofErr w:type="spellEnd"/>
+      <w:r>
+        <w:rPr>
+          <w:sz w:val="28"/>
+          <w:szCs w:val="28"/>
+          <w:lang w:val="ru-UA"/>
+        </w:rPr>
+        <w:t xml:space="preserve"> </w:t>
+      </w:r>
+      <w:proofErr w:type="spellStart"/>
+      <w:r>
+        <w:rPr>
+          <w:sz w:val="28"/>
+          <w:szCs w:val="28"/>
+          <w:lang w:val="ru-UA"/>
+        </w:rPr>
+        <w:t>застосунок</w:t>
+      </w:r>
+      <w:proofErr w:type="spellEnd"/>
+      <w:r>
+        <w:rPr>
+          <w:sz w:val="28"/>
+          <w:szCs w:val="28"/>
+          <w:lang w:val="ru-UA"/>
+        </w:rPr>
+        <w:t xml:space="preserve"> на Nest.js з </w:t>
+      </w:r>
+      <w:proofErr w:type="spellStart"/>
+      <w:r>
+        <w:rPr>
+          <w:sz w:val="28"/>
+          <w:szCs w:val="28"/>
+          <w:lang w:val="ru-UA"/>
+        </w:rPr>
+        <w:t>базовими</w:t>
+      </w:r>
+      <w:proofErr w:type="spellEnd"/>
+      <w:r>
+        <w:rPr>
+          <w:sz w:val="28"/>
+          <w:szCs w:val="28"/>
+          <w:lang w:val="ru-UA"/>
+        </w:rPr>
+        <w:t xml:space="preserve"> HTTP-</w:t>
+      </w:r>
+      <w:proofErr w:type="spellStart"/>
+      <w:r>
+        <w:rPr>
+          <w:sz w:val="28"/>
+          <w:szCs w:val="28"/>
+          <w:lang w:val="ru-UA"/>
+        </w:rPr>
+        <w:t>ендпоінтами</w:t>
+      </w:r>
+      <w:proofErr w:type="spellEnd"/>
+      <w:r>
+        <w:rPr>
+          <w:sz w:val="28"/>
+          <w:szCs w:val="28"/>
+          <w:lang w:val="ru-UA"/>
+        </w:rPr>
+        <w:t xml:space="preserve"> для </w:t>
+      </w:r>
+      <w:proofErr w:type="spellStart"/>
+      <w:r>
+        <w:rPr>
+          <w:sz w:val="28"/>
+          <w:szCs w:val="28"/>
+          <w:lang w:val="ru-UA"/>
+        </w:rPr>
+        <w:t>роботи</w:t>
+      </w:r>
+      <w:proofErr w:type="spellEnd"/>
+      <w:r>
+        <w:rPr>
+          <w:sz w:val="28"/>
+          <w:szCs w:val="28"/>
+          <w:lang w:val="ru-UA"/>
+        </w:rPr>
+        <w:t xml:space="preserve"> з задачами. </w:t>
+      </w:r>
+      <w:proofErr w:type="spellStart"/>
+      <w:r>
+        <w:rPr>
+          <w:sz w:val="28"/>
+          <w:szCs w:val="28"/>
+          <w:lang w:val="ru-UA"/>
+        </w:rPr>
+        <w:t>Закріпити</w:t>
+      </w:r>
+      <w:proofErr w:type="spellEnd"/>
+      <w:r>
+        <w:rPr>
+          <w:sz w:val="28"/>
+          <w:szCs w:val="28"/>
+          <w:lang w:val="ru-UA"/>
+        </w:rPr>
+        <w:t xml:space="preserve"> </w:t>
+      </w:r>
+      <w:proofErr w:type="spellStart"/>
+      <w:r>
+        <w:rPr>
+          <w:sz w:val="28"/>
+          <w:szCs w:val="28"/>
+          <w:lang w:val="ru-UA"/>
+        </w:rPr>
+        <w:t>навички</w:t>
+      </w:r>
+      <w:proofErr w:type="spellEnd"/>
+      <w:r>
+        <w:rPr>
+          <w:sz w:val="28"/>
+          <w:szCs w:val="28"/>
+          <w:lang w:val="ru-UA"/>
+        </w:rPr>
+        <w:t xml:space="preserve"> </w:t>
+      </w:r>
+      <w:proofErr w:type="spellStart"/>
+      <w:r>
+        <w:rPr>
+          <w:sz w:val="28"/>
+          <w:szCs w:val="28"/>
+          <w:lang w:val="ru-UA"/>
+        </w:rPr>
+        <w:t>роботи</w:t>
+      </w:r>
+      <w:proofErr w:type="spellEnd"/>
+      <w:r>
+        <w:rPr>
+          <w:sz w:val="28"/>
+          <w:szCs w:val="28"/>
+          <w:lang w:val="ru-UA"/>
+        </w:rPr>
+        <w:t xml:space="preserve"> з модулями, контролерами, декораторами та </w:t>
+      </w:r>
+      <w:proofErr w:type="spellStart"/>
+      <w:r>
+        <w:rPr>
+          <w:sz w:val="28"/>
+          <w:szCs w:val="28"/>
+          <w:lang w:val="ru-UA"/>
+        </w:rPr>
+        <w:t>змінними</w:t>
+      </w:r>
+      <w:proofErr w:type="spellEnd"/>
+      <w:r>
+        <w:rPr>
+          <w:sz w:val="28"/>
+          <w:szCs w:val="28"/>
+          <w:lang w:val="ru-UA"/>
+        </w:rPr>
+        <w:t xml:space="preserve"> </w:t>
+      </w:r>
+      <w:proofErr w:type="spellStart"/>
+      <w:r>
+        <w:rPr>
+          <w:sz w:val="28"/>
+          <w:szCs w:val="28"/>
+          <w:lang w:val="ru-UA"/>
+        </w:rPr>
+        <w:t>середовища</w:t>
+      </w:r>
+      <w:proofErr w:type="spellEnd"/>
+      <w:r>
+        <w:rPr>
+          <w:sz w:val="28"/>
+          <w:szCs w:val="28"/>
+          <w:lang w:val="ru-UA"/>
+        </w:rPr>
+        <w:t>.</w:t>
       </w:r>
     </w:p>
     <w:p>
@@ -125,15 +325,33 @@
           <w:szCs w:val="28"/>
           <w:lang w:val="ru-UA"/>
         </w:rPr>
-        <w:t>Програмне забезпечення:</w:t>
-      </w:r>
-      <w:r>
-        <w:rPr>
-          <w:sz w:val="28"/>
-          <w:szCs w:val="28"/>
-          <w:lang w:val="ru-UA"/>
-        </w:rPr>
-        <w:t> ОС Windows 10/11, macOS або Linux; Node.js (v18+); npm; VS Code; обліковий запис GitHub; Git; curl або Postman</w:t>
+        <w:t>Обладнання:</w:t>
+      </w:r>
+      <w:r>
+        <w:rPr>
+          <w:sz w:val="28"/>
+          <w:szCs w:val="28"/>
+          <w:lang w:val="ru-UA"/>
+        </w:rPr>
+        <w:t> IBM-</w:t>
+      </w:r>
+      <w:proofErr w:type="spellStart"/>
+      <w:r>
+        <w:rPr>
+          <w:sz w:val="28"/>
+          <w:szCs w:val="28"/>
+          <w:lang w:val="ru-UA"/>
+        </w:rPr>
+        <w:t>сумісні</w:t>
+      </w:r>
+      <w:proofErr w:type="spellEnd"/>
+      <w:r>
+        <w:rPr>
+          <w:sz w:val="28"/>
+          <w:szCs w:val="28"/>
+          <w:lang w:val="ru-UA"/>
+        </w:rPr>
+        <w:t xml:space="preserve"> ПК</w:t>
       </w:r>
     </w:p>
     <w:p>
@@ -142,13 +360,11 @@
         <w:rPr>
           <w:sz w:val="28"/>
           <w:szCs w:val="28"/>
-          <w:lang w:val="uk-UA"/>
-        </w:rPr>
-      </w:pPr>
-    </w:p>
-    <w:p>
-      <w:pPr>
-        <w:spacing w:after="0"/>
+          <w:lang w:val="ru-UA"/>
+        </w:rPr>
+      </w:pPr>
+      <w:proofErr w:type="spellStart"/>
+      <w:r>
         <w:rPr>
           <w:b/>
           <w:bCs/>
@@ -156,7 +372,9 @@
           <w:szCs w:val="28"/>
           <w:lang w:val="ru-UA"/>
         </w:rPr>
-      </w:pPr>
+        <w:t>Програмне</w:t>
+      </w:r>
+      <w:proofErr w:type="spellEnd"/>
       <w:r>
         <w:rPr>
           <w:b/>
@@ -165,281 +383,10 @@
           <w:szCs w:val="28"/>
           <w:lang w:val="ru-UA"/>
         </w:rPr>
-        <w:t>Контрольні запитання</w:t>
-      </w:r>
-    </w:p>
-    <w:p>
-      <w:pPr>
-        <w:spacing w:after="0"/>
-        <w:rPr>
-          <w:sz w:val="28"/>
-          <w:szCs w:val="28"/>
-          <w:lang w:val="ru-UA"/>
-        </w:rPr>
-      </w:pPr>
-      <w:r>
-        <w:rPr>
-          <w:sz w:val="28"/>
-          <w:szCs w:val="28"/>
-          <w:lang w:val="ru-UA"/>
-        </w:rPr>
-        <w:t xml:space="preserve">1. </w:t>
-      </w:r>
-      <w:r>
-        <w:rPr>
-          <w:sz w:val="28"/>
-          <w:szCs w:val="28"/>
-          <w:lang w:val="ru-UA"/>
-        </w:rPr>
-        <w:t>Яка різниця між контролером (Controller) та провайдером (Provider) в архітектурі Nest.js?</w:t>
-      </w:r>
-    </w:p>
-    <w:p>
-      <w:pPr>
-        <w:spacing w:after="0"/>
-        <w:rPr>
-          <w:sz w:val="28"/>
-          <w:szCs w:val="28"/>
-          <w:lang w:val="ru-UA"/>
-        </w:rPr>
-      </w:pPr>
-      <w:r>
-        <w:rPr>
-          <w:sz w:val="28"/>
-          <w:szCs w:val="28"/>
-          <w:lang w:val="ru-UA"/>
-        </w:rPr>
-        <w:t xml:space="preserve">– </w:t>
-      </w:r>
-    </w:p>
-    <w:p>
-      <w:pPr>
-        <w:spacing w:after="0"/>
-        <w:rPr>
-          <w:sz w:val="28"/>
-          <w:szCs w:val="28"/>
-          <w:lang w:val="ru-UA"/>
-        </w:rPr>
-      </w:pPr>
-    </w:p>
-    <w:p>
-      <w:pPr>
-        <w:spacing w:after="0"/>
-        <w:rPr>
-          <w:sz w:val="28"/>
-          <w:szCs w:val="28"/>
-          <w:lang w:val="ru-UA"/>
-        </w:rPr>
-      </w:pPr>
-      <w:r>
-        <w:rPr>
-          <w:sz w:val="28"/>
-          <w:szCs w:val="28"/>
-          <w:lang w:val="ru-UA"/>
-        </w:rPr>
-        <w:t xml:space="preserve">2. </w:t>
-      </w:r>
-      <w:r>
-        <w:rPr>
-          <w:sz w:val="28"/>
-          <w:szCs w:val="28"/>
-          <w:lang w:val="ru-UA"/>
-        </w:rPr>
-        <w:t>Що таке декоратор у TypeScript? Наведіть приклад декоратора HTTP-методу.</w:t>
-      </w:r>
-    </w:p>
-    <w:p>
-      <w:pPr>
-        <w:spacing w:after="0"/>
-        <w:rPr>
-          <w:sz w:val="28"/>
-          <w:szCs w:val="28"/>
-          <w:lang w:val="ru-UA"/>
-        </w:rPr>
-      </w:pPr>
-      <w:r>
-        <w:rPr>
-          <w:sz w:val="28"/>
-          <w:szCs w:val="28"/>
-          <w:lang w:val="ru-UA"/>
-        </w:rPr>
-        <w:t xml:space="preserve">– </w:t>
-      </w:r>
-    </w:p>
-    <w:p>
-      <w:pPr>
-        <w:spacing w:after="0"/>
-        <w:rPr>
-          <w:sz w:val="28"/>
-          <w:szCs w:val="28"/>
-          <w:lang w:val="ru-UA"/>
-        </w:rPr>
-      </w:pPr>
-    </w:p>
-    <w:p>
-      <w:pPr>
-        <w:spacing w:after="0"/>
-        <w:rPr>
-          <w:sz w:val="28"/>
-          <w:szCs w:val="28"/>
-          <w:lang w:val="ru-UA"/>
-        </w:rPr>
-      </w:pPr>
-      <w:r>
-        <w:rPr>
-          <w:sz w:val="28"/>
-          <w:szCs w:val="28"/>
-          <w:lang w:val="ru-UA"/>
-        </w:rPr>
-        <w:t xml:space="preserve">3. </w:t>
-      </w:r>
-      <w:r>
-        <w:rPr>
-          <w:sz w:val="28"/>
-          <w:szCs w:val="28"/>
-          <w:lang w:val="ru-UA"/>
-        </w:rPr>
-        <w:t>Яку роль виконує @Module() і що передається у його властивості controllers?</w:t>
-      </w:r>
-    </w:p>
-    <w:p>
-      <w:pPr>
-        <w:spacing w:after="0"/>
-        <w:rPr>
-          <w:sz w:val="28"/>
-          <w:szCs w:val="28"/>
-          <w:lang w:val="ru-UA"/>
-        </w:rPr>
-      </w:pPr>
-      <w:r>
-        <w:rPr>
-          <w:sz w:val="28"/>
-          <w:szCs w:val="28"/>
-          <w:lang w:val="ru-UA"/>
-        </w:rPr>
-        <w:t xml:space="preserve">– </w:t>
-      </w:r>
-    </w:p>
-    <w:p>
-      <w:pPr>
-        <w:spacing w:after="0"/>
-        <w:rPr>
-          <w:sz w:val="28"/>
-          <w:szCs w:val="28"/>
-          <w:lang w:val="ru-UA"/>
-        </w:rPr>
-      </w:pPr>
-    </w:p>
-    <w:p>
-      <w:pPr>
-        <w:spacing w:after="0"/>
-        <w:rPr>
-          <w:sz w:val="28"/>
-          <w:szCs w:val="28"/>
-          <w:lang w:val="ru-UA"/>
-        </w:rPr>
-      </w:pPr>
-      <w:r>
-        <w:rPr>
-          <w:sz w:val="28"/>
-          <w:szCs w:val="28"/>
-          <w:lang w:val="ru-UA"/>
-        </w:rPr>
-        <w:t xml:space="preserve">4. </w:t>
-      </w:r>
-      <w:r>
-        <w:rPr>
-          <w:sz w:val="28"/>
-          <w:szCs w:val="28"/>
-          <w:lang w:val="ru-UA"/>
-        </w:rPr>
-        <w:t>Чим відрізняються @Param() та @Query() — коли використовується кожен?</w:t>
-      </w:r>
-    </w:p>
-    <w:p>
-      <w:pPr>
-        <w:spacing w:after="0"/>
-        <w:rPr>
-          <w:sz w:val="28"/>
-          <w:szCs w:val="28"/>
-          <w:lang w:val="ru-UA"/>
-        </w:rPr>
-      </w:pPr>
-      <w:r>
-        <w:rPr>
-          <w:sz w:val="28"/>
-          <w:szCs w:val="28"/>
-          <w:lang w:val="ru-UA"/>
-        </w:rPr>
-        <w:t xml:space="preserve">– </w:t>
-      </w:r>
-    </w:p>
-    <w:p>
-      <w:pPr>
-        <w:spacing w:after="0"/>
-        <w:rPr>
-          <w:sz w:val="28"/>
-          <w:szCs w:val="28"/>
-          <w:lang w:val="ru-UA"/>
-        </w:rPr>
-      </w:pPr>
-    </w:p>
-    <w:p>
-      <w:pPr>
-        <w:spacing w:after="0"/>
-        <w:rPr>
-          <w:sz w:val="28"/>
-          <w:szCs w:val="28"/>
-          <w:lang w:val="ru-UA"/>
-        </w:rPr>
-      </w:pPr>
-      <w:r>
-        <w:rPr>
-          <w:sz w:val="28"/>
-          <w:szCs w:val="28"/>
-          <w:lang w:val="ru-UA"/>
-        </w:rPr>
-        <w:t xml:space="preserve">5. </w:t>
-      </w:r>
-      <w:r>
-        <w:rPr>
-          <w:sz w:val="28"/>
-          <w:szCs w:val="28"/>
-          <w:lang w:val="ru-UA"/>
-        </w:rPr>
-        <w:t>Навіщо зберігати налаштування у .env файлі та чому не можна додавати його в Git?</w:t>
-      </w:r>
-    </w:p>
-    <w:p>
-      <w:pPr>
-        <w:spacing w:after="0"/>
-        <w:rPr>
-          <w:sz w:val="28"/>
-          <w:szCs w:val="28"/>
-          <w:lang w:val="ru-UA"/>
-        </w:rPr>
-      </w:pPr>
-      <w:r>
-        <w:rPr>
-          <w:sz w:val="28"/>
-          <w:szCs w:val="28"/>
-          <w:lang w:val="ru-UA"/>
-        </w:rPr>
-        <w:t xml:space="preserve">– </w:t>
-      </w:r>
-    </w:p>
-    <w:p>
-      <w:pPr>
-        <w:spacing w:after="0"/>
-        <w:rPr>
-          <w:sz w:val="28"/>
-          <w:szCs w:val="28"/>
-          <w:lang w:val="ru-UA"/>
-        </w:rPr>
-      </w:pPr>
-    </w:p>
-    <w:p>
-      <w:pPr>
+        <w:t xml:space="preserve"> </w:t>
+      </w:r>
+      <w:proofErr w:type="spellStart"/>
+      <w:r>
         <w:rPr>
           <w:b/>
           <w:bCs/>
@@ -447,7 +394,9 @@
           <w:szCs w:val="28"/>
           <w:lang w:val="ru-UA"/>
         </w:rPr>
-      </w:pPr>
+        <w:t>забезпечення</w:t>
+      </w:r>
+      <w:proofErr w:type="spellEnd"/>
       <w:r>
         <w:rPr>
           <w:b/>
@@ -456,8 +405,198 @@
           <w:szCs w:val="28"/>
           <w:lang w:val="ru-UA"/>
         </w:rPr>
-        <w:br w:type="page"/>
-      </w:r>
+        <w:t>:</w:t>
+      </w:r>
+      <w:r>
+        <w:rPr>
+          <w:sz w:val="28"/>
+          <w:szCs w:val="28"/>
+          <w:lang w:val="ru-UA"/>
+        </w:rPr>
+        <w:t xml:space="preserve"> ОС Windows 10/11, </w:t>
+      </w:r>
+      <w:proofErr w:type="spellStart"/>
+      <w:r>
+        <w:rPr>
+          <w:sz w:val="28"/>
+          <w:szCs w:val="28"/>
+          <w:lang w:val="ru-UA"/>
+        </w:rPr>
+        <w:t>macOS</w:t>
+      </w:r>
+      <w:proofErr w:type="spellEnd"/>
+      <w:r>
+        <w:rPr>
+          <w:sz w:val="28"/>
+          <w:szCs w:val="28"/>
+          <w:lang w:val="ru-UA"/>
+        </w:rPr>
+        <w:t xml:space="preserve"> </w:t>
+      </w:r>
+      <w:proofErr w:type="spellStart"/>
+      <w:r>
+        <w:rPr>
+          <w:sz w:val="28"/>
+          <w:szCs w:val="28"/>
+          <w:lang w:val="ru-UA"/>
+        </w:rPr>
+        <w:t>або</w:t>
+      </w:r>
+      <w:proofErr w:type="spellEnd"/>
+      <w:r>
+        <w:rPr>
+          <w:sz w:val="28"/>
+          <w:szCs w:val="28"/>
+          <w:lang w:val="ru-UA"/>
+        </w:rPr>
+        <w:t xml:space="preserve"> Linux; Node.js (v18+); </w:t>
+      </w:r>
+      <w:proofErr w:type="spellStart"/>
+      <w:r>
+        <w:rPr>
+          <w:sz w:val="28"/>
+          <w:szCs w:val="28"/>
+          <w:lang w:val="ru-UA"/>
+        </w:rPr>
+        <w:t>npm</w:t>
+      </w:r>
+      <w:proofErr w:type="spellEnd"/>
+      <w:r>
+        <w:rPr>
+          <w:sz w:val="28"/>
+          <w:szCs w:val="28"/>
+          <w:lang w:val="ru-UA"/>
+        </w:rPr>
+        <w:t xml:space="preserve">; VS Code; </w:t>
+      </w:r>
+      <w:proofErr w:type="spellStart"/>
+      <w:r>
+        <w:rPr>
+          <w:sz w:val="28"/>
+          <w:szCs w:val="28"/>
+          <w:lang w:val="ru-UA"/>
+        </w:rPr>
+        <w:t>обліковий</w:t>
+      </w:r>
+      <w:proofErr w:type="spellEnd"/>
+      <w:r>
+        <w:rPr>
+          <w:sz w:val="28"/>
+          <w:szCs w:val="28"/>
+          <w:lang w:val="ru-UA"/>
+        </w:rPr>
+        <w:t xml:space="preserve"> </w:t>
+      </w:r>
+      <w:proofErr w:type="spellStart"/>
+      <w:r>
+        <w:rPr>
+          <w:sz w:val="28"/>
+          <w:szCs w:val="28"/>
+          <w:lang w:val="ru-UA"/>
+        </w:rPr>
+        <w:t>запис</w:t>
+      </w:r>
+      <w:proofErr w:type="spellEnd"/>
+      <w:r>
+        <w:rPr>
+          <w:sz w:val="28"/>
+          <w:szCs w:val="28"/>
+          <w:lang w:val="ru-UA"/>
+        </w:rPr>
+        <w:t xml:space="preserve"> </w:t>
+      </w:r>
+      <w:proofErr w:type="spellStart"/>
+      <w:r>
+        <w:rPr>
+          <w:sz w:val="28"/>
+          <w:szCs w:val="28"/>
+          <w:lang w:val="ru-UA"/>
+        </w:rPr>
+        <w:t>GitHub</w:t>
+      </w:r>
+      <w:proofErr w:type="spellEnd"/>
+      <w:r>
+        <w:rPr>
+          <w:sz w:val="28"/>
+          <w:szCs w:val="28"/>
+          <w:lang w:val="ru-UA"/>
+        </w:rPr>
+        <w:t xml:space="preserve">; </w:t>
+      </w:r>
+      <w:proofErr w:type="spellStart"/>
+      <w:r>
+        <w:rPr>
+          <w:sz w:val="28"/>
+          <w:szCs w:val="28"/>
+          <w:lang w:val="ru-UA"/>
+        </w:rPr>
+        <w:t>Git</w:t>
+      </w:r>
+      <w:proofErr w:type="spellEnd"/>
+      <w:r>
+        <w:rPr>
+          <w:sz w:val="28"/>
+          <w:szCs w:val="28"/>
+          <w:lang w:val="ru-UA"/>
+        </w:rPr>
+        <w:t xml:space="preserve">; </w:t>
+      </w:r>
+      <w:proofErr w:type="spellStart"/>
+      <w:r>
+        <w:rPr>
+          <w:sz w:val="28"/>
+          <w:szCs w:val="28"/>
+          <w:lang w:val="ru-UA"/>
+        </w:rPr>
+        <w:t>curl</w:t>
+      </w:r>
+      <w:proofErr w:type="spellEnd"/>
+      <w:r>
+        <w:rPr>
+          <w:sz w:val="28"/>
+          <w:szCs w:val="28"/>
+          <w:lang w:val="ru-UA"/>
+        </w:rPr>
+        <w:t xml:space="preserve"> </w:t>
+      </w:r>
+      <w:proofErr w:type="spellStart"/>
+      <w:r>
+        <w:rPr>
+          <w:sz w:val="28"/>
+          <w:szCs w:val="28"/>
+          <w:lang w:val="ru-UA"/>
+        </w:rPr>
+        <w:t>або</w:t>
+      </w:r>
+      <w:proofErr w:type="spellEnd"/>
+      <w:r>
+        <w:rPr>
+          <w:sz w:val="28"/>
+          <w:szCs w:val="28"/>
+          <w:lang w:val="ru-UA"/>
+        </w:rPr>
+        <w:t xml:space="preserve"> </w:t>
+      </w:r>
+      <w:proofErr w:type="spellStart"/>
+      <w:r>
+        <w:rPr>
+          <w:sz w:val="28"/>
+          <w:szCs w:val="28"/>
+          <w:lang w:val="ru-UA"/>
+        </w:rPr>
+        <w:t>Postman</w:t>
+      </w:r>
+      <w:proofErr w:type="spellEnd"/>
+    </w:p>
+    <w:p>
+      <w:pPr>
+        <w:spacing w:after="0"/>
+        <w:rPr>
+          <w:sz w:val="28"/>
+          <w:szCs w:val="28"/>
+          <w:lang w:val="uk-UA"/>
+        </w:rPr>
+      </w:pPr>
     </w:p>
     <w:p>
       <w:pPr>
@@ -470,6 +609,7 @@
           <w:lang w:val="ru-UA"/>
         </w:rPr>
       </w:pPr>
+      <w:proofErr w:type="spellStart"/>
       <w:r>
         <w:rPr>
           <w:b/>
@@ -478,13 +618,10 @@
           <w:szCs w:val="28"/>
           <w:lang w:val="ru-UA"/>
         </w:rPr>
-        <w:lastRenderedPageBreak/>
-        <w:t>Хід роботи</w:t>
-      </w:r>
-    </w:p>
-    <w:p>
-      <w:pPr>
-        <w:spacing w:after="0"/>
+        <w:t>Контрольні</w:t>
+      </w:r>
+      <w:proofErr w:type="spellEnd"/>
+      <w:r>
         <w:rPr>
           <w:b/>
           <w:bCs/>
@@ -492,7 +629,9 @@
           <w:szCs w:val="28"/>
           <w:lang w:val="ru-UA"/>
         </w:rPr>
-      </w:pPr>
+        <w:t xml:space="preserve"> </w:t>
+      </w:r>
+      <w:proofErr w:type="spellStart"/>
       <w:r>
         <w:rPr>
           <w:b/>
@@ -501,9 +640,770 @@
           <w:szCs w:val="28"/>
           <w:lang w:val="ru-UA"/>
         </w:rPr>
-        <w:t xml:space="preserve">Етап </w:t>
-      </w:r>
-      <w:r>
+        <w:t>запитання</w:t>
+      </w:r>
+      <w:proofErr w:type="spellEnd"/>
+    </w:p>
+    <w:p>
+      <w:pPr>
+        <w:spacing w:after="0"/>
+        <w:rPr>
+          <w:sz w:val="28"/>
+          <w:szCs w:val="28"/>
+          <w:lang w:val="ru-UA"/>
+        </w:rPr>
+      </w:pPr>
+      <w:r>
+        <w:rPr>
+          <w:sz w:val="28"/>
+          <w:szCs w:val="28"/>
+          <w:lang w:val="ru-UA"/>
+        </w:rPr>
+        <w:t xml:space="preserve">1. </w:t>
+      </w:r>
+      <w:r>
+        <w:rPr>
+          <w:sz w:val="28"/>
+          <w:szCs w:val="28"/>
+          <w:lang w:val="ru-UA"/>
+        </w:rPr>
+        <w:t xml:space="preserve">Яка </w:t>
+      </w:r>
+      <w:proofErr w:type="spellStart"/>
+      <w:r>
+        <w:rPr>
+          <w:sz w:val="28"/>
+          <w:szCs w:val="28"/>
+          <w:lang w:val="ru-UA"/>
+        </w:rPr>
+        <w:t>різниця</w:t>
+      </w:r>
+      <w:proofErr w:type="spellEnd"/>
+      <w:r>
+        <w:rPr>
+          <w:sz w:val="28"/>
+          <w:szCs w:val="28"/>
+          <w:lang w:val="ru-UA"/>
+        </w:rPr>
+        <w:t xml:space="preserve"> </w:t>
+      </w:r>
+      <w:proofErr w:type="spellStart"/>
+      <w:r>
+        <w:rPr>
+          <w:sz w:val="28"/>
+          <w:szCs w:val="28"/>
+          <w:lang w:val="ru-UA"/>
+        </w:rPr>
+        <w:t>між</w:t>
+      </w:r>
+      <w:proofErr w:type="spellEnd"/>
+      <w:r>
+        <w:rPr>
+          <w:sz w:val="28"/>
+          <w:szCs w:val="28"/>
+          <w:lang w:val="ru-UA"/>
+        </w:rPr>
+        <w:t xml:space="preserve"> контролером (</w:t>
+      </w:r>
+      <w:proofErr w:type="spellStart"/>
+      <w:r>
+        <w:rPr>
+          <w:sz w:val="28"/>
+          <w:szCs w:val="28"/>
+          <w:lang w:val="ru-UA"/>
+        </w:rPr>
+        <w:t>Controller</w:t>
+      </w:r>
+      <w:proofErr w:type="spellEnd"/>
+      <w:r>
+        <w:rPr>
+          <w:sz w:val="28"/>
+          <w:szCs w:val="28"/>
+          <w:lang w:val="ru-UA"/>
+        </w:rPr>
+        <w:t>) та провайдером (</w:t>
+      </w:r>
+      <w:proofErr w:type="spellStart"/>
+      <w:r>
+        <w:rPr>
+          <w:sz w:val="28"/>
+          <w:szCs w:val="28"/>
+          <w:lang w:val="ru-UA"/>
+        </w:rPr>
+        <w:t>Provider</w:t>
+      </w:r>
+      <w:proofErr w:type="spellEnd"/>
+      <w:r>
+        <w:rPr>
+          <w:sz w:val="28"/>
+          <w:szCs w:val="28"/>
+          <w:lang w:val="ru-UA"/>
+        </w:rPr>
+        <w:t xml:space="preserve">) в </w:t>
+      </w:r>
+      <w:proofErr w:type="spellStart"/>
+      <w:r>
+        <w:rPr>
+          <w:sz w:val="28"/>
+          <w:szCs w:val="28"/>
+          <w:lang w:val="ru-UA"/>
+        </w:rPr>
+        <w:t>архітектурі</w:t>
+      </w:r>
+      <w:proofErr w:type="spellEnd"/>
+      <w:r>
+        <w:rPr>
+          <w:sz w:val="28"/>
+          <w:szCs w:val="28"/>
+          <w:lang w:val="ru-UA"/>
+        </w:rPr>
+        <w:t xml:space="preserve"> Nest.js?</w:t>
+      </w:r>
+    </w:p>
+    <w:p>
+      <w:pPr>
+        <w:spacing w:after="0"/>
+        <w:rPr>
+          <w:sz w:val="28"/>
+          <w:szCs w:val="28"/>
+          <w:lang w:val="ru-UA"/>
+        </w:rPr>
+      </w:pPr>
+      <w:r>
+        <w:rPr>
+          <w:sz w:val="28"/>
+          <w:szCs w:val="28"/>
+          <w:lang w:val="ru-UA"/>
+        </w:rPr>
+        <w:t xml:space="preserve">– </w:t>
+      </w:r>
+    </w:p>
+    <w:p>
+      <w:pPr>
+        <w:spacing w:after="0"/>
+        <w:rPr>
+          <w:sz w:val="28"/>
+          <w:szCs w:val="28"/>
+          <w:lang w:val="ru-UA"/>
+        </w:rPr>
+      </w:pPr>
+    </w:p>
+    <w:p>
+      <w:pPr>
+        <w:spacing w:after="0"/>
+        <w:rPr>
+          <w:sz w:val="28"/>
+          <w:szCs w:val="28"/>
+          <w:lang w:val="ru-UA"/>
+        </w:rPr>
+      </w:pPr>
+      <w:r>
+        <w:rPr>
+          <w:sz w:val="28"/>
+          <w:szCs w:val="28"/>
+          <w:lang w:val="ru-UA"/>
+        </w:rPr>
+        <w:t xml:space="preserve">2. </w:t>
+      </w:r>
+      <w:proofErr w:type="spellStart"/>
+      <w:r>
+        <w:rPr>
+          <w:sz w:val="28"/>
+          <w:szCs w:val="28"/>
+          <w:lang w:val="ru-UA"/>
+        </w:rPr>
+        <w:t>Що</w:t>
+      </w:r>
+      <w:proofErr w:type="spellEnd"/>
+      <w:r>
+        <w:rPr>
+          <w:sz w:val="28"/>
+          <w:szCs w:val="28"/>
+          <w:lang w:val="ru-UA"/>
+        </w:rPr>
+        <w:t xml:space="preserve"> </w:t>
+      </w:r>
+      <w:proofErr w:type="spellStart"/>
+      <w:r>
+        <w:rPr>
+          <w:sz w:val="28"/>
+          <w:szCs w:val="28"/>
+          <w:lang w:val="ru-UA"/>
+        </w:rPr>
+        <w:t>таке</w:t>
+      </w:r>
+      <w:proofErr w:type="spellEnd"/>
+      <w:r>
+        <w:rPr>
+          <w:sz w:val="28"/>
+          <w:szCs w:val="28"/>
+          <w:lang w:val="ru-UA"/>
+        </w:rPr>
+        <w:t xml:space="preserve"> декоратор у </w:t>
+      </w:r>
+      <w:proofErr w:type="spellStart"/>
+      <w:r>
+        <w:rPr>
+          <w:sz w:val="28"/>
+          <w:szCs w:val="28"/>
+          <w:lang w:val="ru-UA"/>
+        </w:rPr>
+        <w:t>TypeScript</w:t>
+      </w:r>
+      <w:proofErr w:type="spellEnd"/>
+      <w:r>
+        <w:rPr>
+          <w:sz w:val="28"/>
+          <w:szCs w:val="28"/>
+          <w:lang w:val="ru-UA"/>
+        </w:rPr>
+        <w:t xml:space="preserve">? </w:t>
+      </w:r>
+      <w:proofErr w:type="spellStart"/>
+      <w:r>
+        <w:rPr>
+          <w:sz w:val="28"/>
+          <w:szCs w:val="28"/>
+          <w:lang w:val="ru-UA"/>
+        </w:rPr>
+        <w:t>Наведіть</w:t>
+      </w:r>
+      <w:proofErr w:type="spellEnd"/>
+      <w:r>
+        <w:rPr>
+          <w:sz w:val="28"/>
+          <w:szCs w:val="28"/>
+          <w:lang w:val="ru-UA"/>
+        </w:rPr>
+        <w:t xml:space="preserve"> приклад декоратора HTTP-методу.</w:t>
+      </w:r>
+    </w:p>
+    <w:p>
+      <w:pPr>
+        <w:spacing w:after="0"/>
+        <w:rPr>
+          <w:sz w:val="28"/>
+          <w:szCs w:val="28"/>
+          <w:lang w:val="ru-UA"/>
+        </w:rPr>
+      </w:pPr>
+      <w:r>
+        <w:rPr>
+          <w:sz w:val="28"/>
+          <w:szCs w:val="28"/>
+          <w:lang w:val="ru-UA"/>
+        </w:rPr>
+        <w:t xml:space="preserve">– </w:t>
+      </w:r>
+    </w:p>
+    <w:p>
+      <w:pPr>
+        <w:spacing w:after="0"/>
+        <w:rPr>
+          <w:sz w:val="28"/>
+          <w:szCs w:val="28"/>
+          <w:lang w:val="ru-UA"/>
+        </w:rPr>
+      </w:pPr>
+    </w:p>
+    <w:p>
+      <w:pPr>
+        <w:spacing w:after="0"/>
+        <w:rPr>
+          <w:sz w:val="28"/>
+          <w:szCs w:val="28"/>
+          <w:lang w:val="ru-UA"/>
+        </w:rPr>
+      </w:pPr>
+      <w:r>
+        <w:rPr>
+          <w:sz w:val="28"/>
+          <w:szCs w:val="28"/>
+          <w:lang w:val="ru-UA"/>
+        </w:rPr>
+        <w:t xml:space="preserve">3. </w:t>
+      </w:r>
+      <w:r>
+        <w:rPr>
+          <w:sz w:val="28"/>
+          <w:szCs w:val="28"/>
+          <w:lang w:val="ru-UA"/>
+        </w:rPr>
+        <w:t xml:space="preserve">Яку роль </w:t>
+      </w:r>
+      <w:proofErr w:type="spellStart"/>
+      <w:r>
+        <w:rPr>
+          <w:sz w:val="28"/>
+          <w:szCs w:val="28"/>
+          <w:lang w:val="ru-UA"/>
+        </w:rPr>
+        <w:t>виконує</w:t>
+      </w:r>
+      <w:proofErr w:type="spellEnd"/>
+      <w:r>
+        <w:rPr>
+          <w:sz w:val="28"/>
+          <w:szCs w:val="28"/>
+          <w:lang w:val="ru-UA"/>
+        </w:rPr>
+        <w:t xml:space="preserve"> @Module() і </w:t>
+      </w:r>
+      <w:proofErr w:type="spellStart"/>
+      <w:r>
+        <w:rPr>
+          <w:sz w:val="28"/>
+          <w:szCs w:val="28"/>
+          <w:lang w:val="ru-UA"/>
+        </w:rPr>
+        <w:t>що</w:t>
+      </w:r>
+      <w:proofErr w:type="spellEnd"/>
+      <w:r>
+        <w:rPr>
+          <w:sz w:val="28"/>
+          <w:szCs w:val="28"/>
+          <w:lang w:val="ru-UA"/>
+        </w:rPr>
+        <w:t xml:space="preserve"> </w:t>
+      </w:r>
+      <w:proofErr w:type="spellStart"/>
+      <w:r>
+        <w:rPr>
+          <w:sz w:val="28"/>
+          <w:szCs w:val="28"/>
+          <w:lang w:val="ru-UA"/>
+        </w:rPr>
+        <w:t>передається</w:t>
+      </w:r>
+      <w:proofErr w:type="spellEnd"/>
+      <w:r>
+        <w:rPr>
+          <w:sz w:val="28"/>
+          <w:szCs w:val="28"/>
+          <w:lang w:val="ru-UA"/>
+        </w:rPr>
+        <w:t xml:space="preserve"> у </w:t>
+      </w:r>
+      <w:proofErr w:type="spellStart"/>
+      <w:r>
+        <w:rPr>
+          <w:sz w:val="28"/>
+          <w:szCs w:val="28"/>
+          <w:lang w:val="ru-UA"/>
+        </w:rPr>
+        <w:t>його</w:t>
+      </w:r>
+      <w:proofErr w:type="spellEnd"/>
+      <w:r>
+        <w:rPr>
+          <w:sz w:val="28"/>
+          <w:szCs w:val="28"/>
+          <w:lang w:val="ru-UA"/>
+        </w:rPr>
+        <w:t xml:space="preserve"> </w:t>
+      </w:r>
+      <w:proofErr w:type="spellStart"/>
+      <w:r>
+        <w:rPr>
+          <w:sz w:val="28"/>
+          <w:szCs w:val="28"/>
+          <w:lang w:val="ru-UA"/>
+        </w:rPr>
+        <w:t>властивості</w:t>
+      </w:r>
+      <w:proofErr w:type="spellEnd"/>
+      <w:r>
+        <w:rPr>
+          <w:sz w:val="28"/>
+          <w:szCs w:val="28"/>
+          <w:lang w:val="ru-UA"/>
+        </w:rPr>
+        <w:t> </w:t>
+      </w:r>
+      <w:proofErr w:type="spellStart"/>
+      <w:r>
+        <w:rPr>
+          <w:sz w:val="28"/>
+          <w:szCs w:val="28"/>
+          <w:lang w:val="ru-UA"/>
+        </w:rPr>
+        <w:t>controllers</w:t>
+      </w:r>
+      <w:proofErr w:type="spellEnd"/>
+      <w:r>
+        <w:rPr>
+          <w:sz w:val="28"/>
+          <w:szCs w:val="28"/>
+          <w:lang w:val="ru-UA"/>
+        </w:rPr>
+        <w:t>?</w:t>
+      </w:r>
+    </w:p>
+    <w:p>
+      <w:pPr>
+        <w:spacing w:after="0"/>
+        <w:rPr>
+          <w:sz w:val="28"/>
+          <w:szCs w:val="28"/>
+          <w:lang w:val="ru-UA"/>
+        </w:rPr>
+      </w:pPr>
+      <w:r>
+        <w:rPr>
+          <w:sz w:val="28"/>
+          <w:szCs w:val="28"/>
+          <w:lang w:val="ru-UA"/>
+        </w:rPr>
+        <w:t xml:space="preserve">– </w:t>
+      </w:r>
+    </w:p>
+    <w:p>
+      <w:pPr>
+        <w:spacing w:after="0"/>
+        <w:rPr>
+          <w:sz w:val="28"/>
+          <w:szCs w:val="28"/>
+          <w:lang w:val="ru-UA"/>
+        </w:rPr>
+      </w:pPr>
+    </w:p>
+    <w:p>
+      <w:pPr>
+        <w:spacing w:after="0"/>
+        <w:rPr>
+          <w:sz w:val="28"/>
+          <w:szCs w:val="28"/>
+          <w:lang w:val="ru-UA"/>
+        </w:rPr>
+      </w:pPr>
+      <w:r>
+        <w:rPr>
+          <w:sz w:val="28"/>
+          <w:szCs w:val="28"/>
+          <w:lang w:val="ru-UA"/>
+        </w:rPr>
+        <w:t xml:space="preserve">4. </w:t>
+      </w:r>
+      <w:r>
+        <w:rPr>
+          <w:sz w:val="28"/>
+          <w:szCs w:val="28"/>
+          <w:lang w:val="ru-UA"/>
+        </w:rPr>
+        <w:t xml:space="preserve">Чим </w:t>
+      </w:r>
+      <w:proofErr w:type="spellStart"/>
+      <w:r>
+        <w:rPr>
+          <w:sz w:val="28"/>
+          <w:szCs w:val="28"/>
+          <w:lang w:val="ru-UA"/>
+        </w:rPr>
+        <w:t>відрізняються</w:t>
+      </w:r>
+      <w:proofErr w:type="spellEnd"/>
+      <w:r>
+        <w:rPr>
+          <w:sz w:val="28"/>
+          <w:szCs w:val="28"/>
+          <w:lang w:val="ru-UA"/>
+        </w:rPr>
+        <w:t xml:space="preserve"> @Param() та @Query() — коли </w:t>
+      </w:r>
+      <w:proofErr w:type="spellStart"/>
+      <w:r>
+        <w:rPr>
+          <w:sz w:val="28"/>
+          <w:szCs w:val="28"/>
+          <w:lang w:val="ru-UA"/>
+        </w:rPr>
+        <w:t>використовується</w:t>
+      </w:r>
+      <w:proofErr w:type="spellEnd"/>
+      <w:r>
+        <w:rPr>
+          <w:sz w:val="28"/>
+          <w:szCs w:val="28"/>
+          <w:lang w:val="ru-UA"/>
+        </w:rPr>
+        <w:t xml:space="preserve"> </w:t>
+      </w:r>
+      <w:proofErr w:type="spellStart"/>
+      <w:r>
+        <w:rPr>
+          <w:sz w:val="28"/>
+          <w:szCs w:val="28"/>
+          <w:lang w:val="ru-UA"/>
+        </w:rPr>
+        <w:t>кожен</w:t>
+      </w:r>
+      <w:proofErr w:type="spellEnd"/>
+      <w:r>
+        <w:rPr>
+          <w:sz w:val="28"/>
+          <w:szCs w:val="28"/>
+          <w:lang w:val="ru-UA"/>
+        </w:rPr>
+        <w:t>?</w:t>
+      </w:r>
+    </w:p>
+    <w:p>
+      <w:pPr>
+        <w:spacing w:after="0"/>
+        <w:rPr>
+          <w:sz w:val="28"/>
+          <w:szCs w:val="28"/>
+          <w:lang w:val="ru-UA"/>
+        </w:rPr>
+      </w:pPr>
+      <w:r>
+        <w:rPr>
+          <w:sz w:val="28"/>
+          <w:szCs w:val="28"/>
+          <w:lang w:val="ru-UA"/>
+        </w:rPr>
+        <w:t xml:space="preserve">– </w:t>
+      </w:r>
+    </w:p>
+    <w:p>
+      <w:pPr>
+        <w:spacing w:after="0"/>
+        <w:rPr>
+          <w:sz w:val="28"/>
+          <w:szCs w:val="28"/>
+          <w:lang w:val="ru-UA"/>
+        </w:rPr>
+      </w:pPr>
+    </w:p>
+    <w:p>
+      <w:pPr>
+        <w:spacing w:after="0"/>
+        <w:rPr>
+          <w:sz w:val="28"/>
+          <w:szCs w:val="28"/>
+          <w:lang w:val="ru-UA"/>
+        </w:rPr>
+      </w:pPr>
+      <w:r>
+        <w:rPr>
+          <w:sz w:val="28"/>
+          <w:szCs w:val="28"/>
+          <w:lang w:val="ru-UA"/>
+        </w:rPr>
+        <w:t xml:space="preserve">5. </w:t>
+      </w:r>
+      <w:proofErr w:type="spellStart"/>
+      <w:r>
+        <w:rPr>
+          <w:sz w:val="28"/>
+          <w:szCs w:val="28"/>
+          <w:lang w:val="ru-UA"/>
+        </w:rPr>
+        <w:t>Навіщо</w:t>
+      </w:r>
+      <w:proofErr w:type="spellEnd"/>
+      <w:r>
+        <w:rPr>
+          <w:sz w:val="28"/>
+          <w:szCs w:val="28"/>
+          <w:lang w:val="ru-UA"/>
+        </w:rPr>
+        <w:t xml:space="preserve"> </w:t>
+      </w:r>
+      <w:proofErr w:type="spellStart"/>
+      <w:r>
+        <w:rPr>
+          <w:sz w:val="28"/>
+          <w:szCs w:val="28"/>
+          <w:lang w:val="ru-UA"/>
+        </w:rPr>
+        <w:t>зберігати</w:t>
+      </w:r>
+      <w:proofErr w:type="spellEnd"/>
+      <w:r>
+        <w:rPr>
+          <w:sz w:val="28"/>
+          <w:szCs w:val="28"/>
+          <w:lang w:val="ru-UA"/>
+        </w:rPr>
+        <w:t xml:space="preserve"> </w:t>
+      </w:r>
+      <w:proofErr w:type="spellStart"/>
+      <w:r>
+        <w:rPr>
+          <w:sz w:val="28"/>
+          <w:szCs w:val="28"/>
+          <w:lang w:val="ru-UA"/>
+        </w:rPr>
+        <w:t>налаштування</w:t>
+      </w:r>
+      <w:proofErr w:type="spellEnd"/>
+      <w:r>
+        <w:rPr>
+          <w:sz w:val="28"/>
+          <w:szCs w:val="28"/>
+          <w:lang w:val="ru-UA"/>
+        </w:rPr>
+        <w:t xml:space="preserve"> у .</w:t>
+      </w:r>
+      <w:proofErr w:type="spellStart"/>
+      <w:r>
+        <w:rPr>
+          <w:sz w:val="28"/>
+          <w:szCs w:val="28"/>
+          <w:lang w:val="ru-UA"/>
+        </w:rPr>
+        <w:t>env</w:t>
+      </w:r>
+      <w:proofErr w:type="spellEnd"/>
+      <w:r>
+        <w:rPr>
+          <w:sz w:val="28"/>
+          <w:szCs w:val="28"/>
+          <w:lang w:val="ru-UA"/>
+        </w:rPr>
+        <w:t> </w:t>
+      </w:r>
+      <w:proofErr w:type="spellStart"/>
+      <w:r>
+        <w:rPr>
+          <w:sz w:val="28"/>
+          <w:szCs w:val="28"/>
+          <w:lang w:val="ru-UA"/>
+        </w:rPr>
+        <w:t>файлі</w:t>
+      </w:r>
+      <w:proofErr w:type="spellEnd"/>
+      <w:r>
+        <w:rPr>
+          <w:sz w:val="28"/>
+          <w:szCs w:val="28"/>
+          <w:lang w:val="ru-UA"/>
+        </w:rPr>
+        <w:t xml:space="preserve"> та </w:t>
+      </w:r>
+      <w:proofErr w:type="spellStart"/>
+      <w:r>
+        <w:rPr>
+          <w:sz w:val="28"/>
+          <w:szCs w:val="28"/>
+          <w:lang w:val="ru-UA"/>
+        </w:rPr>
+        <w:t>чому</w:t>
+      </w:r>
+      <w:proofErr w:type="spellEnd"/>
+      <w:r>
+        <w:rPr>
+          <w:sz w:val="28"/>
+          <w:szCs w:val="28"/>
+          <w:lang w:val="ru-UA"/>
+        </w:rPr>
+        <w:t xml:space="preserve"> не </w:t>
+      </w:r>
+      <w:proofErr w:type="spellStart"/>
+      <w:r>
+        <w:rPr>
+          <w:sz w:val="28"/>
+          <w:szCs w:val="28"/>
+          <w:lang w:val="ru-UA"/>
+        </w:rPr>
+        <w:t>можна</w:t>
+      </w:r>
+      <w:proofErr w:type="spellEnd"/>
+      <w:r>
+        <w:rPr>
+          <w:sz w:val="28"/>
+          <w:szCs w:val="28"/>
+          <w:lang w:val="ru-UA"/>
+        </w:rPr>
+        <w:t xml:space="preserve"> </w:t>
+      </w:r>
+      <w:proofErr w:type="spellStart"/>
+      <w:r>
+        <w:rPr>
+          <w:sz w:val="28"/>
+          <w:szCs w:val="28"/>
+          <w:lang w:val="ru-UA"/>
+        </w:rPr>
+        <w:t>додавати</w:t>
+      </w:r>
+      <w:proofErr w:type="spellEnd"/>
+      <w:r>
+        <w:rPr>
+          <w:sz w:val="28"/>
+          <w:szCs w:val="28"/>
+          <w:lang w:val="ru-UA"/>
+        </w:rPr>
+        <w:t xml:space="preserve"> </w:t>
+      </w:r>
+      <w:proofErr w:type="spellStart"/>
+      <w:r>
+        <w:rPr>
+          <w:sz w:val="28"/>
+          <w:szCs w:val="28"/>
+          <w:lang w:val="ru-UA"/>
+        </w:rPr>
+        <w:t>його</w:t>
+      </w:r>
+      <w:proofErr w:type="spellEnd"/>
+      <w:r>
+        <w:rPr>
+          <w:sz w:val="28"/>
+          <w:szCs w:val="28"/>
+          <w:lang w:val="ru-UA"/>
+        </w:rPr>
+        <w:t xml:space="preserve"> в </w:t>
+      </w:r>
+      <w:proofErr w:type="spellStart"/>
+      <w:r>
+        <w:rPr>
+          <w:sz w:val="28"/>
+          <w:szCs w:val="28"/>
+          <w:lang w:val="ru-UA"/>
+        </w:rPr>
+        <w:t>Git</w:t>
+      </w:r>
+      <w:proofErr w:type="spellEnd"/>
+      <w:r>
+        <w:rPr>
+          <w:sz w:val="28"/>
+          <w:szCs w:val="28"/>
+          <w:lang w:val="ru-UA"/>
+        </w:rPr>
+        <w:t>?</w:t>
+      </w:r>
+    </w:p>
+    <w:p>
+      <w:pPr>
+        <w:spacing w:after="0"/>
+        <w:rPr>
+          <w:sz w:val="28"/>
+          <w:szCs w:val="28"/>
+          <w:lang w:val="ru-UA"/>
+        </w:rPr>
+      </w:pPr>
+      <w:r>
+        <w:rPr>
+          <w:sz w:val="28"/>
+          <w:szCs w:val="28"/>
+          <w:lang w:val="ru-UA"/>
+        </w:rPr>
+        <w:t xml:space="preserve">– </w:t>
+      </w:r>
+    </w:p>
+    <w:p>
+      <w:pPr>
+        <w:spacing w:after="0"/>
+        <w:rPr>
+          <w:sz w:val="28"/>
+          <w:szCs w:val="28"/>
+          <w:lang w:val="ru-UA"/>
+        </w:rPr>
+      </w:pPr>
+    </w:p>
+    <w:p>
+      <w:pPr>
         <w:rPr>
           <w:b/>
           <w:bCs/>
@@ -511,8 +1411,7 @@
           <w:szCs w:val="28"/>
           <w:lang w:val="ru-UA"/>
         </w:rPr>
-        <w:t>№</w:t>
-      </w:r>
+      </w:pPr>
       <w:r>
         <w:rPr>
           <w:b/>
@@ -521,6 +1420,107 @@
           <w:szCs w:val="28"/>
           <w:lang w:val="ru-UA"/>
         </w:rPr>
+        <w:br w:type="page"/>
+      </w:r>
+    </w:p>
+    <w:p>
+      <w:pPr>
+        <w:spacing w:after="0"/>
+        <w:rPr>
+          <w:b/>
+          <w:bCs/>
+          <w:sz w:val="28"/>
+          <w:szCs w:val="28"/>
+          <w:lang w:val="ru-UA"/>
+        </w:rPr>
+      </w:pPr>
+      <w:proofErr w:type="spellStart"/>
+      <w:r>
+        <w:rPr>
+          <w:b/>
+          <w:bCs/>
+          <w:sz w:val="28"/>
+          <w:szCs w:val="28"/>
+          <w:lang w:val="ru-UA"/>
+        </w:rPr>
+        <w:lastRenderedPageBreak/>
+        <w:t>Хід</w:t>
+      </w:r>
+      <w:proofErr w:type="spellEnd"/>
+      <w:r>
+        <w:rPr>
+          <w:b/>
+          <w:bCs/>
+          <w:sz w:val="28"/>
+          <w:szCs w:val="28"/>
+          <w:lang w:val="ru-UA"/>
+        </w:rPr>
+        <w:t xml:space="preserve"> </w:t>
+      </w:r>
+      <w:proofErr w:type="spellStart"/>
+      <w:r>
+        <w:rPr>
+          <w:b/>
+          <w:bCs/>
+          <w:sz w:val="28"/>
+          <w:szCs w:val="28"/>
+          <w:lang w:val="ru-UA"/>
+        </w:rPr>
+        <w:t>роботи</w:t>
+      </w:r>
+      <w:proofErr w:type="spellEnd"/>
+    </w:p>
+    <w:p>
+      <w:pPr>
+        <w:spacing w:after="0"/>
+        <w:rPr>
+          <w:b/>
+          <w:bCs/>
+          <w:sz w:val="28"/>
+          <w:szCs w:val="28"/>
+          <w:lang w:val="ru-UA"/>
+        </w:rPr>
+      </w:pPr>
+      <w:proofErr w:type="spellStart"/>
+      <w:r>
+        <w:rPr>
+          <w:b/>
+          <w:bCs/>
+          <w:sz w:val="28"/>
+          <w:szCs w:val="28"/>
+          <w:lang w:val="ru-UA"/>
+        </w:rPr>
+        <w:t>Етап</w:t>
+      </w:r>
+      <w:proofErr w:type="spellEnd"/>
+      <w:r>
+        <w:rPr>
+          <w:b/>
+          <w:bCs/>
+          <w:sz w:val="28"/>
+          <w:szCs w:val="28"/>
+          <w:lang w:val="ru-UA"/>
+        </w:rPr>
+        <w:t xml:space="preserve"> </w:t>
+      </w:r>
+      <w:r>
+        <w:rPr>
+          <w:b/>
+          <w:bCs/>
+          <w:sz w:val="28"/>
+          <w:szCs w:val="28"/>
+          <w:lang w:val="ru-UA"/>
+        </w:rPr>
+        <w:t>№</w:t>
+      </w:r>
+      <w:r>
+        <w:rPr>
+          <w:b/>
+          <w:bCs/>
+          <w:sz w:val="28"/>
+          <w:szCs w:val="28"/>
+          <w:lang w:val="ru-UA"/>
+        </w:rPr>
         <w:t>1</w:t>
       </w:r>
     </w:p>
@@ -543,20 +1543,39 @@
           <w:lang w:val="ru-RU"/>
         </w:rPr>
       </w:pPr>
+      <w:proofErr w:type="spellStart"/>
       <w:r>
         <w:rPr>
           <w:sz w:val="28"/>
           <w:szCs w:val="28"/>
           <w:lang w:val="ru-RU"/>
         </w:rPr>
-        <w:t xml:space="preserve">Встановив </w:t>
-      </w:r>
-      <w:r>
-        <w:rPr>
-          <w:sz w:val="28"/>
-          <w:szCs w:val="28"/>
-        </w:rPr>
-        <w:t>Nest CLI глобально</w:t>
+        <w:t>Встановив</w:t>
+      </w:r>
+      <w:proofErr w:type="spellEnd"/>
+      <w:r>
+        <w:rPr>
+          <w:sz w:val="28"/>
+          <w:szCs w:val="28"/>
+          <w:lang w:val="ru-RU"/>
+        </w:rPr>
+        <w:t xml:space="preserve"> </w:t>
+      </w:r>
+      <w:proofErr w:type="spellStart"/>
+      <w:r>
+        <w:rPr>
+          <w:sz w:val="28"/>
+          <w:szCs w:val="28"/>
+        </w:rPr>
+        <w:t>Nest</w:t>
+      </w:r>
+      <w:proofErr w:type="spellEnd"/>
+      <w:r>
+        <w:rPr>
+          <w:sz w:val="28"/>
+          <w:szCs w:val="28"/>
+        </w:rPr>
+        <w:t xml:space="preserve"> CLI глобально</w:t>
       </w:r>
     </w:p>
     <w:p>
@@ -630,14 +1649,25 @@
           <w:lang w:val="uk-UA"/>
         </w:rPr>
       </w:pPr>
+      <w:proofErr w:type="spellStart"/>
       <w:r>
         <w:rPr>
           <w:sz w:val="28"/>
           <w:szCs w:val="28"/>
           <w:lang w:val="ru-RU"/>
         </w:rPr>
-        <w:t>Згенерував про</w:t>
-      </w:r>
+        <w:t>Згенерував</w:t>
+      </w:r>
+      <w:proofErr w:type="spellEnd"/>
+      <w:r>
+        <w:rPr>
+          <w:sz w:val="28"/>
+          <w:szCs w:val="28"/>
+          <w:lang w:val="ru-RU"/>
+        </w:rPr>
+        <w:t xml:space="preserve"> про</w:t>
+      </w:r>
+      <w:proofErr w:type="spellStart"/>
       <w:r>
         <w:rPr>
           <w:sz w:val="28"/>
@@ -646,6 +1676,7 @@
         </w:rPr>
         <w:t>єкт</w:t>
       </w:r>
+      <w:proofErr w:type="spellEnd"/>
     </w:p>
     <w:p>
       <w:pPr>
@@ -951,6 +1982,7 @@
           <w:lang w:val="ru-UA"/>
         </w:rPr>
       </w:pPr>
+      <w:proofErr w:type="spellStart"/>
       <w:r>
         <w:rPr>
           <w:b/>
@@ -959,8 +1991,9 @@
           <w:szCs w:val="28"/>
           <w:lang w:val="ru-UA"/>
         </w:rPr>
-        <w:t xml:space="preserve">Етап </w:t>
-      </w:r>
+        <w:t>Етап</w:t>
+      </w:r>
+      <w:proofErr w:type="spellEnd"/>
       <w:r>
         <w:rPr>
           <w:b/>
@@ -969,7 +2002,7 @@
           <w:szCs w:val="28"/>
           <w:lang w:val="ru-UA"/>
         </w:rPr>
-        <w:t>№</w:t>
+        <w:t xml:space="preserve"> </w:t>
       </w:r>
       <w:r>
         <w:rPr>
@@ -979,27 +2012,38 @@
           <w:szCs w:val="28"/>
           <w:lang w:val="ru-UA"/>
         </w:rPr>
-        <w:t>2</w:t>
-      </w:r>
-    </w:p>
-    <w:p>
-      <w:pPr>
-        <w:spacing w:after="0"/>
-        <w:rPr>
-          <w:sz w:val="28"/>
-          <w:szCs w:val="28"/>
-          <w:lang w:val="ru-RU"/>
-        </w:rPr>
-      </w:pPr>
+        <w:t>№</w:t>
+      </w:r>
       <w:r>
         <w:rPr>
           <w:b/>
           <w:bCs/>
           <w:sz w:val="28"/>
           <w:szCs w:val="28"/>
+          <w:lang w:val="ru-UA"/>
+        </w:rPr>
+        <w:t>2</w:t>
+      </w:r>
+    </w:p>
+    <w:p>
+      <w:pPr>
+        <w:spacing w:after="0"/>
+        <w:rPr>
+          <w:sz w:val="28"/>
+          <w:szCs w:val="28"/>
+          <w:lang w:val="ru-RU"/>
+        </w:rPr>
+      </w:pPr>
+      <w:r>
+        <w:rPr>
+          <w:b/>
+          <w:bCs/>
+          <w:sz w:val="28"/>
+          <w:szCs w:val="28"/>
         </w:rPr>
         <w:t> </w:t>
       </w:r>
+      <w:proofErr w:type="spellStart"/>
       <w:r>
         <w:rPr>
           <w:sz w:val="28"/>
@@ -1007,6 +2051,7 @@
         </w:rPr>
         <w:t>Встанов</w:t>
       </w:r>
+      <w:proofErr w:type="spellEnd"/>
       <w:r>
         <w:rPr>
           <w:sz w:val="28"/>
@@ -1020,8 +2065,65 @@
           <w:sz w:val="28"/>
           <w:szCs w:val="28"/>
         </w:rPr>
-        <w:t xml:space="preserve"> пакет для роботи зі змінними середовища</w:t>
-      </w:r>
+        <w:t xml:space="preserve"> пакет для </w:t>
+      </w:r>
+      <w:proofErr w:type="spellStart"/>
+      <w:r>
+        <w:rPr>
+          <w:sz w:val="28"/>
+          <w:szCs w:val="28"/>
+        </w:rPr>
+        <w:t>роботи</w:t>
+      </w:r>
+      <w:proofErr w:type="spellEnd"/>
+      <w:r>
+        <w:rPr>
+          <w:sz w:val="28"/>
+          <w:szCs w:val="28"/>
+        </w:rPr>
+        <w:t xml:space="preserve"> </w:t>
+      </w:r>
+      <w:proofErr w:type="spellStart"/>
+      <w:r>
+        <w:rPr>
+          <w:sz w:val="28"/>
+          <w:szCs w:val="28"/>
+        </w:rPr>
+        <w:t>зі</w:t>
+      </w:r>
+      <w:proofErr w:type="spellEnd"/>
+      <w:r>
+        <w:rPr>
+          <w:sz w:val="28"/>
+          <w:szCs w:val="28"/>
+        </w:rPr>
+        <w:t xml:space="preserve"> </w:t>
+      </w:r>
+      <w:proofErr w:type="spellStart"/>
+      <w:r>
+        <w:rPr>
+          <w:sz w:val="28"/>
+          <w:szCs w:val="28"/>
+        </w:rPr>
+        <w:t>змінними</w:t>
+      </w:r>
+      <w:proofErr w:type="spellEnd"/>
+      <w:r>
+        <w:rPr>
+          <w:sz w:val="28"/>
+          <w:szCs w:val="28"/>
+        </w:rPr>
+        <w:t xml:space="preserve"> </w:t>
+      </w:r>
+      <w:proofErr w:type="spellStart"/>
+      <w:r>
+        <w:rPr>
+          <w:sz w:val="28"/>
+          <w:szCs w:val="28"/>
+        </w:rPr>
+        <w:t>середовища</w:t>
+      </w:r>
+      <w:proofErr w:type="spellEnd"/>
     </w:p>
     <w:p>
       <w:pPr>
@@ -1119,8 +2221,74 @@
           <w:sz w:val="28"/>
           <w:szCs w:val="28"/>
         </w:rPr>
-        <w:t xml:space="preserve"> файл .env у корені проєкту з таким вмістом</w:t>
-      </w:r>
+        <w:t xml:space="preserve"> </w:t>
+      </w:r>
+      <w:proofErr w:type="gramStart"/>
+      <w:r>
+        <w:rPr>
+          <w:sz w:val="28"/>
+          <w:szCs w:val="28"/>
+        </w:rPr>
+        <w:t>файл .</w:t>
+      </w:r>
+      <w:proofErr w:type="spellStart"/>
+      <w:r>
+        <w:rPr>
+          <w:sz w:val="28"/>
+          <w:szCs w:val="28"/>
+        </w:rPr>
+        <w:t>env</w:t>
+      </w:r>
+      <w:proofErr w:type="spellEnd"/>
+      <w:proofErr w:type="gramEnd"/>
+      <w:r>
+        <w:rPr>
+          <w:sz w:val="28"/>
+          <w:szCs w:val="28"/>
+        </w:rPr>
+        <w:t xml:space="preserve"> у </w:t>
+      </w:r>
+      <w:proofErr w:type="spellStart"/>
+      <w:r>
+        <w:rPr>
+          <w:sz w:val="28"/>
+          <w:szCs w:val="28"/>
+        </w:rPr>
+        <w:t>корені</w:t>
+      </w:r>
+      <w:proofErr w:type="spellEnd"/>
+      <w:r>
+        <w:rPr>
+          <w:sz w:val="28"/>
+          <w:szCs w:val="28"/>
+        </w:rPr>
+        <w:t xml:space="preserve"> </w:t>
+      </w:r>
+      <w:proofErr w:type="spellStart"/>
+      <w:r>
+        <w:rPr>
+          <w:sz w:val="28"/>
+          <w:szCs w:val="28"/>
+        </w:rPr>
+        <w:t>проєкту</w:t>
+      </w:r>
+      <w:proofErr w:type="spellEnd"/>
+      <w:r>
+        <w:rPr>
+          <w:sz w:val="28"/>
+          <w:szCs w:val="28"/>
+        </w:rPr>
+        <w:t xml:space="preserve"> з таким </w:t>
+      </w:r>
+      <w:proofErr w:type="spellStart"/>
+      <w:r>
+        <w:rPr>
+          <w:sz w:val="28"/>
+          <w:szCs w:val="28"/>
+        </w:rPr>
+        <w:t>вмістом</w:t>
+      </w:r>
+      <w:proofErr w:type="spellEnd"/>
     </w:p>
     <w:p>
       <w:pPr>
@@ -1245,6 +2413,7 @@
           <w:lang w:val="ru-RU"/>
         </w:rPr>
       </w:pPr>
+      <w:proofErr w:type="spellStart"/>
       <w:r>
         <w:rPr>
           <w:sz w:val="28"/>
@@ -1252,6 +2421,7 @@
         </w:rPr>
         <w:t>Підключ</w:t>
       </w:r>
+      <w:proofErr w:type="spellEnd"/>
       <w:r>
         <w:rPr>
           <w:sz w:val="28"/>
@@ -1265,8 +2435,49 @@
           <w:sz w:val="28"/>
           <w:szCs w:val="28"/>
         </w:rPr>
-        <w:t> ConfigModule у src/app.module.ts</w:t>
-      </w:r>
+        <w:t> </w:t>
+      </w:r>
+      <w:proofErr w:type="spellStart"/>
+      <w:r>
+        <w:rPr>
+          <w:sz w:val="28"/>
+          <w:szCs w:val="28"/>
+        </w:rPr>
+        <w:t>ConfigModule</w:t>
+      </w:r>
+      <w:proofErr w:type="spellEnd"/>
+      <w:r>
+        <w:rPr>
+          <w:sz w:val="28"/>
+          <w:szCs w:val="28"/>
+        </w:rPr>
+        <w:t> у </w:t>
+      </w:r>
+      <w:proofErr w:type="spellStart"/>
+      <w:r>
+        <w:rPr>
+          <w:sz w:val="28"/>
+          <w:szCs w:val="28"/>
+        </w:rPr>
+        <w:t>src</w:t>
+      </w:r>
+      <w:proofErr w:type="spellEnd"/>
+      <w:r>
+        <w:rPr>
+          <w:sz w:val="28"/>
+          <w:szCs w:val="28"/>
+        </w:rPr>
+        <w:t>/</w:t>
+      </w:r>
+      <w:proofErr w:type="spellStart"/>
+      <w:r>
+        <w:rPr>
+          <w:sz w:val="28"/>
+          <w:szCs w:val="28"/>
+        </w:rPr>
+        <w:t>app.module.ts</w:t>
+      </w:r>
+      <w:proofErr w:type="spellEnd"/>
     </w:p>
     <w:p>
       <w:pPr>
@@ -1282,6 +2493,7 @@
           <w14:ligatures w14:val="none"/>
         </w:rPr>
       </w:pPr>
+      <w:proofErr w:type="spellStart"/>
       <w:r>
         <w:rPr>
           <w:rFonts w:ascii="Consolas" w:eastAsia="Times New Roman" w:hAnsi="Consolas" w:cs="Times New Roman"/>
@@ -1294,6 +2506,7 @@
         </w:rPr>
         <w:t>import</w:t>
       </w:r>
+      <w:proofErr w:type="spellEnd"/>
       <w:r>
         <w:rPr>
           <w:rFonts w:ascii="Consolas" w:eastAsia="Times New Roman" w:hAnsi="Consolas" w:cs="Times New Roman"/>
@@ -1306,6 +2519,7 @@
         </w:rPr>
         <w:t xml:space="preserve"> { </w:t>
       </w:r>
+      <w:proofErr w:type="spellStart"/>
       <w:r>
         <w:rPr>
           <w:rFonts w:ascii="Consolas" w:eastAsia="Times New Roman" w:hAnsi="Consolas" w:cs="Times New Roman"/>
@@ -1318,6 +2532,7 @@
         </w:rPr>
         <w:t>Module</w:t>
       </w:r>
+      <w:proofErr w:type="spellEnd"/>
       <w:r>
         <w:rPr>
           <w:rFonts w:ascii="Consolas" w:eastAsia="Times New Roman" w:hAnsi="Consolas" w:cs="Times New Roman"/>
@@ -1330,6 +2545,7 @@
         </w:rPr>
         <w:t xml:space="preserve"> } </w:t>
       </w:r>
+      <w:proofErr w:type="spellStart"/>
       <w:r>
         <w:rPr>
           <w:rFonts w:ascii="Consolas" w:eastAsia="Times New Roman" w:hAnsi="Consolas" w:cs="Times New Roman"/>
@@ -1342,6 +2558,7 @@
         </w:rPr>
         <w:t>from</w:t>
       </w:r>
+      <w:proofErr w:type="spellEnd"/>
       <w:r>
         <w:rPr>
           <w:rFonts w:ascii="Consolas" w:eastAsia="Times New Roman" w:hAnsi="Consolas" w:cs="Times New Roman"/>
@@ -1364,7 +2581,59 @@
           <w:lang w:val="ru-UA" w:eastAsia="ru-UA"/>
           <w14:ligatures w14:val="none"/>
         </w:rPr>
-        <w:t>'@nestjs/common'</w:t>
+        <w:t>'@</w:t>
+      </w:r>
+      <w:proofErr w:type="spellStart"/>
+      <w:r>
+        <w:rPr>
+          <w:rFonts w:ascii="Consolas" w:eastAsia="Times New Roman" w:hAnsi="Consolas" w:cs="Times New Roman"/>
+          <w:color w:val="CE9178"/>
+          <w:kern w:val="0"/>
+          <w:sz w:val="21"/>
+          <w:szCs w:val="21"/>
+          <w:lang w:val="ru-UA" w:eastAsia="ru-UA"/>
+          <w14:ligatures w14:val="none"/>
+        </w:rPr>
+        <w:t>nestjs</w:t>
+      </w:r>
+      <w:proofErr w:type="spellEnd"/>
+      <w:r>
+        <w:rPr>
+          <w:rFonts w:ascii="Consolas" w:eastAsia="Times New Roman" w:hAnsi="Consolas" w:cs="Times New Roman"/>
+          <w:color w:val="CE9178"/>
+          <w:kern w:val="0"/>
+          <w:sz w:val="21"/>
+          <w:szCs w:val="21"/>
+          <w:lang w:val="ru-UA" w:eastAsia="ru-UA"/>
+          <w14:ligatures w14:val="none"/>
+        </w:rPr>
+        <w:t>/</w:t>
+      </w:r>
+      <w:proofErr w:type="spellStart"/>
+      <w:r>
+        <w:rPr>
+          <w:rFonts w:ascii="Consolas" w:eastAsia="Times New Roman" w:hAnsi="Consolas" w:cs="Times New Roman"/>
+          <w:color w:val="CE9178"/>
+          <w:kern w:val="0"/>
+          <w:sz w:val="21"/>
+          <w:szCs w:val="21"/>
+          <w:lang w:val="ru-UA" w:eastAsia="ru-UA"/>
+          <w14:ligatures w14:val="none"/>
+        </w:rPr>
+        <w:t>common</w:t>
+      </w:r>
+      <w:proofErr w:type="spellEnd"/>
+      <w:r>
+        <w:rPr>
+          <w:rFonts w:ascii="Consolas" w:eastAsia="Times New Roman" w:hAnsi="Consolas" w:cs="Times New Roman"/>
+          <w:color w:val="CE9178"/>
+          <w:kern w:val="0"/>
+          <w:sz w:val="21"/>
+          <w:szCs w:val="21"/>
+          <w:lang w:val="ru-UA" w:eastAsia="ru-UA"/>
+          <w14:ligatures w14:val="none"/>
+        </w:rPr>
+        <w:t>'</w:t>
       </w:r>
       <w:r>
         <w:rPr>
@@ -1393,6 +2662,7 @@
           <w14:ligatures w14:val="none"/>
         </w:rPr>
       </w:pPr>
+      <w:proofErr w:type="spellStart"/>
       <w:r>
         <w:rPr>
           <w:rFonts w:ascii="Consolas" w:eastAsia="Times New Roman" w:hAnsi="Consolas" w:cs="Times New Roman"/>
@@ -1405,6 +2675,7 @@
         </w:rPr>
         <w:t>import</w:t>
       </w:r>
+      <w:proofErr w:type="spellEnd"/>
       <w:r>
         <w:rPr>
           <w:rFonts w:ascii="Consolas" w:eastAsia="Times New Roman" w:hAnsi="Consolas" w:cs="Times New Roman"/>
@@ -1417,6 +2688,7 @@
         </w:rPr>
         <w:t xml:space="preserve"> { </w:t>
       </w:r>
+      <w:proofErr w:type="spellStart"/>
       <w:r>
         <w:rPr>
           <w:rFonts w:ascii="Consolas" w:eastAsia="Times New Roman" w:hAnsi="Consolas" w:cs="Times New Roman"/>
@@ -1429,6 +2701,7 @@
         </w:rPr>
         <w:t>AppController</w:t>
       </w:r>
+      <w:proofErr w:type="spellEnd"/>
       <w:r>
         <w:rPr>
           <w:rFonts w:ascii="Consolas" w:eastAsia="Times New Roman" w:hAnsi="Consolas" w:cs="Times New Roman"/>
@@ -1441,6 +2714,7 @@
         </w:rPr>
         <w:t xml:space="preserve"> } </w:t>
       </w:r>
+      <w:proofErr w:type="spellStart"/>
       <w:r>
         <w:rPr>
           <w:rFonts w:ascii="Consolas" w:eastAsia="Times New Roman" w:hAnsi="Consolas" w:cs="Times New Roman"/>
@@ -1453,6 +2727,7 @@
         </w:rPr>
         <w:t>from</w:t>
       </w:r>
+      <w:proofErr w:type="spellEnd"/>
       <w:r>
         <w:rPr>
           <w:rFonts w:ascii="Consolas" w:eastAsia="Times New Roman" w:hAnsi="Consolas" w:cs="Times New Roman"/>
@@ -1475,7 +2750,33 @@
           <w:lang w:val="ru-UA" w:eastAsia="ru-UA"/>
           <w14:ligatures w14:val="none"/>
         </w:rPr>
-        <w:t>'./app.controller'</w:t>
+        <w:t>'./</w:t>
+      </w:r>
+      <w:proofErr w:type="spellStart"/>
+      <w:r>
+        <w:rPr>
+          <w:rFonts w:ascii="Consolas" w:eastAsia="Times New Roman" w:hAnsi="Consolas" w:cs="Times New Roman"/>
+          <w:color w:val="CE9178"/>
+          <w:kern w:val="0"/>
+          <w:sz w:val="21"/>
+          <w:szCs w:val="21"/>
+          <w:lang w:val="ru-UA" w:eastAsia="ru-UA"/>
+          <w14:ligatures w14:val="none"/>
+        </w:rPr>
+        <w:t>app.controller</w:t>
+      </w:r>
+      <w:proofErr w:type="spellEnd"/>
+      <w:r>
+        <w:rPr>
+          <w:rFonts w:ascii="Consolas" w:eastAsia="Times New Roman" w:hAnsi="Consolas" w:cs="Times New Roman"/>
+          <w:color w:val="CE9178"/>
+          <w:kern w:val="0"/>
+          <w:sz w:val="21"/>
+          <w:szCs w:val="21"/>
+          <w:lang w:val="ru-UA" w:eastAsia="ru-UA"/>
+          <w14:ligatures w14:val="none"/>
+        </w:rPr>
+        <w:t>'</w:t>
       </w:r>
       <w:r>
         <w:rPr>
@@ -1504,6 +2805,7 @@
           <w14:ligatures w14:val="none"/>
         </w:rPr>
       </w:pPr>
+      <w:proofErr w:type="spellStart"/>
       <w:r>
         <w:rPr>
           <w:rFonts w:ascii="Consolas" w:eastAsia="Times New Roman" w:hAnsi="Consolas" w:cs="Times New Roman"/>
@@ -1516,6 +2818,7 @@
         </w:rPr>
         <w:t>import</w:t>
       </w:r>
+      <w:proofErr w:type="spellEnd"/>
       <w:r>
         <w:rPr>
           <w:rFonts w:ascii="Consolas" w:eastAsia="Times New Roman" w:hAnsi="Consolas" w:cs="Times New Roman"/>
@@ -1528,6 +2831,7 @@
         </w:rPr>
         <w:t xml:space="preserve"> { </w:t>
       </w:r>
+      <w:proofErr w:type="spellStart"/>
       <w:r>
         <w:rPr>
           <w:rFonts w:ascii="Consolas" w:eastAsia="Times New Roman" w:hAnsi="Consolas" w:cs="Times New Roman"/>
@@ -1540,6 +2844,7 @@
         </w:rPr>
         <w:t>AppService</w:t>
       </w:r>
+      <w:proofErr w:type="spellEnd"/>
       <w:r>
         <w:rPr>
           <w:rFonts w:ascii="Consolas" w:eastAsia="Times New Roman" w:hAnsi="Consolas" w:cs="Times New Roman"/>
@@ -1552,6 +2857,7 @@
         </w:rPr>
         <w:t xml:space="preserve"> } </w:t>
       </w:r>
+      <w:proofErr w:type="spellStart"/>
       <w:r>
         <w:rPr>
           <w:rFonts w:ascii="Consolas" w:eastAsia="Times New Roman" w:hAnsi="Consolas" w:cs="Times New Roman"/>
@@ -1564,6 +2870,7 @@
         </w:rPr>
         <w:t>from</w:t>
       </w:r>
+      <w:proofErr w:type="spellEnd"/>
       <w:r>
         <w:rPr>
           <w:rFonts w:ascii="Consolas" w:eastAsia="Times New Roman" w:hAnsi="Consolas" w:cs="Times New Roman"/>
@@ -1586,7 +2893,33 @@
           <w:lang w:val="ru-UA" w:eastAsia="ru-UA"/>
           <w14:ligatures w14:val="none"/>
         </w:rPr>
-        <w:t>'./app.service'</w:t>
+        <w:t>'./</w:t>
+      </w:r>
+      <w:proofErr w:type="spellStart"/>
+      <w:r>
+        <w:rPr>
+          <w:rFonts w:ascii="Consolas" w:eastAsia="Times New Roman" w:hAnsi="Consolas" w:cs="Times New Roman"/>
+          <w:color w:val="CE9178"/>
+          <w:kern w:val="0"/>
+          <w:sz w:val="21"/>
+          <w:szCs w:val="21"/>
+          <w:lang w:val="ru-UA" w:eastAsia="ru-UA"/>
+          <w14:ligatures w14:val="none"/>
+        </w:rPr>
+        <w:t>app.service</w:t>
+      </w:r>
+      <w:proofErr w:type="spellEnd"/>
+      <w:r>
+        <w:rPr>
+          <w:rFonts w:ascii="Consolas" w:eastAsia="Times New Roman" w:hAnsi="Consolas" w:cs="Times New Roman"/>
+          <w:color w:val="CE9178"/>
+          <w:kern w:val="0"/>
+          <w:sz w:val="21"/>
+          <w:szCs w:val="21"/>
+          <w:lang w:val="ru-UA" w:eastAsia="ru-UA"/>
+          <w14:ligatures w14:val="none"/>
+        </w:rPr>
+        <w:t>'</w:t>
       </w:r>
       <w:r>
         <w:rPr>
@@ -1615,6 +2948,7 @@
           <w14:ligatures w14:val="none"/>
         </w:rPr>
       </w:pPr>
+      <w:proofErr w:type="spellStart"/>
       <w:r>
         <w:rPr>
           <w:rFonts w:ascii="Consolas" w:eastAsia="Times New Roman" w:hAnsi="Consolas" w:cs="Times New Roman"/>
@@ -1627,6 +2961,7 @@
         </w:rPr>
         <w:t>import</w:t>
       </w:r>
+      <w:proofErr w:type="spellEnd"/>
       <w:r>
         <w:rPr>
           <w:rFonts w:ascii="Consolas" w:eastAsia="Times New Roman" w:hAnsi="Consolas" w:cs="Times New Roman"/>
@@ -1639,6 +2974,7 @@
         </w:rPr>
         <w:t xml:space="preserve"> { </w:t>
       </w:r>
+      <w:proofErr w:type="spellStart"/>
       <w:r>
         <w:rPr>
           <w:rFonts w:ascii="Consolas" w:eastAsia="Times New Roman" w:hAnsi="Consolas" w:cs="Times New Roman"/>
@@ -1651,6 +2987,7 @@
         </w:rPr>
         <w:t>ConfigModule</w:t>
       </w:r>
+      <w:proofErr w:type="spellEnd"/>
       <w:r>
         <w:rPr>
           <w:rFonts w:ascii="Consolas" w:eastAsia="Times New Roman" w:hAnsi="Consolas" w:cs="Times New Roman"/>
@@ -1663,6 +3000,7 @@
         </w:rPr>
         <w:t xml:space="preserve"> } </w:t>
       </w:r>
+      <w:proofErr w:type="spellStart"/>
       <w:r>
         <w:rPr>
           <w:rFonts w:ascii="Consolas" w:eastAsia="Times New Roman" w:hAnsi="Consolas" w:cs="Times New Roman"/>
@@ -1675,6 +3013,7 @@
         </w:rPr>
         <w:t>from</w:t>
       </w:r>
+      <w:proofErr w:type="spellEnd"/>
       <w:r>
         <w:rPr>
           <w:rFonts w:ascii="Consolas" w:eastAsia="Times New Roman" w:hAnsi="Consolas" w:cs="Times New Roman"/>
@@ -1697,7 +3036,59 @@
           <w:lang w:val="ru-UA" w:eastAsia="ru-UA"/>
           <w14:ligatures w14:val="none"/>
         </w:rPr>
-        <w:t>"@nestjs/config"</w:t>
+        <w:t>"@</w:t>
+      </w:r>
+      <w:proofErr w:type="spellStart"/>
+      <w:r>
+        <w:rPr>
+          <w:rFonts w:ascii="Consolas" w:eastAsia="Times New Roman" w:hAnsi="Consolas" w:cs="Times New Roman"/>
+          <w:color w:val="CE9178"/>
+          <w:kern w:val="0"/>
+          <w:sz w:val="21"/>
+          <w:szCs w:val="21"/>
+          <w:lang w:val="ru-UA" w:eastAsia="ru-UA"/>
+          <w14:ligatures w14:val="none"/>
+        </w:rPr>
+        <w:t>nestjs</w:t>
+      </w:r>
+      <w:proofErr w:type="spellEnd"/>
+      <w:r>
+        <w:rPr>
+          <w:rFonts w:ascii="Consolas" w:eastAsia="Times New Roman" w:hAnsi="Consolas" w:cs="Times New Roman"/>
+          <w:color w:val="CE9178"/>
+          <w:kern w:val="0"/>
+          <w:sz w:val="21"/>
+          <w:szCs w:val="21"/>
+          <w:lang w:val="ru-UA" w:eastAsia="ru-UA"/>
+          <w14:ligatures w14:val="none"/>
+        </w:rPr>
+        <w:t>/</w:t>
+      </w:r>
+      <w:proofErr w:type="spellStart"/>
+      <w:r>
+        <w:rPr>
+          <w:rFonts w:ascii="Consolas" w:eastAsia="Times New Roman" w:hAnsi="Consolas" w:cs="Times New Roman"/>
+          <w:color w:val="CE9178"/>
+          <w:kern w:val="0"/>
+          <w:sz w:val="21"/>
+          <w:szCs w:val="21"/>
+          <w:lang w:val="ru-UA" w:eastAsia="ru-UA"/>
+          <w14:ligatures w14:val="none"/>
+        </w:rPr>
+        <w:t>config</w:t>
+      </w:r>
+      <w:proofErr w:type="spellEnd"/>
+      <w:r>
+        <w:rPr>
+          <w:rFonts w:ascii="Consolas" w:eastAsia="Times New Roman" w:hAnsi="Consolas" w:cs="Times New Roman"/>
+          <w:color w:val="CE9178"/>
+          <w:kern w:val="0"/>
+          <w:sz w:val="21"/>
+          <w:szCs w:val="21"/>
+          <w:lang w:val="ru-UA" w:eastAsia="ru-UA"/>
+          <w14:ligatures w14:val="none"/>
+        </w:rPr>
+        <w:t>"</w:t>
       </w:r>
       <w:r>
         <w:rPr>
@@ -1804,6 +3195,7 @@
         </w:rPr>
         <w:t xml:space="preserve">  </w:t>
       </w:r>
+      <w:proofErr w:type="spellStart"/>
       <w:r>
         <w:rPr>
           <w:rFonts w:ascii="Consolas" w:eastAsia="Times New Roman" w:hAnsi="Consolas" w:cs="Times New Roman"/>
@@ -1814,7 +3206,20 @@
           <w:lang w:val="ru-UA" w:eastAsia="ru-UA"/>
           <w14:ligatures w14:val="none"/>
         </w:rPr>
-        <w:t>imports:</w:t>
+        <w:t>imports</w:t>
+      </w:r>
+      <w:proofErr w:type="spellEnd"/>
+      <w:r>
+        <w:rPr>
+          <w:rFonts w:ascii="Consolas" w:eastAsia="Times New Roman" w:hAnsi="Consolas" w:cs="Times New Roman"/>
+          <w:color w:val="9CDCFE"/>
+          <w:kern w:val="0"/>
+          <w:sz w:val="21"/>
+          <w:szCs w:val="21"/>
+          <w:lang w:val="ru-UA" w:eastAsia="ru-UA"/>
+          <w14:ligatures w14:val="none"/>
+        </w:rPr>
+        <w:t>:</w:t>
       </w:r>
       <w:r>
         <w:rPr>
@@ -1828,6 +3233,7 @@
         </w:rPr>
         <w:t xml:space="preserve"> [</w:t>
       </w:r>
+      <w:proofErr w:type="spellStart"/>
       <w:r>
         <w:rPr>
           <w:rFonts w:ascii="Consolas" w:eastAsia="Times New Roman" w:hAnsi="Consolas" w:cs="Times New Roman"/>
@@ -1864,6 +3270,7 @@
         </w:rPr>
         <w:t>forRoot</w:t>
       </w:r>
+      <w:proofErr w:type="spellEnd"/>
       <w:r>
         <w:rPr>
           <w:rFonts w:ascii="Consolas" w:eastAsia="Times New Roman" w:hAnsi="Consolas" w:cs="Times New Roman"/>
@@ -1876,6 +3283,7 @@
         </w:rPr>
         <w:t xml:space="preserve">({ </w:t>
       </w:r>
+      <w:proofErr w:type="spellStart"/>
       <w:r>
         <w:rPr>
           <w:rFonts w:ascii="Consolas" w:eastAsia="Times New Roman" w:hAnsi="Consolas" w:cs="Times New Roman"/>
@@ -1886,7 +3294,20 @@
           <w:lang w:val="ru-UA" w:eastAsia="ru-UA"/>
           <w14:ligatures w14:val="none"/>
         </w:rPr>
-        <w:t>isGlobal:</w:t>
+        <w:t>isGlobal</w:t>
+      </w:r>
+      <w:proofErr w:type="spellEnd"/>
+      <w:r>
+        <w:rPr>
+          <w:rFonts w:ascii="Consolas" w:eastAsia="Times New Roman" w:hAnsi="Consolas" w:cs="Times New Roman"/>
+          <w:color w:val="9CDCFE"/>
+          <w:kern w:val="0"/>
+          <w:sz w:val="21"/>
+          <w:szCs w:val="21"/>
+          <w:lang w:val="ru-UA" w:eastAsia="ru-UA"/>
+          <w14:ligatures w14:val="none"/>
+        </w:rPr>
+        <w:t>:</w:t>
       </w:r>
       <w:r>
         <w:rPr>
@@ -1900,6 +3321,7 @@
         </w:rPr>
         <w:t xml:space="preserve"> </w:t>
       </w:r>
+      <w:proofErr w:type="spellStart"/>
       <w:r>
         <w:rPr>
           <w:rFonts w:ascii="Consolas" w:eastAsia="Times New Roman" w:hAnsi="Consolas" w:cs="Times New Roman"/>
@@ -1912,6 +3334,7 @@
         </w:rPr>
         <w:t>true</w:t>
       </w:r>
+      <w:proofErr w:type="spellEnd"/>
       <w:r>
         <w:rPr>
           <w:rFonts w:ascii="Consolas" w:eastAsia="Times New Roman" w:hAnsi="Consolas" w:cs="Times New Roman"/>
@@ -1981,6 +3404,7 @@
           <w14:ligatures w14:val="none"/>
         </w:rPr>
       </w:pPr>
+      <w:proofErr w:type="spellStart"/>
       <w:r>
         <w:rPr>
           <w:rFonts w:ascii="Consolas" w:eastAsia="Times New Roman" w:hAnsi="Consolas" w:cs="Times New Roman"/>
@@ -1993,6 +3417,7 @@
         </w:rPr>
         <w:t>export</w:t>
       </w:r>
+      <w:proofErr w:type="spellEnd"/>
       <w:r>
         <w:rPr>
           <w:rFonts w:ascii="Consolas" w:eastAsia="Times New Roman" w:hAnsi="Consolas" w:cs="Times New Roman"/>
@@ -2005,6 +3430,7 @@
         </w:rPr>
         <w:t xml:space="preserve"> </w:t>
       </w:r>
+      <w:proofErr w:type="spellStart"/>
       <w:r>
         <w:rPr>
           <w:rFonts w:ascii="Consolas" w:eastAsia="Times New Roman" w:hAnsi="Consolas" w:cs="Times New Roman"/>
@@ -2017,6 +3443,7 @@
         </w:rPr>
         <w:t>class</w:t>
       </w:r>
+      <w:proofErr w:type="spellEnd"/>
       <w:r>
         <w:rPr>
           <w:rFonts w:ascii="Consolas" w:eastAsia="Times New Roman" w:hAnsi="Consolas" w:cs="Times New Roman"/>
@@ -2029,6 +3456,7 @@
         </w:rPr>
         <w:t xml:space="preserve"> </w:t>
       </w:r>
+      <w:proofErr w:type="spellStart"/>
       <w:r>
         <w:rPr>
           <w:rFonts w:ascii="Consolas" w:eastAsia="Times New Roman" w:hAnsi="Consolas" w:cs="Times New Roman"/>
@@ -2041,6 +3469,7 @@
         </w:rPr>
         <w:t>AppModule</w:t>
       </w:r>
+      <w:proofErr w:type="spellEnd"/>
       <w:r>
         <w:rPr>
           <w:rFonts w:ascii="Consolas" w:eastAsia="Times New Roman" w:hAnsi="Consolas" w:cs="Times New Roman"/>
@@ -2088,6 +3517,7 @@
           <w:lang w:val="ru-RU"/>
         </w:rPr>
       </w:pPr>
+      <w:proofErr w:type="spellStart"/>
       <w:r>
         <w:rPr>
           <w:sz w:val="28"/>
@@ -2095,6 +3525,7 @@
         </w:rPr>
         <w:t>Онов</w:t>
       </w:r>
+      <w:proofErr w:type="spellEnd"/>
       <w:r>
         <w:rPr>
           <w:sz w:val="28"/>
@@ -2108,8 +3539,33 @@
           <w:sz w:val="28"/>
           <w:szCs w:val="28"/>
         </w:rPr>
-        <w:t> src/main.ts</w:t>
-      </w:r>
+        <w:t> </w:t>
+      </w:r>
+      <w:proofErr w:type="spellStart"/>
+      <w:r>
+        <w:rPr>
+          <w:sz w:val="28"/>
+          <w:szCs w:val="28"/>
+        </w:rPr>
+        <w:t>src</w:t>
+      </w:r>
+      <w:proofErr w:type="spellEnd"/>
+      <w:r>
+        <w:rPr>
+          <w:sz w:val="28"/>
+          <w:szCs w:val="28"/>
+        </w:rPr>
+        <w:t>/</w:t>
+      </w:r>
+      <w:proofErr w:type="spellStart"/>
+      <w:r>
+        <w:rPr>
+          <w:sz w:val="28"/>
+          <w:szCs w:val="28"/>
+        </w:rPr>
+        <w:t>main.ts</w:t>
+      </w:r>
+      <w:proofErr w:type="spellEnd"/>
     </w:p>
     <w:p>
       <w:pPr>
@@ -2125,6 +3581,7 @@
           <w14:ligatures w14:val="none"/>
         </w:rPr>
       </w:pPr>
+      <w:proofErr w:type="spellStart"/>
       <w:r>
         <w:rPr>
           <w:rFonts w:ascii="Consolas" w:eastAsia="Times New Roman" w:hAnsi="Consolas" w:cs="Times New Roman"/>
@@ -2137,6 +3594,7 @@
         </w:rPr>
         <w:t>import</w:t>
       </w:r>
+      <w:proofErr w:type="spellEnd"/>
       <w:r>
         <w:rPr>
           <w:rFonts w:ascii="Consolas" w:eastAsia="Times New Roman" w:hAnsi="Consolas" w:cs="Times New Roman"/>
@@ -2149,6 +3607,7 @@
         </w:rPr>
         <w:t xml:space="preserve"> { </w:t>
       </w:r>
+      <w:proofErr w:type="spellStart"/>
       <w:r>
         <w:rPr>
           <w:rFonts w:ascii="Consolas" w:eastAsia="Times New Roman" w:hAnsi="Consolas" w:cs="Times New Roman"/>
@@ -2161,6 +3620,7 @@
         </w:rPr>
         <w:t>NestFactory</w:t>
       </w:r>
+      <w:proofErr w:type="spellEnd"/>
       <w:r>
         <w:rPr>
           <w:rFonts w:ascii="Consolas" w:eastAsia="Times New Roman" w:hAnsi="Consolas" w:cs="Times New Roman"/>
@@ -2173,6 +3633,7 @@
         </w:rPr>
         <w:t xml:space="preserve"> } </w:t>
       </w:r>
+      <w:proofErr w:type="spellStart"/>
       <w:r>
         <w:rPr>
           <w:rFonts w:ascii="Consolas" w:eastAsia="Times New Roman" w:hAnsi="Consolas" w:cs="Times New Roman"/>
@@ -2185,6 +3646,7 @@
         </w:rPr>
         <w:t>from</w:t>
       </w:r>
+      <w:proofErr w:type="spellEnd"/>
       <w:r>
         <w:rPr>
           <w:rFonts w:ascii="Consolas" w:eastAsia="Times New Roman" w:hAnsi="Consolas" w:cs="Times New Roman"/>
@@ -2207,7 +3669,59 @@
           <w:lang w:val="ru-UA" w:eastAsia="ru-UA"/>
           <w14:ligatures w14:val="none"/>
         </w:rPr>
-        <w:t>"@nestjs/core"</w:t>
+        <w:t>"@</w:t>
+      </w:r>
+      <w:proofErr w:type="spellStart"/>
+      <w:r>
+        <w:rPr>
+          <w:rFonts w:ascii="Consolas" w:eastAsia="Times New Roman" w:hAnsi="Consolas" w:cs="Times New Roman"/>
+          <w:color w:val="CE9178"/>
+          <w:kern w:val="0"/>
+          <w:sz w:val="21"/>
+          <w:szCs w:val="21"/>
+          <w:lang w:val="ru-UA" w:eastAsia="ru-UA"/>
+          <w14:ligatures w14:val="none"/>
+        </w:rPr>
+        <w:t>nestjs</w:t>
+      </w:r>
+      <w:proofErr w:type="spellEnd"/>
+      <w:r>
+        <w:rPr>
+          <w:rFonts w:ascii="Consolas" w:eastAsia="Times New Roman" w:hAnsi="Consolas" w:cs="Times New Roman"/>
+          <w:color w:val="CE9178"/>
+          <w:kern w:val="0"/>
+          <w:sz w:val="21"/>
+          <w:szCs w:val="21"/>
+          <w:lang w:val="ru-UA" w:eastAsia="ru-UA"/>
+          <w14:ligatures w14:val="none"/>
+        </w:rPr>
+        <w:t>/</w:t>
+      </w:r>
+      <w:proofErr w:type="spellStart"/>
+      <w:r>
+        <w:rPr>
+          <w:rFonts w:ascii="Consolas" w:eastAsia="Times New Roman" w:hAnsi="Consolas" w:cs="Times New Roman"/>
+          <w:color w:val="CE9178"/>
+          <w:kern w:val="0"/>
+          <w:sz w:val="21"/>
+          <w:szCs w:val="21"/>
+          <w:lang w:val="ru-UA" w:eastAsia="ru-UA"/>
+          <w14:ligatures w14:val="none"/>
+        </w:rPr>
+        <w:t>core</w:t>
+      </w:r>
+      <w:proofErr w:type="spellEnd"/>
+      <w:r>
+        <w:rPr>
+          <w:rFonts w:ascii="Consolas" w:eastAsia="Times New Roman" w:hAnsi="Consolas" w:cs="Times New Roman"/>
+          <w:color w:val="CE9178"/>
+          <w:kern w:val="0"/>
+          <w:sz w:val="21"/>
+          <w:szCs w:val="21"/>
+          <w:lang w:val="ru-UA" w:eastAsia="ru-UA"/>
+          <w14:ligatures w14:val="none"/>
+        </w:rPr>
+        <w:t>"</w:t>
       </w:r>
       <w:r>
         <w:rPr>
@@ -2236,6 +3750,7 @@
           <w14:ligatures w14:val="none"/>
         </w:rPr>
       </w:pPr>
+      <w:proofErr w:type="spellStart"/>
       <w:r>
         <w:rPr>
           <w:rFonts w:ascii="Consolas" w:eastAsia="Times New Roman" w:hAnsi="Consolas" w:cs="Times New Roman"/>
@@ -2248,6 +3763,7 @@
         </w:rPr>
         <w:t>import</w:t>
       </w:r>
+      <w:proofErr w:type="spellEnd"/>
       <w:r>
         <w:rPr>
           <w:rFonts w:ascii="Consolas" w:eastAsia="Times New Roman" w:hAnsi="Consolas" w:cs="Times New Roman"/>
@@ -2260,6 +3776,7 @@
         </w:rPr>
         <w:t xml:space="preserve"> { </w:t>
       </w:r>
+      <w:proofErr w:type="spellStart"/>
       <w:r>
         <w:rPr>
           <w:rFonts w:ascii="Consolas" w:eastAsia="Times New Roman" w:hAnsi="Consolas" w:cs="Times New Roman"/>
@@ -2272,6 +3789,7 @@
         </w:rPr>
         <w:t>AppModule</w:t>
       </w:r>
+      <w:proofErr w:type="spellEnd"/>
       <w:r>
         <w:rPr>
           <w:rFonts w:ascii="Consolas" w:eastAsia="Times New Roman" w:hAnsi="Consolas" w:cs="Times New Roman"/>
@@ -2284,6 +3802,7 @@
         </w:rPr>
         <w:t xml:space="preserve"> } </w:t>
       </w:r>
+      <w:proofErr w:type="spellStart"/>
       <w:r>
         <w:rPr>
           <w:rFonts w:ascii="Consolas" w:eastAsia="Times New Roman" w:hAnsi="Consolas" w:cs="Times New Roman"/>
@@ -2296,6 +3815,7 @@
         </w:rPr>
         <w:t>from</w:t>
       </w:r>
+      <w:proofErr w:type="spellEnd"/>
       <w:r>
         <w:rPr>
           <w:rFonts w:ascii="Consolas" w:eastAsia="Times New Roman" w:hAnsi="Consolas" w:cs="Times New Roman"/>
@@ -2318,7 +3838,33 @@
           <w:lang w:val="ru-UA" w:eastAsia="ru-UA"/>
           <w14:ligatures w14:val="none"/>
         </w:rPr>
-        <w:t>"./app.module"</w:t>
+        <w:t>"./</w:t>
+      </w:r>
+      <w:proofErr w:type="spellStart"/>
+      <w:r>
+        <w:rPr>
+          <w:rFonts w:ascii="Consolas" w:eastAsia="Times New Roman" w:hAnsi="Consolas" w:cs="Times New Roman"/>
+          <w:color w:val="CE9178"/>
+          <w:kern w:val="0"/>
+          <w:sz w:val="21"/>
+          <w:szCs w:val="21"/>
+          <w:lang w:val="ru-UA" w:eastAsia="ru-UA"/>
+          <w14:ligatures w14:val="none"/>
+        </w:rPr>
+        <w:t>app.module</w:t>
+      </w:r>
+      <w:proofErr w:type="spellEnd"/>
+      <w:r>
+        <w:rPr>
+          <w:rFonts w:ascii="Consolas" w:eastAsia="Times New Roman" w:hAnsi="Consolas" w:cs="Times New Roman"/>
+          <w:color w:val="CE9178"/>
+          <w:kern w:val="0"/>
+          <w:sz w:val="21"/>
+          <w:szCs w:val="21"/>
+          <w:lang w:val="ru-UA" w:eastAsia="ru-UA"/>
+          <w14:ligatures w14:val="none"/>
+        </w:rPr>
+        <w:t>"</w:t>
       </w:r>
       <w:r>
         <w:rPr>
@@ -2362,6 +3908,7 @@
           <w14:ligatures w14:val="none"/>
         </w:rPr>
       </w:pPr>
+      <w:proofErr w:type="spellStart"/>
       <w:r>
         <w:rPr>
           <w:rFonts w:ascii="Consolas" w:eastAsia="Times New Roman" w:hAnsi="Consolas" w:cs="Times New Roman"/>
@@ -2374,6 +3921,7 @@
         </w:rPr>
         <w:t>async</w:t>
       </w:r>
+      <w:proofErr w:type="spellEnd"/>
       <w:r>
         <w:rPr>
           <w:rFonts w:ascii="Consolas" w:eastAsia="Times New Roman" w:hAnsi="Consolas" w:cs="Times New Roman"/>
@@ -2386,6 +3934,7 @@
         </w:rPr>
         <w:t xml:space="preserve"> </w:t>
       </w:r>
+      <w:proofErr w:type="spellStart"/>
       <w:r>
         <w:rPr>
           <w:rFonts w:ascii="Consolas" w:eastAsia="Times New Roman" w:hAnsi="Consolas" w:cs="Times New Roman"/>
@@ -2398,6 +3947,7 @@
         </w:rPr>
         <w:t>function</w:t>
       </w:r>
+      <w:proofErr w:type="spellEnd"/>
       <w:r>
         <w:rPr>
           <w:rFonts w:ascii="Consolas" w:eastAsia="Times New Roman" w:hAnsi="Consolas" w:cs="Times New Roman"/>
@@ -2410,6 +3960,7 @@
         </w:rPr>
         <w:t xml:space="preserve"> </w:t>
       </w:r>
+      <w:proofErr w:type="spellStart"/>
       <w:r>
         <w:rPr>
           <w:rFonts w:ascii="Consolas" w:eastAsia="Times New Roman" w:hAnsi="Consolas" w:cs="Times New Roman"/>
@@ -2422,6 +3973,7 @@
         </w:rPr>
         <w:t>bootstrap</w:t>
       </w:r>
+      <w:proofErr w:type="spellEnd"/>
       <w:r>
         <w:rPr>
           <w:rFonts w:ascii="Consolas" w:eastAsia="Times New Roman" w:hAnsi="Consolas" w:cs="Times New Roman"/>
@@ -2461,6 +4013,7 @@
         </w:rPr>
         <w:t xml:space="preserve">  </w:t>
       </w:r>
+      <w:proofErr w:type="spellStart"/>
       <w:r>
         <w:rPr>
           <w:rFonts w:ascii="Consolas" w:eastAsia="Times New Roman" w:hAnsi="Consolas" w:cs="Times New Roman"/>
@@ -2473,6 +4026,7 @@
         </w:rPr>
         <w:t>const</w:t>
       </w:r>
+      <w:proofErr w:type="spellEnd"/>
       <w:r>
         <w:rPr>
           <w:rFonts w:ascii="Consolas" w:eastAsia="Times New Roman" w:hAnsi="Consolas" w:cs="Times New Roman"/>
@@ -2485,6 +4039,7 @@
         </w:rPr>
         <w:t xml:space="preserve"> </w:t>
       </w:r>
+      <w:proofErr w:type="spellStart"/>
       <w:r>
         <w:rPr>
           <w:rFonts w:ascii="Consolas" w:eastAsia="Times New Roman" w:hAnsi="Consolas" w:cs="Times New Roman"/>
@@ -2497,6 +4052,7 @@
         </w:rPr>
         <w:t>app</w:t>
       </w:r>
+      <w:proofErr w:type="spellEnd"/>
       <w:r>
         <w:rPr>
           <w:rFonts w:ascii="Consolas" w:eastAsia="Times New Roman" w:hAnsi="Consolas" w:cs="Times New Roman"/>
@@ -2533,6 +4089,7 @@
         </w:rPr>
         <w:t xml:space="preserve"> </w:t>
       </w:r>
+      <w:proofErr w:type="spellStart"/>
       <w:r>
         <w:rPr>
           <w:rFonts w:ascii="Consolas" w:eastAsia="Times New Roman" w:hAnsi="Consolas" w:cs="Times New Roman"/>
@@ -2545,6 +4102,7 @@
         </w:rPr>
         <w:t>await</w:t>
       </w:r>
+      <w:proofErr w:type="spellEnd"/>
       <w:r>
         <w:rPr>
           <w:rFonts w:ascii="Consolas" w:eastAsia="Times New Roman" w:hAnsi="Consolas" w:cs="Times New Roman"/>
@@ -2557,6 +4115,7 @@
         </w:rPr>
         <w:t xml:space="preserve"> </w:t>
       </w:r>
+      <w:proofErr w:type="spellStart"/>
       <w:r>
         <w:rPr>
           <w:rFonts w:ascii="Consolas" w:eastAsia="Times New Roman" w:hAnsi="Consolas" w:cs="Times New Roman"/>
@@ -2593,6 +4152,7 @@
         </w:rPr>
         <w:t>create</w:t>
       </w:r>
+      <w:proofErr w:type="spellEnd"/>
       <w:r>
         <w:rPr>
           <w:rFonts w:ascii="Consolas" w:eastAsia="Times New Roman" w:hAnsi="Consolas" w:cs="Times New Roman"/>
@@ -2605,6 +4165,7 @@
         </w:rPr>
         <w:t>(</w:t>
       </w:r>
+      <w:proofErr w:type="spellStart"/>
       <w:r>
         <w:rPr>
           <w:rFonts w:ascii="Consolas" w:eastAsia="Times New Roman" w:hAnsi="Consolas" w:cs="Times New Roman"/>
@@ -2617,6 +4178,7 @@
         </w:rPr>
         <w:t>AppModule</w:t>
       </w:r>
+      <w:proofErr w:type="spellEnd"/>
       <w:r>
         <w:rPr>
           <w:rFonts w:ascii="Consolas" w:eastAsia="Times New Roman" w:hAnsi="Consolas" w:cs="Times New Roman"/>
@@ -2657,6 +4219,7 @@
         <w:lastRenderedPageBreak/>
         <w:t xml:space="preserve">  </w:t>
       </w:r>
+      <w:proofErr w:type="spellStart"/>
       <w:r>
         <w:rPr>
           <w:rFonts w:ascii="Consolas" w:eastAsia="Times New Roman" w:hAnsi="Consolas" w:cs="Times New Roman"/>
@@ -2669,6 +4232,7 @@
         </w:rPr>
         <w:t>const</w:t>
       </w:r>
+      <w:proofErr w:type="spellEnd"/>
       <w:r>
         <w:rPr>
           <w:rFonts w:ascii="Consolas" w:eastAsia="Times New Roman" w:hAnsi="Consolas" w:cs="Times New Roman"/>
@@ -2681,6 +4245,7 @@
         </w:rPr>
         <w:t xml:space="preserve"> </w:t>
       </w:r>
+      <w:proofErr w:type="spellStart"/>
       <w:r>
         <w:rPr>
           <w:rFonts w:ascii="Consolas" w:eastAsia="Times New Roman" w:hAnsi="Consolas" w:cs="Times New Roman"/>
@@ -2693,6 +4258,7 @@
         </w:rPr>
         <w:t>port</w:t>
       </w:r>
+      <w:proofErr w:type="spellEnd"/>
       <w:r>
         <w:rPr>
           <w:rFonts w:ascii="Consolas" w:eastAsia="Times New Roman" w:hAnsi="Consolas" w:cs="Times New Roman"/>
@@ -2729,6 +4295,7 @@
         </w:rPr>
         <w:t xml:space="preserve"> </w:t>
       </w:r>
+      <w:proofErr w:type="spellStart"/>
       <w:r>
         <w:rPr>
           <w:rFonts w:ascii="Consolas" w:eastAsia="Times New Roman" w:hAnsi="Consolas" w:cs="Times New Roman"/>
@@ -2741,6 +4308,7 @@
         </w:rPr>
         <w:t>parseInt</w:t>
       </w:r>
+      <w:proofErr w:type="spellEnd"/>
       <w:r>
         <w:rPr>
           <w:rFonts w:ascii="Consolas" w:eastAsia="Times New Roman" w:hAnsi="Consolas" w:cs="Times New Roman"/>
@@ -2753,6 +4321,7 @@
         </w:rPr>
         <w:t>(</w:t>
       </w:r>
+      <w:proofErr w:type="spellStart"/>
       <w:r>
         <w:rPr>
           <w:rFonts w:ascii="Consolas" w:eastAsia="Times New Roman" w:hAnsi="Consolas" w:cs="Times New Roman"/>
@@ -2813,6 +4382,7 @@
         </w:rPr>
         <w:t>PORT</w:t>
       </w:r>
+      <w:proofErr w:type="spellEnd"/>
       <w:r>
         <w:rPr>
           <w:rFonts w:ascii="Consolas" w:eastAsia="Times New Roman" w:hAnsi="Consolas" w:cs="Times New Roman"/>
@@ -2924,6 +4494,7 @@
         </w:rPr>
         <w:t xml:space="preserve">  </w:t>
       </w:r>
+      <w:proofErr w:type="spellStart"/>
       <w:r>
         <w:rPr>
           <w:rFonts w:ascii="Consolas" w:eastAsia="Times New Roman" w:hAnsi="Consolas" w:cs="Times New Roman"/>
@@ -2936,6 +4507,7 @@
         </w:rPr>
         <w:t>await</w:t>
       </w:r>
+      <w:proofErr w:type="spellEnd"/>
       <w:r>
         <w:rPr>
           <w:rFonts w:ascii="Consolas" w:eastAsia="Times New Roman" w:hAnsi="Consolas" w:cs="Times New Roman"/>
@@ -2948,6 +4520,7 @@
         </w:rPr>
         <w:t xml:space="preserve"> </w:t>
       </w:r>
+      <w:proofErr w:type="spellStart"/>
       <w:r>
         <w:rPr>
           <w:rFonts w:ascii="Consolas" w:eastAsia="Times New Roman" w:hAnsi="Consolas" w:cs="Times New Roman"/>
@@ -2984,6 +4557,7 @@
         </w:rPr>
         <w:t>listen</w:t>
       </w:r>
+      <w:proofErr w:type="spellEnd"/>
       <w:r>
         <w:rPr>
           <w:rFonts w:ascii="Consolas" w:eastAsia="Times New Roman" w:hAnsi="Consolas" w:cs="Times New Roman"/>
@@ -2996,6 +4570,7 @@
         </w:rPr>
         <w:t>(</w:t>
       </w:r>
+      <w:proofErr w:type="spellStart"/>
       <w:r>
         <w:rPr>
           <w:rFonts w:ascii="Consolas" w:eastAsia="Times New Roman" w:hAnsi="Consolas" w:cs="Times New Roman"/>
@@ -3008,6 +4583,7 @@
         </w:rPr>
         <w:t>port</w:t>
       </w:r>
+      <w:proofErr w:type="spellEnd"/>
       <w:r>
         <w:rPr>
           <w:rFonts w:ascii="Consolas" w:eastAsia="Times New Roman" w:hAnsi="Consolas" w:cs="Times New Roman"/>
@@ -3105,7 +4681,85 @@
           <w:lang w:val="ru-UA" w:eastAsia="ru-UA"/>
           <w14:ligatures w14:val="none"/>
         </w:rPr>
-        <w:t xml:space="preserve">`Server started on port </w:t>
+        <w:t xml:space="preserve">`Server </w:t>
+      </w:r>
+      <w:proofErr w:type="spellStart"/>
+      <w:r>
+        <w:rPr>
+          <w:rFonts w:ascii="Consolas" w:eastAsia="Times New Roman" w:hAnsi="Consolas" w:cs="Times New Roman"/>
+          <w:color w:val="CE9178"/>
+          <w:kern w:val="0"/>
+          <w:sz w:val="21"/>
+          <w:szCs w:val="21"/>
+          <w:lang w:val="ru-UA" w:eastAsia="ru-UA"/>
+          <w14:ligatures w14:val="none"/>
+        </w:rPr>
+        <w:t>started</w:t>
+      </w:r>
+      <w:proofErr w:type="spellEnd"/>
+      <w:r>
+        <w:rPr>
+          <w:rFonts w:ascii="Consolas" w:eastAsia="Times New Roman" w:hAnsi="Consolas" w:cs="Times New Roman"/>
+          <w:color w:val="CE9178"/>
+          <w:kern w:val="0"/>
+          <w:sz w:val="21"/>
+          <w:szCs w:val="21"/>
+          <w:lang w:val="ru-UA" w:eastAsia="ru-UA"/>
+          <w14:ligatures w14:val="none"/>
+        </w:rPr>
+        <w:t xml:space="preserve"> </w:t>
+      </w:r>
+      <w:proofErr w:type="spellStart"/>
+      <w:r>
+        <w:rPr>
+          <w:rFonts w:ascii="Consolas" w:eastAsia="Times New Roman" w:hAnsi="Consolas" w:cs="Times New Roman"/>
+          <w:color w:val="CE9178"/>
+          <w:kern w:val="0"/>
+          <w:sz w:val="21"/>
+          <w:szCs w:val="21"/>
+          <w:lang w:val="ru-UA" w:eastAsia="ru-UA"/>
+          <w14:ligatures w14:val="none"/>
+        </w:rPr>
+        <w:t>on</w:t>
+      </w:r>
+      <w:proofErr w:type="spellEnd"/>
+      <w:r>
+        <w:rPr>
+          <w:rFonts w:ascii="Consolas" w:eastAsia="Times New Roman" w:hAnsi="Consolas" w:cs="Times New Roman"/>
+          <w:color w:val="CE9178"/>
+          <w:kern w:val="0"/>
+          <w:sz w:val="21"/>
+          <w:szCs w:val="21"/>
+          <w:lang w:val="ru-UA" w:eastAsia="ru-UA"/>
+          <w14:ligatures w14:val="none"/>
+        </w:rPr>
+        <w:t xml:space="preserve"> </w:t>
+      </w:r>
+      <w:proofErr w:type="spellStart"/>
+      <w:r>
+        <w:rPr>
+          <w:rFonts w:ascii="Consolas" w:eastAsia="Times New Roman" w:hAnsi="Consolas" w:cs="Times New Roman"/>
+          <w:color w:val="CE9178"/>
+          <w:kern w:val="0"/>
+          <w:sz w:val="21"/>
+          <w:szCs w:val="21"/>
+          <w:lang w:val="ru-UA" w:eastAsia="ru-UA"/>
+          <w14:ligatures w14:val="none"/>
+        </w:rPr>
+        <w:t>port</w:t>
+      </w:r>
+      <w:proofErr w:type="spellEnd"/>
+      <w:r>
+        <w:rPr>
+          <w:rFonts w:ascii="Consolas" w:eastAsia="Times New Roman" w:hAnsi="Consolas" w:cs="Times New Roman"/>
+          <w:color w:val="CE9178"/>
+          <w:kern w:val="0"/>
+          <w:sz w:val="21"/>
+          <w:szCs w:val="21"/>
+          <w:lang w:val="ru-UA" w:eastAsia="ru-UA"/>
+          <w14:ligatures w14:val="none"/>
+        </w:rPr>
+        <w:t xml:space="preserve"> </w:t>
       </w:r>
       <w:r>
         <w:rPr>
@@ -3119,6 +4773,7 @@
         </w:rPr>
         <w:t>${</w:t>
       </w:r>
+      <w:proofErr w:type="spellStart"/>
       <w:r>
         <w:rPr>
           <w:rFonts w:ascii="Consolas" w:eastAsia="Times New Roman" w:hAnsi="Consolas" w:cs="Times New Roman"/>
@@ -3131,6 +4786,7 @@
         </w:rPr>
         <w:t>port</w:t>
       </w:r>
+      <w:proofErr w:type="spellEnd"/>
       <w:r>
         <w:rPr>
           <w:rFonts w:ascii="Consolas" w:eastAsia="Times New Roman" w:hAnsi="Consolas" w:cs="Times New Roman"/>
@@ -3224,6 +4880,7 @@
           <w14:ligatures w14:val="none"/>
         </w:rPr>
       </w:pPr>
+      <w:proofErr w:type="spellStart"/>
       <w:r>
         <w:rPr>
           <w:rFonts w:ascii="Consolas" w:eastAsia="Times New Roman" w:hAnsi="Consolas" w:cs="Times New Roman"/>
@@ -3236,6 +4893,7 @@
         </w:rPr>
         <w:t>bootstrap</w:t>
       </w:r>
+      <w:proofErr w:type="spellEnd"/>
       <w:r>
         <w:rPr>
           <w:rFonts w:ascii="Consolas" w:eastAsia="Times New Roman" w:hAnsi="Consolas" w:cs="Times New Roman"/>
@@ -3288,8 +4946,33 @@
           <w:sz w:val="28"/>
           <w:szCs w:val="28"/>
         </w:rPr>
-        <w:t xml:space="preserve"> файл .env.example</w:t>
-      </w:r>
+        <w:t xml:space="preserve"> </w:t>
+      </w:r>
+      <w:proofErr w:type="gramStart"/>
+      <w:r>
+        <w:rPr>
+          <w:sz w:val="28"/>
+          <w:szCs w:val="28"/>
+        </w:rPr>
+        <w:t>файл .</w:t>
+      </w:r>
+      <w:proofErr w:type="spellStart"/>
+      <w:r>
+        <w:rPr>
+          <w:sz w:val="28"/>
+          <w:szCs w:val="28"/>
+        </w:rPr>
+        <w:t>env</w:t>
+      </w:r>
+      <w:proofErr w:type="gramEnd"/>
+      <w:r>
+        <w:rPr>
+          <w:sz w:val="28"/>
+          <w:szCs w:val="28"/>
+        </w:rPr>
+        <w:t>.example</w:t>
+      </w:r>
+      <w:proofErr w:type="spellEnd"/>
     </w:p>
     <w:p>
       <w:pPr>
@@ -3350,6 +5033,1864 @@
           <w:sz w:val="28"/>
           <w:szCs w:val="28"/>
           <w:lang w:val="ru-UA"/>
+        </w:rPr>
+      </w:pPr>
+    </w:p>
+    <w:p>
+      <w:pPr>
+        <w:spacing w:after="0"/>
+        <w:rPr>
+          <w:sz w:val="28"/>
+          <w:szCs w:val="28"/>
+          <w:lang w:val="uk-UA"/>
+        </w:rPr>
+      </w:pPr>
+      <w:proofErr w:type="spellStart"/>
+      <w:r>
+        <w:rPr>
+          <w:sz w:val="28"/>
+          <w:szCs w:val="28"/>
+          <w:lang w:val="ru-UA"/>
+        </w:rPr>
+        <w:t>Заф</w:t>
+      </w:r>
+      <w:r>
+        <w:rPr>
+          <w:sz w:val="28"/>
+          <w:szCs w:val="28"/>
+          <w:lang w:val="uk-UA"/>
+        </w:rPr>
+        <w:t>іксував</w:t>
+      </w:r>
+      <w:proofErr w:type="spellEnd"/>
+      <w:r>
+        <w:rPr>
+          <w:sz w:val="28"/>
+          <w:szCs w:val="28"/>
+          <w:lang w:val="uk-UA"/>
+        </w:rPr>
+        <w:t xml:space="preserve"> зміни:</w:t>
+      </w:r>
+    </w:p>
+    <w:p>
+      <w:pPr>
+        <w:spacing w:after="0"/>
+        <w:rPr>
+          <w:sz w:val="28"/>
+          <w:szCs w:val="28"/>
+          <w:lang w:val="uk-UA"/>
+        </w:rPr>
+      </w:pPr>
+      <w:r>
+        <w:rPr>
+          <w:sz w:val="28"/>
+          <w:szCs w:val="28"/>
+          <w:lang w:val="uk-UA"/>
+        </w:rPr>
+        <w:drawing>
+          <wp:inline distT="0" distB="0" distL="0" distR="0" wp14:anchorId="0E5E8E20" wp14:editId="5C7F1433">
+            <wp:extent cx="6553768" cy="1905165"/>
+            <wp:effectExtent l="0" t="0" r="0" b="0"/>
+            <wp:docPr id="11" name="Рисунок 11"/>
+            <wp:cNvGraphicFramePr>
+              <a:graphicFrameLocks xmlns:a="http://schemas.openxmlformats.org/drawingml/2006/main" noChangeAspect="1"/>
+            </wp:cNvGraphicFramePr>
+            <a:graphic xmlns:a="http://schemas.openxmlformats.org/drawingml/2006/main">
+              <a:graphicData uri="http://schemas.openxmlformats.org/drawingml/2006/picture">
+                <pic:pic xmlns:pic="http://schemas.openxmlformats.org/drawingml/2006/picture">
+                  <pic:nvPicPr>
+                    <pic:cNvPr id="1" name=""/>
+                    <pic:cNvPicPr/>
+                  </pic:nvPicPr>
+                  <pic:blipFill>
+                    <a:blip r:embed="rId14"/>
+                    <a:stretch>
+                      <a:fillRect/>
+                    </a:stretch>
+                  </pic:blipFill>
+                  <pic:spPr>
+                    <a:xfrm>
+                      <a:off x="0" y="0"/>
+                      <a:ext cx="6553768" cy="1905165"/>
+                    </a:xfrm>
+                    <a:prstGeom prst="rect">
+                      <a:avLst/>
+                    </a:prstGeom>
+                  </pic:spPr>
+                </pic:pic>
+              </a:graphicData>
+            </a:graphic>
+          </wp:inline>
+        </w:drawing>
+      </w:r>
+    </w:p>
+    <w:p>
+      <w:pPr>
+        <w:spacing w:after="0"/>
+        <w:rPr>
+          <w:sz w:val="28"/>
+          <w:szCs w:val="28"/>
+          <w:lang w:val="uk-UA"/>
+        </w:rPr>
+      </w:pPr>
+    </w:p>
+    <w:p>
+      <w:pPr>
+        <w:spacing w:after="0"/>
+        <w:rPr>
+          <w:b/>
+          <w:bCs/>
+          <w:sz w:val="28"/>
+          <w:szCs w:val="28"/>
+          <w:lang w:val="uk-UA"/>
+        </w:rPr>
+      </w:pPr>
+      <w:r>
+        <w:rPr>
+          <w:b/>
+          <w:bCs/>
+          <w:sz w:val="28"/>
+          <w:szCs w:val="28"/>
+          <w:lang w:val="uk-UA"/>
+        </w:rPr>
+        <w:t>Етап №3</w:t>
+      </w:r>
+    </w:p>
+    <w:p>
+      <w:pPr>
+        <w:spacing w:after="0"/>
+        <w:rPr>
+          <w:sz w:val="28"/>
+          <w:szCs w:val="28"/>
+          <w:lang w:val="uk-UA"/>
+        </w:rPr>
+      </w:pPr>
+      <w:proofErr w:type="spellStart"/>
+      <w:r>
+        <w:rPr>
+          <w:sz w:val="28"/>
+          <w:szCs w:val="28"/>
+        </w:rPr>
+        <w:t>Згенеру</w:t>
+      </w:r>
+      <w:proofErr w:type="spellEnd"/>
+      <w:r>
+        <w:rPr>
+          <w:sz w:val="28"/>
+          <w:szCs w:val="28"/>
+          <w:lang w:val="uk-UA"/>
+        </w:rPr>
+        <w:t>вав</w:t>
+      </w:r>
+      <w:r>
+        <w:rPr>
+          <w:sz w:val="28"/>
+          <w:szCs w:val="28"/>
+        </w:rPr>
+        <w:t xml:space="preserve"> модуль та контролер задач:</w:t>
+      </w:r>
+    </w:p>
+    <w:p>
+      <w:pPr>
+        <w:spacing w:after="0"/>
+        <w:rPr>
+          <w:sz w:val="28"/>
+          <w:szCs w:val="28"/>
+          <w:lang w:val="uk-UA"/>
+        </w:rPr>
+      </w:pPr>
+      <w:r>
+        <w:rPr>
+          <w:sz w:val="28"/>
+          <w:szCs w:val="28"/>
+          <w:lang w:val="uk-UA"/>
+        </w:rPr>
+        <w:drawing>
+          <wp:inline distT="0" distB="0" distL="0" distR="0" wp14:anchorId="79EE22D6" wp14:editId="22921F85">
+            <wp:extent cx="5234940" cy="1511560"/>
+            <wp:effectExtent l="0" t="0" r="3810" b="0"/>
+            <wp:docPr id="12" name="Рисунок 12"/>
+            <wp:cNvGraphicFramePr>
+              <a:graphicFrameLocks xmlns:a="http://schemas.openxmlformats.org/drawingml/2006/main" noChangeAspect="1"/>
+            </wp:cNvGraphicFramePr>
+            <a:graphic xmlns:a="http://schemas.openxmlformats.org/drawingml/2006/main">
+              <a:graphicData uri="http://schemas.openxmlformats.org/drawingml/2006/picture">
+                <pic:pic xmlns:pic="http://schemas.openxmlformats.org/drawingml/2006/picture">
+                  <pic:nvPicPr>
+                    <pic:cNvPr id="1" name=""/>
+                    <pic:cNvPicPr/>
+                  </pic:nvPicPr>
+                  <pic:blipFill>
+                    <a:blip r:embed="rId15"/>
+                    <a:stretch>
+                      <a:fillRect/>
+                    </a:stretch>
+                  </pic:blipFill>
+                  <pic:spPr>
+                    <a:xfrm>
+                      <a:off x="0" y="0"/>
+                      <a:ext cx="5240860" cy="1513269"/>
+                    </a:xfrm>
+                    <a:prstGeom prst="rect">
+                      <a:avLst/>
+                    </a:prstGeom>
+                  </pic:spPr>
+                </pic:pic>
+              </a:graphicData>
+            </a:graphic>
+          </wp:inline>
+        </w:drawing>
+      </w:r>
+    </w:p>
+    <w:p>
+      <w:pPr>
+        <w:spacing w:after="0"/>
+        <w:rPr>
+          <w:sz w:val="28"/>
+          <w:szCs w:val="28"/>
+          <w:lang w:val="uk-UA"/>
+        </w:rPr>
+      </w:pPr>
+      <w:proofErr w:type="spellStart"/>
+      <w:r>
+        <w:rPr>
+          <w:sz w:val="28"/>
+          <w:szCs w:val="28"/>
+        </w:rPr>
+        <w:lastRenderedPageBreak/>
+        <w:t>Перегля</w:t>
+      </w:r>
+      <w:r>
+        <w:rPr>
+          <w:sz w:val="28"/>
+          <w:szCs w:val="28"/>
+          <w:lang w:val="uk-UA"/>
+        </w:rPr>
+        <w:t>нув</w:t>
+      </w:r>
+      <w:proofErr w:type="spellEnd"/>
+      <w:r>
+        <w:rPr>
+          <w:sz w:val="28"/>
+          <w:szCs w:val="28"/>
+        </w:rPr>
+        <w:t xml:space="preserve"> </w:t>
+      </w:r>
+      <w:proofErr w:type="spellStart"/>
+      <w:r>
+        <w:rPr>
+          <w:sz w:val="28"/>
+          <w:szCs w:val="28"/>
+        </w:rPr>
+        <w:t>згенеровану</w:t>
+      </w:r>
+      <w:proofErr w:type="spellEnd"/>
+      <w:r>
+        <w:rPr>
+          <w:sz w:val="28"/>
+          <w:szCs w:val="28"/>
+        </w:rPr>
+        <w:t xml:space="preserve"> структуру</w:t>
+      </w:r>
+      <w:r>
+        <w:rPr>
+          <w:sz w:val="28"/>
+          <w:szCs w:val="28"/>
+          <w:lang w:val="uk-UA"/>
+        </w:rPr>
+        <w:t>:</w:t>
+      </w:r>
+    </w:p>
+    <w:p>
+      <w:pPr>
+        <w:spacing w:after="0"/>
+        <w:rPr>
+          <w:sz w:val="28"/>
+          <w:szCs w:val="28"/>
+          <w:lang w:val="uk-UA"/>
+        </w:rPr>
+      </w:pPr>
+      <w:r>
+        <w:rPr>
+          <w:sz w:val="28"/>
+          <w:szCs w:val="28"/>
+          <w:lang w:val="uk-UA"/>
+        </w:rPr>
+        <w:drawing>
+          <wp:inline distT="0" distB="0" distL="0" distR="0" wp14:anchorId="79B47B63" wp14:editId="1BEE7F07">
+            <wp:extent cx="6492803" cy="1943268"/>
+            <wp:effectExtent l="0" t="0" r="3810" b="0"/>
+            <wp:docPr id="13" name="Рисунок 13"/>
+            <wp:cNvGraphicFramePr>
+              <a:graphicFrameLocks xmlns:a="http://schemas.openxmlformats.org/drawingml/2006/main" noChangeAspect="1"/>
+            </wp:cNvGraphicFramePr>
+            <a:graphic xmlns:a="http://schemas.openxmlformats.org/drawingml/2006/main">
+              <a:graphicData uri="http://schemas.openxmlformats.org/drawingml/2006/picture">
+                <pic:pic xmlns:pic="http://schemas.openxmlformats.org/drawingml/2006/picture">
+                  <pic:nvPicPr>
+                    <pic:cNvPr id="1" name=""/>
+                    <pic:cNvPicPr/>
+                  </pic:nvPicPr>
+                  <pic:blipFill>
+                    <a:blip r:embed="rId16"/>
+                    <a:stretch>
+                      <a:fillRect/>
+                    </a:stretch>
+                  </pic:blipFill>
+                  <pic:spPr>
+                    <a:xfrm>
+                      <a:off x="0" y="0"/>
+                      <a:ext cx="6492803" cy="1943268"/>
+                    </a:xfrm>
+                    <a:prstGeom prst="rect">
+                      <a:avLst/>
+                    </a:prstGeom>
+                  </pic:spPr>
+                </pic:pic>
+              </a:graphicData>
+            </a:graphic>
+          </wp:inline>
+        </w:drawing>
+      </w:r>
+    </w:p>
+    <w:p>
+      <w:pPr>
+        <w:spacing w:after="0"/>
+        <w:rPr>
+          <w:sz w:val="28"/>
+          <w:szCs w:val="28"/>
+          <w:lang w:val="uk-UA"/>
+        </w:rPr>
+      </w:pPr>
+    </w:p>
+    <w:p>
+      <w:pPr>
+        <w:spacing w:after="0"/>
+        <w:rPr>
+          <w:sz w:val="28"/>
+          <w:szCs w:val="28"/>
+          <w:lang w:val="en-US"/>
+        </w:rPr>
+      </w:pPr>
+      <w:r>
+        <w:rPr>
+          <w:sz w:val="28"/>
+          <w:szCs w:val="28"/>
+        </w:rPr>
+        <w:t>Створ</w:t>
+      </w:r>
+      <w:proofErr w:type="spellStart"/>
+      <w:r>
+        <w:rPr>
+          <w:sz w:val="28"/>
+          <w:szCs w:val="28"/>
+          <w:lang w:val="uk-UA"/>
+        </w:rPr>
+        <w:t>ив</w:t>
+      </w:r>
+      <w:proofErr w:type="spellEnd"/>
+      <w:r>
+        <w:rPr>
+          <w:sz w:val="28"/>
+          <w:szCs w:val="28"/>
+        </w:rPr>
+        <w:t xml:space="preserve"> файл </w:t>
+      </w:r>
+      <w:proofErr w:type="spellStart"/>
+      <w:r>
+        <w:rPr>
+          <w:sz w:val="28"/>
+          <w:szCs w:val="28"/>
+        </w:rPr>
+        <w:t>src</w:t>
+      </w:r>
+      <w:proofErr w:type="spellEnd"/>
+      <w:r>
+        <w:rPr>
+          <w:sz w:val="28"/>
+          <w:szCs w:val="28"/>
+        </w:rPr>
+        <w:t>/</w:t>
+      </w:r>
+      <w:proofErr w:type="spellStart"/>
+      <w:r>
+        <w:rPr>
+          <w:sz w:val="28"/>
+          <w:szCs w:val="28"/>
+        </w:rPr>
+        <w:t>tasks</w:t>
+      </w:r>
+      <w:proofErr w:type="spellEnd"/>
+      <w:r>
+        <w:rPr>
+          <w:sz w:val="28"/>
+          <w:szCs w:val="28"/>
+        </w:rPr>
+        <w:t>/</w:t>
+      </w:r>
+      <w:proofErr w:type="spellStart"/>
+      <w:r>
+        <w:rPr>
+          <w:sz w:val="28"/>
+          <w:szCs w:val="28"/>
+        </w:rPr>
+        <w:t>entities</w:t>
+      </w:r>
+      <w:proofErr w:type="spellEnd"/>
+      <w:r>
+        <w:rPr>
+          <w:sz w:val="28"/>
+          <w:szCs w:val="28"/>
+        </w:rPr>
+        <w:t>/</w:t>
+      </w:r>
+      <w:proofErr w:type="spellStart"/>
+      <w:r>
+        <w:rPr>
+          <w:sz w:val="28"/>
+          <w:szCs w:val="28"/>
+        </w:rPr>
+        <w:t>task.entity.ts</w:t>
+      </w:r>
+      <w:proofErr w:type="spellEnd"/>
+      <w:r>
+        <w:rPr>
+          <w:sz w:val="28"/>
+          <w:szCs w:val="28"/>
+        </w:rPr>
+        <w:t xml:space="preserve"> з типами </w:t>
+      </w:r>
+      <w:proofErr w:type="spellStart"/>
+      <w:r>
+        <w:rPr>
+          <w:sz w:val="28"/>
+          <w:szCs w:val="28"/>
+        </w:rPr>
+        <w:t>задачі</w:t>
+      </w:r>
+      <w:proofErr w:type="spellEnd"/>
+      <w:r>
+        <w:rPr>
+          <w:sz w:val="28"/>
+          <w:szCs w:val="28"/>
+          <w:lang w:val="uk-UA"/>
+        </w:rPr>
+        <w:t>:</w:t>
+      </w:r>
+    </w:p>
+    <w:p>
+      <w:pPr>
+        <w:spacing w:after="0"/>
+        <w:rPr>
+          <w:sz w:val="28"/>
+          <w:szCs w:val="28"/>
+          <w:lang w:val="en-US"/>
+        </w:rPr>
+      </w:pPr>
+      <w:r>
+        <w:rPr>
+          <w:sz w:val="28"/>
+          <w:szCs w:val="28"/>
+          <w:lang w:val="en-US"/>
+        </w:rPr>
+        <w:drawing>
+          <wp:inline distT="0" distB="0" distL="0" distR="0" wp14:anchorId="3299A172" wp14:editId="4AD369B5">
+            <wp:extent cx="6401355" cy="1470787"/>
+            <wp:effectExtent l="0" t="0" r="0" b="0"/>
+            <wp:docPr id="14" name="Рисунок 14"/>
+            <wp:cNvGraphicFramePr>
+              <a:graphicFrameLocks xmlns:a="http://schemas.openxmlformats.org/drawingml/2006/main" noChangeAspect="1"/>
+            </wp:cNvGraphicFramePr>
+            <a:graphic xmlns:a="http://schemas.openxmlformats.org/drawingml/2006/main">
+              <a:graphicData uri="http://schemas.openxmlformats.org/drawingml/2006/picture">
+                <pic:pic xmlns:pic="http://schemas.openxmlformats.org/drawingml/2006/picture">
+                  <pic:nvPicPr>
+                    <pic:cNvPr id="1" name=""/>
+                    <pic:cNvPicPr/>
+                  </pic:nvPicPr>
+                  <pic:blipFill>
+                    <a:blip r:embed="rId17"/>
+                    <a:stretch>
+                      <a:fillRect/>
+                    </a:stretch>
+                  </pic:blipFill>
+                  <pic:spPr>
+                    <a:xfrm>
+                      <a:off x="0" y="0"/>
+                      <a:ext cx="6401355" cy="1470787"/>
+                    </a:xfrm>
+                    <a:prstGeom prst="rect">
+                      <a:avLst/>
+                    </a:prstGeom>
+                  </pic:spPr>
+                </pic:pic>
+              </a:graphicData>
+            </a:graphic>
+          </wp:inline>
+        </w:drawing>
+      </w:r>
+    </w:p>
+    <w:p>
+      <w:pPr>
+        <w:spacing w:after="0"/>
+        <w:rPr>
+          <w:sz w:val="28"/>
+          <w:szCs w:val="28"/>
+          <w:lang w:val="en-US"/>
+        </w:rPr>
+      </w:pPr>
+    </w:p>
+    <w:p>
+      <w:pPr>
+        <w:shd w:val="clear" w:color="auto" w:fill="1F1F1F"/>
+        <w:spacing w:after="0" w:line="285" w:lineRule="atLeast"/>
+        <w:rPr>
+          <w:rFonts w:ascii="Consolas" w:eastAsia="Times New Roman" w:hAnsi="Consolas" w:cs="Times New Roman"/>
+          <w:color w:val="CCCCCC"/>
+          <w:kern w:val="0"/>
+          <w:sz w:val="21"/>
+          <w:szCs w:val="21"/>
+          <w:lang w:val="ru-UA" w:eastAsia="ru-UA"/>
+          <w14:ligatures w14:val="none"/>
+        </w:rPr>
+      </w:pPr>
+      <w:proofErr w:type="spellStart"/>
+      <w:r>
+        <w:rPr>
+          <w:rFonts w:ascii="Consolas" w:eastAsia="Times New Roman" w:hAnsi="Consolas" w:cs="Times New Roman"/>
+          <w:color w:val="C586C0"/>
+          <w:kern w:val="0"/>
+          <w:sz w:val="21"/>
+          <w:szCs w:val="21"/>
+          <w:lang w:val="ru-UA" w:eastAsia="ru-UA"/>
+          <w14:ligatures w14:val="none"/>
+        </w:rPr>
+        <w:t>export</w:t>
+      </w:r>
+      <w:proofErr w:type="spellEnd"/>
+      <w:r>
+        <w:rPr>
+          <w:rFonts w:ascii="Consolas" w:eastAsia="Times New Roman" w:hAnsi="Consolas" w:cs="Times New Roman"/>
+          <w:color w:val="CCCCCC"/>
+          <w:kern w:val="0"/>
+          <w:sz w:val="21"/>
+          <w:szCs w:val="21"/>
+          <w:lang w:val="ru-UA" w:eastAsia="ru-UA"/>
+          <w14:ligatures w14:val="none"/>
+        </w:rPr>
+        <w:t xml:space="preserve"> </w:t>
+      </w:r>
+      <w:proofErr w:type="spellStart"/>
+      <w:r>
+        <w:rPr>
+          <w:rFonts w:ascii="Consolas" w:eastAsia="Times New Roman" w:hAnsi="Consolas" w:cs="Times New Roman"/>
+          <w:color w:val="569CD6"/>
+          <w:kern w:val="0"/>
+          <w:sz w:val="21"/>
+          <w:szCs w:val="21"/>
+          <w:lang w:val="ru-UA" w:eastAsia="ru-UA"/>
+          <w14:ligatures w14:val="none"/>
+        </w:rPr>
+        <w:t>type</w:t>
+      </w:r>
+      <w:proofErr w:type="spellEnd"/>
+      <w:r>
+        <w:rPr>
+          <w:rFonts w:ascii="Consolas" w:eastAsia="Times New Roman" w:hAnsi="Consolas" w:cs="Times New Roman"/>
+          <w:color w:val="CCCCCC"/>
+          <w:kern w:val="0"/>
+          <w:sz w:val="21"/>
+          <w:szCs w:val="21"/>
+          <w:lang w:val="ru-UA" w:eastAsia="ru-UA"/>
+          <w14:ligatures w14:val="none"/>
+        </w:rPr>
+        <w:t xml:space="preserve"> </w:t>
+      </w:r>
+      <w:proofErr w:type="spellStart"/>
+      <w:r>
+        <w:rPr>
+          <w:rFonts w:ascii="Consolas" w:eastAsia="Times New Roman" w:hAnsi="Consolas" w:cs="Times New Roman"/>
+          <w:color w:val="4EC9B0"/>
+          <w:kern w:val="0"/>
+          <w:sz w:val="21"/>
+          <w:szCs w:val="21"/>
+          <w:lang w:val="ru-UA" w:eastAsia="ru-UA"/>
+          <w14:ligatures w14:val="none"/>
+        </w:rPr>
+        <w:t>TaskStatus</w:t>
+      </w:r>
+      <w:proofErr w:type="spellEnd"/>
+      <w:r>
+        <w:rPr>
+          <w:rFonts w:ascii="Consolas" w:eastAsia="Times New Roman" w:hAnsi="Consolas" w:cs="Times New Roman"/>
+          <w:color w:val="CCCCCC"/>
+          <w:kern w:val="0"/>
+          <w:sz w:val="21"/>
+          <w:szCs w:val="21"/>
+          <w:lang w:val="ru-UA" w:eastAsia="ru-UA"/>
+          <w14:ligatures w14:val="none"/>
+        </w:rPr>
+        <w:t xml:space="preserve"> </w:t>
+      </w:r>
+      <w:r>
+        <w:rPr>
+          <w:rFonts w:ascii="Consolas" w:eastAsia="Times New Roman" w:hAnsi="Consolas" w:cs="Times New Roman"/>
+          <w:color w:val="D4D4D4"/>
+          <w:kern w:val="0"/>
+          <w:sz w:val="21"/>
+          <w:szCs w:val="21"/>
+          <w:lang w:val="ru-UA" w:eastAsia="ru-UA"/>
+          <w14:ligatures w14:val="none"/>
+        </w:rPr>
+        <w:t>=</w:t>
+      </w:r>
+      <w:r>
+        <w:rPr>
+          <w:rFonts w:ascii="Consolas" w:eastAsia="Times New Roman" w:hAnsi="Consolas" w:cs="Times New Roman"/>
+          <w:color w:val="CCCCCC"/>
+          <w:kern w:val="0"/>
+          <w:sz w:val="21"/>
+          <w:szCs w:val="21"/>
+          <w:lang w:val="ru-UA" w:eastAsia="ru-UA"/>
+          <w14:ligatures w14:val="none"/>
+        </w:rPr>
+        <w:t xml:space="preserve"> </w:t>
+      </w:r>
+      <w:r>
+        <w:rPr>
+          <w:rFonts w:ascii="Consolas" w:eastAsia="Times New Roman" w:hAnsi="Consolas" w:cs="Times New Roman"/>
+          <w:color w:val="CE9178"/>
+          <w:kern w:val="0"/>
+          <w:sz w:val="21"/>
+          <w:szCs w:val="21"/>
+          <w:lang w:val="ru-UA" w:eastAsia="ru-UA"/>
+          <w14:ligatures w14:val="none"/>
+        </w:rPr>
+        <w:t>"</w:t>
+      </w:r>
+      <w:proofErr w:type="spellStart"/>
+      <w:r>
+        <w:rPr>
+          <w:rFonts w:ascii="Consolas" w:eastAsia="Times New Roman" w:hAnsi="Consolas" w:cs="Times New Roman"/>
+          <w:color w:val="CE9178"/>
+          <w:kern w:val="0"/>
+          <w:sz w:val="21"/>
+          <w:szCs w:val="21"/>
+          <w:lang w:val="ru-UA" w:eastAsia="ru-UA"/>
+          <w14:ligatures w14:val="none"/>
+        </w:rPr>
+        <w:t>pending</w:t>
+      </w:r>
+      <w:proofErr w:type="spellEnd"/>
+      <w:r>
+        <w:rPr>
+          <w:rFonts w:ascii="Consolas" w:eastAsia="Times New Roman" w:hAnsi="Consolas" w:cs="Times New Roman"/>
+          <w:color w:val="CE9178"/>
+          <w:kern w:val="0"/>
+          <w:sz w:val="21"/>
+          <w:szCs w:val="21"/>
+          <w:lang w:val="ru-UA" w:eastAsia="ru-UA"/>
+          <w14:ligatures w14:val="none"/>
+        </w:rPr>
+        <w:t>"</w:t>
+      </w:r>
+      <w:r>
+        <w:rPr>
+          <w:rFonts w:ascii="Consolas" w:eastAsia="Times New Roman" w:hAnsi="Consolas" w:cs="Times New Roman"/>
+          <w:color w:val="CCCCCC"/>
+          <w:kern w:val="0"/>
+          <w:sz w:val="21"/>
+          <w:szCs w:val="21"/>
+          <w:lang w:val="ru-UA" w:eastAsia="ru-UA"/>
+          <w14:ligatures w14:val="none"/>
+        </w:rPr>
+        <w:t xml:space="preserve"> </w:t>
+      </w:r>
+      <w:r>
+        <w:rPr>
+          <w:rFonts w:ascii="Consolas" w:eastAsia="Times New Roman" w:hAnsi="Consolas" w:cs="Times New Roman"/>
+          <w:color w:val="D4D4D4"/>
+          <w:kern w:val="0"/>
+          <w:sz w:val="21"/>
+          <w:szCs w:val="21"/>
+          <w:lang w:val="ru-UA" w:eastAsia="ru-UA"/>
+          <w14:ligatures w14:val="none"/>
+        </w:rPr>
+        <w:t>|</w:t>
+      </w:r>
+      <w:r>
+        <w:rPr>
+          <w:rFonts w:ascii="Consolas" w:eastAsia="Times New Roman" w:hAnsi="Consolas" w:cs="Times New Roman"/>
+          <w:color w:val="CCCCCC"/>
+          <w:kern w:val="0"/>
+          <w:sz w:val="21"/>
+          <w:szCs w:val="21"/>
+          <w:lang w:val="ru-UA" w:eastAsia="ru-UA"/>
+          <w14:ligatures w14:val="none"/>
+        </w:rPr>
+        <w:t xml:space="preserve"> </w:t>
+      </w:r>
+      <w:r>
+        <w:rPr>
+          <w:rFonts w:ascii="Consolas" w:eastAsia="Times New Roman" w:hAnsi="Consolas" w:cs="Times New Roman"/>
+          <w:color w:val="CE9178"/>
+          <w:kern w:val="0"/>
+          <w:sz w:val="21"/>
+          <w:szCs w:val="21"/>
+          <w:lang w:val="ru-UA" w:eastAsia="ru-UA"/>
+          <w14:ligatures w14:val="none"/>
+        </w:rPr>
+        <w:t>"</w:t>
+      </w:r>
+      <w:proofErr w:type="spellStart"/>
+      <w:r>
+        <w:rPr>
+          <w:rFonts w:ascii="Consolas" w:eastAsia="Times New Roman" w:hAnsi="Consolas" w:cs="Times New Roman"/>
+          <w:color w:val="CE9178"/>
+          <w:kern w:val="0"/>
+          <w:sz w:val="21"/>
+          <w:szCs w:val="21"/>
+          <w:lang w:val="ru-UA" w:eastAsia="ru-UA"/>
+          <w14:ligatures w14:val="none"/>
+        </w:rPr>
+        <w:t>in-progress</w:t>
+      </w:r>
+      <w:proofErr w:type="spellEnd"/>
+      <w:r>
+        <w:rPr>
+          <w:rFonts w:ascii="Consolas" w:eastAsia="Times New Roman" w:hAnsi="Consolas" w:cs="Times New Roman"/>
+          <w:color w:val="CE9178"/>
+          <w:kern w:val="0"/>
+          <w:sz w:val="21"/>
+          <w:szCs w:val="21"/>
+          <w:lang w:val="ru-UA" w:eastAsia="ru-UA"/>
+          <w14:ligatures w14:val="none"/>
+        </w:rPr>
+        <w:t>"</w:t>
+      </w:r>
+      <w:r>
+        <w:rPr>
+          <w:rFonts w:ascii="Consolas" w:eastAsia="Times New Roman" w:hAnsi="Consolas" w:cs="Times New Roman"/>
+          <w:color w:val="CCCCCC"/>
+          <w:kern w:val="0"/>
+          <w:sz w:val="21"/>
+          <w:szCs w:val="21"/>
+          <w:lang w:val="ru-UA" w:eastAsia="ru-UA"/>
+          <w14:ligatures w14:val="none"/>
+        </w:rPr>
+        <w:t xml:space="preserve"> </w:t>
+      </w:r>
+      <w:r>
+        <w:rPr>
+          <w:rFonts w:ascii="Consolas" w:eastAsia="Times New Roman" w:hAnsi="Consolas" w:cs="Times New Roman"/>
+          <w:color w:val="D4D4D4"/>
+          <w:kern w:val="0"/>
+          <w:sz w:val="21"/>
+          <w:szCs w:val="21"/>
+          <w:lang w:val="ru-UA" w:eastAsia="ru-UA"/>
+          <w14:ligatures w14:val="none"/>
+        </w:rPr>
+        <w:t>|</w:t>
+      </w:r>
+      <w:r>
+        <w:rPr>
+          <w:rFonts w:ascii="Consolas" w:eastAsia="Times New Roman" w:hAnsi="Consolas" w:cs="Times New Roman"/>
+          <w:color w:val="CCCCCC"/>
+          <w:kern w:val="0"/>
+          <w:sz w:val="21"/>
+          <w:szCs w:val="21"/>
+          <w:lang w:val="ru-UA" w:eastAsia="ru-UA"/>
+          <w14:ligatures w14:val="none"/>
+        </w:rPr>
+        <w:t xml:space="preserve"> </w:t>
+      </w:r>
+      <w:r>
+        <w:rPr>
+          <w:rFonts w:ascii="Consolas" w:eastAsia="Times New Roman" w:hAnsi="Consolas" w:cs="Times New Roman"/>
+          <w:color w:val="CE9178"/>
+          <w:kern w:val="0"/>
+          <w:sz w:val="21"/>
+          <w:szCs w:val="21"/>
+          <w:lang w:val="ru-UA" w:eastAsia="ru-UA"/>
+          <w14:ligatures w14:val="none"/>
+        </w:rPr>
+        <w:t>"</w:t>
+      </w:r>
+      <w:proofErr w:type="spellStart"/>
+      <w:r>
+        <w:rPr>
+          <w:rFonts w:ascii="Consolas" w:eastAsia="Times New Roman" w:hAnsi="Consolas" w:cs="Times New Roman"/>
+          <w:color w:val="CE9178"/>
+          <w:kern w:val="0"/>
+          <w:sz w:val="21"/>
+          <w:szCs w:val="21"/>
+          <w:lang w:val="ru-UA" w:eastAsia="ru-UA"/>
+          <w14:ligatures w14:val="none"/>
+        </w:rPr>
+        <w:t>done</w:t>
+      </w:r>
+      <w:proofErr w:type="spellEnd"/>
+      <w:r>
+        <w:rPr>
+          <w:rFonts w:ascii="Consolas" w:eastAsia="Times New Roman" w:hAnsi="Consolas" w:cs="Times New Roman"/>
+          <w:color w:val="CE9178"/>
+          <w:kern w:val="0"/>
+          <w:sz w:val="21"/>
+          <w:szCs w:val="21"/>
+          <w:lang w:val="ru-UA" w:eastAsia="ru-UA"/>
+          <w14:ligatures w14:val="none"/>
+        </w:rPr>
+        <w:t>"</w:t>
+      </w:r>
+      <w:r>
+        <w:rPr>
+          <w:rFonts w:ascii="Consolas" w:eastAsia="Times New Roman" w:hAnsi="Consolas" w:cs="Times New Roman"/>
+          <w:color w:val="CCCCCC"/>
+          <w:kern w:val="0"/>
+          <w:sz w:val="21"/>
+          <w:szCs w:val="21"/>
+          <w:lang w:val="ru-UA" w:eastAsia="ru-UA"/>
+          <w14:ligatures w14:val="none"/>
+        </w:rPr>
+        <w:t>;</w:t>
+      </w:r>
+    </w:p>
+    <w:p>
+      <w:pPr>
+        <w:shd w:val="clear" w:color="auto" w:fill="1F1F1F"/>
+        <w:spacing w:after="0" w:line="285" w:lineRule="atLeast"/>
+        <w:rPr>
+          <w:rFonts w:ascii="Consolas" w:eastAsia="Times New Roman" w:hAnsi="Consolas" w:cs="Times New Roman"/>
+          <w:color w:val="CCCCCC"/>
+          <w:kern w:val="0"/>
+          <w:sz w:val="21"/>
+          <w:szCs w:val="21"/>
+          <w:lang w:val="ru-UA" w:eastAsia="ru-UA"/>
+          <w14:ligatures w14:val="none"/>
+        </w:rPr>
+      </w:pPr>
+      <w:proofErr w:type="spellStart"/>
+      <w:r>
+        <w:rPr>
+          <w:rFonts w:ascii="Consolas" w:eastAsia="Times New Roman" w:hAnsi="Consolas" w:cs="Times New Roman"/>
+          <w:color w:val="C586C0"/>
+          <w:kern w:val="0"/>
+          <w:sz w:val="21"/>
+          <w:szCs w:val="21"/>
+          <w:lang w:val="ru-UA" w:eastAsia="ru-UA"/>
+          <w14:ligatures w14:val="none"/>
+        </w:rPr>
+        <w:t>export</w:t>
+      </w:r>
+      <w:proofErr w:type="spellEnd"/>
+      <w:r>
+        <w:rPr>
+          <w:rFonts w:ascii="Consolas" w:eastAsia="Times New Roman" w:hAnsi="Consolas" w:cs="Times New Roman"/>
+          <w:color w:val="CCCCCC"/>
+          <w:kern w:val="0"/>
+          <w:sz w:val="21"/>
+          <w:szCs w:val="21"/>
+          <w:lang w:val="ru-UA" w:eastAsia="ru-UA"/>
+          <w14:ligatures w14:val="none"/>
+        </w:rPr>
+        <w:t xml:space="preserve"> </w:t>
+      </w:r>
+      <w:proofErr w:type="spellStart"/>
+      <w:r>
+        <w:rPr>
+          <w:rFonts w:ascii="Consolas" w:eastAsia="Times New Roman" w:hAnsi="Consolas" w:cs="Times New Roman"/>
+          <w:color w:val="569CD6"/>
+          <w:kern w:val="0"/>
+          <w:sz w:val="21"/>
+          <w:szCs w:val="21"/>
+          <w:lang w:val="ru-UA" w:eastAsia="ru-UA"/>
+          <w14:ligatures w14:val="none"/>
+        </w:rPr>
+        <w:t>type</w:t>
+      </w:r>
+      <w:proofErr w:type="spellEnd"/>
+      <w:r>
+        <w:rPr>
+          <w:rFonts w:ascii="Consolas" w:eastAsia="Times New Roman" w:hAnsi="Consolas" w:cs="Times New Roman"/>
+          <w:color w:val="CCCCCC"/>
+          <w:kern w:val="0"/>
+          <w:sz w:val="21"/>
+          <w:szCs w:val="21"/>
+          <w:lang w:val="ru-UA" w:eastAsia="ru-UA"/>
+          <w14:ligatures w14:val="none"/>
+        </w:rPr>
+        <w:t xml:space="preserve"> </w:t>
+      </w:r>
+      <w:proofErr w:type="spellStart"/>
+      <w:r>
+        <w:rPr>
+          <w:rFonts w:ascii="Consolas" w:eastAsia="Times New Roman" w:hAnsi="Consolas" w:cs="Times New Roman"/>
+          <w:color w:val="4EC9B0"/>
+          <w:kern w:val="0"/>
+          <w:sz w:val="21"/>
+          <w:szCs w:val="21"/>
+          <w:lang w:val="ru-UA" w:eastAsia="ru-UA"/>
+          <w14:ligatures w14:val="none"/>
+        </w:rPr>
+        <w:t>TaskPriority</w:t>
+      </w:r>
+      <w:proofErr w:type="spellEnd"/>
+      <w:r>
+        <w:rPr>
+          <w:rFonts w:ascii="Consolas" w:eastAsia="Times New Roman" w:hAnsi="Consolas" w:cs="Times New Roman"/>
+          <w:color w:val="CCCCCC"/>
+          <w:kern w:val="0"/>
+          <w:sz w:val="21"/>
+          <w:szCs w:val="21"/>
+          <w:lang w:val="ru-UA" w:eastAsia="ru-UA"/>
+          <w14:ligatures w14:val="none"/>
+        </w:rPr>
+        <w:t xml:space="preserve"> </w:t>
+      </w:r>
+      <w:r>
+        <w:rPr>
+          <w:rFonts w:ascii="Consolas" w:eastAsia="Times New Roman" w:hAnsi="Consolas" w:cs="Times New Roman"/>
+          <w:color w:val="D4D4D4"/>
+          <w:kern w:val="0"/>
+          <w:sz w:val="21"/>
+          <w:szCs w:val="21"/>
+          <w:lang w:val="ru-UA" w:eastAsia="ru-UA"/>
+          <w14:ligatures w14:val="none"/>
+        </w:rPr>
+        <w:t>=</w:t>
+      </w:r>
+      <w:r>
+        <w:rPr>
+          <w:rFonts w:ascii="Consolas" w:eastAsia="Times New Roman" w:hAnsi="Consolas" w:cs="Times New Roman"/>
+          <w:color w:val="CCCCCC"/>
+          <w:kern w:val="0"/>
+          <w:sz w:val="21"/>
+          <w:szCs w:val="21"/>
+          <w:lang w:val="ru-UA" w:eastAsia="ru-UA"/>
+          <w14:ligatures w14:val="none"/>
+        </w:rPr>
+        <w:t xml:space="preserve"> </w:t>
+      </w:r>
+      <w:r>
+        <w:rPr>
+          <w:rFonts w:ascii="Consolas" w:eastAsia="Times New Roman" w:hAnsi="Consolas" w:cs="Times New Roman"/>
+          <w:color w:val="CE9178"/>
+          <w:kern w:val="0"/>
+          <w:sz w:val="21"/>
+          <w:szCs w:val="21"/>
+          <w:lang w:val="ru-UA" w:eastAsia="ru-UA"/>
+          <w14:ligatures w14:val="none"/>
+        </w:rPr>
+        <w:t>"</w:t>
+      </w:r>
+      <w:proofErr w:type="spellStart"/>
+      <w:r>
+        <w:rPr>
+          <w:rFonts w:ascii="Consolas" w:eastAsia="Times New Roman" w:hAnsi="Consolas" w:cs="Times New Roman"/>
+          <w:color w:val="CE9178"/>
+          <w:kern w:val="0"/>
+          <w:sz w:val="21"/>
+          <w:szCs w:val="21"/>
+          <w:lang w:val="ru-UA" w:eastAsia="ru-UA"/>
+          <w14:ligatures w14:val="none"/>
+        </w:rPr>
+        <w:t>low</w:t>
+      </w:r>
+      <w:proofErr w:type="spellEnd"/>
+      <w:r>
+        <w:rPr>
+          <w:rFonts w:ascii="Consolas" w:eastAsia="Times New Roman" w:hAnsi="Consolas" w:cs="Times New Roman"/>
+          <w:color w:val="CE9178"/>
+          <w:kern w:val="0"/>
+          <w:sz w:val="21"/>
+          <w:szCs w:val="21"/>
+          <w:lang w:val="ru-UA" w:eastAsia="ru-UA"/>
+          <w14:ligatures w14:val="none"/>
+        </w:rPr>
+        <w:t>"</w:t>
+      </w:r>
+      <w:r>
+        <w:rPr>
+          <w:rFonts w:ascii="Consolas" w:eastAsia="Times New Roman" w:hAnsi="Consolas" w:cs="Times New Roman"/>
+          <w:color w:val="CCCCCC"/>
+          <w:kern w:val="0"/>
+          <w:sz w:val="21"/>
+          <w:szCs w:val="21"/>
+          <w:lang w:val="ru-UA" w:eastAsia="ru-UA"/>
+          <w14:ligatures w14:val="none"/>
+        </w:rPr>
+        <w:t xml:space="preserve"> </w:t>
+      </w:r>
+      <w:r>
+        <w:rPr>
+          <w:rFonts w:ascii="Consolas" w:eastAsia="Times New Roman" w:hAnsi="Consolas" w:cs="Times New Roman"/>
+          <w:color w:val="D4D4D4"/>
+          <w:kern w:val="0"/>
+          <w:sz w:val="21"/>
+          <w:szCs w:val="21"/>
+          <w:lang w:val="ru-UA" w:eastAsia="ru-UA"/>
+          <w14:ligatures w14:val="none"/>
+        </w:rPr>
+        <w:t>|</w:t>
+      </w:r>
+      <w:r>
+        <w:rPr>
+          <w:rFonts w:ascii="Consolas" w:eastAsia="Times New Roman" w:hAnsi="Consolas" w:cs="Times New Roman"/>
+          <w:color w:val="CCCCCC"/>
+          <w:kern w:val="0"/>
+          <w:sz w:val="21"/>
+          <w:szCs w:val="21"/>
+          <w:lang w:val="ru-UA" w:eastAsia="ru-UA"/>
+          <w14:ligatures w14:val="none"/>
+        </w:rPr>
+        <w:t xml:space="preserve"> </w:t>
+      </w:r>
+      <w:r>
+        <w:rPr>
+          <w:rFonts w:ascii="Consolas" w:eastAsia="Times New Roman" w:hAnsi="Consolas" w:cs="Times New Roman"/>
+          <w:color w:val="CE9178"/>
+          <w:kern w:val="0"/>
+          <w:sz w:val="21"/>
+          <w:szCs w:val="21"/>
+          <w:lang w:val="ru-UA" w:eastAsia="ru-UA"/>
+          <w14:ligatures w14:val="none"/>
+        </w:rPr>
+        <w:t>"</w:t>
+      </w:r>
+      <w:proofErr w:type="spellStart"/>
+      <w:r>
+        <w:rPr>
+          <w:rFonts w:ascii="Consolas" w:eastAsia="Times New Roman" w:hAnsi="Consolas" w:cs="Times New Roman"/>
+          <w:color w:val="CE9178"/>
+          <w:kern w:val="0"/>
+          <w:sz w:val="21"/>
+          <w:szCs w:val="21"/>
+          <w:lang w:val="ru-UA" w:eastAsia="ru-UA"/>
+          <w14:ligatures w14:val="none"/>
+        </w:rPr>
+        <w:t>medium</w:t>
+      </w:r>
+      <w:proofErr w:type="spellEnd"/>
+      <w:r>
+        <w:rPr>
+          <w:rFonts w:ascii="Consolas" w:eastAsia="Times New Roman" w:hAnsi="Consolas" w:cs="Times New Roman"/>
+          <w:color w:val="CE9178"/>
+          <w:kern w:val="0"/>
+          <w:sz w:val="21"/>
+          <w:szCs w:val="21"/>
+          <w:lang w:val="ru-UA" w:eastAsia="ru-UA"/>
+          <w14:ligatures w14:val="none"/>
+        </w:rPr>
+        <w:t>"</w:t>
+      </w:r>
+      <w:r>
+        <w:rPr>
+          <w:rFonts w:ascii="Consolas" w:eastAsia="Times New Roman" w:hAnsi="Consolas" w:cs="Times New Roman"/>
+          <w:color w:val="CCCCCC"/>
+          <w:kern w:val="0"/>
+          <w:sz w:val="21"/>
+          <w:szCs w:val="21"/>
+          <w:lang w:val="ru-UA" w:eastAsia="ru-UA"/>
+          <w14:ligatures w14:val="none"/>
+        </w:rPr>
+        <w:t xml:space="preserve"> </w:t>
+      </w:r>
+      <w:r>
+        <w:rPr>
+          <w:rFonts w:ascii="Consolas" w:eastAsia="Times New Roman" w:hAnsi="Consolas" w:cs="Times New Roman"/>
+          <w:color w:val="D4D4D4"/>
+          <w:kern w:val="0"/>
+          <w:sz w:val="21"/>
+          <w:szCs w:val="21"/>
+          <w:lang w:val="ru-UA" w:eastAsia="ru-UA"/>
+          <w14:ligatures w14:val="none"/>
+        </w:rPr>
+        <w:t>|</w:t>
+      </w:r>
+      <w:r>
+        <w:rPr>
+          <w:rFonts w:ascii="Consolas" w:eastAsia="Times New Roman" w:hAnsi="Consolas" w:cs="Times New Roman"/>
+          <w:color w:val="CCCCCC"/>
+          <w:kern w:val="0"/>
+          <w:sz w:val="21"/>
+          <w:szCs w:val="21"/>
+          <w:lang w:val="ru-UA" w:eastAsia="ru-UA"/>
+          <w14:ligatures w14:val="none"/>
+        </w:rPr>
+        <w:t xml:space="preserve"> </w:t>
+      </w:r>
+      <w:r>
+        <w:rPr>
+          <w:rFonts w:ascii="Consolas" w:eastAsia="Times New Roman" w:hAnsi="Consolas" w:cs="Times New Roman"/>
+          <w:color w:val="CE9178"/>
+          <w:kern w:val="0"/>
+          <w:sz w:val="21"/>
+          <w:szCs w:val="21"/>
+          <w:lang w:val="ru-UA" w:eastAsia="ru-UA"/>
+          <w14:ligatures w14:val="none"/>
+        </w:rPr>
+        <w:t>"</w:t>
+      </w:r>
+      <w:proofErr w:type="spellStart"/>
+      <w:r>
+        <w:rPr>
+          <w:rFonts w:ascii="Consolas" w:eastAsia="Times New Roman" w:hAnsi="Consolas" w:cs="Times New Roman"/>
+          <w:color w:val="CE9178"/>
+          <w:kern w:val="0"/>
+          <w:sz w:val="21"/>
+          <w:szCs w:val="21"/>
+          <w:lang w:val="ru-UA" w:eastAsia="ru-UA"/>
+          <w14:ligatures w14:val="none"/>
+        </w:rPr>
+        <w:t>high</w:t>
+      </w:r>
+      <w:proofErr w:type="spellEnd"/>
+      <w:r>
+        <w:rPr>
+          <w:rFonts w:ascii="Consolas" w:eastAsia="Times New Roman" w:hAnsi="Consolas" w:cs="Times New Roman"/>
+          <w:color w:val="CE9178"/>
+          <w:kern w:val="0"/>
+          <w:sz w:val="21"/>
+          <w:szCs w:val="21"/>
+          <w:lang w:val="ru-UA" w:eastAsia="ru-UA"/>
+          <w14:ligatures w14:val="none"/>
+        </w:rPr>
+        <w:t>"</w:t>
+      </w:r>
+      <w:r>
+        <w:rPr>
+          <w:rFonts w:ascii="Consolas" w:eastAsia="Times New Roman" w:hAnsi="Consolas" w:cs="Times New Roman"/>
+          <w:color w:val="CCCCCC"/>
+          <w:kern w:val="0"/>
+          <w:sz w:val="21"/>
+          <w:szCs w:val="21"/>
+          <w:lang w:val="ru-UA" w:eastAsia="ru-UA"/>
+          <w14:ligatures w14:val="none"/>
+        </w:rPr>
+        <w:t>;</w:t>
+      </w:r>
+    </w:p>
+    <w:p>
+      <w:pPr>
+        <w:shd w:val="clear" w:color="auto" w:fill="1F1F1F"/>
+        <w:spacing w:after="0" w:line="285" w:lineRule="atLeast"/>
+        <w:rPr>
+          <w:rFonts w:ascii="Consolas" w:eastAsia="Times New Roman" w:hAnsi="Consolas" w:cs="Times New Roman"/>
+          <w:color w:val="CCCCCC"/>
+          <w:kern w:val="0"/>
+          <w:sz w:val="21"/>
+          <w:szCs w:val="21"/>
+          <w:lang w:val="ru-UA" w:eastAsia="ru-UA"/>
+          <w14:ligatures w14:val="none"/>
+        </w:rPr>
+      </w:pPr>
+    </w:p>
+    <w:p>
+      <w:pPr>
+        <w:shd w:val="clear" w:color="auto" w:fill="1F1F1F"/>
+        <w:spacing w:after="0" w:line="285" w:lineRule="atLeast"/>
+        <w:rPr>
+          <w:rFonts w:ascii="Consolas" w:eastAsia="Times New Roman" w:hAnsi="Consolas" w:cs="Times New Roman"/>
+          <w:color w:val="CCCCCC"/>
+          <w:kern w:val="0"/>
+          <w:sz w:val="21"/>
+          <w:szCs w:val="21"/>
+          <w:lang w:val="ru-UA" w:eastAsia="ru-UA"/>
+          <w14:ligatures w14:val="none"/>
+        </w:rPr>
+      </w:pPr>
+      <w:proofErr w:type="spellStart"/>
+      <w:r>
+        <w:rPr>
+          <w:rFonts w:ascii="Consolas" w:eastAsia="Times New Roman" w:hAnsi="Consolas" w:cs="Times New Roman"/>
+          <w:color w:val="C586C0"/>
+          <w:kern w:val="0"/>
+          <w:sz w:val="21"/>
+          <w:szCs w:val="21"/>
+          <w:lang w:val="ru-UA" w:eastAsia="ru-UA"/>
+          <w14:ligatures w14:val="none"/>
+        </w:rPr>
+        <w:t>export</w:t>
+      </w:r>
+      <w:proofErr w:type="spellEnd"/>
+      <w:r>
+        <w:rPr>
+          <w:rFonts w:ascii="Consolas" w:eastAsia="Times New Roman" w:hAnsi="Consolas" w:cs="Times New Roman"/>
+          <w:color w:val="CCCCCC"/>
+          <w:kern w:val="0"/>
+          <w:sz w:val="21"/>
+          <w:szCs w:val="21"/>
+          <w:lang w:val="ru-UA" w:eastAsia="ru-UA"/>
+          <w14:ligatures w14:val="none"/>
+        </w:rPr>
+        <w:t xml:space="preserve"> </w:t>
+      </w:r>
+      <w:proofErr w:type="spellStart"/>
+      <w:r>
+        <w:rPr>
+          <w:rFonts w:ascii="Consolas" w:eastAsia="Times New Roman" w:hAnsi="Consolas" w:cs="Times New Roman"/>
+          <w:color w:val="569CD6"/>
+          <w:kern w:val="0"/>
+          <w:sz w:val="21"/>
+          <w:szCs w:val="21"/>
+          <w:lang w:val="ru-UA" w:eastAsia="ru-UA"/>
+          <w14:ligatures w14:val="none"/>
+        </w:rPr>
+        <w:t>interface</w:t>
+      </w:r>
+      <w:proofErr w:type="spellEnd"/>
+      <w:r>
+        <w:rPr>
+          <w:rFonts w:ascii="Consolas" w:eastAsia="Times New Roman" w:hAnsi="Consolas" w:cs="Times New Roman"/>
+          <w:color w:val="CCCCCC"/>
+          <w:kern w:val="0"/>
+          <w:sz w:val="21"/>
+          <w:szCs w:val="21"/>
+          <w:lang w:val="ru-UA" w:eastAsia="ru-UA"/>
+          <w14:ligatures w14:val="none"/>
+        </w:rPr>
+        <w:t xml:space="preserve"> </w:t>
+      </w:r>
+      <w:r>
+        <w:rPr>
+          <w:rFonts w:ascii="Consolas" w:eastAsia="Times New Roman" w:hAnsi="Consolas" w:cs="Times New Roman"/>
+          <w:color w:val="4EC9B0"/>
+          <w:kern w:val="0"/>
+          <w:sz w:val="21"/>
+          <w:szCs w:val="21"/>
+          <w:lang w:val="ru-UA" w:eastAsia="ru-UA"/>
+          <w14:ligatures w14:val="none"/>
+        </w:rPr>
+        <w:t>Task</w:t>
+      </w:r>
+      <w:r>
+        <w:rPr>
+          <w:rFonts w:ascii="Consolas" w:eastAsia="Times New Roman" w:hAnsi="Consolas" w:cs="Times New Roman"/>
+          <w:color w:val="CCCCCC"/>
+          <w:kern w:val="0"/>
+          <w:sz w:val="21"/>
+          <w:szCs w:val="21"/>
+          <w:lang w:val="ru-UA" w:eastAsia="ru-UA"/>
+          <w14:ligatures w14:val="none"/>
+        </w:rPr>
+        <w:t xml:space="preserve"> {</w:t>
+      </w:r>
+    </w:p>
+    <w:p>
+      <w:pPr>
+        <w:shd w:val="clear" w:color="auto" w:fill="1F1F1F"/>
+        <w:spacing w:after="0" w:line="285" w:lineRule="atLeast"/>
+        <w:rPr>
+          <w:rFonts w:ascii="Consolas" w:eastAsia="Times New Roman" w:hAnsi="Consolas" w:cs="Times New Roman"/>
+          <w:color w:val="CCCCCC"/>
+          <w:kern w:val="0"/>
+          <w:sz w:val="21"/>
+          <w:szCs w:val="21"/>
+          <w:lang w:val="ru-UA" w:eastAsia="ru-UA"/>
+          <w14:ligatures w14:val="none"/>
+        </w:rPr>
+      </w:pPr>
+      <w:r>
+        <w:rPr>
+          <w:rFonts w:ascii="Consolas" w:eastAsia="Times New Roman" w:hAnsi="Consolas" w:cs="Times New Roman"/>
+          <w:color w:val="CCCCCC"/>
+          <w:kern w:val="0"/>
+          <w:sz w:val="21"/>
+          <w:szCs w:val="21"/>
+          <w:lang w:val="ru-UA" w:eastAsia="ru-UA"/>
+          <w14:ligatures w14:val="none"/>
+        </w:rPr>
+        <w:t xml:space="preserve">  </w:t>
+      </w:r>
+      <w:proofErr w:type="spellStart"/>
+      <w:r>
+        <w:rPr>
+          <w:rFonts w:ascii="Consolas" w:eastAsia="Times New Roman" w:hAnsi="Consolas" w:cs="Times New Roman"/>
+          <w:color w:val="9CDCFE"/>
+          <w:kern w:val="0"/>
+          <w:sz w:val="21"/>
+          <w:szCs w:val="21"/>
+          <w:lang w:val="ru-UA" w:eastAsia="ru-UA"/>
+          <w14:ligatures w14:val="none"/>
+        </w:rPr>
+        <w:t>id</w:t>
+      </w:r>
+      <w:proofErr w:type="spellEnd"/>
+      <w:r>
+        <w:rPr>
+          <w:rFonts w:ascii="Consolas" w:eastAsia="Times New Roman" w:hAnsi="Consolas" w:cs="Times New Roman"/>
+          <w:color w:val="D4D4D4"/>
+          <w:kern w:val="0"/>
+          <w:sz w:val="21"/>
+          <w:szCs w:val="21"/>
+          <w:lang w:val="ru-UA" w:eastAsia="ru-UA"/>
+          <w14:ligatures w14:val="none"/>
+        </w:rPr>
+        <w:t>:</w:t>
+      </w:r>
+      <w:r>
+        <w:rPr>
+          <w:rFonts w:ascii="Consolas" w:eastAsia="Times New Roman" w:hAnsi="Consolas" w:cs="Times New Roman"/>
+          <w:color w:val="CCCCCC"/>
+          <w:kern w:val="0"/>
+          <w:sz w:val="21"/>
+          <w:szCs w:val="21"/>
+          <w:lang w:val="ru-UA" w:eastAsia="ru-UA"/>
+          <w14:ligatures w14:val="none"/>
+        </w:rPr>
+        <w:t xml:space="preserve"> </w:t>
+      </w:r>
+      <w:proofErr w:type="spellStart"/>
+      <w:r>
+        <w:rPr>
+          <w:rFonts w:ascii="Consolas" w:eastAsia="Times New Roman" w:hAnsi="Consolas" w:cs="Times New Roman"/>
+          <w:color w:val="4EC9B0"/>
+          <w:kern w:val="0"/>
+          <w:sz w:val="21"/>
+          <w:szCs w:val="21"/>
+          <w:lang w:val="ru-UA" w:eastAsia="ru-UA"/>
+          <w14:ligatures w14:val="none"/>
+        </w:rPr>
+        <w:t>string</w:t>
+      </w:r>
+      <w:proofErr w:type="spellEnd"/>
+      <w:r>
+        <w:rPr>
+          <w:rFonts w:ascii="Consolas" w:eastAsia="Times New Roman" w:hAnsi="Consolas" w:cs="Times New Roman"/>
+          <w:color w:val="CCCCCC"/>
+          <w:kern w:val="0"/>
+          <w:sz w:val="21"/>
+          <w:szCs w:val="21"/>
+          <w:lang w:val="ru-UA" w:eastAsia="ru-UA"/>
+          <w14:ligatures w14:val="none"/>
+        </w:rPr>
+        <w:t>;</w:t>
+      </w:r>
+    </w:p>
+    <w:p>
+      <w:pPr>
+        <w:shd w:val="clear" w:color="auto" w:fill="1F1F1F"/>
+        <w:spacing w:after="0" w:line="285" w:lineRule="atLeast"/>
+        <w:rPr>
+          <w:rFonts w:ascii="Consolas" w:eastAsia="Times New Roman" w:hAnsi="Consolas" w:cs="Times New Roman"/>
+          <w:color w:val="CCCCCC"/>
+          <w:kern w:val="0"/>
+          <w:sz w:val="21"/>
+          <w:szCs w:val="21"/>
+          <w:lang w:val="ru-UA" w:eastAsia="ru-UA"/>
+          <w14:ligatures w14:val="none"/>
+        </w:rPr>
+      </w:pPr>
+      <w:r>
+        <w:rPr>
+          <w:rFonts w:ascii="Consolas" w:eastAsia="Times New Roman" w:hAnsi="Consolas" w:cs="Times New Roman"/>
+          <w:color w:val="CCCCCC"/>
+          <w:kern w:val="0"/>
+          <w:sz w:val="21"/>
+          <w:szCs w:val="21"/>
+          <w:lang w:val="ru-UA" w:eastAsia="ru-UA"/>
+          <w14:ligatures w14:val="none"/>
+        </w:rPr>
+        <w:t xml:space="preserve">  </w:t>
+      </w:r>
+      <w:proofErr w:type="spellStart"/>
+      <w:r>
+        <w:rPr>
+          <w:rFonts w:ascii="Consolas" w:eastAsia="Times New Roman" w:hAnsi="Consolas" w:cs="Times New Roman"/>
+          <w:color w:val="9CDCFE"/>
+          <w:kern w:val="0"/>
+          <w:sz w:val="21"/>
+          <w:szCs w:val="21"/>
+          <w:lang w:val="ru-UA" w:eastAsia="ru-UA"/>
+          <w14:ligatures w14:val="none"/>
+        </w:rPr>
+        <w:t>title</w:t>
+      </w:r>
+      <w:proofErr w:type="spellEnd"/>
+      <w:r>
+        <w:rPr>
+          <w:rFonts w:ascii="Consolas" w:eastAsia="Times New Roman" w:hAnsi="Consolas" w:cs="Times New Roman"/>
+          <w:color w:val="D4D4D4"/>
+          <w:kern w:val="0"/>
+          <w:sz w:val="21"/>
+          <w:szCs w:val="21"/>
+          <w:lang w:val="ru-UA" w:eastAsia="ru-UA"/>
+          <w14:ligatures w14:val="none"/>
+        </w:rPr>
+        <w:t>:</w:t>
+      </w:r>
+      <w:r>
+        <w:rPr>
+          <w:rFonts w:ascii="Consolas" w:eastAsia="Times New Roman" w:hAnsi="Consolas" w:cs="Times New Roman"/>
+          <w:color w:val="CCCCCC"/>
+          <w:kern w:val="0"/>
+          <w:sz w:val="21"/>
+          <w:szCs w:val="21"/>
+          <w:lang w:val="ru-UA" w:eastAsia="ru-UA"/>
+          <w14:ligatures w14:val="none"/>
+        </w:rPr>
+        <w:t xml:space="preserve"> </w:t>
+      </w:r>
+      <w:proofErr w:type="spellStart"/>
+      <w:r>
+        <w:rPr>
+          <w:rFonts w:ascii="Consolas" w:eastAsia="Times New Roman" w:hAnsi="Consolas" w:cs="Times New Roman"/>
+          <w:color w:val="4EC9B0"/>
+          <w:kern w:val="0"/>
+          <w:sz w:val="21"/>
+          <w:szCs w:val="21"/>
+          <w:lang w:val="ru-UA" w:eastAsia="ru-UA"/>
+          <w14:ligatures w14:val="none"/>
+        </w:rPr>
+        <w:t>string</w:t>
+      </w:r>
+      <w:proofErr w:type="spellEnd"/>
+      <w:r>
+        <w:rPr>
+          <w:rFonts w:ascii="Consolas" w:eastAsia="Times New Roman" w:hAnsi="Consolas" w:cs="Times New Roman"/>
+          <w:color w:val="CCCCCC"/>
+          <w:kern w:val="0"/>
+          <w:sz w:val="21"/>
+          <w:szCs w:val="21"/>
+          <w:lang w:val="ru-UA" w:eastAsia="ru-UA"/>
+          <w14:ligatures w14:val="none"/>
+        </w:rPr>
+        <w:t>;</w:t>
+      </w:r>
+    </w:p>
+    <w:p>
+      <w:pPr>
+        <w:shd w:val="clear" w:color="auto" w:fill="1F1F1F"/>
+        <w:spacing w:after="0" w:line="285" w:lineRule="atLeast"/>
+        <w:rPr>
+          <w:rFonts w:ascii="Consolas" w:eastAsia="Times New Roman" w:hAnsi="Consolas" w:cs="Times New Roman"/>
+          <w:color w:val="CCCCCC"/>
+          <w:kern w:val="0"/>
+          <w:sz w:val="21"/>
+          <w:szCs w:val="21"/>
+          <w:lang w:val="ru-UA" w:eastAsia="ru-UA"/>
+          <w14:ligatures w14:val="none"/>
+        </w:rPr>
+      </w:pPr>
+      <w:r>
+        <w:rPr>
+          <w:rFonts w:ascii="Consolas" w:eastAsia="Times New Roman" w:hAnsi="Consolas" w:cs="Times New Roman"/>
+          <w:color w:val="CCCCCC"/>
+          <w:kern w:val="0"/>
+          <w:sz w:val="21"/>
+          <w:szCs w:val="21"/>
+          <w:lang w:val="ru-UA" w:eastAsia="ru-UA"/>
+          <w14:ligatures w14:val="none"/>
+        </w:rPr>
+        <w:t xml:space="preserve">  </w:t>
+      </w:r>
+      <w:proofErr w:type="spellStart"/>
+      <w:r>
+        <w:rPr>
+          <w:rFonts w:ascii="Consolas" w:eastAsia="Times New Roman" w:hAnsi="Consolas" w:cs="Times New Roman"/>
+          <w:color w:val="9CDCFE"/>
+          <w:kern w:val="0"/>
+          <w:sz w:val="21"/>
+          <w:szCs w:val="21"/>
+          <w:lang w:val="ru-UA" w:eastAsia="ru-UA"/>
+          <w14:ligatures w14:val="none"/>
+        </w:rPr>
+        <w:t>description</w:t>
+      </w:r>
+      <w:proofErr w:type="spellEnd"/>
+      <w:r>
+        <w:rPr>
+          <w:rFonts w:ascii="Consolas" w:eastAsia="Times New Roman" w:hAnsi="Consolas" w:cs="Times New Roman"/>
+          <w:color w:val="D4D4D4"/>
+          <w:kern w:val="0"/>
+          <w:sz w:val="21"/>
+          <w:szCs w:val="21"/>
+          <w:lang w:val="ru-UA" w:eastAsia="ru-UA"/>
+          <w14:ligatures w14:val="none"/>
+        </w:rPr>
+        <w:t>:</w:t>
+      </w:r>
+      <w:r>
+        <w:rPr>
+          <w:rFonts w:ascii="Consolas" w:eastAsia="Times New Roman" w:hAnsi="Consolas" w:cs="Times New Roman"/>
+          <w:color w:val="CCCCCC"/>
+          <w:kern w:val="0"/>
+          <w:sz w:val="21"/>
+          <w:szCs w:val="21"/>
+          <w:lang w:val="ru-UA" w:eastAsia="ru-UA"/>
+          <w14:ligatures w14:val="none"/>
+        </w:rPr>
+        <w:t xml:space="preserve"> </w:t>
+      </w:r>
+      <w:proofErr w:type="spellStart"/>
+      <w:r>
+        <w:rPr>
+          <w:rFonts w:ascii="Consolas" w:eastAsia="Times New Roman" w:hAnsi="Consolas" w:cs="Times New Roman"/>
+          <w:color w:val="4EC9B0"/>
+          <w:kern w:val="0"/>
+          <w:sz w:val="21"/>
+          <w:szCs w:val="21"/>
+          <w:lang w:val="ru-UA" w:eastAsia="ru-UA"/>
+          <w14:ligatures w14:val="none"/>
+        </w:rPr>
+        <w:t>string</w:t>
+      </w:r>
+      <w:proofErr w:type="spellEnd"/>
+      <w:r>
+        <w:rPr>
+          <w:rFonts w:ascii="Consolas" w:eastAsia="Times New Roman" w:hAnsi="Consolas" w:cs="Times New Roman"/>
+          <w:color w:val="CCCCCC"/>
+          <w:kern w:val="0"/>
+          <w:sz w:val="21"/>
+          <w:szCs w:val="21"/>
+          <w:lang w:val="ru-UA" w:eastAsia="ru-UA"/>
+          <w14:ligatures w14:val="none"/>
+        </w:rPr>
+        <w:t>;</w:t>
+      </w:r>
+    </w:p>
+    <w:p>
+      <w:pPr>
+        <w:shd w:val="clear" w:color="auto" w:fill="1F1F1F"/>
+        <w:spacing w:after="0" w:line="285" w:lineRule="atLeast"/>
+        <w:rPr>
+          <w:rFonts w:ascii="Consolas" w:eastAsia="Times New Roman" w:hAnsi="Consolas" w:cs="Times New Roman"/>
+          <w:color w:val="CCCCCC"/>
+          <w:kern w:val="0"/>
+          <w:sz w:val="21"/>
+          <w:szCs w:val="21"/>
+          <w:lang w:val="ru-UA" w:eastAsia="ru-UA"/>
+          <w14:ligatures w14:val="none"/>
+        </w:rPr>
+      </w:pPr>
+      <w:r>
+        <w:rPr>
+          <w:rFonts w:ascii="Consolas" w:eastAsia="Times New Roman" w:hAnsi="Consolas" w:cs="Times New Roman"/>
+          <w:color w:val="CCCCCC"/>
+          <w:kern w:val="0"/>
+          <w:sz w:val="21"/>
+          <w:szCs w:val="21"/>
+          <w:lang w:val="ru-UA" w:eastAsia="ru-UA"/>
+          <w14:ligatures w14:val="none"/>
+        </w:rPr>
+        <w:t xml:space="preserve">  </w:t>
+      </w:r>
+      <w:proofErr w:type="spellStart"/>
+      <w:r>
+        <w:rPr>
+          <w:rFonts w:ascii="Consolas" w:eastAsia="Times New Roman" w:hAnsi="Consolas" w:cs="Times New Roman"/>
+          <w:color w:val="9CDCFE"/>
+          <w:kern w:val="0"/>
+          <w:sz w:val="21"/>
+          <w:szCs w:val="21"/>
+          <w:lang w:val="ru-UA" w:eastAsia="ru-UA"/>
+          <w14:ligatures w14:val="none"/>
+        </w:rPr>
+        <w:t>status</w:t>
+      </w:r>
+      <w:proofErr w:type="spellEnd"/>
+      <w:r>
+        <w:rPr>
+          <w:rFonts w:ascii="Consolas" w:eastAsia="Times New Roman" w:hAnsi="Consolas" w:cs="Times New Roman"/>
+          <w:color w:val="D4D4D4"/>
+          <w:kern w:val="0"/>
+          <w:sz w:val="21"/>
+          <w:szCs w:val="21"/>
+          <w:lang w:val="ru-UA" w:eastAsia="ru-UA"/>
+          <w14:ligatures w14:val="none"/>
+        </w:rPr>
+        <w:t>:</w:t>
+      </w:r>
+      <w:r>
+        <w:rPr>
+          <w:rFonts w:ascii="Consolas" w:eastAsia="Times New Roman" w:hAnsi="Consolas" w:cs="Times New Roman"/>
+          <w:color w:val="CCCCCC"/>
+          <w:kern w:val="0"/>
+          <w:sz w:val="21"/>
+          <w:szCs w:val="21"/>
+          <w:lang w:val="ru-UA" w:eastAsia="ru-UA"/>
+          <w14:ligatures w14:val="none"/>
+        </w:rPr>
+        <w:t xml:space="preserve"> </w:t>
+      </w:r>
+      <w:proofErr w:type="spellStart"/>
+      <w:r>
+        <w:rPr>
+          <w:rFonts w:ascii="Consolas" w:eastAsia="Times New Roman" w:hAnsi="Consolas" w:cs="Times New Roman"/>
+          <w:color w:val="4EC9B0"/>
+          <w:kern w:val="0"/>
+          <w:sz w:val="21"/>
+          <w:szCs w:val="21"/>
+          <w:lang w:val="ru-UA" w:eastAsia="ru-UA"/>
+          <w14:ligatures w14:val="none"/>
+        </w:rPr>
+        <w:t>TaskStatus</w:t>
+      </w:r>
+      <w:proofErr w:type="spellEnd"/>
+      <w:r>
+        <w:rPr>
+          <w:rFonts w:ascii="Consolas" w:eastAsia="Times New Roman" w:hAnsi="Consolas" w:cs="Times New Roman"/>
+          <w:color w:val="CCCCCC"/>
+          <w:kern w:val="0"/>
+          <w:sz w:val="21"/>
+          <w:szCs w:val="21"/>
+          <w:lang w:val="ru-UA" w:eastAsia="ru-UA"/>
+          <w14:ligatures w14:val="none"/>
+        </w:rPr>
+        <w:t>;</w:t>
+      </w:r>
+    </w:p>
+    <w:p>
+      <w:pPr>
+        <w:shd w:val="clear" w:color="auto" w:fill="1F1F1F"/>
+        <w:spacing w:after="0" w:line="285" w:lineRule="atLeast"/>
+        <w:rPr>
+          <w:rFonts w:ascii="Consolas" w:eastAsia="Times New Roman" w:hAnsi="Consolas" w:cs="Times New Roman"/>
+          <w:color w:val="CCCCCC"/>
+          <w:kern w:val="0"/>
+          <w:sz w:val="21"/>
+          <w:szCs w:val="21"/>
+          <w:lang w:val="ru-UA" w:eastAsia="ru-UA"/>
+          <w14:ligatures w14:val="none"/>
+        </w:rPr>
+      </w:pPr>
+      <w:r>
+        <w:rPr>
+          <w:rFonts w:ascii="Consolas" w:eastAsia="Times New Roman" w:hAnsi="Consolas" w:cs="Times New Roman"/>
+          <w:color w:val="CCCCCC"/>
+          <w:kern w:val="0"/>
+          <w:sz w:val="21"/>
+          <w:szCs w:val="21"/>
+          <w:lang w:val="ru-UA" w:eastAsia="ru-UA"/>
+          <w14:ligatures w14:val="none"/>
+        </w:rPr>
+        <w:t xml:space="preserve">  </w:t>
+      </w:r>
+      <w:proofErr w:type="spellStart"/>
+      <w:r>
+        <w:rPr>
+          <w:rFonts w:ascii="Consolas" w:eastAsia="Times New Roman" w:hAnsi="Consolas" w:cs="Times New Roman"/>
+          <w:color w:val="9CDCFE"/>
+          <w:kern w:val="0"/>
+          <w:sz w:val="21"/>
+          <w:szCs w:val="21"/>
+          <w:lang w:val="ru-UA" w:eastAsia="ru-UA"/>
+          <w14:ligatures w14:val="none"/>
+        </w:rPr>
+        <w:t>priority</w:t>
+      </w:r>
+      <w:proofErr w:type="spellEnd"/>
+      <w:r>
+        <w:rPr>
+          <w:rFonts w:ascii="Consolas" w:eastAsia="Times New Roman" w:hAnsi="Consolas" w:cs="Times New Roman"/>
+          <w:color w:val="D4D4D4"/>
+          <w:kern w:val="0"/>
+          <w:sz w:val="21"/>
+          <w:szCs w:val="21"/>
+          <w:lang w:val="ru-UA" w:eastAsia="ru-UA"/>
+          <w14:ligatures w14:val="none"/>
+        </w:rPr>
+        <w:t>:</w:t>
+      </w:r>
+      <w:r>
+        <w:rPr>
+          <w:rFonts w:ascii="Consolas" w:eastAsia="Times New Roman" w:hAnsi="Consolas" w:cs="Times New Roman"/>
+          <w:color w:val="CCCCCC"/>
+          <w:kern w:val="0"/>
+          <w:sz w:val="21"/>
+          <w:szCs w:val="21"/>
+          <w:lang w:val="ru-UA" w:eastAsia="ru-UA"/>
+          <w14:ligatures w14:val="none"/>
+        </w:rPr>
+        <w:t xml:space="preserve"> </w:t>
+      </w:r>
+      <w:proofErr w:type="spellStart"/>
+      <w:r>
+        <w:rPr>
+          <w:rFonts w:ascii="Consolas" w:eastAsia="Times New Roman" w:hAnsi="Consolas" w:cs="Times New Roman"/>
+          <w:color w:val="4EC9B0"/>
+          <w:kern w:val="0"/>
+          <w:sz w:val="21"/>
+          <w:szCs w:val="21"/>
+          <w:lang w:val="ru-UA" w:eastAsia="ru-UA"/>
+          <w14:ligatures w14:val="none"/>
+        </w:rPr>
+        <w:t>TaskPriority</w:t>
+      </w:r>
+      <w:proofErr w:type="spellEnd"/>
+      <w:r>
+        <w:rPr>
+          <w:rFonts w:ascii="Consolas" w:eastAsia="Times New Roman" w:hAnsi="Consolas" w:cs="Times New Roman"/>
+          <w:color w:val="CCCCCC"/>
+          <w:kern w:val="0"/>
+          <w:sz w:val="21"/>
+          <w:szCs w:val="21"/>
+          <w:lang w:val="ru-UA" w:eastAsia="ru-UA"/>
+          <w14:ligatures w14:val="none"/>
+        </w:rPr>
+        <w:t>;</w:t>
+      </w:r>
+    </w:p>
+    <w:p>
+      <w:pPr>
+        <w:shd w:val="clear" w:color="auto" w:fill="1F1F1F"/>
+        <w:spacing w:after="0" w:line="285" w:lineRule="atLeast"/>
+        <w:rPr>
+          <w:rFonts w:ascii="Consolas" w:eastAsia="Times New Roman" w:hAnsi="Consolas" w:cs="Times New Roman"/>
+          <w:color w:val="CCCCCC"/>
+          <w:kern w:val="0"/>
+          <w:sz w:val="21"/>
+          <w:szCs w:val="21"/>
+          <w:lang w:val="ru-UA" w:eastAsia="ru-UA"/>
+          <w14:ligatures w14:val="none"/>
+        </w:rPr>
+      </w:pPr>
+      <w:r>
+        <w:rPr>
+          <w:rFonts w:ascii="Consolas" w:eastAsia="Times New Roman" w:hAnsi="Consolas" w:cs="Times New Roman"/>
+          <w:color w:val="CCCCCC"/>
+          <w:kern w:val="0"/>
+          <w:sz w:val="21"/>
+          <w:szCs w:val="21"/>
+          <w:lang w:val="ru-UA" w:eastAsia="ru-UA"/>
+          <w14:ligatures w14:val="none"/>
+        </w:rPr>
+        <w:t xml:space="preserve">  </w:t>
+      </w:r>
+      <w:proofErr w:type="spellStart"/>
+      <w:r>
+        <w:rPr>
+          <w:rFonts w:ascii="Consolas" w:eastAsia="Times New Roman" w:hAnsi="Consolas" w:cs="Times New Roman"/>
+          <w:color w:val="9CDCFE"/>
+          <w:kern w:val="0"/>
+          <w:sz w:val="21"/>
+          <w:szCs w:val="21"/>
+          <w:lang w:val="ru-UA" w:eastAsia="ru-UA"/>
+          <w14:ligatures w14:val="none"/>
+        </w:rPr>
+        <w:t>createdAt</w:t>
+      </w:r>
+      <w:proofErr w:type="spellEnd"/>
+      <w:r>
+        <w:rPr>
+          <w:rFonts w:ascii="Consolas" w:eastAsia="Times New Roman" w:hAnsi="Consolas" w:cs="Times New Roman"/>
+          <w:color w:val="D4D4D4"/>
+          <w:kern w:val="0"/>
+          <w:sz w:val="21"/>
+          <w:szCs w:val="21"/>
+          <w:lang w:val="ru-UA" w:eastAsia="ru-UA"/>
+          <w14:ligatures w14:val="none"/>
+        </w:rPr>
+        <w:t>:</w:t>
+      </w:r>
+      <w:r>
+        <w:rPr>
+          <w:rFonts w:ascii="Consolas" w:eastAsia="Times New Roman" w:hAnsi="Consolas" w:cs="Times New Roman"/>
+          <w:color w:val="CCCCCC"/>
+          <w:kern w:val="0"/>
+          <w:sz w:val="21"/>
+          <w:szCs w:val="21"/>
+          <w:lang w:val="ru-UA" w:eastAsia="ru-UA"/>
+          <w14:ligatures w14:val="none"/>
+        </w:rPr>
+        <w:t xml:space="preserve"> </w:t>
+      </w:r>
+      <w:proofErr w:type="spellStart"/>
+      <w:r>
+        <w:rPr>
+          <w:rFonts w:ascii="Consolas" w:eastAsia="Times New Roman" w:hAnsi="Consolas" w:cs="Times New Roman"/>
+          <w:color w:val="4EC9B0"/>
+          <w:kern w:val="0"/>
+          <w:sz w:val="21"/>
+          <w:szCs w:val="21"/>
+          <w:lang w:val="ru-UA" w:eastAsia="ru-UA"/>
+          <w14:ligatures w14:val="none"/>
+        </w:rPr>
+        <w:t>string</w:t>
+      </w:r>
+      <w:proofErr w:type="spellEnd"/>
+      <w:r>
+        <w:rPr>
+          <w:rFonts w:ascii="Consolas" w:eastAsia="Times New Roman" w:hAnsi="Consolas" w:cs="Times New Roman"/>
+          <w:color w:val="CCCCCC"/>
+          <w:kern w:val="0"/>
+          <w:sz w:val="21"/>
+          <w:szCs w:val="21"/>
+          <w:lang w:val="ru-UA" w:eastAsia="ru-UA"/>
+          <w14:ligatures w14:val="none"/>
+        </w:rPr>
+        <w:t>;</w:t>
+      </w:r>
+    </w:p>
+    <w:p>
+      <w:pPr>
+        <w:shd w:val="clear" w:color="auto" w:fill="1F1F1F"/>
+        <w:spacing w:after="0" w:line="285" w:lineRule="atLeast"/>
+        <w:rPr>
+          <w:rFonts w:ascii="Consolas" w:eastAsia="Times New Roman" w:hAnsi="Consolas" w:cs="Times New Roman"/>
+          <w:color w:val="CCCCCC"/>
+          <w:kern w:val="0"/>
+          <w:sz w:val="21"/>
+          <w:szCs w:val="21"/>
+          <w:lang w:val="ru-UA" w:eastAsia="ru-UA"/>
+          <w14:ligatures w14:val="none"/>
+        </w:rPr>
+      </w:pPr>
+      <w:r>
+        <w:rPr>
+          <w:rFonts w:ascii="Consolas" w:eastAsia="Times New Roman" w:hAnsi="Consolas" w:cs="Times New Roman"/>
+          <w:color w:val="CCCCCC"/>
+          <w:kern w:val="0"/>
+          <w:sz w:val="21"/>
+          <w:szCs w:val="21"/>
+          <w:lang w:val="ru-UA" w:eastAsia="ru-UA"/>
+          <w14:ligatures w14:val="none"/>
+        </w:rPr>
+        <w:t>}</w:t>
+      </w:r>
+    </w:p>
+    <w:p>
+      <w:pPr>
+        <w:shd w:val="clear" w:color="auto" w:fill="1F1F1F"/>
+        <w:spacing w:after="0" w:line="285" w:lineRule="atLeast"/>
+        <w:rPr>
+          <w:rFonts w:ascii="Consolas" w:eastAsia="Times New Roman" w:hAnsi="Consolas" w:cs="Times New Roman"/>
+          <w:color w:val="CCCCCC"/>
+          <w:kern w:val="0"/>
+          <w:sz w:val="21"/>
+          <w:szCs w:val="21"/>
+          <w:lang w:val="ru-UA" w:eastAsia="ru-UA"/>
+          <w14:ligatures w14:val="none"/>
+        </w:rPr>
+      </w:pPr>
+    </w:p>
+    <w:p>
+      <w:pPr>
+        <w:spacing w:after="0"/>
+        <w:rPr>
+          <w:sz w:val="28"/>
+          <w:szCs w:val="28"/>
+          <w:lang w:val="en-US"/>
+        </w:rPr>
+      </w:pPr>
+    </w:p>
+    <w:p>
+      <w:pPr>
+        <w:spacing w:after="0"/>
+        <w:rPr>
+          <w:sz w:val="28"/>
+          <w:szCs w:val="28"/>
+          <w:lang w:val="en-US"/>
+        </w:rPr>
+      </w:pPr>
+    </w:p>
+    <w:p>
+      <w:pPr>
+        <w:spacing w:after="0"/>
+        <w:rPr>
+          <w:sz w:val="28"/>
+          <w:szCs w:val="28"/>
+          <w:lang w:val="uk-UA"/>
         </w:rPr>
       </w:pPr>
     </w:p>

--- a/інтернет-програмування/Драч_ЛР№6_Звіт.docx
+++ b/інтернет-програмування/Драч_ЛР№6_Звіт.docx
@@ -10,7 +10,6 @@
           <w:bCs/>
           <w:sz w:val="28"/>
           <w:szCs w:val="28"/>
-          <w:lang w:val="ru-UA"/>
         </w:rPr>
       </w:pPr>
       <w:proofErr w:type="spellStart"/>
@@ -20,7 +19,6 @@
           <w:bCs/>
           <w:sz w:val="28"/>
           <w:szCs w:val="28"/>
-          <w:lang w:val="ru-UA"/>
         </w:rPr>
         <w:t>Лабораторна</w:t>
       </w:r>
@@ -31,7 +29,6 @@
           <w:bCs/>
           <w:sz w:val="28"/>
           <w:szCs w:val="28"/>
-          <w:lang w:val="ru-UA"/>
         </w:rPr>
         <w:t xml:space="preserve"> робота №6</w:t>
       </w:r>
@@ -42,7 +39,6 @@
         <w:rPr>
           <w:sz w:val="28"/>
           <w:szCs w:val="28"/>
-          <w:lang w:val="ru-UA"/>
         </w:rPr>
       </w:pPr>
       <w:r>
@@ -51,7 +47,6 @@
           <w:bCs/>
           <w:sz w:val="28"/>
           <w:szCs w:val="28"/>
-          <w:lang w:val="ru-UA"/>
         </w:rPr>
         <w:t>Тема:</w:t>
       </w:r>
@@ -59,7 +54,6 @@
         <w:rPr>
           <w:sz w:val="28"/>
           <w:szCs w:val="28"/>
-          <w:lang w:val="ru-UA"/>
         </w:rPr>
         <w:t> Перший API на Nest.js</w:t>
       </w:r>
@@ -70,7 +64,6 @@
         <w:rPr>
           <w:sz w:val="28"/>
           <w:szCs w:val="28"/>
-          <w:lang w:val="ru-UA"/>
         </w:rPr>
       </w:pPr>
       <w:r>
@@ -79,7 +72,6 @@
           <w:bCs/>
           <w:sz w:val="28"/>
           <w:szCs w:val="28"/>
-          <w:lang w:val="ru-UA"/>
         </w:rPr>
         <w:t>Мета:</w:t>
       </w:r>
@@ -87,7 +79,6 @@
         <w:rPr>
           <w:sz w:val="28"/>
           <w:szCs w:val="28"/>
-          <w:lang w:val="ru-UA"/>
         </w:rPr>
         <w:t> </w:t>
       </w:r>
@@ -96,7 +87,6 @@
         <w:rPr>
           <w:sz w:val="28"/>
           <w:szCs w:val="28"/>
-          <w:lang w:val="ru-UA"/>
         </w:rPr>
         <w:t>Створити</w:t>
       </w:r>
@@ -105,7 +95,6 @@
         <w:rPr>
           <w:sz w:val="28"/>
           <w:szCs w:val="28"/>
-          <w:lang w:val="ru-UA"/>
         </w:rPr>
         <w:t xml:space="preserve"> </w:t>
       </w:r>
@@ -114,7 +103,6 @@
         <w:rPr>
           <w:sz w:val="28"/>
           <w:szCs w:val="28"/>
-          <w:lang w:val="ru-UA"/>
         </w:rPr>
         <w:t>структурований</w:t>
       </w:r>
@@ -123,7 +111,6 @@
         <w:rPr>
           <w:sz w:val="28"/>
           <w:szCs w:val="28"/>
-          <w:lang w:val="ru-UA"/>
         </w:rPr>
         <w:t xml:space="preserve"> </w:t>
       </w:r>
@@ -132,7 +119,6 @@
         <w:rPr>
           <w:sz w:val="28"/>
           <w:szCs w:val="28"/>
-          <w:lang w:val="ru-UA"/>
         </w:rPr>
         <w:t>серверний</w:t>
       </w:r>
@@ -141,7 +127,6 @@
         <w:rPr>
           <w:sz w:val="28"/>
           <w:szCs w:val="28"/>
-          <w:lang w:val="ru-UA"/>
         </w:rPr>
         <w:t xml:space="preserve"> </w:t>
       </w:r>
@@ -150,7 +135,6 @@
         <w:rPr>
           <w:sz w:val="28"/>
           <w:szCs w:val="28"/>
-          <w:lang w:val="ru-UA"/>
         </w:rPr>
         <w:t>застосунок</w:t>
       </w:r>
@@ -159,7 +143,6 @@
         <w:rPr>
           <w:sz w:val="28"/>
           <w:szCs w:val="28"/>
-          <w:lang w:val="ru-UA"/>
         </w:rPr>
         <w:t xml:space="preserve"> на Nest.js з </w:t>
       </w:r>
@@ -168,7 +151,6 @@
         <w:rPr>
           <w:sz w:val="28"/>
           <w:szCs w:val="28"/>
-          <w:lang w:val="ru-UA"/>
         </w:rPr>
         <w:t>базовими</w:t>
       </w:r>
@@ -177,7 +159,6 @@
         <w:rPr>
           <w:sz w:val="28"/>
           <w:szCs w:val="28"/>
-          <w:lang w:val="ru-UA"/>
         </w:rPr>
         <w:t xml:space="preserve"> HTTP-</w:t>
       </w:r>
@@ -186,7 +167,6 @@
         <w:rPr>
           <w:sz w:val="28"/>
           <w:szCs w:val="28"/>
-          <w:lang w:val="ru-UA"/>
         </w:rPr>
         <w:t>ендпоінтами</w:t>
       </w:r>
@@ -195,7 +175,6 @@
         <w:rPr>
           <w:sz w:val="28"/>
           <w:szCs w:val="28"/>
-          <w:lang w:val="ru-UA"/>
         </w:rPr>
         <w:t xml:space="preserve"> для </w:t>
       </w:r>
@@ -204,7 +183,6 @@
         <w:rPr>
           <w:sz w:val="28"/>
           <w:szCs w:val="28"/>
-          <w:lang w:val="ru-UA"/>
         </w:rPr>
         <w:t>роботи</w:t>
       </w:r>
@@ -213,7 +191,6 @@
         <w:rPr>
           <w:sz w:val="28"/>
           <w:szCs w:val="28"/>
-          <w:lang w:val="ru-UA"/>
         </w:rPr>
         <w:t xml:space="preserve"> з задачами. </w:t>
       </w:r>
@@ -222,7 +199,6 @@
         <w:rPr>
           <w:sz w:val="28"/>
           <w:szCs w:val="28"/>
-          <w:lang w:val="ru-UA"/>
         </w:rPr>
         <w:t>Закріпити</w:t>
       </w:r>
@@ -231,7 +207,6 @@
         <w:rPr>
           <w:sz w:val="28"/>
           <w:szCs w:val="28"/>
-          <w:lang w:val="ru-UA"/>
         </w:rPr>
         <w:t xml:space="preserve"> </w:t>
       </w:r>
@@ -240,7 +215,6 @@
         <w:rPr>
           <w:sz w:val="28"/>
           <w:szCs w:val="28"/>
-          <w:lang w:val="ru-UA"/>
         </w:rPr>
         <w:t>навички</w:t>
       </w:r>
@@ -249,7 +223,6 @@
         <w:rPr>
           <w:sz w:val="28"/>
           <w:szCs w:val="28"/>
-          <w:lang w:val="ru-UA"/>
         </w:rPr>
         <w:t xml:space="preserve"> </w:t>
       </w:r>
@@ -258,7 +231,6 @@
         <w:rPr>
           <w:sz w:val="28"/>
           <w:szCs w:val="28"/>
-          <w:lang w:val="ru-UA"/>
         </w:rPr>
         <w:t>роботи</w:t>
       </w:r>
@@ -267,7 +239,6 @@
         <w:rPr>
           <w:sz w:val="28"/>
           <w:szCs w:val="28"/>
-          <w:lang w:val="ru-UA"/>
         </w:rPr>
         <w:t xml:space="preserve"> з модулями, контролерами, декораторами та </w:t>
       </w:r>
@@ -276,7 +247,6 @@
         <w:rPr>
           <w:sz w:val="28"/>
           <w:szCs w:val="28"/>
-          <w:lang w:val="ru-UA"/>
         </w:rPr>
         <w:t>змінними</w:t>
       </w:r>
@@ -285,7 +255,6 @@
         <w:rPr>
           <w:sz w:val="28"/>
           <w:szCs w:val="28"/>
-          <w:lang w:val="ru-UA"/>
         </w:rPr>
         <w:t xml:space="preserve"> </w:t>
       </w:r>
@@ -294,7 +263,6 @@
         <w:rPr>
           <w:sz w:val="28"/>
           <w:szCs w:val="28"/>
-          <w:lang w:val="ru-UA"/>
         </w:rPr>
         <w:t>середовища</w:t>
       </w:r>
@@ -303,7 +271,6 @@
         <w:rPr>
           <w:sz w:val="28"/>
           <w:szCs w:val="28"/>
-          <w:lang w:val="ru-UA"/>
         </w:rPr>
         <w:t>.</w:t>
       </w:r>
@@ -314,7 +281,6 @@
         <w:rPr>
           <w:sz w:val="28"/>
           <w:szCs w:val="28"/>
-          <w:lang w:val="ru-UA"/>
         </w:rPr>
       </w:pPr>
       <w:r>
@@ -323,7 +289,6 @@
           <w:bCs/>
           <w:sz w:val="28"/>
           <w:szCs w:val="28"/>
-          <w:lang w:val="ru-UA"/>
         </w:rPr>
         <w:t>Обладнання:</w:t>
       </w:r>
@@ -331,7 +296,6 @@
         <w:rPr>
           <w:sz w:val="28"/>
           <w:szCs w:val="28"/>
-          <w:lang w:val="ru-UA"/>
         </w:rPr>
         <w:t> IBM-</w:t>
       </w:r>
@@ -340,7 +304,6 @@
         <w:rPr>
           <w:sz w:val="28"/>
           <w:szCs w:val="28"/>
-          <w:lang w:val="ru-UA"/>
         </w:rPr>
         <w:t>сумісні</w:t>
       </w:r>
@@ -349,7 +312,6 @@
         <w:rPr>
           <w:sz w:val="28"/>
           <w:szCs w:val="28"/>
-          <w:lang w:val="ru-UA"/>
         </w:rPr>
         <w:t xml:space="preserve"> ПК</w:t>
       </w:r>
@@ -360,7 +322,6 @@
         <w:rPr>
           <w:sz w:val="28"/>
           <w:szCs w:val="28"/>
-          <w:lang w:val="ru-UA"/>
         </w:rPr>
       </w:pPr>
       <w:proofErr w:type="spellStart"/>
@@ -370,7 +331,6 @@
           <w:bCs/>
           <w:sz w:val="28"/>
           <w:szCs w:val="28"/>
-          <w:lang w:val="ru-UA"/>
         </w:rPr>
         <w:t>Програмне</w:t>
       </w:r>
@@ -381,7 +341,6 @@
           <w:bCs/>
           <w:sz w:val="28"/>
           <w:szCs w:val="28"/>
-          <w:lang w:val="ru-UA"/>
         </w:rPr>
         <w:t xml:space="preserve"> </w:t>
       </w:r>
@@ -392,7 +351,6 @@
           <w:bCs/>
           <w:sz w:val="28"/>
           <w:szCs w:val="28"/>
-          <w:lang w:val="ru-UA"/>
         </w:rPr>
         <w:t>забезпечення</w:t>
       </w:r>
@@ -403,7 +361,6 @@
           <w:bCs/>
           <w:sz w:val="28"/>
           <w:szCs w:val="28"/>
-          <w:lang w:val="ru-UA"/>
         </w:rPr>
         <w:t>:</w:t>
       </w:r>
@@ -411,7 +368,6 @@
         <w:rPr>
           <w:sz w:val="28"/>
           <w:szCs w:val="28"/>
-          <w:lang w:val="ru-UA"/>
         </w:rPr>
         <w:t xml:space="preserve"> ОС Windows 10/11, </w:t>
       </w:r>
@@ -420,7 +376,6 @@
         <w:rPr>
           <w:sz w:val="28"/>
           <w:szCs w:val="28"/>
-          <w:lang w:val="ru-UA"/>
         </w:rPr>
         <w:t>macOS</w:t>
       </w:r>
@@ -429,7 +384,6 @@
         <w:rPr>
           <w:sz w:val="28"/>
           <w:szCs w:val="28"/>
-          <w:lang w:val="ru-UA"/>
         </w:rPr>
         <w:t xml:space="preserve"> </w:t>
       </w:r>
@@ -438,7 +392,6 @@
         <w:rPr>
           <w:sz w:val="28"/>
           <w:szCs w:val="28"/>
-          <w:lang w:val="ru-UA"/>
         </w:rPr>
         <w:t>або</w:t>
       </w:r>
@@ -447,7 +400,6 @@
         <w:rPr>
           <w:sz w:val="28"/>
           <w:szCs w:val="28"/>
-          <w:lang w:val="ru-UA"/>
         </w:rPr>
         <w:t xml:space="preserve"> Linux; Node.js (v18+); </w:t>
       </w:r>
@@ -456,7 +408,6 @@
         <w:rPr>
           <w:sz w:val="28"/>
           <w:szCs w:val="28"/>
-          <w:lang w:val="ru-UA"/>
         </w:rPr>
         <w:t>npm</w:t>
       </w:r>
@@ -465,7 +416,6 @@
         <w:rPr>
           <w:sz w:val="28"/>
           <w:szCs w:val="28"/>
-          <w:lang w:val="ru-UA"/>
         </w:rPr>
         <w:t xml:space="preserve">; VS Code; </w:t>
       </w:r>
@@ -474,7 +424,6 @@
         <w:rPr>
           <w:sz w:val="28"/>
           <w:szCs w:val="28"/>
-          <w:lang w:val="ru-UA"/>
         </w:rPr>
         <w:t>обліковий</w:t>
       </w:r>
@@ -483,7 +432,6 @@
         <w:rPr>
           <w:sz w:val="28"/>
           <w:szCs w:val="28"/>
-          <w:lang w:val="ru-UA"/>
         </w:rPr>
         <w:t xml:space="preserve"> </w:t>
       </w:r>
@@ -492,7 +440,6 @@
         <w:rPr>
           <w:sz w:val="28"/>
           <w:szCs w:val="28"/>
-          <w:lang w:val="ru-UA"/>
         </w:rPr>
         <w:t>запис</w:t>
       </w:r>
@@ -501,7 +448,6 @@
         <w:rPr>
           <w:sz w:val="28"/>
           <w:szCs w:val="28"/>
-          <w:lang w:val="ru-UA"/>
         </w:rPr>
         <w:t xml:space="preserve"> </w:t>
       </w:r>
@@ -510,7 +456,6 @@
         <w:rPr>
           <w:sz w:val="28"/>
           <w:szCs w:val="28"/>
-          <w:lang w:val="ru-UA"/>
         </w:rPr>
         <w:t>GitHub</w:t>
       </w:r>
@@ -519,7 +464,6 @@
         <w:rPr>
           <w:sz w:val="28"/>
           <w:szCs w:val="28"/>
-          <w:lang w:val="ru-UA"/>
         </w:rPr>
         <w:t xml:space="preserve">; </w:t>
       </w:r>
@@ -528,7 +472,6 @@
         <w:rPr>
           <w:sz w:val="28"/>
           <w:szCs w:val="28"/>
-          <w:lang w:val="ru-UA"/>
         </w:rPr>
         <w:t>Git</w:t>
       </w:r>
@@ -537,7 +480,6 @@
         <w:rPr>
           <w:sz w:val="28"/>
           <w:szCs w:val="28"/>
-          <w:lang w:val="ru-UA"/>
         </w:rPr>
         <w:t xml:space="preserve">; </w:t>
       </w:r>
@@ -546,7 +488,6 @@
         <w:rPr>
           <w:sz w:val="28"/>
           <w:szCs w:val="28"/>
-          <w:lang w:val="ru-UA"/>
         </w:rPr>
         <w:t>curl</w:t>
       </w:r>
@@ -555,7 +496,6 @@
         <w:rPr>
           <w:sz w:val="28"/>
           <w:szCs w:val="28"/>
-          <w:lang w:val="ru-UA"/>
         </w:rPr>
         <w:t xml:space="preserve"> </w:t>
       </w:r>
@@ -564,7 +504,6 @@
         <w:rPr>
           <w:sz w:val="28"/>
           <w:szCs w:val="28"/>
-          <w:lang w:val="ru-UA"/>
         </w:rPr>
         <w:t>або</w:t>
       </w:r>
@@ -573,7 +512,6 @@
         <w:rPr>
           <w:sz w:val="28"/>
           <w:szCs w:val="28"/>
-          <w:lang w:val="ru-UA"/>
         </w:rPr>
         <w:t xml:space="preserve"> </w:t>
       </w:r>
@@ -582,7 +520,6 @@
         <w:rPr>
           <w:sz w:val="28"/>
           <w:szCs w:val="28"/>
-          <w:lang w:val="ru-UA"/>
         </w:rPr>
         <w:t>Postman</w:t>
       </w:r>
@@ -606,7 +543,6 @@
           <w:bCs/>
           <w:sz w:val="28"/>
           <w:szCs w:val="28"/>
-          <w:lang w:val="ru-UA"/>
         </w:rPr>
       </w:pPr>
       <w:proofErr w:type="spellStart"/>
@@ -616,7 +552,6 @@
           <w:bCs/>
           <w:sz w:val="28"/>
           <w:szCs w:val="28"/>
-          <w:lang w:val="ru-UA"/>
         </w:rPr>
         <w:t>Контрольні</w:t>
       </w:r>
@@ -627,7 +562,6 @@
           <w:bCs/>
           <w:sz w:val="28"/>
           <w:szCs w:val="28"/>
-          <w:lang w:val="ru-UA"/>
         </w:rPr>
         <w:t xml:space="preserve"> </w:t>
       </w:r>
@@ -638,7 +572,6 @@
           <w:bCs/>
           <w:sz w:val="28"/>
           <w:szCs w:val="28"/>
-          <w:lang w:val="ru-UA"/>
         </w:rPr>
         <w:t>запитання</w:t>
       </w:r>
@@ -650,14 +583,12 @@
         <w:rPr>
           <w:sz w:val="28"/>
           <w:szCs w:val="28"/>
-          <w:lang w:val="ru-UA"/>
-        </w:rPr>
-      </w:pPr>
-      <w:r>
-        <w:rPr>
-          <w:sz w:val="28"/>
-          <w:szCs w:val="28"/>
-          <w:lang w:val="ru-UA"/>
+        </w:rPr>
+      </w:pPr>
+      <w:r>
+        <w:rPr>
+          <w:sz w:val="28"/>
+          <w:szCs w:val="28"/>
         </w:rPr>
         <w:t xml:space="preserve">1. </w:t>
       </w:r>
@@ -665,7 +596,6 @@
         <w:rPr>
           <w:sz w:val="28"/>
           <w:szCs w:val="28"/>
-          <w:lang w:val="ru-UA"/>
         </w:rPr>
         <w:t xml:space="preserve">Яка </w:t>
       </w:r>
@@ -674,7 +604,6 @@
         <w:rPr>
           <w:sz w:val="28"/>
           <w:szCs w:val="28"/>
-          <w:lang w:val="ru-UA"/>
         </w:rPr>
         <w:t>різниця</w:t>
       </w:r>
@@ -683,7 +612,6 @@
         <w:rPr>
           <w:sz w:val="28"/>
           <w:szCs w:val="28"/>
-          <w:lang w:val="ru-UA"/>
         </w:rPr>
         <w:t xml:space="preserve"> </w:t>
       </w:r>
@@ -692,7 +620,6 @@
         <w:rPr>
           <w:sz w:val="28"/>
           <w:szCs w:val="28"/>
-          <w:lang w:val="ru-UA"/>
         </w:rPr>
         <w:t>між</w:t>
       </w:r>
@@ -701,7 +628,6 @@
         <w:rPr>
           <w:sz w:val="28"/>
           <w:szCs w:val="28"/>
-          <w:lang w:val="ru-UA"/>
         </w:rPr>
         <w:t xml:space="preserve"> контролером (</w:t>
       </w:r>
@@ -710,7 +636,6 @@
         <w:rPr>
           <w:sz w:val="28"/>
           <w:szCs w:val="28"/>
-          <w:lang w:val="ru-UA"/>
         </w:rPr>
         <w:t>Controller</w:t>
       </w:r>
@@ -719,7 +644,6 @@
         <w:rPr>
           <w:sz w:val="28"/>
           <w:szCs w:val="28"/>
-          <w:lang w:val="ru-UA"/>
         </w:rPr>
         <w:t>) та провайдером (</w:t>
       </w:r>
@@ -728,7 +652,6 @@
         <w:rPr>
           <w:sz w:val="28"/>
           <w:szCs w:val="28"/>
-          <w:lang w:val="ru-UA"/>
         </w:rPr>
         <w:t>Provider</w:t>
       </w:r>
@@ -737,7 +660,6 @@
         <w:rPr>
           <w:sz w:val="28"/>
           <w:szCs w:val="28"/>
-          <w:lang w:val="ru-UA"/>
         </w:rPr>
         <w:t xml:space="preserve">) в </w:t>
       </w:r>
@@ -746,7 +668,6 @@
         <w:rPr>
           <w:sz w:val="28"/>
           <w:szCs w:val="28"/>
-          <w:lang w:val="ru-UA"/>
         </w:rPr>
         <w:t>архітектурі</w:t>
       </w:r>
@@ -755,7 +676,6 @@
         <w:rPr>
           <w:sz w:val="28"/>
           <w:szCs w:val="28"/>
-          <w:lang w:val="ru-UA"/>
         </w:rPr>
         <w:t xml:space="preserve"> Nest.js?</w:t>
       </w:r>
@@ -766,14 +686,12 @@
         <w:rPr>
           <w:sz w:val="28"/>
           <w:szCs w:val="28"/>
-          <w:lang w:val="ru-UA"/>
-        </w:rPr>
-      </w:pPr>
-      <w:r>
-        <w:rPr>
-          <w:sz w:val="28"/>
-          <w:szCs w:val="28"/>
-          <w:lang w:val="ru-UA"/>
+        </w:rPr>
+      </w:pPr>
+      <w:r>
+        <w:rPr>
+          <w:sz w:val="28"/>
+          <w:szCs w:val="28"/>
         </w:rPr>
         <w:t xml:space="preserve">– </w:t>
       </w:r>
@@ -784,7 +702,6 @@
         <w:rPr>
           <w:sz w:val="28"/>
           <w:szCs w:val="28"/>
-          <w:lang w:val="ru-UA"/>
         </w:rPr>
       </w:pPr>
     </w:p>
@@ -794,14 +711,12 @@
         <w:rPr>
           <w:sz w:val="28"/>
           <w:szCs w:val="28"/>
-          <w:lang w:val="ru-UA"/>
-        </w:rPr>
-      </w:pPr>
-      <w:r>
-        <w:rPr>
-          <w:sz w:val="28"/>
-          <w:szCs w:val="28"/>
-          <w:lang w:val="ru-UA"/>
+        </w:rPr>
+      </w:pPr>
+      <w:r>
+        <w:rPr>
+          <w:sz w:val="28"/>
+          <w:szCs w:val="28"/>
         </w:rPr>
         <w:t xml:space="preserve">2. </w:t>
       </w:r>
@@ -810,7 +725,6 @@
         <w:rPr>
           <w:sz w:val="28"/>
           <w:szCs w:val="28"/>
-          <w:lang w:val="ru-UA"/>
         </w:rPr>
         <w:t>Що</w:t>
       </w:r>
@@ -819,7 +733,6 @@
         <w:rPr>
           <w:sz w:val="28"/>
           <w:szCs w:val="28"/>
-          <w:lang w:val="ru-UA"/>
         </w:rPr>
         <w:t xml:space="preserve"> </w:t>
       </w:r>
@@ -828,7 +741,6 @@
         <w:rPr>
           <w:sz w:val="28"/>
           <w:szCs w:val="28"/>
-          <w:lang w:val="ru-UA"/>
         </w:rPr>
         <w:t>таке</w:t>
       </w:r>
@@ -837,7 +749,6 @@
         <w:rPr>
           <w:sz w:val="28"/>
           <w:szCs w:val="28"/>
-          <w:lang w:val="ru-UA"/>
         </w:rPr>
         <w:t xml:space="preserve"> декоратор у </w:t>
       </w:r>
@@ -846,7 +757,6 @@
         <w:rPr>
           <w:sz w:val="28"/>
           <w:szCs w:val="28"/>
-          <w:lang w:val="ru-UA"/>
         </w:rPr>
         <w:t>TypeScript</w:t>
       </w:r>
@@ -855,7 +765,6 @@
         <w:rPr>
           <w:sz w:val="28"/>
           <w:szCs w:val="28"/>
-          <w:lang w:val="ru-UA"/>
         </w:rPr>
         <w:t xml:space="preserve">? </w:t>
       </w:r>
@@ -864,7 +773,6 @@
         <w:rPr>
           <w:sz w:val="28"/>
           <w:szCs w:val="28"/>
-          <w:lang w:val="ru-UA"/>
         </w:rPr>
         <w:t>Наведіть</w:t>
       </w:r>
@@ -873,7 +781,6 @@
         <w:rPr>
           <w:sz w:val="28"/>
           <w:szCs w:val="28"/>
-          <w:lang w:val="ru-UA"/>
         </w:rPr>
         <w:t xml:space="preserve"> приклад декоратора HTTP-методу.</w:t>
       </w:r>
@@ -884,14 +791,12 @@
         <w:rPr>
           <w:sz w:val="28"/>
           <w:szCs w:val="28"/>
-          <w:lang w:val="ru-UA"/>
-        </w:rPr>
-      </w:pPr>
-      <w:r>
-        <w:rPr>
-          <w:sz w:val="28"/>
-          <w:szCs w:val="28"/>
-          <w:lang w:val="ru-UA"/>
+        </w:rPr>
+      </w:pPr>
+      <w:r>
+        <w:rPr>
+          <w:sz w:val="28"/>
+          <w:szCs w:val="28"/>
         </w:rPr>
         <w:t xml:space="preserve">– </w:t>
       </w:r>
@@ -902,7 +807,6 @@
         <w:rPr>
           <w:sz w:val="28"/>
           <w:szCs w:val="28"/>
-          <w:lang w:val="ru-UA"/>
         </w:rPr>
       </w:pPr>
     </w:p>
@@ -912,14 +816,12 @@
         <w:rPr>
           <w:sz w:val="28"/>
           <w:szCs w:val="28"/>
-          <w:lang w:val="ru-UA"/>
-        </w:rPr>
-      </w:pPr>
-      <w:r>
-        <w:rPr>
-          <w:sz w:val="28"/>
-          <w:szCs w:val="28"/>
-          <w:lang w:val="ru-UA"/>
+        </w:rPr>
+      </w:pPr>
+      <w:r>
+        <w:rPr>
+          <w:sz w:val="28"/>
+          <w:szCs w:val="28"/>
         </w:rPr>
         <w:t xml:space="preserve">3. </w:t>
       </w:r>
@@ -927,7 +829,6 @@
         <w:rPr>
           <w:sz w:val="28"/>
           <w:szCs w:val="28"/>
-          <w:lang w:val="ru-UA"/>
         </w:rPr>
         <w:t xml:space="preserve">Яку роль </w:t>
       </w:r>
@@ -936,7 +837,6 @@
         <w:rPr>
           <w:sz w:val="28"/>
           <w:szCs w:val="28"/>
-          <w:lang w:val="ru-UA"/>
         </w:rPr>
         <w:t>виконує</w:t>
       </w:r>
@@ -945,7 +845,6 @@
         <w:rPr>
           <w:sz w:val="28"/>
           <w:szCs w:val="28"/>
-          <w:lang w:val="ru-UA"/>
         </w:rPr>
         <w:t xml:space="preserve"> @Module() і </w:t>
       </w:r>
@@ -954,7 +853,6 @@
         <w:rPr>
           <w:sz w:val="28"/>
           <w:szCs w:val="28"/>
-          <w:lang w:val="ru-UA"/>
         </w:rPr>
         <w:t>що</w:t>
       </w:r>
@@ -963,7 +861,6 @@
         <w:rPr>
           <w:sz w:val="28"/>
           <w:szCs w:val="28"/>
-          <w:lang w:val="ru-UA"/>
         </w:rPr>
         <w:t xml:space="preserve"> </w:t>
       </w:r>
@@ -972,7 +869,6 @@
         <w:rPr>
           <w:sz w:val="28"/>
           <w:szCs w:val="28"/>
-          <w:lang w:val="ru-UA"/>
         </w:rPr>
         <w:t>передається</w:t>
       </w:r>
@@ -981,7 +877,6 @@
         <w:rPr>
           <w:sz w:val="28"/>
           <w:szCs w:val="28"/>
-          <w:lang w:val="ru-UA"/>
         </w:rPr>
         <w:t xml:space="preserve"> у </w:t>
       </w:r>
@@ -990,7 +885,6 @@
         <w:rPr>
           <w:sz w:val="28"/>
           <w:szCs w:val="28"/>
-          <w:lang w:val="ru-UA"/>
         </w:rPr>
         <w:t>його</w:t>
       </w:r>
@@ -999,7 +893,6 @@
         <w:rPr>
           <w:sz w:val="28"/>
           <w:szCs w:val="28"/>
-          <w:lang w:val="ru-UA"/>
         </w:rPr>
         <w:t xml:space="preserve"> </w:t>
       </w:r>
@@ -1008,7 +901,6 @@
         <w:rPr>
           <w:sz w:val="28"/>
           <w:szCs w:val="28"/>
-          <w:lang w:val="ru-UA"/>
         </w:rPr>
         <w:t>властивості</w:t>
       </w:r>
@@ -1017,7 +909,6 @@
         <w:rPr>
           <w:sz w:val="28"/>
           <w:szCs w:val="28"/>
-          <w:lang w:val="ru-UA"/>
         </w:rPr>
         <w:t> </w:t>
       </w:r>
@@ -1026,7 +917,6 @@
         <w:rPr>
           <w:sz w:val="28"/>
           <w:szCs w:val="28"/>
-          <w:lang w:val="ru-UA"/>
         </w:rPr>
         <w:t>controllers</w:t>
       </w:r>
@@ -1035,7 +925,6 @@
         <w:rPr>
           <w:sz w:val="28"/>
           <w:szCs w:val="28"/>
-          <w:lang w:val="ru-UA"/>
         </w:rPr>
         <w:t>?</w:t>
       </w:r>
@@ -1046,14 +935,12 @@
         <w:rPr>
           <w:sz w:val="28"/>
           <w:szCs w:val="28"/>
-          <w:lang w:val="ru-UA"/>
-        </w:rPr>
-      </w:pPr>
-      <w:r>
-        <w:rPr>
-          <w:sz w:val="28"/>
-          <w:szCs w:val="28"/>
-          <w:lang w:val="ru-UA"/>
+        </w:rPr>
+      </w:pPr>
+      <w:r>
+        <w:rPr>
+          <w:sz w:val="28"/>
+          <w:szCs w:val="28"/>
         </w:rPr>
         <w:t xml:space="preserve">– </w:t>
       </w:r>
@@ -1064,7 +951,6 @@
         <w:rPr>
           <w:sz w:val="28"/>
           <w:szCs w:val="28"/>
-          <w:lang w:val="ru-UA"/>
         </w:rPr>
       </w:pPr>
     </w:p>
@@ -1074,14 +960,12 @@
         <w:rPr>
           <w:sz w:val="28"/>
           <w:szCs w:val="28"/>
-          <w:lang w:val="ru-UA"/>
-        </w:rPr>
-      </w:pPr>
-      <w:r>
-        <w:rPr>
-          <w:sz w:val="28"/>
-          <w:szCs w:val="28"/>
-          <w:lang w:val="ru-UA"/>
+        </w:rPr>
+      </w:pPr>
+      <w:r>
+        <w:rPr>
+          <w:sz w:val="28"/>
+          <w:szCs w:val="28"/>
         </w:rPr>
         <w:t xml:space="preserve">4. </w:t>
       </w:r>
@@ -1089,7 +973,6 @@
         <w:rPr>
           <w:sz w:val="28"/>
           <w:szCs w:val="28"/>
-          <w:lang w:val="ru-UA"/>
         </w:rPr>
         <w:t xml:space="preserve">Чим </w:t>
       </w:r>
@@ -1098,7 +981,6 @@
         <w:rPr>
           <w:sz w:val="28"/>
           <w:szCs w:val="28"/>
-          <w:lang w:val="ru-UA"/>
         </w:rPr>
         <w:t>відрізняються</w:t>
       </w:r>
@@ -1107,7 +989,6 @@
         <w:rPr>
           <w:sz w:val="28"/>
           <w:szCs w:val="28"/>
-          <w:lang w:val="ru-UA"/>
         </w:rPr>
         <w:t xml:space="preserve"> @Param() та @Query() — коли </w:t>
       </w:r>
@@ -1116,7 +997,6 @@
         <w:rPr>
           <w:sz w:val="28"/>
           <w:szCs w:val="28"/>
-          <w:lang w:val="ru-UA"/>
         </w:rPr>
         <w:t>використовується</w:t>
       </w:r>
@@ -1125,7 +1005,6 @@
         <w:rPr>
           <w:sz w:val="28"/>
           <w:szCs w:val="28"/>
-          <w:lang w:val="ru-UA"/>
         </w:rPr>
         <w:t xml:space="preserve"> </w:t>
       </w:r>
@@ -1134,7 +1013,6 @@
         <w:rPr>
           <w:sz w:val="28"/>
           <w:szCs w:val="28"/>
-          <w:lang w:val="ru-UA"/>
         </w:rPr>
         <w:t>кожен</w:t>
       </w:r>
@@ -1143,7 +1021,6 @@
         <w:rPr>
           <w:sz w:val="28"/>
           <w:szCs w:val="28"/>
-          <w:lang w:val="ru-UA"/>
         </w:rPr>
         <w:t>?</w:t>
       </w:r>
@@ -1154,14 +1031,12 @@
         <w:rPr>
           <w:sz w:val="28"/>
           <w:szCs w:val="28"/>
-          <w:lang w:val="ru-UA"/>
-        </w:rPr>
-      </w:pPr>
-      <w:r>
-        <w:rPr>
-          <w:sz w:val="28"/>
-          <w:szCs w:val="28"/>
-          <w:lang w:val="ru-UA"/>
+        </w:rPr>
+      </w:pPr>
+      <w:r>
+        <w:rPr>
+          <w:sz w:val="28"/>
+          <w:szCs w:val="28"/>
         </w:rPr>
         <w:t xml:space="preserve">– </w:t>
       </w:r>
@@ -1172,7 +1047,6 @@
         <w:rPr>
           <w:sz w:val="28"/>
           <w:szCs w:val="28"/>
-          <w:lang w:val="ru-UA"/>
         </w:rPr>
       </w:pPr>
     </w:p>
@@ -1182,14 +1056,12 @@
         <w:rPr>
           <w:sz w:val="28"/>
           <w:szCs w:val="28"/>
-          <w:lang w:val="ru-UA"/>
-        </w:rPr>
-      </w:pPr>
-      <w:r>
-        <w:rPr>
-          <w:sz w:val="28"/>
-          <w:szCs w:val="28"/>
-          <w:lang w:val="ru-UA"/>
+        </w:rPr>
+      </w:pPr>
+      <w:r>
+        <w:rPr>
+          <w:sz w:val="28"/>
+          <w:szCs w:val="28"/>
         </w:rPr>
         <w:t xml:space="preserve">5. </w:t>
       </w:r>
@@ -1198,7 +1070,6 @@
         <w:rPr>
           <w:sz w:val="28"/>
           <w:szCs w:val="28"/>
-          <w:lang w:val="ru-UA"/>
         </w:rPr>
         <w:t>Навіщо</w:t>
       </w:r>
@@ -1207,7 +1078,6 @@
         <w:rPr>
           <w:sz w:val="28"/>
           <w:szCs w:val="28"/>
-          <w:lang w:val="ru-UA"/>
         </w:rPr>
         <w:t xml:space="preserve"> </w:t>
       </w:r>
@@ -1216,7 +1086,6 @@
         <w:rPr>
           <w:sz w:val="28"/>
           <w:szCs w:val="28"/>
-          <w:lang w:val="ru-UA"/>
         </w:rPr>
         <w:t>зберігати</w:t>
       </w:r>
@@ -1225,7 +1094,6 @@
         <w:rPr>
           <w:sz w:val="28"/>
           <w:szCs w:val="28"/>
-          <w:lang w:val="ru-UA"/>
         </w:rPr>
         <w:t xml:space="preserve"> </w:t>
       </w:r>
@@ -1234,7 +1102,6 @@
         <w:rPr>
           <w:sz w:val="28"/>
           <w:szCs w:val="28"/>
-          <w:lang w:val="ru-UA"/>
         </w:rPr>
         <w:t>налаштування</w:t>
       </w:r>
@@ -1243,7 +1110,6 @@
         <w:rPr>
           <w:sz w:val="28"/>
           <w:szCs w:val="28"/>
-          <w:lang w:val="ru-UA"/>
         </w:rPr>
         <w:t xml:space="preserve"> у .</w:t>
       </w:r>
@@ -1252,7 +1118,6 @@
         <w:rPr>
           <w:sz w:val="28"/>
           <w:szCs w:val="28"/>
-          <w:lang w:val="ru-UA"/>
         </w:rPr>
         <w:t>env</w:t>
       </w:r>
@@ -1261,7 +1126,6 @@
         <w:rPr>
           <w:sz w:val="28"/>
           <w:szCs w:val="28"/>
-          <w:lang w:val="ru-UA"/>
         </w:rPr>
         <w:t> </w:t>
       </w:r>
@@ -1270,7 +1134,6 @@
         <w:rPr>
           <w:sz w:val="28"/>
           <w:szCs w:val="28"/>
-          <w:lang w:val="ru-UA"/>
         </w:rPr>
         <w:t>файлі</w:t>
       </w:r>
@@ -1279,7 +1142,6 @@
         <w:rPr>
           <w:sz w:val="28"/>
           <w:szCs w:val="28"/>
-          <w:lang w:val="ru-UA"/>
         </w:rPr>
         <w:t xml:space="preserve"> та </w:t>
       </w:r>
@@ -1288,7 +1150,6 @@
         <w:rPr>
           <w:sz w:val="28"/>
           <w:szCs w:val="28"/>
-          <w:lang w:val="ru-UA"/>
         </w:rPr>
         <w:t>чому</w:t>
       </w:r>
@@ -1297,7 +1158,6 @@
         <w:rPr>
           <w:sz w:val="28"/>
           <w:szCs w:val="28"/>
-          <w:lang w:val="ru-UA"/>
         </w:rPr>
         <w:t xml:space="preserve"> не </w:t>
       </w:r>
@@ -1306,7 +1166,6 @@
         <w:rPr>
           <w:sz w:val="28"/>
           <w:szCs w:val="28"/>
-          <w:lang w:val="ru-UA"/>
         </w:rPr>
         <w:t>можна</w:t>
       </w:r>
@@ -1315,7 +1174,6 @@
         <w:rPr>
           <w:sz w:val="28"/>
           <w:szCs w:val="28"/>
-          <w:lang w:val="ru-UA"/>
         </w:rPr>
         <w:t xml:space="preserve"> </w:t>
       </w:r>
@@ -1324,7 +1182,6 @@
         <w:rPr>
           <w:sz w:val="28"/>
           <w:szCs w:val="28"/>
-          <w:lang w:val="ru-UA"/>
         </w:rPr>
         <w:t>додавати</w:t>
       </w:r>
@@ -1333,7 +1190,6 @@
         <w:rPr>
           <w:sz w:val="28"/>
           <w:szCs w:val="28"/>
-          <w:lang w:val="ru-UA"/>
         </w:rPr>
         <w:t xml:space="preserve"> </w:t>
       </w:r>
@@ -1342,7 +1198,6 @@
         <w:rPr>
           <w:sz w:val="28"/>
           <w:szCs w:val="28"/>
-          <w:lang w:val="ru-UA"/>
         </w:rPr>
         <w:t>його</w:t>
       </w:r>
@@ -1351,7 +1206,6 @@
         <w:rPr>
           <w:sz w:val="28"/>
           <w:szCs w:val="28"/>
-          <w:lang w:val="ru-UA"/>
         </w:rPr>
         <w:t xml:space="preserve"> в </w:t>
       </w:r>
@@ -1360,7 +1214,6 @@
         <w:rPr>
           <w:sz w:val="28"/>
           <w:szCs w:val="28"/>
-          <w:lang w:val="ru-UA"/>
         </w:rPr>
         <w:t>Git</w:t>
       </w:r>
@@ -1369,7 +1222,6 @@
         <w:rPr>
           <w:sz w:val="28"/>
           <w:szCs w:val="28"/>
-          <w:lang w:val="ru-UA"/>
         </w:rPr>
         <w:t>?</w:t>
       </w:r>
@@ -1380,14 +1232,12 @@
         <w:rPr>
           <w:sz w:val="28"/>
           <w:szCs w:val="28"/>
-          <w:lang w:val="ru-UA"/>
-        </w:rPr>
-      </w:pPr>
-      <w:r>
-        <w:rPr>
-          <w:sz w:val="28"/>
-          <w:szCs w:val="28"/>
-          <w:lang w:val="ru-UA"/>
+        </w:rPr>
+      </w:pPr>
+      <w:r>
+        <w:rPr>
+          <w:sz w:val="28"/>
+          <w:szCs w:val="28"/>
         </w:rPr>
         <w:t xml:space="preserve">– </w:t>
       </w:r>
@@ -1398,7 +1248,6 @@
         <w:rPr>
           <w:sz w:val="28"/>
           <w:szCs w:val="28"/>
-          <w:lang w:val="ru-UA"/>
         </w:rPr>
       </w:pPr>
     </w:p>
@@ -1409,7 +1258,6 @@
           <w:bCs/>
           <w:sz w:val="28"/>
           <w:szCs w:val="28"/>
-          <w:lang w:val="ru-UA"/>
         </w:rPr>
       </w:pPr>
       <w:r>
@@ -1418,7 +1266,6 @@
           <w:bCs/>
           <w:sz w:val="28"/>
           <w:szCs w:val="28"/>
-          <w:lang w:val="ru-UA"/>
         </w:rPr>
         <w:br w:type="page"/>
       </w:r>
@@ -1431,7 +1278,6 @@
           <w:bCs/>
           <w:sz w:val="28"/>
           <w:szCs w:val="28"/>
-          <w:lang w:val="ru-UA"/>
         </w:rPr>
       </w:pPr>
       <w:proofErr w:type="spellStart"/>
@@ -1441,7 +1287,6 @@
           <w:bCs/>
           <w:sz w:val="28"/>
           <w:szCs w:val="28"/>
-          <w:lang w:val="ru-UA"/>
         </w:rPr>
         <w:lastRenderedPageBreak/>
         <w:t>Хід</w:t>
@@ -1453,7 +1298,6 @@
           <w:bCs/>
           <w:sz w:val="28"/>
           <w:szCs w:val="28"/>
-          <w:lang w:val="ru-UA"/>
         </w:rPr>
         <w:t xml:space="preserve"> </w:t>
       </w:r>
@@ -1464,7 +1308,6 @@
           <w:bCs/>
           <w:sz w:val="28"/>
           <w:szCs w:val="28"/>
-          <w:lang w:val="ru-UA"/>
         </w:rPr>
         <w:t>роботи</w:t>
       </w:r>
@@ -1478,7 +1321,6 @@
           <w:bCs/>
           <w:sz w:val="28"/>
           <w:szCs w:val="28"/>
-          <w:lang w:val="ru-UA"/>
         </w:rPr>
       </w:pPr>
       <w:proofErr w:type="spellStart"/>
@@ -1488,7 +1330,6 @@
           <w:bCs/>
           <w:sz w:val="28"/>
           <w:szCs w:val="28"/>
-          <w:lang w:val="ru-UA"/>
         </w:rPr>
         <w:t>Етап</w:t>
       </w:r>
@@ -1499,7 +1340,6 @@
           <w:bCs/>
           <w:sz w:val="28"/>
           <w:szCs w:val="28"/>
-          <w:lang w:val="ru-UA"/>
         </w:rPr>
         <w:t xml:space="preserve"> </w:t>
       </w:r>
@@ -1509,7 +1349,6 @@
           <w:bCs/>
           <w:sz w:val="28"/>
           <w:szCs w:val="28"/>
-          <w:lang w:val="ru-UA"/>
         </w:rPr>
         <w:t>№</w:t>
       </w:r>
@@ -1519,7 +1358,6 @@
           <w:bCs/>
           <w:sz w:val="28"/>
           <w:szCs w:val="28"/>
-          <w:lang w:val="ru-UA"/>
         </w:rPr>
         <w:t>1</w:t>
       </w:r>
@@ -1530,7 +1368,6 @@
         <w:rPr>
           <w:sz w:val="28"/>
           <w:szCs w:val="28"/>
-          <w:lang w:val="ru-UA"/>
         </w:rPr>
       </w:pPr>
     </w:p>
@@ -1589,6 +1426,7 @@
       </w:pPr>
       <w:r>
         <w:rPr>
+          <w:noProof/>
           <w:sz w:val="28"/>
           <w:szCs w:val="28"/>
           <w:lang w:val="ru-RU"/>
@@ -1689,6 +1527,7 @@
       </w:pPr>
       <w:r>
         <w:rPr>
+          <w:noProof/>
           <w:sz w:val="28"/>
           <w:szCs w:val="28"/>
           <w:lang w:val="en-US"/>
@@ -1780,6 +1619,7 @@
       </w:pPr>
       <w:r>
         <w:rPr>
+          <w:noProof/>
           <w:sz w:val="28"/>
           <w:szCs w:val="28"/>
           <w:lang w:val="uk-UA"/>
@@ -1850,6 +1690,7 @@
       </w:pPr>
       <w:r>
         <w:rPr>
+          <w:noProof/>
           <w:sz w:val="28"/>
           <w:szCs w:val="28"/>
           <w:lang w:val="uk-UA"/>
@@ -1920,6 +1761,7 @@
       </w:pPr>
       <w:r>
         <w:rPr>
+          <w:noProof/>
           <w:sz w:val="28"/>
           <w:szCs w:val="28"/>
           <w:lang w:val="uk-UA"/>
@@ -1979,7 +1821,6 @@
           <w:bCs/>
           <w:sz w:val="28"/>
           <w:szCs w:val="28"/>
-          <w:lang w:val="ru-UA"/>
         </w:rPr>
       </w:pPr>
       <w:proofErr w:type="spellStart"/>
@@ -1989,7 +1830,6 @@
           <w:bCs/>
           <w:sz w:val="28"/>
           <w:szCs w:val="28"/>
-          <w:lang w:val="ru-UA"/>
         </w:rPr>
         <w:t>Етап</w:t>
       </w:r>
@@ -2000,7 +1840,6 @@
           <w:bCs/>
           <w:sz w:val="28"/>
           <w:szCs w:val="28"/>
-          <w:lang w:val="ru-UA"/>
         </w:rPr>
         <w:t xml:space="preserve"> </w:t>
       </w:r>
@@ -2010,7 +1849,6 @@
           <w:bCs/>
           <w:sz w:val="28"/>
           <w:szCs w:val="28"/>
-          <w:lang w:val="ru-UA"/>
         </w:rPr>
         <w:t>№</w:t>
       </w:r>
@@ -2020,7 +1858,6 @@
           <w:bCs/>
           <w:sz w:val="28"/>
           <w:szCs w:val="28"/>
-          <w:lang w:val="ru-UA"/>
         </w:rPr>
         <w:t>2</w:t>
       </w:r>
@@ -2140,6 +1977,7 @@
         <w:rPr>
           <w:b/>
           <w:bCs/>
+          <w:noProof/>
           <w:sz w:val="28"/>
           <w:szCs w:val="28"/>
           <w:lang w:val="en-US"/>
@@ -2301,6 +2139,7 @@
       </w:pPr>
       <w:r>
         <w:rPr>
+          <w:noProof/>
           <w:sz w:val="28"/>
           <w:szCs w:val="28"/>
           <w:lang w:val="en-US"/>
@@ -2353,6 +2192,7 @@
       </w:pPr>
       <w:r>
         <w:rPr>
+          <w:noProof/>
           <w:sz w:val="28"/>
           <w:szCs w:val="28"/>
           <w:lang w:val="ru-RU"/>
@@ -2489,7 +2329,7 @@
           <w:kern w:val="0"/>
           <w:sz w:val="21"/>
           <w:szCs w:val="21"/>
-          <w:lang w:val="ru-UA" w:eastAsia="ru-UA"/>
+          <w:lang w:eastAsia="ru-UA"/>
           <w14:ligatures w14:val="none"/>
         </w:rPr>
       </w:pPr>
@@ -2501,7 +2341,7 @@
           <w:kern w:val="0"/>
           <w:sz w:val="21"/>
           <w:szCs w:val="21"/>
-          <w:lang w:val="ru-UA" w:eastAsia="ru-UA"/>
+          <w:lang w:eastAsia="ru-UA"/>
           <w14:ligatures w14:val="none"/>
         </w:rPr>
         <w:t>import</w:t>
@@ -2514,7 +2354,7 @@
           <w:kern w:val="0"/>
           <w:sz w:val="21"/>
           <w:szCs w:val="21"/>
-          <w:lang w:val="ru-UA" w:eastAsia="ru-UA"/>
+          <w:lang w:eastAsia="ru-UA"/>
           <w14:ligatures w14:val="none"/>
         </w:rPr>
         <w:t xml:space="preserve"> { </w:t>
@@ -2527,7 +2367,7 @@
           <w:kern w:val="0"/>
           <w:sz w:val="21"/>
           <w:szCs w:val="21"/>
-          <w:lang w:val="ru-UA" w:eastAsia="ru-UA"/>
+          <w:lang w:eastAsia="ru-UA"/>
           <w14:ligatures w14:val="none"/>
         </w:rPr>
         <w:t>Module</w:t>
@@ -2540,7 +2380,7 @@
           <w:kern w:val="0"/>
           <w:sz w:val="21"/>
           <w:szCs w:val="21"/>
-          <w:lang w:val="ru-UA" w:eastAsia="ru-UA"/>
+          <w:lang w:eastAsia="ru-UA"/>
           <w14:ligatures w14:val="none"/>
         </w:rPr>
         <w:t xml:space="preserve"> } </w:t>
@@ -2553,7 +2393,7 @@
           <w:kern w:val="0"/>
           <w:sz w:val="21"/>
           <w:szCs w:val="21"/>
-          <w:lang w:val="ru-UA" w:eastAsia="ru-UA"/>
+          <w:lang w:eastAsia="ru-UA"/>
           <w14:ligatures w14:val="none"/>
         </w:rPr>
         <w:t>from</w:t>
@@ -2566,7 +2406,7 @@
           <w:kern w:val="0"/>
           <w:sz w:val="21"/>
           <w:szCs w:val="21"/>
-          <w:lang w:val="ru-UA" w:eastAsia="ru-UA"/>
+          <w:lang w:eastAsia="ru-UA"/>
           <w14:ligatures w14:val="none"/>
         </w:rPr>
         <w:t xml:space="preserve"> </w:t>
@@ -2578,7 +2418,7 @@
           <w:kern w:val="0"/>
           <w:sz w:val="21"/>
           <w:szCs w:val="21"/>
-          <w:lang w:val="ru-UA" w:eastAsia="ru-UA"/>
+          <w:lang w:eastAsia="ru-UA"/>
           <w14:ligatures w14:val="none"/>
         </w:rPr>
         <w:t>'@</w:t>
@@ -2591,7 +2431,7 @@
           <w:kern w:val="0"/>
           <w:sz w:val="21"/>
           <w:szCs w:val="21"/>
-          <w:lang w:val="ru-UA" w:eastAsia="ru-UA"/>
+          <w:lang w:eastAsia="ru-UA"/>
           <w14:ligatures w14:val="none"/>
         </w:rPr>
         <w:t>nestjs</w:t>
@@ -2604,7 +2444,7 @@
           <w:kern w:val="0"/>
           <w:sz w:val="21"/>
           <w:szCs w:val="21"/>
-          <w:lang w:val="ru-UA" w:eastAsia="ru-UA"/>
+          <w:lang w:eastAsia="ru-UA"/>
           <w14:ligatures w14:val="none"/>
         </w:rPr>
         <w:t>/</w:t>
@@ -2617,7 +2457,7 @@
           <w:kern w:val="0"/>
           <w:sz w:val="21"/>
           <w:szCs w:val="21"/>
-          <w:lang w:val="ru-UA" w:eastAsia="ru-UA"/>
+          <w:lang w:eastAsia="ru-UA"/>
           <w14:ligatures w14:val="none"/>
         </w:rPr>
         <w:t>common</w:t>
@@ -2630,7 +2470,7 @@
           <w:kern w:val="0"/>
           <w:sz w:val="21"/>
           <w:szCs w:val="21"/>
-          <w:lang w:val="ru-UA" w:eastAsia="ru-UA"/>
+          <w:lang w:eastAsia="ru-UA"/>
           <w14:ligatures w14:val="none"/>
         </w:rPr>
         <w:t>'</w:t>
@@ -2642,7 +2482,7 @@
           <w:kern w:val="0"/>
           <w:sz w:val="21"/>
           <w:szCs w:val="21"/>
-          <w:lang w:val="ru-UA" w:eastAsia="ru-UA"/>
+          <w:lang w:eastAsia="ru-UA"/>
           <w14:ligatures w14:val="none"/>
         </w:rPr>
         <w:t>;</w:t>
@@ -2658,7 +2498,7 @@
           <w:kern w:val="0"/>
           <w:sz w:val="21"/>
           <w:szCs w:val="21"/>
-          <w:lang w:val="ru-UA" w:eastAsia="ru-UA"/>
+          <w:lang w:eastAsia="ru-UA"/>
           <w14:ligatures w14:val="none"/>
         </w:rPr>
       </w:pPr>
@@ -2670,7 +2510,7 @@
           <w:kern w:val="0"/>
           <w:sz w:val="21"/>
           <w:szCs w:val="21"/>
-          <w:lang w:val="ru-UA" w:eastAsia="ru-UA"/>
+          <w:lang w:eastAsia="ru-UA"/>
           <w14:ligatures w14:val="none"/>
         </w:rPr>
         <w:t>import</w:t>
@@ -2683,7 +2523,7 @@
           <w:kern w:val="0"/>
           <w:sz w:val="21"/>
           <w:szCs w:val="21"/>
-          <w:lang w:val="ru-UA" w:eastAsia="ru-UA"/>
+          <w:lang w:eastAsia="ru-UA"/>
           <w14:ligatures w14:val="none"/>
         </w:rPr>
         <w:t xml:space="preserve"> { </w:t>
@@ -2696,7 +2536,7 @@
           <w:kern w:val="0"/>
           <w:sz w:val="21"/>
           <w:szCs w:val="21"/>
-          <w:lang w:val="ru-UA" w:eastAsia="ru-UA"/>
+          <w:lang w:eastAsia="ru-UA"/>
           <w14:ligatures w14:val="none"/>
         </w:rPr>
         <w:t>AppController</w:t>
@@ -2709,7 +2549,7 @@
           <w:kern w:val="0"/>
           <w:sz w:val="21"/>
           <w:szCs w:val="21"/>
-          <w:lang w:val="ru-UA" w:eastAsia="ru-UA"/>
+          <w:lang w:eastAsia="ru-UA"/>
           <w14:ligatures w14:val="none"/>
         </w:rPr>
         <w:t xml:space="preserve"> } </w:t>
@@ -2722,7 +2562,7 @@
           <w:kern w:val="0"/>
           <w:sz w:val="21"/>
           <w:szCs w:val="21"/>
-          <w:lang w:val="ru-UA" w:eastAsia="ru-UA"/>
+          <w:lang w:eastAsia="ru-UA"/>
           <w14:ligatures w14:val="none"/>
         </w:rPr>
         <w:t>from</w:t>
@@ -2735,7 +2575,7 @@
           <w:kern w:val="0"/>
           <w:sz w:val="21"/>
           <w:szCs w:val="21"/>
-          <w:lang w:val="ru-UA" w:eastAsia="ru-UA"/>
+          <w:lang w:eastAsia="ru-UA"/>
           <w14:ligatures w14:val="none"/>
         </w:rPr>
         <w:t xml:space="preserve"> </w:t>
@@ -2747,7 +2587,7 @@
           <w:kern w:val="0"/>
           <w:sz w:val="21"/>
           <w:szCs w:val="21"/>
-          <w:lang w:val="ru-UA" w:eastAsia="ru-UA"/>
+          <w:lang w:eastAsia="ru-UA"/>
           <w14:ligatures w14:val="none"/>
         </w:rPr>
         <w:t>'./</w:t>
@@ -2760,7 +2600,7 @@
           <w:kern w:val="0"/>
           <w:sz w:val="21"/>
           <w:szCs w:val="21"/>
-          <w:lang w:val="ru-UA" w:eastAsia="ru-UA"/>
+          <w:lang w:eastAsia="ru-UA"/>
           <w14:ligatures w14:val="none"/>
         </w:rPr>
         <w:t>app.controller</w:t>
@@ -2773,7 +2613,7 @@
           <w:kern w:val="0"/>
           <w:sz w:val="21"/>
           <w:szCs w:val="21"/>
-          <w:lang w:val="ru-UA" w:eastAsia="ru-UA"/>
+          <w:lang w:eastAsia="ru-UA"/>
           <w14:ligatures w14:val="none"/>
         </w:rPr>
         <w:t>'</w:t>
@@ -2785,7 +2625,7 @@
           <w:kern w:val="0"/>
           <w:sz w:val="21"/>
           <w:szCs w:val="21"/>
-          <w:lang w:val="ru-UA" w:eastAsia="ru-UA"/>
+          <w:lang w:eastAsia="ru-UA"/>
           <w14:ligatures w14:val="none"/>
         </w:rPr>
         <w:t>;</w:t>
@@ -2801,7 +2641,7 @@
           <w:kern w:val="0"/>
           <w:sz w:val="21"/>
           <w:szCs w:val="21"/>
-          <w:lang w:val="ru-UA" w:eastAsia="ru-UA"/>
+          <w:lang w:eastAsia="ru-UA"/>
           <w14:ligatures w14:val="none"/>
         </w:rPr>
       </w:pPr>
@@ -2813,7 +2653,7 @@
           <w:kern w:val="0"/>
           <w:sz w:val="21"/>
           <w:szCs w:val="21"/>
-          <w:lang w:val="ru-UA" w:eastAsia="ru-UA"/>
+          <w:lang w:eastAsia="ru-UA"/>
           <w14:ligatures w14:val="none"/>
         </w:rPr>
         <w:t>import</w:t>
@@ -2826,7 +2666,7 @@
           <w:kern w:val="0"/>
           <w:sz w:val="21"/>
           <w:szCs w:val="21"/>
-          <w:lang w:val="ru-UA" w:eastAsia="ru-UA"/>
+          <w:lang w:eastAsia="ru-UA"/>
           <w14:ligatures w14:val="none"/>
         </w:rPr>
         <w:t xml:space="preserve"> { </w:t>
@@ -2839,7 +2679,7 @@
           <w:kern w:val="0"/>
           <w:sz w:val="21"/>
           <w:szCs w:val="21"/>
-          <w:lang w:val="ru-UA" w:eastAsia="ru-UA"/>
+          <w:lang w:eastAsia="ru-UA"/>
           <w14:ligatures w14:val="none"/>
         </w:rPr>
         <w:t>AppService</w:t>
@@ -2852,7 +2692,7 @@
           <w:kern w:val="0"/>
           <w:sz w:val="21"/>
           <w:szCs w:val="21"/>
-          <w:lang w:val="ru-UA" w:eastAsia="ru-UA"/>
+          <w:lang w:eastAsia="ru-UA"/>
           <w14:ligatures w14:val="none"/>
         </w:rPr>
         <w:t xml:space="preserve"> } </w:t>
@@ -2865,7 +2705,7 @@
           <w:kern w:val="0"/>
           <w:sz w:val="21"/>
           <w:szCs w:val="21"/>
-          <w:lang w:val="ru-UA" w:eastAsia="ru-UA"/>
+          <w:lang w:eastAsia="ru-UA"/>
           <w14:ligatures w14:val="none"/>
         </w:rPr>
         <w:t>from</w:t>
@@ -2878,7 +2718,7 @@
           <w:kern w:val="0"/>
           <w:sz w:val="21"/>
           <w:szCs w:val="21"/>
-          <w:lang w:val="ru-UA" w:eastAsia="ru-UA"/>
+          <w:lang w:eastAsia="ru-UA"/>
           <w14:ligatures w14:val="none"/>
         </w:rPr>
         <w:t xml:space="preserve"> </w:t>
@@ -2890,7 +2730,7 @@
           <w:kern w:val="0"/>
           <w:sz w:val="21"/>
           <w:szCs w:val="21"/>
-          <w:lang w:val="ru-UA" w:eastAsia="ru-UA"/>
+          <w:lang w:eastAsia="ru-UA"/>
           <w14:ligatures w14:val="none"/>
         </w:rPr>
         <w:t>'./</w:t>
@@ -2903,7 +2743,7 @@
           <w:kern w:val="0"/>
           <w:sz w:val="21"/>
           <w:szCs w:val="21"/>
-          <w:lang w:val="ru-UA" w:eastAsia="ru-UA"/>
+          <w:lang w:eastAsia="ru-UA"/>
           <w14:ligatures w14:val="none"/>
         </w:rPr>
         <w:t>app.service</w:t>
@@ -2916,7 +2756,7 @@
           <w:kern w:val="0"/>
           <w:sz w:val="21"/>
           <w:szCs w:val="21"/>
-          <w:lang w:val="ru-UA" w:eastAsia="ru-UA"/>
+          <w:lang w:eastAsia="ru-UA"/>
           <w14:ligatures w14:val="none"/>
         </w:rPr>
         <w:t>'</w:t>
@@ -2928,7 +2768,7 @@
           <w:kern w:val="0"/>
           <w:sz w:val="21"/>
           <w:szCs w:val="21"/>
-          <w:lang w:val="ru-UA" w:eastAsia="ru-UA"/>
+          <w:lang w:eastAsia="ru-UA"/>
           <w14:ligatures w14:val="none"/>
         </w:rPr>
         <w:t>;</w:t>
@@ -2944,7 +2784,7 @@
           <w:kern w:val="0"/>
           <w:sz w:val="21"/>
           <w:szCs w:val="21"/>
-          <w:lang w:val="ru-UA" w:eastAsia="ru-UA"/>
+          <w:lang w:eastAsia="ru-UA"/>
           <w14:ligatures w14:val="none"/>
         </w:rPr>
       </w:pPr>
@@ -2956,7 +2796,7 @@
           <w:kern w:val="0"/>
           <w:sz w:val="21"/>
           <w:szCs w:val="21"/>
-          <w:lang w:val="ru-UA" w:eastAsia="ru-UA"/>
+          <w:lang w:eastAsia="ru-UA"/>
           <w14:ligatures w14:val="none"/>
         </w:rPr>
         <w:t>import</w:t>
@@ -2969,7 +2809,7 @@
           <w:kern w:val="0"/>
           <w:sz w:val="21"/>
           <w:szCs w:val="21"/>
-          <w:lang w:val="ru-UA" w:eastAsia="ru-UA"/>
+          <w:lang w:eastAsia="ru-UA"/>
           <w14:ligatures w14:val="none"/>
         </w:rPr>
         <w:t xml:space="preserve"> { </w:t>
@@ -2982,7 +2822,7 @@
           <w:kern w:val="0"/>
           <w:sz w:val="21"/>
           <w:szCs w:val="21"/>
-          <w:lang w:val="ru-UA" w:eastAsia="ru-UA"/>
+          <w:lang w:eastAsia="ru-UA"/>
           <w14:ligatures w14:val="none"/>
         </w:rPr>
         <w:t>ConfigModule</w:t>
@@ -2995,7 +2835,7 @@
           <w:kern w:val="0"/>
           <w:sz w:val="21"/>
           <w:szCs w:val="21"/>
-          <w:lang w:val="ru-UA" w:eastAsia="ru-UA"/>
+          <w:lang w:eastAsia="ru-UA"/>
           <w14:ligatures w14:val="none"/>
         </w:rPr>
         <w:t xml:space="preserve"> } </w:t>
@@ -3008,7 +2848,7 @@
           <w:kern w:val="0"/>
           <w:sz w:val="21"/>
           <w:szCs w:val="21"/>
-          <w:lang w:val="ru-UA" w:eastAsia="ru-UA"/>
+          <w:lang w:eastAsia="ru-UA"/>
           <w14:ligatures w14:val="none"/>
         </w:rPr>
         <w:t>from</w:t>
@@ -3021,7 +2861,7 @@
           <w:kern w:val="0"/>
           <w:sz w:val="21"/>
           <w:szCs w:val="21"/>
-          <w:lang w:val="ru-UA" w:eastAsia="ru-UA"/>
+          <w:lang w:eastAsia="ru-UA"/>
           <w14:ligatures w14:val="none"/>
         </w:rPr>
         <w:t xml:space="preserve"> </w:t>
@@ -3033,7 +2873,7 @@
           <w:kern w:val="0"/>
           <w:sz w:val="21"/>
           <w:szCs w:val="21"/>
-          <w:lang w:val="ru-UA" w:eastAsia="ru-UA"/>
+          <w:lang w:eastAsia="ru-UA"/>
           <w14:ligatures w14:val="none"/>
         </w:rPr>
         <w:t>"@</w:t>
@@ -3046,7 +2886,7 @@
           <w:kern w:val="0"/>
           <w:sz w:val="21"/>
           <w:szCs w:val="21"/>
-          <w:lang w:val="ru-UA" w:eastAsia="ru-UA"/>
+          <w:lang w:eastAsia="ru-UA"/>
           <w14:ligatures w14:val="none"/>
         </w:rPr>
         <w:t>nestjs</w:t>
@@ -3059,7 +2899,7 @@
           <w:kern w:val="0"/>
           <w:sz w:val="21"/>
           <w:szCs w:val="21"/>
-          <w:lang w:val="ru-UA" w:eastAsia="ru-UA"/>
+          <w:lang w:eastAsia="ru-UA"/>
           <w14:ligatures w14:val="none"/>
         </w:rPr>
         <w:t>/</w:t>
@@ -3072,7 +2912,7 @@
           <w:kern w:val="0"/>
           <w:sz w:val="21"/>
           <w:szCs w:val="21"/>
-          <w:lang w:val="ru-UA" w:eastAsia="ru-UA"/>
+          <w:lang w:eastAsia="ru-UA"/>
           <w14:ligatures w14:val="none"/>
         </w:rPr>
         <w:t>config</w:t>
@@ -3085,7 +2925,7 @@
           <w:kern w:val="0"/>
           <w:sz w:val="21"/>
           <w:szCs w:val="21"/>
-          <w:lang w:val="ru-UA" w:eastAsia="ru-UA"/>
+          <w:lang w:eastAsia="ru-UA"/>
           <w14:ligatures w14:val="none"/>
         </w:rPr>
         <w:t>"</w:t>
@@ -3097,7 +2937,7 @@
           <w:kern w:val="0"/>
           <w:sz w:val="21"/>
           <w:szCs w:val="21"/>
-          <w:lang w:val="ru-UA" w:eastAsia="ru-UA"/>
+          <w:lang w:eastAsia="ru-UA"/>
           <w14:ligatures w14:val="none"/>
         </w:rPr>
         <w:t>;</w:t>
@@ -3113,7 +2953,7 @@
           <w:kern w:val="0"/>
           <w:sz w:val="21"/>
           <w:szCs w:val="21"/>
-          <w:lang w:val="ru-UA" w:eastAsia="ru-UA"/>
+          <w:lang w:eastAsia="ru-UA"/>
           <w14:ligatures w14:val="none"/>
         </w:rPr>
       </w:pPr>
@@ -3128,18 +2968,18 @@
           <w:kern w:val="0"/>
           <w:sz w:val="21"/>
           <w:szCs w:val="21"/>
-          <w:lang w:val="ru-UA" w:eastAsia="ru-UA"/>
-          <w14:ligatures w14:val="none"/>
-        </w:rPr>
-      </w:pPr>
-      <w:r>
-        <w:rPr>
-          <w:rFonts w:ascii="Consolas" w:eastAsia="Times New Roman" w:hAnsi="Consolas" w:cs="Times New Roman"/>
-          <w:color w:val="CCCCCC"/>
-          <w:kern w:val="0"/>
-          <w:sz w:val="21"/>
-          <w:szCs w:val="21"/>
-          <w:lang w:val="ru-UA" w:eastAsia="ru-UA"/>
+          <w:lang w:eastAsia="ru-UA"/>
+          <w14:ligatures w14:val="none"/>
+        </w:rPr>
+      </w:pPr>
+      <w:r>
+        <w:rPr>
+          <w:rFonts w:ascii="Consolas" w:eastAsia="Times New Roman" w:hAnsi="Consolas" w:cs="Times New Roman"/>
+          <w:color w:val="CCCCCC"/>
+          <w:kern w:val="0"/>
+          <w:sz w:val="21"/>
+          <w:szCs w:val="21"/>
+          <w:lang w:eastAsia="ru-UA"/>
           <w14:ligatures w14:val="none"/>
         </w:rPr>
         <w:t>@</w:t>
@@ -3151,7 +2991,7 @@
           <w:kern w:val="0"/>
           <w:sz w:val="21"/>
           <w:szCs w:val="21"/>
-          <w:lang w:val="ru-UA" w:eastAsia="ru-UA"/>
+          <w:lang w:eastAsia="ru-UA"/>
           <w14:ligatures w14:val="none"/>
         </w:rPr>
         <w:t>Module</w:t>
@@ -3163,7 +3003,7 @@
           <w:kern w:val="0"/>
           <w:sz w:val="21"/>
           <w:szCs w:val="21"/>
-          <w:lang w:val="ru-UA" w:eastAsia="ru-UA"/>
+          <w:lang w:eastAsia="ru-UA"/>
           <w14:ligatures w14:val="none"/>
         </w:rPr>
         <w:t>({</w:t>
@@ -3179,18 +3019,18 @@
           <w:kern w:val="0"/>
           <w:sz w:val="21"/>
           <w:szCs w:val="21"/>
-          <w:lang w:val="ru-UA" w:eastAsia="ru-UA"/>
-          <w14:ligatures w14:val="none"/>
-        </w:rPr>
-      </w:pPr>
-      <w:r>
-        <w:rPr>
-          <w:rFonts w:ascii="Consolas" w:eastAsia="Times New Roman" w:hAnsi="Consolas" w:cs="Times New Roman"/>
-          <w:color w:val="CCCCCC"/>
-          <w:kern w:val="0"/>
-          <w:sz w:val="21"/>
-          <w:szCs w:val="21"/>
-          <w:lang w:val="ru-UA" w:eastAsia="ru-UA"/>
+          <w:lang w:eastAsia="ru-UA"/>
+          <w14:ligatures w14:val="none"/>
+        </w:rPr>
+      </w:pPr>
+      <w:r>
+        <w:rPr>
+          <w:rFonts w:ascii="Consolas" w:eastAsia="Times New Roman" w:hAnsi="Consolas" w:cs="Times New Roman"/>
+          <w:color w:val="CCCCCC"/>
+          <w:kern w:val="0"/>
+          <w:sz w:val="21"/>
+          <w:szCs w:val="21"/>
+          <w:lang w:eastAsia="ru-UA"/>
           <w14:ligatures w14:val="none"/>
         </w:rPr>
         <w:t xml:space="preserve">  </w:t>
@@ -3203,7 +3043,7 @@
           <w:kern w:val="0"/>
           <w:sz w:val="21"/>
           <w:szCs w:val="21"/>
-          <w:lang w:val="ru-UA" w:eastAsia="ru-UA"/>
+          <w:lang w:eastAsia="ru-UA"/>
           <w14:ligatures w14:val="none"/>
         </w:rPr>
         <w:t>imports</w:t>
@@ -3216,7 +3056,7 @@
           <w:kern w:val="0"/>
           <w:sz w:val="21"/>
           <w:szCs w:val="21"/>
-          <w:lang w:val="ru-UA" w:eastAsia="ru-UA"/>
+          <w:lang w:eastAsia="ru-UA"/>
           <w14:ligatures w14:val="none"/>
         </w:rPr>
         <w:t>:</w:t>
@@ -3228,7 +3068,7 @@
           <w:kern w:val="0"/>
           <w:sz w:val="21"/>
           <w:szCs w:val="21"/>
-          <w:lang w:val="ru-UA" w:eastAsia="ru-UA"/>
+          <w:lang w:eastAsia="ru-UA"/>
           <w14:ligatures w14:val="none"/>
         </w:rPr>
         <w:t xml:space="preserve"> [</w:t>
@@ -3241,7 +3081,7 @@
           <w:kern w:val="0"/>
           <w:sz w:val="21"/>
           <w:szCs w:val="21"/>
-          <w:lang w:val="ru-UA" w:eastAsia="ru-UA"/>
+          <w:lang w:eastAsia="ru-UA"/>
           <w14:ligatures w14:val="none"/>
         </w:rPr>
         <w:t>ConfigModule</w:t>
@@ -3253,7 +3093,7 @@
           <w:kern w:val="0"/>
           <w:sz w:val="21"/>
           <w:szCs w:val="21"/>
-          <w:lang w:val="ru-UA" w:eastAsia="ru-UA"/>
+          <w:lang w:eastAsia="ru-UA"/>
           <w14:ligatures w14:val="none"/>
         </w:rPr>
         <w:t>.</w:t>
@@ -3265,7 +3105,7 @@
           <w:kern w:val="0"/>
           <w:sz w:val="21"/>
           <w:szCs w:val="21"/>
-          <w:lang w:val="ru-UA" w:eastAsia="ru-UA"/>
+          <w:lang w:eastAsia="ru-UA"/>
           <w14:ligatures w14:val="none"/>
         </w:rPr>
         <w:t>forRoot</w:t>
@@ -3278,7 +3118,7 @@
           <w:kern w:val="0"/>
           <w:sz w:val="21"/>
           <w:szCs w:val="21"/>
-          <w:lang w:val="ru-UA" w:eastAsia="ru-UA"/>
+          <w:lang w:eastAsia="ru-UA"/>
           <w14:ligatures w14:val="none"/>
         </w:rPr>
         <w:t xml:space="preserve">({ </w:t>
@@ -3291,7 +3131,7 @@
           <w:kern w:val="0"/>
           <w:sz w:val="21"/>
           <w:szCs w:val="21"/>
-          <w:lang w:val="ru-UA" w:eastAsia="ru-UA"/>
+          <w:lang w:eastAsia="ru-UA"/>
           <w14:ligatures w14:val="none"/>
         </w:rPr>
         <w:t>isGlobal</w:t>
@@ -3304,7 +3144,7 @@
           <w:kern w:val="0"/>
           <w:sz w:val="21"/>
           <w:szCs w:val="21"/>
-          <w:lang w:val="ru-UA" w:eastAsia="ru-UA"/>
+          <w:lang w:eastAsia="ru-UA"/>
           <w14:ligatures w14:val="none"/>
         </w:rPr>
         <w:t>:</w:t>
@@ -3316,7 +3156,7 @@
           <w:kern w:val="0"/>
           <w:sz w:val="21"/>
           <w:szCs w:val="21"/>
-          <w:lang w:val="ru-UA" w:eastAsia="ru-UA"/>
+          <w:lang w:eastAsia="ru-UA"/>
           <w14:ligatures w14:val="none"/>
         </w:rPr>
         <w:t xml:space="preserve"> </w:t>
@@ -3329,7 +3169,7 @@
           <w:kern w:val="0"/>
           <w:sz w:val="21"/>
           <w:szCs w:val="21"/>
-          <w:lang w:val="ru-UA" w:eastAsia="ru-UA"/>
+          <w:lang w:eastAsia="ru-UA"/>
           <w14:ligatures w14:val="none"/>
         </w:rPr>
         <w:t>true</w:t>
@@ -3342,7 +3182,7 @@
           <w:kern w:val="0"/>
           <w:sz w:val="21"/>
           <w:szCs w:val="21"/>
-          <w:lang w:val="ru-UA" w:eastAsia="ru-UA"/>
+          <w:lang w:eastAsia="ru-UA"/>
           <w14:ligatures w14:val="none"/>
         </w:rPr>
         <w:t xml:space="preserve"> })],</w:t>
@@ -3358,18 +3198,18 @@
           <w:kern w:val="0"/>
           <w:sz w:val="21"/>
           <w:szCs w:val="21"/>
-          <w:lang w:val="ru-UA" w:eastAsia="ru-UA"/>
-          <w14:ligatures w14:val="none"/>
-        </w:rPr>
-      </w:pPr>
-      <w:r>
-        <w:rPr>
-          <w:rFonts w:ascii="Consolas" w:eastAsia="Times New Roman" w:hAnsi="Consolas" w:cs="Times New Roman"/>
-          <w:color w:val="CCCCCC"/>
-          <w:kern w:val="0"/>
-          <w:sz w:val="21"/>
-          <w:szCs w:val="21"/>
-          <w:lang w:val="ru-UA" w:eastAsia="ru-UA"/>
+          <w:lang w:eastAsia="ru-UA"/>
+          <w14:ligatures w14:val="none"/>
+        </w:rPr>
+      </w:pPr>
+      <w:r>
+        <w:rPr>
+          <w:rFonts w:ascii="Consolas" w:eastAsia="Times New Roman" w:hAnsi="Consolas" w:cs="Times New Roman"/>
+          <w:color w:val="CCCCCC"/>
+          <w:kern w:val="0"/>
+          <w:sz w:val="21"/>
+          <w:szCs w:val="21"/>
+          <w:lang w:eastAsia="ru-UA"/>
           <w14:ligatures w14:val="none"/>
         </w:rPr>
         <w:t>})</w:t>
@@ -3385,7 +3225,7 @@
           <w:kern w:val="0"/>
           <w:sz w:val="21"/>
           <w:szCs w:val="21"/>
-          <w:lang w:val="ru-UA" w:eastAsia="ru-UA"/>
+          <w:lang w:eastAsia="ru-UA"/>
           <w14:ligatures w14:val="none"/>
         </w:rPr>
       </w:pPr>
@@ -3400,7 +3240,7 @@
           <w:kern w:val="0"/>
           <w:sz w:val="21"/>
           <w:szCs w:val="21"/>
-          <w:lang w:val="ru-UA" w:eastAsia="ru-UA"/>
+          <w:lang w:eastAsia="ru-UA"/>
           <w14:ligatures w14:val="none"/>
         </w:rPr>
       </w:pPr>
@@ -3412,7 +3252,7 @@
           <w:kern w:val="0"/>
           <w:sz w:val="21"/>
           <w:szCs w:val="21"/>
-          <w:lang w:val="ru-UA" w:eastAsia="ru-UA"/>
+          <w:lang w:eastAsia="ru-UA"/>
           <w14:ligatures w14:val="none"/>
         </w:rPr>
         <w:t>export</w:t>
@@ -3425,7 +3265,7 @@
           <w:kern w:val="0"/>
           <w:sz w:val="21"/>
           <w:szCs w:val="21"/>
-          <w:lang w:val="ru-UA" w:eastAsia="ru-UA"/>
+          <w:lang w:eastAsia="ru-UA"/>
           <w14:ligatures w14:val="none"/>
         </w:rPr>
         <w:t xml:space="preserve"> </w:t>
@@ -3438,7 +3278,7 @@
           <w:kern w:val="0"/>
           <w:sz w:val="21"/>
           <w:szCs w:val="21"/>
-          <w:lang w:val="ru-UA" w:eastAsia="ru-UA"/>
+          <w:lang w:eastAsia="ru-UA"/>
           <w14:ligatures w14:val="none"/>
         </w:rPr>
         <w:t>class</w:t>
@@ -3451,7 +3291,7 @@
           <w:kern w:val="0"/>
           <w:sz w:val="21"/>
           <w:szCs w:val="21"/>
-          <w:lang w:val="ru-UA" w:eastAsia="ru-UA"/>
+          <w:lang w:eastAsia="ru-UA"/>
           <w14:ligatures w14:val="none"/>
         </w:rPr>
         <w:t xml:space="preserve"> </w:t>
@@ -3464,7 +3304,7 @@
           <w:kern w:val="0"/>
           <w:sz w:val="21"/>
           <w:szCs w:val="21"/>
-          <w:lang w:val="ru-UA" w:eastAsia="ru-UA"/>
+          <w:lang w:eastAsia="ru-UA"/>
           <w14:ligatures w14:val="none"/>
         </w:rPr>
         <w:t>AppModule</w:t>
@@ -3477,7 +3317,7 @@
           <w:kern w:val="0"/>
           <w:sz w:val="21"/>
           <w:szCs w:val="21"/>
-          <w:lang w:val="ru-UA" w:eastAsia="ru-UA"/>
+          <w:lang w:eastAsia="ru-UA"/>
           <w14:ligatures w14:val="none"/>
         </w:rPr>
         <w:t xml:space="preserve"> {}</w:t>
@@ -3493,7 +3333,7 @@
           <w:kern w:val="0"/>
           <w:sz w:val="21"/>
           <w:szCs w:val="21"/>
-          <w:lang w:val="ru-UA" w:eastAsia="ru-UA"/>
+          <w:lang w:eastAsia="ru-UA"/>
           <w14:ligatures w14:val="none"/>
         </w:rPr>
       </w:pPr>
@@ -3504,7 +3344,6 @@
         <w:rPr>
           <w:sz w:val="28"/>
           <w:szCs w:val="28"/>
-          <w:lang w:val="ru-UA"/>
         </w:rPr>
       </w:pPr>
     </w:p>
@@ -3514,7 +3353,7 @@
         <w:rPr>
           <w:sz w:val="28"/>
           <w:szCs w:val="28"/>
-          <w:lang w:val="ru-RU"/>
+          <w:lang w:val="en-US"/>
         </w:rPr>
       </w:pPr>
       <w:proofErr w:type="spellStart"/>
@@ -3577,7 +3416,7 @@
           <w:kern w:val="0"/>
           <w:sz w:val="21"/>
           <w:szCs w:val="21"/>
-          <w:lang w:val="ru-UA" w:eastAsia="ru-UA"/>
+          <w:lang w:eastAsia="ru-UA"/>
           <w14:ligatures w14:val="none"/>
         </w:rPr>
       </w:pPr>
@@ -3589,7 +3428,7 @@
           <w:kern w:val="0"/>
           <w:sz w:val="21"/>
           <w:szCs w:val="21"/>
-          <w:lang w:val="ru-UA" w:eastAsia="ru-UA"/>
+          <w:lang w:eastAsia="ru-UA"/>
           <w14:ligatures w14:val="none"/>
         </w:rPr>
         <w:t>import</w:t>
@@ -3602,10 +3441,23 @@
           <w:kern w:val="0"/>
           <w:sz w:val="21"/>
           <w:szCs w:val="21"/>
-          <w:lang w:val="ru-UA" w:eastAsia="ru-UA"/>
-          <w14:ligatures w14:val="none"/>
-        </w:rPr>
-        <w:t xml:space="preserve"> { </w:t>
+          <w:lang w:eastAsia="ru-UA"/>
+          <w14:ligatures w14:val="none"/>
+        </w:rPr>
+        <w:t xml:space="preserve"> </w:t>
+      </w:r>
+      <w:proofErr w:type="gramStart"/>
+      <w:r>
+        <w:rPr>
+          <w:rFonts w:ascii="Consolas" w:eastAsia="Times New Roman" w:hAnsi="Consolas" w:cs="Times New Roman"/>
+          <w:color w:val="CCCCCC"/>
+          <w:kern w:val="0"/>
+          <w:sz w:val="21"/>
+          <w:szCs w:val="21"/>
+          <w:lang w:eastAsia="ru-UA"/>
+          <w14:ligatures w14:val="none"/>
+        </w:rPr>
+        <w:t xml:space="preserve">{ </w:t>
       </w:r>
       <w:proofErr w:type="spellStart"/>
       <w:r>
@@ -3615,20 +3467,21 @@
           <w:kern w:val="0"/>
           <w:sz w:val="21"/>
           <w:szCs w:val="21"/>
-          <w:lang w:val="ru-UA" w:eastAsia="ru-UA"/>
+          <w:lang w:eastAsia="ru-UA"/>
           <w14:ligatures w14:val="none"/>
         </w:rPr>
         <w:t>NestFactory</w:t>
       </w:r>
       <w:proofErr w:type="spellEnd"/>
-      <w:r>
-        <w:rPr>
-          <w:rFonts w:ascii="Consolas" w:eastAsia="Times New Roman" w:hAnsi="Consolas" w:cs="Times New Roman"/>
-          <w:color w:val="CCCCCC"/>
-          <w:kern w:val="0"/>
-          <w:sz w:val="21"/>
-          <w:szCs w:val="21"/>
-          <w:lang w:val="ru-UA" w:eastAsia="ru-UA"/>
+      <w:proofErr w:type="gramEnd"/>
+      <w:r>
+        <w:rPr>
+          <w:rFonts w:ascii="Consolas" w:eastAsia="Times New Roman" w:hAnsi="Consolas" w:cs="Times New Roman"/>
+          <w:color w:val="CCCCCC"/>
+          <w:kern w:val="0"/>
+          <w:sz w:val="21"/>
+          <w:szCs w:val="21"/>
+          <w:lang w:eastAsia="ru-UA"/>
           <w14:ligatures w14:val="none"/>
         </w:rPr>
         <w:t xml:space="preserve"> } </w:t>
@@ -3641,7 +3494,7 @@
           <w:kern w:val="0"/>
           <w:sz w:val="21"/>
           <w:szCs w:val="21"/>
-          <w:lang w:val="ru-UA" w:eastAsia="ru-UA"/>
+          <w:lang w:eastAsia="ru-UA"/>
           <w14:ligatures w14:val="none"/>
         </w:rPr>
         <w:t>from</w:t>
@@ -3654,7 +3507,7 @@
           <w:kern w:val="0"/>
           <w:sz w:val="21"/>
           <w:szCs w:val="21"/>
-          <w:lang w:val="ru-UA" w:eastAsia="ru-UA"/>
+          <w:lang w:eastAsia="ru-UA"/>
           <w14:ligatures w14:val="none"/>
         </w:rPr>
         <w:t xml:space="preserve"> </w:t>
@@ -3666,7 +3519,7 @@
           <w:kern w:val="0"/>
           <w:sz w:val="21"/>
           <w:szCs w:val="21"/>
-          <w:lang w:val="ru-UA" w:eastAsia="ru-UA"/>
+          <w:lang w:eastAsia="ru-UA"/>
           <w14:ligatures w14:val="none"/>
         </w:rPr>
         <w:t>"@</w:t>
@@ -3679,7 +3532,7 @@
           <w:kern w:val="0"/>
           <w:sz w:val="21"/>
           <w:szCs w:val="21"/>
-          <w:lang w:val="ru-UA" w:eastAsia="ru-UA"/>
+          <w:lang w:eastAsia="ru-UA"/>
           <w14:ligatures w14:val="none"/>
         </w:rPr>
         <w:t>nestjs</w:t>
@@ -3692,7 +3545,7 @@
           <w:kern w:val="0"/>
           <w:sz w:val="21"/>
           <w:szCs w:val="21"/>
-          <w:lang w:val="ru-UA" w:eastAsia="ru-UA"/>
+          <w:lang w:eastAsia="ru-UA"/>
           <w14:ligatures w14:val="none"/>
         </w:rPr>
         <w:t>/</w:t>
@@ -3705,7 +3558,7 @@
           <w:kern w:val="0"/>
           <w:sz w:val="21"/>
           <w:szCs w:val="21"/>
-          <w:lang w:val="ru-UA" w:eastAsia="ru-UA"/>
+          <w:lang w:eastAsia="ru-UA"/>
           <w14:ligatures w14:val="none"/>
         </w:rPr>
         <w:t>core</w:t>
@@ -3718,7 +3571,7 @@
           <w:kern w:val="0"/>
           <w:sz w:val="21"/>
           <w:szCs w:val="21"/>
-          <w:lang w:val="ru-UA" w:eastAsia="ru-UA"/>
+          <w:lang w:eastAsia="ru-UA"/>
           <w14:ligatures w14:val="none"/>
         </w:rPr>
         <w:t>"</w:t>
@@ -3730,7 +3583,7 @@
           <w:kern w:val="0"/>
           <w:sz w:val="21"/>
           <w:szCs w:val="21"/>
-          <w:lang w:val="ru-UA" w:eastAsia="ru-UA"/>
+          <w:lang w:eastAsia="ru-UA"/>
           <w14:ligatures w14:val="none"/>
         </w:rPr>
         <w:t>;</w:t>
@@ -3746,7 +3599,7 @@
           <w:kern w:val="0"/>
           <w:sz w:val="21"/>
           <w:szCs w:val="21"/>
-          <w:lang w:val="ru-UA" w:eastAsia="ru-UA"/>
+          <w:lang w:eastAsia="ru-UA"/>
           <w14:ligatures w14:val="none"/>
         </w:rPr>
       </w:pPr>
@@ -3758,7 +3611,7 @@
           <w:kern w:val="0"/>
           <w:sz w:val="21"/>
           <w:szCs w:val="21"/>
-          <w:lang w:val="ru-UA" w:eastAsia="ru-UA"/>
+          <w:lang w:eastAsia="ru-UA"/>
           <w14:ligatures w14:val="none"/>
         </w:rPr>
         <w:t>import</w:t>
@@ -3771,7 +3624,7 @@
           <w:kern w:val="0"/>
           <w:sz w:val="21"/>
           <w:szCs w:val="21"/>
-          <w:lang w:val="ru-UA" w:eastAsia="ru-UA"/>
+          <w:lang w:eastAsia="ru-UA"/>
           <w14:ligatures w14:val="none"/>
         </w:rPr>
         <w:t xml:space="preserve"> { </w:t>
@@ -3784,7 +3637,7 @@
           <w:kern w:val="0"/>
           <w:sz w:val="21"/>
           <w:szCs w:val="21"/>
-          <w:lang w:val="ru-UA" w:eastAsia="ru-UA"/>
+          <w:lang w:eastAsia="ru-UA"/>
           <w14:ligatures w14:val="none"/>
         </w:rPr>
         <w:t>AppModule</w:t>
@@ -3797,7 +3650,7 @@
           <w:kern w:val="0"/>
           <w:sz w:val="21"/>
           <w:szCs w:val="21"/>
-          <w:lang w:val="ru-UA" w:eastAsia="ru-UA"/>
+          <w:lang w:eastAsia="ru-UA"/>
           <w14:ligatures w14:val="none"/>
         </w:rPr>
         <w:t xml:space="preserve"> } </w:t>
@@ -3810,7 +3663,7 @@
           <w:kern w:val="0"/>
           <w:sz w:val="21"/>
           <w:szCs w:val="21"/>
-          <w:lang w:val="ru-UA" w:eastAsia="ru-UA"/>
+          <w:lang w:eastAsia="ru-UA"/>
           <w14:ligatures w14:val="none"/>
         </w:rPr>
         <w:t>from</w:t>
@@ -3823,7 +3676,7 @@
           <w:kern w:val="0"/>
           <w:sz w:val="21"/>
           <w:szCs w:val="21"/>
-          <w:lang w:val="ru-UA" w:eastAsia="ru-UA"/>
+          <w:lang w:eastAsia="ru-UA"/>
           <w14:ligatures w14:val="none"/>
         </w:rPr>
         <w:t xml:space="preserve"> </w:t>
@@ -3835,7 +3688,7 @@
           <w:kern w:val="0"/>
           <w:sz w:val="21"/>
           <w:szCs w:val="21"/>
-          <w:lang w:val="ru-UA" w:eastAsia="ru-UA"/>
+          <w:lang w:eastAsia="ru-UA"/>
           <w14:ligatures w14:val="none"/>
         </w:rPr>
         <w:t>"./</w:t>
@@ -3848,7 +3701,7 @@
           <w:kern w:val="0"/>
           <w:sz w:val="21"/>
           <w:szCs w:val="21"/>
-          <w:lang w:val="ru-UA" w:eastAsia="ru-UA"/>
+          <w:lang w:eastAsia="ru-UA"/>
           <w14:ligatures w14:val="none"/>
         </w:rPr>
         <w:t>app.module</w:t>
@@ -3861,7 +3714,7 @@
           <w:kern w:val="0"/>
           <w:sz w:val="21"/>
           <w:szCs w:val="21"/>
-          <w:lang w:val="ru-UA" w:eastAsia="ru-UA"/>
+          <w:lang w:eastAsia="ru-UA"/>
           <w14:ligatures w14:val="none"/>
         </w:rPr>
         <w:t>"</w:t>
@@ -3873,7 +3726,7 @@
           <w:kern w:val="0"/>
           <w:sz w:val="21"/>
           <w:szCs w:val="21"/>
-          <w:lang w:val="ru-UA" w:eastAsia="ru-UA"/>
+          <w:lang w:eastAsia="ru-UA"/>
           <w14:ligatures w14:val="none"/>
         </w:rPr>
         <w:t>;</w:t>
@@ -3889,7 +3742,7 @@
           <w:kern w:val="0"/>
           <w:sz w:val="21"/>
           <w:szCs w:val="21"/>
-          <w:lang w:val="ru-UA" w:eastAsia="ru-UA"/>
+          <w:lang w:eastAsia="ru-UA"/>
           <w14:ligatures w14:val="none"/>
         </w:rPr>
       </w:pPr>
@@ -3904,7 +3757,7 @@
           <w:kern w:val="0"/>
           <w:sz w:val="21"/>
           <w:szCs w:val="21"/>
-          <w:lang w:val="ru-UA" w:eastAsia="ru-UA"/>
+          <w:lang w:eastAsia="ru-UA"/>
           <w14:ligatures w14:val="none"/>
         </w:rPr>
       </w:pPr>
@@ -3916,7 +3769,7 @@
           <w:kern w:val="0"/>
           <w:sz w:val="21"/>
           <w:szCs w:val="21"/>
-          <w:lang w:val="ru-UA" w:eastAsia="ru-UA"/>
+          <w:lang w:eastAsia="ru-UA"/>
           <w14:ligatures w14:val="none"/>
         </w:rPr>
         <w:t>async</w:t>
@@ -3929,7 +3782,7 @@
           <w:kern w:val="0"/>
           <w:sz w:val="21"/>
           <w:szCs w:val="21"/>
-          <w:lang w:val="ru-UA" w:eastAsia="ru-UA"/>
+          <w:lang w:eastAsia="ru-UA"/>
           <w14:ligatures w14:val="none"/>
         </w:rPr>
         <w:t xml:space="preserve"> </w:t>
@@ -3942,7 +3795,7 @@
           <w:kern w:val="0"/>
           <w:sz w:val="21"/>
           <w:szCs w:val="21"/>
-          <w:lang w:val="ru-UA" w:eastAsia="ru-UA"/>
+          <w:lang w:eastAsia="ru-UA"/>
           <w14:ligatures w14:val="none"/>
         </w:rPr>
         <w:t>function</w:t>
@@ -3955,7 +3808,7 @@
           <w:kern w:val="0"/>
           <w:sz w:val="21"/>
           <w:szCs w:val="21"/>
-          <w:lang w:val="ru-UA" w:eastAsia="ru-UA"/>
+          <w:lang w:eastAsia="ru-UA"/>
           <w14:ligatures w14:val="none"/>
         </w:rPr>
         <w:t xml:space="preserve"> </w:t>
@@ -3968,7 +3821,7 @@
           <w:kern w:val="0"/>
           <w:sz w:val="21"/>
           <w:szCs w:val="21"/>
-          <w:lang w:val="ru-UA" w:eastAsia="ru-UA"/>
+          <w:lang w:eastAsia="ru-UA"/>
           <w14:ligatures w14:val="none"/>
         </w:rPr>
         <w:t>bootstrap</w:t>
@@ -3981,7 +3834,7 @@
           <w:kern w:val="0"/>
           <w:sz w:val="21"/>
           <w:szCs w:val="21"/>
-          <w:lang w:val="ru-UA" w:eastAsia="ru-UA"/>
+          <w:lang w:eastAsia="ru-UA"/>
           <w14:ligatures w14:val="none"/>
         </w:rPr>
         <w:t>() {</w:t>
@@ -3997,18 +3850,18 @@
           <w:kern w:val="0"/>
           <w:sz w:val="21"/>
           <w:szCs w:val="21"/>
-          <w:lang w:val="ru-UA" w:eastAsia="ru-UA"/>
-          <w14:ligatures w14:val="none"/>
-        </w:rPr>
-      </w:pPr>
-      <w:r>
-        <w:rPr>
-          <w:rFonts w:ascii="Consolas" w:eastAsia="Times New Roman" w:hAnsi="Consolas" w:cs="Times New Roman"/>
-          <w:color w:val="CCCCCC"/>
-          <w:kern w:val="0"/>
-          <w:sz w:val="21"/>
-          <w:szCs w:val="21"/>
-          <w:lang w:val="ru-UA" w:eastAsia="ru-UA"/>
+          <w:lang w:eastAsia="ru-UA"/>
+          <w14:ligatures w14:val="none"/>
+        </w:rPr>
+      </w:pPr>
+      <w:r>
+        <w:rPr>
+          <w:rFonts w:ascii="Consolas" w:eastAsia="Times New Roman" w:hAnsi="Consolas" w:cs="Times New Roman"/>
+          <w:color w:val="CCCCCC"/>
+          <w:kern w:val="0"/>
+          <w:sz w:val="21"/>
+          <w:szCs w:val="21"/>
+          <w:lang w:eastAsia="ru-UA"/>
           <w14:ligatures w14:val="none"/>
         </w:rPr>
         <w:t xml:space="preserve">  </w:t>
@@ -4021,7 +3874,7 @@
           <w:kern w:val="0"/>
           <w:sz w:val="21"/>
           <w:szCs w:val="21"/>
-          <w:lang w:val="ru-UA" w:eastAsia="ru-UA"/>
+          <w:lang w:eastAsia="ru-UA"/>
           <w14:ligatures w14:val="none"/>
         </w:rPr>
         <w:t>const</w:t>
@@ -4034,7 +3887,7 @@
           <w:kern w:val="0"/>
           <w:sz w:val="21"/>
           <w:szCs w:val="21"/>
-          <w:lang w:val="ru-UA" w:eastAsia="ru-UA"/>
+          <w:lang w:eastAsia="ru-UA"/>
           <w14:ligatures w14:val="none"/>
         </w:rPr>
         <w:t xml:space="preserve"> </w:t>
@@ -4047,7 +3900,7 @@
           <w:kern w:val="0"/>
           <w:sz w:val="21"/>
           <w:szCs w:val="21"/>
-          <w:lang w:val="ru-UA" w:eastAsia="ru-UA"/>
+          <w:lang w:eastAsia="ru-UA"/>
           <w14:ligatures w14:val="none"/>
         </w:rPr>
         <w:t>app</w:t>
@@ -4060,7 +3913,7 @@
           <w:kern w:val="0"/>
           <w:sz w:val="21"/>
           <w:szCs w:val="21"/>
-          <w:lang w:val="ru-UA" w:eastAsia="ru-UA"/>
+          <w:lang w:eastAsia="ru-UA"/>
           <w14:ligatures w14:val="none"/>
         </w:rPr>
         <w:t xml:space="preserve"> </w:t>
@@ -4072,7 +3925,7 @@
           <w:kern w:val="0"/>
           <w:sz w:val="21"/>
           <w:szCs w:val="21"/>
-          <w:lang w:val="ru-UA" w:eastAsia="ru-UA"/>
+          <w:lang w:eastAsia="ru-UA"/>
           <w14:ligatures w14:val="none"/>
         </w:rPr>
         <w:t>=</w:t>
@@ -4084,7 +3937,7 @@
           <w:kern w:val="0"/>
           <w:sz w:val="21"/>
           <w:szCs w:val="21"/>
-          <w:lang w:val="ru-UA" w:eastAsia="ru-UA"/>
+          <w:lang w:eastAsia="ru-UA"/>
           <w14:ligatures w14:val="none"/>
         </w:rPr>
         <w:t xml:space="preserve"> </w:t>
@@ -4097,7 +3950,7 @@
           <w:kern w:val="0"/>
           <w:sz w:val="21"/>
           <w:szCs w:val="21"/>
-          <w:lang w:val="ru-UA" w:eastAsia="ru-UA"/>
+          <w:lang w:eastAsia="ru-UA"/>
           <w14:ligatures w14:val="none"/>
         </w:rPr>
         <w:t>await</w:t>
@@ -4110,7 +3963,7 @@
           <w:kern w:val="0"/>
           <w:sz w:val="21"/>
           <w:szCs w:val="21"/>
-          <w:lang w:val="ru-UA" w:eastAsia="ru-UA"/>
+          <w:lang w:eastAsia="ru-UA"/>
           <w14:ligatures w14:val="none"/>
         </w:rPr>
         <w:t xml:space="preserve"> </w:t>
@@ -4123,7 +3976,7 @@
           <w:kern w:val="0"/>
           <w:sz w:val="21"/>
           <w:szCs w:val="21"/>
-          <w:lang w:val="ru-UA" w:eastAsia="ru-UA"/>
+          <w:lang w:eastAsia="ru-UA"/>
           <w14:ligatures w14:val="none"/>
         </w:rPr>
         <w:t>NestFactory</w:t>
@@ -4135,7 +3988,7 @@
           <w:kern w:val="0"/>
           <w:sz w:val="21"/>
           <w:szCs w:val="21"/>
-          <w:lang w:val="ru-UA" w:eastAsia="ru-UA"/>
+          <w:lang w:eastAsia="ru-UA"/>
           <w14:ligatures w14:val="none"/>
         </w:rPr>
         <w:t>.</w:t>
@@ -4147,7 +4000,7 @@
           <w:kern w:val="0"/>
           <w:sz w:val="21"/>
           <w:szCs w:val="21"/>
-          <w:lang w:val="ru-UA" w:eastAsia="ru-UA"/>
+          <w:lang w:eastAsia="ru-UA"/>
           <w14:ligatures w14:val="none"/>
         </w:rPr>
         <w:t>create</w:t>
@@ -4160,7 +4013,7 @@
           <w:kern w:val="0"/>
           <w:sz w:val="21"/>
           <w:szCs w:val="21"/>
-          <w:lang w:val="ru-UA" w:eastAsia="ru-UA"/>
+          <w:lang w:eastAsia="ru-UA"/>
           <w14:ligatures w14:val="none"/>
         </w:rPr>
         <w:t>(</w:t>
@@ -4173,7 +4026,7 @@
           <w:kern w:val="0"/>
           <w:sz w:val="21"/>
           <w:szCs w:val="21"/>
-          <w:lang w:val="ru-UA" w:eastAsia="ru-UA"/>
+          <w:lang w:eastAsia="ru-UA"/>
           <w14:ligatures w14:val="none"/>
         </w:rPr>
         <w:t>AppModule</w:t>
@@ -4186,7 +4039,7 @@
           <w:kern w:val="0"/>
           <w:sz w:val="21"/>
           <w:szCs w:val="21"/>
-          <w:lang w:val="ru-UA" w:eastAsia="ru-UA"/>
+          <w:lang w:eastAsia="ru-UA"/>
           <w14:ligatures w14:val="none"/>
         </w:rPr>
         <w:t>);</w:t>
@@ -4202,18 +4055,18 @@
           <w:kern w:val="0"/>
           <w:sz w:val="21"/>
           <w:szCs w:val="21"/>
-          <w:lang w:val="ru-UA" w:eastAsia="ru-UA"/>
-          <w14:ligatures w14:val="none"/>
-        </w:rPr>
-      </w:pPr>
-      <w:r>
-        <w:rPr>
-          <w:rFonts w:ascii="Consolas" w:eastAsia="Times New Roman" w:hAnsi="Consolas" w:cs="Times New Roman"/>
-          <w:color w:val="CCCCCC"/>
-          <w:kern w:val="0"/>
-          <w:sz w:val="21"/>
-          <w:szCs w:val="21"/>
-          <w:lang w:val="ru-UA" w:eastAsia="ru-UA"/>
+          <w:lang w:eastAsia="ru-UA"/>
+          <w14:ligatures w14:val="none"/>
+        </w:rPr>
+      </w:pPr>
+      <w:r>
+        <w:rPr>
+          <w:rFonts w:ascii="Consolas" w:eastAsia="Times New Roman" w:hAnsi="Consolas" w:cs="Times New Roman"/>
+          <w:color w:val="CCCCCC"/>
+          <w:kern w:val="0"/>
+          <w:sz w:val="21"/>
+          <w:szCs w:val="21"/>
+          <w:lang w:eastAsia="ru-UA"/>
           <w14:ligatures w14:val="none"/>
         </w:rPr>
         <w:lastRenderedPageBreak/>
@@ -4227,7 +4080,7 @@
           <w:kern w:val="0"/>
           <w:sz w:val="21"/>
           <w:szCs w:val="21"/>
-          <w:lang w:val="ru-UA" w:eastAsia="ru-UA"/>
+          <w:lang w:eastAsia="ru-UA"/>
           <w14:ligatures w14:val="none"/>
         </w:rPr>
         <w:t>const</w:t>
@@ -4240,7 +4093,7 @@
           <w:kern w:val="0"/>
           <w:sz w:val="21"/>
           <w:szCs w:val="21"/>
-          <w:lang w:val="ru-UA" w:eastAsia="ru-UA"/>
+          <w:lang w:eastAsia="ru-UA"/>
           <w14:ligatures w14:val="none"/>
         </w:rPr>
         <w:t xml:space="preserve"> </w:t>
@@ -4253,7 +4106,7 @@
           <w:kern w:val="0"/>
           <w:sz w:val="21"/>
           <w:szCs w:val="21"/>
-          <w:lang w:val="ru-UA" w:eastAsia="ru-UA"/>
+          <w:lang w:eastAsia="ru-UA"/>
           <w14:ligatures w14:val="none"/>
         </w:rPr>
         <w:t>port</w:t>
@@ -4266,7 +4119,7 @@
           <w:kern w:val="0"/>
           <w:sz w:val="21"/>
           <w:szCs w:val="21"/>
-          <w:lang w:val="ru-UA" w:eastAsia="ru-UA"/>
+          <w:lang w:eastAsia="ru-UA"/>
           <w14:ligatures w14:val="none"/>
         </w:rPr>
         <w:t xml:space="preserve"> </w:t>
@@ -4278,7 +4131,7 @@
           <w:kern w:val="0"/>
           <w:sz w:val="21"/>
           <w:szCs w:val="21"/>
-          <w:lang w:val="ru-UA" w:eastAsia="ru-UA"/>
+          <w:lang w:eastAsia="ru-UA"/>
           <w14:ligatures w14:val="none"/>
         </w:rPr>
         <w:t>=</w:t>
@@ -4290,7 +4143,7 @@
           <w:kern w:val="0"/>
           <w:sz w:val="21"/>
           <w:szCs w:val="21"/>
-          <w:lang w:val="ru-UA" w:eastAsia="ru-UA"/>
+          <w:lang w:eastAsia="ru-UA"/>
           <w14:ligatures w14:val="none"/>
         </w:rPr>
         <w:t xml:space="preserve"> </w:t>
@@ -4303,7 +4156,7 @@
           <w:kern w:val="0"/>
           <w:sz w:val="21"/>
           <w:szCs w:val="21"/>
-          <w:lang w:val="ru-UA" w:eastAsia="ru-UA"/>
+          <w:lang w:eastAsia="ru-UA"/>
           <w14:ligatures w14:val="none"/>
         </w:rPr>
         <w:t>parseInt</w:t>
@@ -4316,7 +4169,7 @@
           <w:kern w:val="0"/>
           <w:sz w:val="21"/>
           <w:szCs w:val="21"/>
-          <w:lang w:val="ru-UA" w:eastAsia="ru-UA"/>
+          <w:lang w:eastAsia="ru-UA"/>
           <w14:ligatures w14:val="none"/>
         </w:rPr>
         <w:t>(</w:t>
@@ -4329,7 +4182,7 @@
           <w:kern w:val="0"/>
           <w:sz w:val="21"/>
           <w:szCs w:val="21"/>
-          <w:lang w:val="ru-UA" w:eastAsia="ru-UA"/>
+          <w:lang w:eastAsia="ru-UA"/>
           <w14:ligatures w14:val="none"/>
         </w:rPr>
         <w:t>process</w:t>
@@ -4341,7 +4194,7 @@
           <w:kern w:val="0"/>
           <w:sz w:val="21"/>
           <w:szCs w:val="21"/>
-          <w:lang w:val="ru-UA" w:eastAsia="ru-UA"/>
+          <w:lang w:eastAsia="ru-UA"/>
           <w14:ligatures w14:val="none"/>
         </w:rPr>
         <w:t>.</w:t>
@@ -4353,7 +4206,7 @@
           <w:kern w:val="0"/>
           <w:sz w:val="21"/>
           <w:szCs w:val="21"/>
-          <w:lang w:val="ru-UA" w:eastAsia="ru-UA"/>
+          <w:lang w:eastAsia="ru-UA"/>
           <w14:ligatures w14:val="none"/>
         </w:rPr>
         <w:t>env</w:t>
@@ -4365,7 +4218,7 @@
           <w:kern w:val="0"/>
           <w:sz w:val="21"/>
           <w:szCs w:val="21"/>
-          <w:lang w:val="ru-UA" w:eastAsia="ru-UA"/>
+          <w:lang w:eastAsia="ru-UA"/>
           <w14:ligatures w14:val="none"/>
         </w:rPr>
         <w:t>.</w:t>
@@ -4377,7 +4230,7 @@
           <w:kern w:val="0"/>
           <w:sz w:val="21"/>
           <w:szCs w:val="21"/>
-          <w:lang w:val="ru-UA" w:eastAsia="ru-UA"/>
+          <w:lang w:eastAsia="ru-UA"/>
           <w14:ligatures w14:val="none"/>
         </w:rPr>
         <w:t>PORT</w:t>
@@ -4390,7 +4243,7 @@
           <w:kern w:val="0"/>
           <w:sz w:val="21"/>
           <w:szCs w:val="21"/>
-          <w:lang w:val="ru-UA" w:eastAsia="ru-UA"/>
+          <w:lang w:eastAsia="ru-UA"/>
           <w14:ligatures w14:val="none"/>
         </w:rPr>
         <w:t xml:space="preserve"> </w:t>
@@ -4402,7 +4255,7 @@
           <w:kern w:val="0"/>
           <w:sz w:val="21"/>
           <w:szCs w:val="21"/>
-          <w:lang w:val="ru-UA" w:eastAsia="ru-UA"/>
+          <w:lang w:eastAsia="ru-UA"/>
           <w14:ligatures w14:val="none"/>
         </w:rPr>
         <w:t>??</w:t>
@@ -4414,7 +4267,7 @@
           <w:kern w:val="0"/>
           <w:sz w:val="21"/>
           <w:szCs w:val="21"/>
-          <w:lang w:val="ru-UA" w:eastAsia="ru-UA"/>
+          <w:lang w:eastAsia="ru-UA"/>
           <w14:ligatures w14:val="none"/>
         </w:rPr>
         <w:t xml:space="preserve"> </w:t>
@@ -4426,7 +4279,7 @@
           <w:kern w:val="0"/>
           <w:sz w:val="21"/>
           <w:szCs w:val="21"/>
-          <w:lang w:val="ru-UA" w:eastAsia="ru-UA"/>
+          <w:lang w:eastAsia="ru-UA"/>
           <w14:ligatures w14:val="none"/>
         </w:rPr>
         <w:t>"3000"</w:t>
@@ -4438,7 +4291,7 @@
           <w:kern w:val="0"/>
           <w:sz w:val="21"/>
           <w:szCs w:val="21"/>
-          <w:lang w:val="ru-UA" w:eastAsia="ru-UA"/>
+          <w:lang w:eastAsia="ru-UA"/>
           <w14:ligatures w14:val="none"/>
         </w:rPr>
         <w:t xml:space="preserve">, </w:t>
@@ -4450,7 +4303,7 @@
           <w:kern w:val="0"/>
           <w:sz w:val="21"/>
           <w:szCs w:val="21"/>
-          <w:lang w:val="ru-UA" w:eastAsia="ru-UA"/>
+          <w:lang w:eastAsia="ru-UA"/>
           <w14:ligatures w14:val="none"/>
         </w:rPr>
         <w:t>10</w:t>
@@ -4462,7 +4315,7 @@
           <w:kern w:val="0"/>
           <w:sz w:val="21"/>
           <w:szCs w:val="21"/>
-          <w:lang w:val="ru-UA" w:eastAsia="ru-UA"/>
+          <w:lang w:eastAsia="ru-UA"/>
           <w14:ligatures w14:val="none"/>
         </w:rPr>
         <w:t>);</w:t>
@@ -4478,18 +4331,18 @@
           <w:kern w:val="0"/>
           <w:sz w:val="21"/>
           <w:szCs w:val="21"/>
-          <w:lang w:val="ru-UA" w:eastAsia="ru-UA"/>
-          <w14:ligatures w14:val="none"/>
-        </w:rPr>
-      </w:pPr>
-      <w:r>
-        <w:rPr>
-          <w:rFonts w:ascii="Consolas" w:eastAsia="Times New Roman" w:hAnsi="Consolas" w:cs="Times New Roman"/>
-          <w:color w:val="CCCCCC"/>
-          <w:kern w:val="0"/>
-          <w:sz w:val="21"/>
-          <w:szCs w:val="21"/>
-          <w:lang w:val="ru-UA" w:eastAsia="ru-UA"/>
+          <w:lang w:eastAsia="ru-UA"/>
+          <w14:ligatures w14:val="none"/>
+        </w:rPr>
+      </w:pPr>
+      <w:r>
+        <w:rPr>
+          <w:rFonts w:ascii="Consolas" w:eastAsia="Times New Roman" w:hAnsi="Consolas" w:cs="Times New Roman"/>
+          <w:color w:val="CCCCCC"/>
+          <w:kern w:val="0"/>
+          <w:sz w:val="21"/>
+          <w:szCs w:val="21"/>
+          <w:lang w:eastAsia="ru-UA"/>
           <w14:ligatures w14:val="none"/>
         </w:rPr>
         <w:t xml:space="preserve">  </w:t>
@@ -4502,7 +4355,7 @@
           <w:kern w:val="0"/>
           <w:sz w:val="21"/>
           <w:szCs w:val="21"/>
-          <w:lang w:val="ru-UA" w:eastAsia="ru-UA"/>
+          <w:lang w:eastAsia="ru-UA"/>
           <w14:ligatures w14:val="none"/>
         </w:rPr>
         <w:t>await</w:t>
@@ -4515,7 +4368,7 @@
           <w:kern w:val="0"/>
           <w:sz w:val="21"/>
           <w:szCs w:val="21"/>
-          <w:lang w:val="ru-UA" w:eastAsia="ru-UA"/>
+          <w:lang w:eastAsia="ru-UA"/>
           <w14:ligatures w14:val="none"/>
         </w:rPr>
         <w:t xml:space="preserve"> </w:t>
@@ -4528,7 +4381,7 @@
           <w:kern w:val="0"/>
           <w:sz w:val="21"/>
           <w:szCs w:val="21"/>
-          <w:lang w:val="ru-UA" w:eastAsia="ru-UA"/>
+          <w:lang w:eastAsia="ru-UA"/>
           <w14:ligatures w14:val="none"/>
         </w:rPr>
         <w:t>app</w:t>
@@ -4540,7 +4393,7 @@
           <w:kern w:val="0"/>
           <w:sz w:val="21"/>
           <w:szCs w:val="21"/>
-          <w:lang w:val="ru-UA" w:eastAsia="ru-UA"/>
+          <w:lang w:eastAsia="ru-UA"/>
           <w14:ligatures w14:val="none"/>
         </w:rPr>
         <w:t>.</w:t>
@@ -4552,7 +4405,7 @@
           <w:kern w:val="0"/>
           <w:sz w:val="21"/>
           <w:szCs w:val="21"/>
-          <w:lang w:val="ru-UA" w:eastAsia="ru-UA"/>
+          <w:lang w:eastAsia="ru-UA"/>
           <w14:ligatures w14:val="none"/>
         </w:rPr>
         <w:t>listen</w:t>
@@ -4565,7 +4418,7 @@
           <w:kern w:val="0"/>
           <w:sz w:val="21"/>
           <w:szCs w:val="21"/>
-          <w:lang w:val="ru-UA" w:eastAsia="ru-UA"/>
+          <w:lang w:eastAsia="ru-UA"/>
           <w14:ligatures w14:val="none"/>
         </w:rPr>
         <w:t>(</w:t>
@@ -4578,7 +4431,7 @@
           <w:kern w:val="0"/>
           <w:sz w:val="21"/>
           <w:szCs w:val="21"/>
-          <w:lang w:val="ru-UA" w:eastAsia="ru-UA"/>
+          <w:lang w:eastAsia="ru-UA"/>
           <w14:ligatures w14:val="none"/>
         </w:rPr>
         <w:t>port</w:t>
@@ -4591,7 +4444,7 @@
           <w:kern w:val="0"/>
           <w:sz w:val="21"/>
           <w:szCs w:val="21"/>
-          <w:lang w:val="ru-UA" w:eastAsia="ru-UA"/>
+          <w:lang w:eastAsia="ru-UA"/>
           <w14:ligatures w14:val="none"/>
         </w:rPr>
         <w:t>);</w:t>
@@ -4607,18 +4460,18 @@
           <w:kern w:val="0"/>
           <w:sz w:val="21"/>
           <w:szCs w:val="21"/>
-          <w:lang w:val="ru-UA" w:eastAsia="ru-UA"/>
-          <w14:ligatures w14:val="none"/>
-        </w:rPr>
-      </w:pPr>
-      <w:r>
-        <w:rPr>
-          <w:rFonts w:ascii="Consolas" w:eastAsia="Times New Roman" w:hAnsi="Consolas" w:cs="Times New Roman"/>
-          <w:color w:val="CCCCCC"/>
-          <w:kern w:val="0"/>
-          <w:sz w:val="21"/>
-          <w:szCs w:val="21"/>
-          <w:lang w:val="ru-UA" w:eastAsia="ru-UA"/>
+          <w:lang w:eastAsia="ru-UA"/>
+          <w14:ligatures w14:val="none"/>
+        </w:rPr>
+      </w:pPr>
+      <w:r>
+        <w:rPr>
+          <w:rFonts w:ascii="Consolas" w:eastAsia="Times New Roman" w:hAnsi="Consolas" w:cs="Times New Roman"/>
+          <w:color w:val="CCCCCC"/>
+          <w:kern w:val="0"/>
+          <w:sz w:val="21"/>
+          <w:szCs w:val="21"/>
+          <w:lang w:eastAsia="ru-UA"/>
           <w14:ligatures w14:val="none"/>
         </w:rPr>
         <w:t xml:space="preserve">  </w:t>
@@ -4630,7 +4483,7 @@
           <w:kern w:val="0"/>
           <w:sz w:val="21"/>
           <w:szCs w:val="21"/>
-          <w:lang w:val="ru-UA" w:eastAsia="ru-UA"/>
+          <w:lang w:eastAsia="ru-UA"/>
           <w14:ligatures w14:val="none"/>
         </w:rPr>
         <w:t>console</w:t>
@@ -4642,7 +4495,7 @@
           <w:kern w:val="0"/>
           <w:sz w:val="21"/>
           <w:szCs w:val="21"/>
-          <w:lang w:val="ru-UA" w:eastAsia="ru-UA"/>
+          <w:lang w:eastAsia="ru-UA"/>
           <w14:ligatures w14:val="none"/>
         </w:rPr>
         <w:t>.</w:t>
@@ -4654,7 +4507,7 @@
           <w:kern w:val="0"/>
           <w:sz w:val="21"/>
           <w:szCs w:val="21"/>
-          <w:lang w:val="ru-UA" w:eastAsia="ru-UA"/>
+          <w:lang w:eastAsia="ru-UA"/>
           <w14:ligatures w14:val="none"/>
         </w:rPr>
         <w:t>log</w:t>
@@ -4666,7 +4519,7 @@
           <w:kern w:val="0"/>
           <w:sz w:val="21"/>
           <w:szCs w:val="21"/>
-          <w:lang w:val="ru-UA" w:eastAsia="ru-UA"/>
+          <w:lang w:eastAsia="ru-UA"/>
           <w14:ligatures w14:val="none"/>
         </w:rPr>
         <w:t>(</w:t>
@@ -4678,7 +4531,7 @@
           <w:kern w:val="0"/>
           <w:sz w:val="21"/>
           <w:szCs w:val="21"/>
-          <w:lang w:val="ru-UA" w:eastAsia="ru-UA"/>
+          <w:lang w:eastAsia="ru-UA"/>
           <w14:ligatures w14:val="none"/>
         </w:rPr>
         <w:t xml:space="preserve">`Server </w:t>
@@ -4691,7 +4544,7 @@
           <w:kern w:val="0"/>
           <w:sz w:val="21"/>
           <w:szCs w:val="21"/>
-          <w:lang w:val="ru-UA" w:eastAsia="ru-UA"/>
+          <w:lang w:eastAsia="ru-UA"/>
           <w14:ligatures w14:val="none"/>
         </w:rPr>
         <w:t>started</w:t>
@@ -4704,7 +4557,7 @@
           <w:kern w:val="0"/>
           <w:sz w:val="21"/>
           <w:szCs w:val="21"/>
-          <w:lang w:val="ru-UA" w:eastAsia="ru-UA"/>
+          <w:lang w:eastAsia="ru-UA"/>
           <w14:ligatures w14:val="none"/>
         </w:rPr>
         <w:t xml:space="preserve"> </w:t>
@@ -4717,7 +4570,7 @@
           <w:kern w:val="0"/>
           <w:sz w:val="21"/>
           <w:szCs w:val="21"/>
-          <w:lang w:val="ru-UA" w:eastAsia="ru-UA"/>
+          <w:lang w:eastAsia="ru-UA"/>
           <w14:ligatures w14:val="none"/>
         </w:rPr>
         <w:t>on</w:t>
@@ -4730,7 +4583,7 @@
           <w:kern w:val="0"/>
           <w:sz w:val="21"/>
           <w:szCs w:val="21"/>
-          <w:lang w:val="ru-UA" w:eastAsia="ru-UA"/>
+          <w:lang w:eastAsia="ru-UA"/>
           <w14:ligatures w14:val="none"/>
         </w:rPr>
         <w:t xml:space="preserve"> </w:t>
@@ -4743,7 +4596,7 @@
           <w:kern w:val="0"/>
           <w:sz w:val="21"/>
           <w:szCs w:val="21"/>
-          <w:lang w:val="ru-UA" w:eastAsia="ru-UA"/>
+          <w:lang w:eastAsia="ru-UA"/>
           <w14:ligatures w14:val="none"/>
         </w:rPr>
         <w:t>port</w:t>
@@ -4756,7 +4609,7 @@
           <w:kern w:val="0"/>
           <w:sz w:val="21"/>
           <w:szCs w:val="21"/>
-          <w:lang w:val="ru-UA" w:eastAsia="ru-UA"/>
+          <w:lang w:eastAsia="ru-UA"/>
           <w14:ligatures w14:val="none"/>
         </w:rPr>
         <w:t xml:space="preserve"> </w:t>
@@ -4768,7 +4621,7 @@
           <w:kern w:val="0"/>
           <w:sz w:val="21"/>
           <w:szCs w:val="21"/>
-          <w:lang w:val="ru-UA" w:eastAsia="ru-UA"/>
+          <w:lang w:eastAsia="ru-UA"/>
           <w14:ligatures w14:val="none"/>
         </w:rPr>
         <w:t>${</w:t>
@@ -4781,7 +4634,7 @@
           <w:kern w:val="0"/>
           <w:sz w:val="21"/>
           <w:szCs w:val="21"/>
-          <w:lang w:val="ru-UA" w:eastAsia="ru-UA"/>
+          <w:lang w:eastAsia="ru-UA"/>
           <w14:ligatures w14:val="none"/>
         </w:rPr>
         <w:t>port</w:t>
@@ -4794,7 +4647,7 @@
           <w:kern w:val="0"/>
           <w:sz w:val="21"/>
           <w:szCs w:val="21"/>
-          <w:lang w:val="ru-UA" w:eastAsia="ru-UA"/>
+          <w:lang w:eastAsia="ru-UA"/>
           <w14:ligatures w14:val="none"/>
         </w:rPr>
         <w:t>}</w:t>
@@ -4806,7 +4659,7 @@
           <w:kern w:val="0"/>
           <w:sz w:val="21"/>
           <w:szCs w:val="21"/>
-          <w:lang w:val="ru-UA" w:eastAsia="ru-UA"/>
+          <w:lang w:eastAsia="ru-UA"/>
           <w14:ligatures w14:val="none"/>
         </w:rPr>
         <w:t>`</w:t>
@@ -4818,7 +4671,7 @@
           <w:kern w:val="0"/>
           <w:sz w:val="21"/>
           <w:szCs w:val="21"/>
-          <w:lang w:val="ru-UA" w:eastAsia="ru-UA"/>
+          <w:lang w:eastAsia="ru-UA"/>
           <w14:ligatures w14:val="none"/>
         </w:rPr>
         <w:t>);</w:t>
@@ -4834,18 +4687,18 @@
           <w:kern w:val="0"/>
           <w:sz w:val="21"/>
           <w:szCs w:val="21"/>
-          <w:lang w:val="ru-UA" w:eastAsia="ru-UA"/>
-          <w14:ligatures w14:val="none"/>
-        </w:rPr>
-      </w:pPr>
-      <w:r>
-        <w:rPr>
-          <w:rFonts w:ascii="Consolas" w:eastAsia="Times New Roman" w:hAnsi="Consolas" w:cs="Times New Roman"/>
-          <w:color w:val="CCCCCC"/>
-          <w:kern w:val="0"/>
-          <w:sz w:val="21"/>
-          <w:szCs w:val="21"/>
-          <w:lang w:val="ru-UA" w:eastAsia="ru-UA"/>
+          <w:lang w:eastAsia="ru-UA"/>
+          <w14:ligatures w14:val="none"/>
+        </w:rPr>
+      </w:pPr>
+      <w:r>
+        <w:rPr>
+          <w:rFonts w:ascii="Consolas" w:eastAsia="Times New Roman" w:hAnsi="Consolas" w:cs="Times New Roman"/>
+          <w:color w:val="CCCCCC"/>
+          <w:kern w:val="0"/>
+          <w:sz w:val="21"/>
+          <w:szCs w:val="21"/>
+          <w:lang w:eastAsia="ru-UA"/>
           <w14:ligatures w14:val="none"/>
         </w:rPr>
         <w:t>}</w:t>
@@ -4861,7 +4714,7 @@
           <w:kern w:val="0"/>
           <w:sz w:val="21"/>
           <w:szCs w:val="21"/>
-          <w:lang w:val="ru-UA" w:eastAsia="ru-UA"/>
+          <w:lang w:eastAsia="ru-UA"/>
           <w14:ligatures w14:val="none"/>
         </w:rPr>
       </w:pPr>
@@ -4876,7 +4729,7 @@
           <w:kern w:val="0"/>
           <w:sz w:val="21"/>
           <w:szCs w:val="21"/>
-          <w:lang w:val="ru-UA" w:eastAsia="ru-UA"/>
+          <w:lang w:eastAsia="ru-UA"/>
           <w14:ligatures w14:val="none"/>
         </w:rPr>
       </w:pPr>
@@ -4888,7 +4741,7 @@
           <w:kern w:val="0"/>
           <w:sz w:val="21"/>
           <w:szCs w:val="21"/>
-          <w:lang w:val="ru-UA" w:eastAsia="ru-UA"/>
+          <w:lang w:eastAsia="ru-UA"/>
           <w14:ligatures w14:val="none"/>
         </w:rPr>
         <w:t>bootstrap</w:t>
@@ -4901,7 +4754,7 @@
           <w:kern w:val="0"/>
           <w:sz w:val="21"/>
           <w:szCs w:val="21"/>
-          <w:lang w:val="ru-UA" w:eastAsia="ru-UA"/>
+          <w:lang w:eastAsia="ru-UA"/>
           <w14:ligatures w14:val="none"/>
         </w:rPr>
         <w:t>();</w:t>
@@ -4985,6 +4838,7 @@
       </w:pPr>
       <w:r>
         <w:rPr>
+          <w:noProof/>
           <w:sz w:val="28"/>
           <w:szCs w:val="28"/>
           <w:lang w:val="ru-RU"/>
@@ -5032,7 +4886,6 @@
         <w:rPr>
           <w:sz w:val="28"/>
           <w:szCs w:val="28"/>
-          <w:lang w:val="ru-UA"/>
         </w:rPr>
       </w:pPr>
     </w:p>
@@ -5050,7 +4903,6 @@
         <w:rPr>
           <w:sz w:val="28"/>
           <w:szCs w:val="28"/>
-          <w:lang w:val="ru-UA"/>
         </w:rPr>
         <w:t>Заф</w:t>
       </w:r>
@@ -5083,6 +4935,7 @@
       </w:pPr>
       <w:r>
         <w:rPr>
+          <w:noProof/>
           <w:sz w:val="28"/>
           <w:szCs w:val="28"/>
           <w:lang w:val="uk-UA"/>
@@ -5201,6 +5054,7 @@
       </w:pPr>
       <w:r>
         <w:rPr>
+          <w:noProof/>
           <w:sz w:val="28"/>
           <w:szCs w:val="28"/>
           <w:lang w:val="uk-UA"/>
@@ -5312,6 +5166,7 @@
       </w:pPr>
       <w:r>
         <w:rPr>
+          <w:noProof/>
           <w:sz w:val="28"/>
           <w:szCs w:val="28"/>
           <w:lang w:val="uk-UA"/>
@@ -5369,126 +5224,127 @@
         <w:rPr>
           <w:sz w:val="28"/>
           <w:szCs w:val="28"/>
+          <w:lang w:val="uk-UA"/>
+        </w:rPr>
+      </w:pPr>
+      <w:r>
+        <w:rPr>
+          <w:sz w:val="28"/>
+          <w:szCs w:val="28"/>
+        </w:rPr>
+        <w:t>Створ</w:t>
+      </w:r>
+      <w:proofErr w:type="spellStart"/>
+      <w:r>
+        <w:rPr>
+          <w:sz w:val="28"/>
+          <w:szCs w:val="28"/>
+          <w:lang w:val="uk-UA"/>
+        </w:rPr>
+        <w:t>ив</w:t>
+      </w:r>
+      <w:proofErr w:type="spellEnd"/>
+      <w:r>
+        <w:rPr>
+          <w:sz w:val="28"/>
+          <w:szCs w:val="28"/>
+        </w:rPr>
+        <w:t xml:space="preserve"> файл </w:t>
+      </w:r>
+      <w:proofErr w:type="spellStart"/>
+      <w:r>
+        <w:rPr>
+          <w:sz w:val="28"/>
+          <w:szCs w:val="28"/>
+        </w:rPr>
+        <w:t>src</w:t>
+      </w:r>
+      <w:proofErr w:type="spellEnd"/>
+      <w:r>
+        <w:rPr>
+          <w:sz w:val="28"/>
+          <w:szCs w:val="28"/>
+        </w:rPr>
+        <w:t>/</w:t>
+      </w:r>
+      <w:proofErr w:type="spellStart"/>
+      <w:r>
+        <w:rPr>
+          <w:sz w:val="28"/>
+          <w:szCs w:val="28"/>
+        </w:rPr>
+        <w:t>tasks</w:t>
+      </w:r>
+      <w:proofErr w:type="spellEnd"/>
+      <w:r>
+        <w:rPr>
+          <w:sz w:val="28"/>
+          <w:szCs w:val="28"/>
+        </w:rPr>
+        <w:t>/</w:t>
+      </w:r>
+      <w:proofErr w:type="spellStart"/>
+      <w:r>
+        <w:rPr>
+          <w:sz w:val="28"/>
+          <w:szCs w:val="28"/>
+        </w:rPr>
+        <w:t>entities</w:t>
+      </w:r>
+      <w:proofErr w:type="spellEnd"/>
+      <w:r>
+        <w:rPr>
+          <w:sz w:val="28"/>
+          <w:szCs w:val="28"/>
+        </w:rPr>
+        <w:t>/</w:t>
+      </w:r>
+      <w:proofErr w:type="spellStart"/>
+      <w:r>
+        <w:rPr>
+          <w:sz w:val="28"/>
+          <w:szCs w:val="28"/>
+        </w:rPr>
+        <w:t>task.entity.ts</w:t>
+      </w:r>
+      <w:proofErr w:type="spellEnd"/>
+      <w:r>
+        <w:rPr>
+          <w:sz w:val="28"/>
+          <w:szCs w:val="28"/>
+        </w:rPr>
+        <w:t xml:space="preserve"> з типами </w:t>
+      </w:r>
+      <w:proofErr w:type="spellStart"/>
+      <w:r>
+        <w:rPr>
+          <w:sz w:val="28"/>
+          <w:szCs w:val="28"/>
+        </w:rPr>
+        <w:t>задачі</w:t>
+      </w:r>
+      <w:proofErr w:type="spellEnd"/>
+      <w:r>
+        <w:rPr>
+          <w:sz w:val="28"/>
+          <w:szCs w:val="28"/>
+          <w:lang w:val="uk-UA"/>
+        </w:rPr>
+        <w:t>:</w:t>
+      </w:r>
+    </w:p>
+    <w:p>
+      <w:pPr>
+        <w:spacing w:after="0"/>
+        <w:rPr>
+          <w:sz w:val="28"/>
+          <w:szCs w:val="28"/>
           <w:lang w:val="en-US"/>
         </w:rPr>
       </w:pPr>
       <w:r>
         <w:rPr>
-          <w:sz w:val="28"/>
-          <w:szCs w:val="28"/>
-        </w:rPr>
-        <w:t>Створ</w:t>
-      </w:r>
-      <w:proofErr w:type="spellStart"/>
-      <w:r>
-        <w:rPr>
-          <w:sz w:val="28"/>
-          <w:szCs w:val="28"/>
-          <w:lang w:val="uk-UA"/>
-        </w:rPr>
-        <w:t>ив</w:t>
-      </w:r>
-      <w:proofErr w:type="spellEnd"/>
-      <w:r>
-        <w:rPr>
-          <w:sz w:val="28"/>
-          <w:szCs w:val="28"/>
-        </w:rPr>
-        <w:t xml:space="preserve"> файл </w:t>
-      </w:r>
-      <w:proofErr w:type="spellStart"/>
-      <w:r>
-        <w:rPr>
-          <w:sz w:val="28"/>
-          <w:szCs w:val="28"/>
-        </w:rPr>
-        <w:t>src</w:t>
-      </w:r>
-      <w:proofErr w:type="spellEnd"/>
-      <w:r>
-        <w:rPr>
-          <w:sz w:val="28"/>
-          <w:szCs w:val="28"/>
-        </w:rPr>
-        <w:t>/</w:t>
-      </w:r>
-      <w:proofErr w:type="spellStart"/>
-      <w:r>
-        <w:rPr>
-          <w:sz w:val="28"/>
-          <w:szCs w:val="28"/>
-        </w:rPr>
-        <w:t>tasks</w:t>
-      </w:r>
-      <w:proofErr w:type="spellEnd"/>
-      <w:r>
-        <w:rPr>
-          <w:sz w:val="28"/>
-          <w:szCs w:val="28"/>
-        </w:rPr>
-        <w:t>/</w:t>
-      </w:r>
-      <w:proofErr w:type="spellStart"/>
-      <w:r>
-        <w:rPr>
-          <w:sz w:val="28"/>
-          <w:szCs w:val="28"/>
-        </w:rPr>
-        <w:t>entities</w:t>
-      </w:r>
-      <w:proofErr w:type="spellEnd"/>
-      <w:r>
-        <w:rPr>
-          <w:sz w:val="28"/>
-          <w:szCs w:val="28"/>
-        </w:rPr>
-        <w:t>/</w:t>
-      </w:r>
-      <w:proofErr w:type="spellStart"/>
-      <w:r>
-        <w:rPr>
-          <w:sz w:val="28"/>
-          <w:szCs w:val="28"/>
-        </w:rPr>
-        <w:t>task.entity.ts</w:t>
-      </w:r>
-      <w:proofErr w:type="spellEnd"/>
-      <w:r>
-        <w:rPr>
-          <w:sz w:val="28"/>
-          <w:szCs w:val="28"/>
-        </w:rPr>
-        <w:t xml:space="preserve"> з типами </w:t>
-      </w:r>
-      <w:proofErr w:type="spellStart"/>
-      <w:r>
-        <w:rPr>
-          <w:sz w:val="28"/>
-          <w:szCs w:val="28"/>
-        </w:rPr>
-        <w:t>задачі</w:t>
-      </w:r>
-      <w:proofErr w:type="spellEnd"/>
-      <w:r>
-        <w:rPr>
-          <w:sz w:val="28"/>
-          <w:szCs w:val="28"/>
-          <w:lang w:val="uk-UA"/>
-        </w:rPr>
-        <w:t>:</w:t>
-      </w:r>
-    </w:p>
-    <w:p>
-      <w:pPr>
-        <w:spacing w:after="0"/>
-        <w:rPr>
-          <w:sz w:val="28"/>
-          <w:szCs w:val="28"/>
-          <w:lang w:val="en-US"/>
-        </w:rPr>
-      </w:pPr>
-      <w:r>
-        <w:rPr>
+          <w:noProof/>
           <w:sz w:val="28"/>
           <w:szCs w:val="28"/>
           <w:lang w:val="en-US"/>
@@ -5550,7 +5406,7 @@
           <w:kern w:val="0"/>
           <w:sz w:val="21"/>
           <w:szCs w:val="21"/>
-          <w:lang w:val="ru-UA" w:eastAsia="ru-UA"/>
+          <w:lang w:eastAsia="ru-UA"/>
           <w14:ligatures w14:val="none"/>
         </w:rPr>
       </w:pPr>
@@ -5562,7 +5418,7 @@
           <w:kern w:val="0"/>
           <w:sz w:val="21"/>
           <w:szCs w:val="21"/>
-          <w:lang w:val="ru-UA" w:eastAsia="ru-UA"/>
+          <w:lang w:eastAsia="ru-UA"/>
           <w14:ligatures w14:val="none"/>
         </w:rPr>
         <w:t>export</w:t>
@@ -5575,7 +5431,7 @@
           <w:kern w:val="0"/>
           <w:sz w:val="21"/>
           <w:szCs w:val="21"/>
-          <w:lang w:val="ru-UA" w:eastAsia="ru-UA"/>
+          <w:lang w:eastAsia="ru-UA"/>
           <w14:ligatures w14:val="none"/>
         </w:rPr>
         <w:t xml:space="preserve"> </w:t>
@@ -5588,7 +5444,7 @@
           <w:kern w:val="0"/>
           <w:sz w:val="21"/>
           <w:szCs w:val="21"/>
-          <w:lang w:val="ru-UA" w:eastAsia="ru-UA"/>
+          <w:lang w:eastAsia="ru-UA"/>
           <w14:ligatures w14:val="none"/>
         </w:rPr>
         <w:t>type</w:t>
@@ -5601,7 +5457,7 @@
           <w:kern w:val="0"/>
           <w:sz w:val="21"/>
           <w:szCs w:val="21"/>
-          <w:lang w:val="ru-UA" w:eastAsia="ru-UA"/>
+          <w:lang w:eastAsia="ru-UA"/>
           <w14:ligatures w14:val="none"/>
         </w:rPr>
         <w:t xml:space="preserve"> </w:t>
@@ -5614,7 +5470,7 @@
           <w:kern w:val="0"/>
           <w:sz w:val="21"/>
           <w:szCs w:val="21"/>
-          <w:lang w:val="ru-UA" w:eastAsia="ru-UA"/>
+          <w:lang w:eastAsia="ru-UA"/>
           <w14:ligatures w14:val="none"/>
         </w:rPr>
         <w:t>TaskStatus</w:t>
@@ -5627,7 +5483,7 @@
           <w:kern w:val="0"/>
           <w:sz w:val="21"/>
           <w:szCs w:val="21"/>
-          <w:lang w:val="ru-UA" w:eastAsia="ru-UA"/>
+          <w:lang w:eastAsia="ru-UA"/>
           <w14:ligatures w14:val="none"/>
         </w:rPr>
         <w:t xml:space="preserve"> </w:t>
@@ -5639,7 +5495,7 @@
           <w:kern w:val="0"/>
           <w:sz w:val="21"/>
           <w:szCs w:val="21"/>
-          <w:lang w:val="ru-UA" w:eastAsia="ru-UA"/>
+          <w:lang w:eastAsia="ru-UA"/>
           <w14:ligatures w14:val="none"/>
         </w:rPr>
         <w:t>=</w:t>
@@ -5651,7 +5507,7 @@
           <w:kern w:val="0"/>
           <w:sz w:val="21"/>
           <w:szCs w:val="21"/>
-          <w:lang w:val="ru-UA" w:eastAsia="ru-UA"/>
+          <w:lang w:eastAsia="ru-UA"/>
           <w14:ligatures w14:val="none"/>
         </w:rPr>
         <w:t xml:space="preserve"> </w:t>
@@ -5663,7 +5519,7 @@
           <w:kern w:val="0"/>
           <w:sz w:val="21"/>
           <w:szCs w:val="21"/>
-          <w:lang w:val="ru-UA" w:eastAsia="ru-UA"/>
+          <w:lang w:eastAsia="ru-UA"/>
           <w14:ligatures w14:val="none"/>
         </w:rPr>
         <w:t>"</w:t>
@@ -5676,7 +5532,7 @@
           <w:kern w:val="0"/>
           <w:sz w:val="21"/>
           <w:szCs w:val="21"/>
-          <w:lang w:val="ru-UA" w:eastAsia="ru-UA"/>
+          <w:lang w:eastAsia="ru-UA"/>
           <w14:ligatures w14:val="none"/>
         </w:rPr>
         <w:t>pending</w:t>
@@ -5689,7 +5545,7 @@
           <w:kern w:val="0"/>
           <w:sz w:val="21"/>
           <w:szCs w:val="21"/>
-          <w:lang w:val="ru-UA" w:eastAsia="ru-UA"/>
+          <w:lang w:eastAsia="ru-UA"/>
           <w14:ligatures w14:val="none"/>
         </w:rPr>
         <w:t>"</w:t>
@@ -5701,7 +5557,7 @@
           <w:kern w:val="0"/>
           <w:sz w:val="21"/>
           <w:szCs w:val="21"/>
-          <w:lang w:val="ru-UA" w:eastAsia="ru-UA"/>
+          <w:lang w:eastAsia="ru-UA"/>
           <w14:ligatures w14:val="none"/>
         </w:rPr>
         <w:t xml:space="preserve"> </w:t>
@@ -5713,7 +5569,7 @@
           <w:kern w:val="0"/>
           <w:sz w:val="21"/>
           <w:szCs w:val="21"/>
-          <w:lang w:val="ru-UA" w:eastAsia="ru-UA"/>
+          <w:lang w:eastAsia="ru-UA"/>
           <w14:ligatures w14:val="none"/>
         </w:rPr>
         <w:t>|</w:t>
@@ -5725,7 +5581,7 @@
           <w:kern w:val="0"/>
           <w:sz w:val="21"/>
           <w:szCs w:val="21"/>
-          <w:lang w:val="ru-UA" w:eastAsia="ru-UA"/>
+          <w:lang w:eastAsia="ru-UA"/>
           <w14:ligatures w14:val="none"/>
         </w:rPr>
         <w:t xml:space="preserve"> </w:t>
@@ -5737,7 +5593,7 @@
           <w:kern w:val="0"/>
           <w:sz w:val="21"/>
           <w:szCs w:val="21"/>
-          <w:lang w:val="ru-UA" w:eastAsia="ru-UA"/>
+          <w:lang w:eastAsia="ru-UA"/>
           <w14:ligatures w14:val="none"/>
         </w:rPr>
         <w:t>"</w:t>
@@ -5750,7 +5606,7 @@
           <w:kern w:val="0"/>
           <w:sz w:val="21"/>
           <w:szCs w:val="21"/>
-          <w:lang w:val="ru-UA" w:eastAsia="ru-UA"/>
+          <w:lang w:eastAsia="ru-UA"/>
           <w14:ligatures w14:val="none"/>
         </w:rPr>
         <w:t>in-progress</w:t>
@@ -5763,7 +5619,7 @@
           <w:kern w:val="0"/>
           <w:sz w:val="21"/>
           <w:szCs w:val="21"/>
-          <w:lang w:val="ru-UA" w:eastAsia="ru-UA"/>
+          <w:lang w:eastAsia="ru-UA"/>
           <w14:ligatures w14:val="none"/>
         </w:rPr>
         <w:t>"</w:t>
@@ -5775,7 +5631,7 @@
           <w:kern w:val="0"/>
           <w:sz w:val="21"/>
           <w:szCs w:val="21"/>
-          <w:lang w:val="ru-UA" w:eastAsia="ru-UA"/>
+          <w:lang w:eastAsia="ru-UA"/>
           <w14:ligatures w14:val="none"/>
         </w:rPr>
         <w:t xml:space="preserve"> </w:t>
@@ -5787,7 +5643,7 @@
           <w:kern w:val="0"/>
           <w:sz w:val="21"/>
           <w:szCs w:val="21"/>
-          <w:lang w:val="ru-UA" w:eastAsia="ru-UA"/>
+          <w:lang w:eastAsia="ru-UA"/>
           <w14:ligatures w14:val="none"/>
         </w:rPr>
         <w:t>|</w:t>
@@ -5799,7 +5655,7 @@
           <w:kern w:val="0"/>
           <w:sz w:val="21"/>
           <w:szCs w:val="21"/>
-          <w:lang w:val="ru-UA" w:eastAsia="ru-UA"/>
+          <w:lang w:eastAsia="ru-UA"/>
           <w14:ligatures w14:val="none"/>
         </w:rPr>
         <w:t xml:space="preserve"> </w:t>
@@ -5811,7 +5667,7 @@
           <w:kern w:val="0"/>
           <w:sz w:val="21"/>
           <w:szCs w:val="21"/>
-          <w:lang w:val="ru-UA" w:eastAsia="ru-UA"/>
+          <w:lang w:eastAsia="ru-UA"/>
           <w14:ligatures w14:val="none"/>
         </w:rPr>
         <w:t>"</w:t>
@@ -5824,7 +5680,7 @@
           <w:kern w:val="0"/>
           <w:sz w:val="21"/>
           <w:szCs w:val="21"/>
-          <w:lang w:val="ru-UA" w:eastAsia="ru-UA"/>
+          <w:lang w:eastAsia="ru-UA"/>
           <w14:ligatures w14:val="none"/>
         </w:rPr>
         <w:t>done</w:t>
@@ -5837,7 +5693,7 @@
           <w:kern w:val="0"/>
           <w:sz w:val="21"/>
           <w:szCs w:val="21"/>
-          <w:lang w:val="ru-UA" w:eastAsia="ru-UA"/>
+          <w:lang w:eastAsia="ru-UA"/>
           <w14:ligatures w14:val="none"/>
         </w:rPr>
         <w:t>"</w:t>
@@ -5849,7 +5705,7 @@
           <w:kern w:val="0"/>
           <w:sz w:val="21"/>
           <w:szCs w:val="21"/>
-          <w:lang w:val="ru-UA" w:eastAsia="ru-UA"/>
+          <w:lang w:eastAsia="ru-UA"/>
           <w14:ligatures w14:val="none"/>
         </w:rPr>
         <w:t>;</w:t>
@@ -5865,7 +5721,7 @@
           <w:kern w:val="0"/>
           <w:sz w:val="21"/>
           <w:szCs w:val="21"/>
-          <w:lang w:val="ru-UA" w:eastAsia="ru-UA"/>
+          <w:lang w:eastAsia="ru-UA"/>
           <w14:ligatures w14:val="none"/>
         </w:rPr>
       </w:pPr>
@@ -5877,7 +5733,7 @@
           <w:kern w:val="0"/>
           <w:sz w:val="21"/>
           <w:szCs w:val="21"/>
-          <w:lang w:val="ru-UA" w:eastAsia="ru-UA"/>
+          <w:lang w:eastAsia="ru-UA"/>
           <w14:ligatures w14:val="none"/>
         </w:rPr>
         <w:t>export</w:t>
@@ -5890,7 +5746,7 @@
           <w:kern w:val="0"/>
           <w:sz w:val="21"/>
           <w:szCs w:val="21"/>
-          <w:lang w:val="ru-UA" w:eastAsia="ru-UA"/>
+          <w:lang w:eastAsia="ru-UA"/>
           <w14:ligatures w14:val="none"/>
         </w:rPr>
         <w:t xml:space="preserve"> </w:t>
@@ -5903,7 +5759,7 @@
           <w:kern w:val="0"/>
           <w:sz w:val="21"/>
           <w:szCs w:val="21"/>
-          <w:lang w:val="ru-UA" w:eastAsia="ru-UA"/>
+          <w:lang w:eastAsia="ru-UA"/>
           <w14:ligatures w14:val="none"/>
         </w:rPr>
         <w:t>type</w:t>
@@ -5916,7 +5772,7 @@
           <w:kern w:val="0"/>
           <w:sz w:val="21"/>
           <w:szCs w:val="21"/>
-          <w:lang w:val="ru-UA" w:eastAsia="ru-UA"/>
+          <w:lang w:eastAsia="ru-UA"/>
           <w14:ligatures w14:val="none"/>
         </w:rPr>
         <w:t xml:space="preserve"> </w:t>
@@ -5929,7 +5785,7 @@
           <w:kern w:val="0"/>
           <w:sz w:val="21"/>
           <w:szCs w:val="21"/>
-          <w:lang w:val="ru-UA" w:eastAsia="ru-UA"/>
+          <w:lang w:eastAsia="ru-UA"/>
           <w14:ligatures w14:val="none"/>
         </w:rPr>
         <w:t>TaskPriority</w:t>
@@ -5942,7 +5798,7 @@
           <w:kern w:val="0"/>
           <w:sz w:val="21"/>
           <w:szCs w:val="21"/>
-          <w:lang w:val="ru-UA" w:eastAsia="ru-UA"/>
+          <w:lang w:eastAsia="ru-UA"/>
           <w14:ligatures w14:val="none"/>
         </w:rPr>
         <w:t xml:space="preserve"> </w:t>
@@ -5954,7 +5810,7 @@
           <w:kern w:val="0"/>
           <w:sz w:val="21"/>
           <w:szCs w:val="21"/>
-          <w:lang w:val="ru-UA" w:eastAsia="ru-UA"/>
+          <w:lang w:eastAsia="ru-UA"/>
           <w14:ligatures w14:val="none"/>
         </w:rPr>
         <w:t>=</w:t>
@@ -5966,7 +5822,7 @@
           <w:kern w:val="0"/>
           <w:sz w:val="21"/>
           <w:szCs w:val="21"/>
-          <w:lang w:val="ru-UA" w:eastAsia="ru-UA"/>
+          <w:lang w:eastAsia="ru-UA"/>
           <w14:ligatures w14:val="none"/>
         </w:rPr>
         <w:t xml:space="preserve"> </w:t>
@@ -5978,7 +5834,7 @@
           <w:kern w:val="0"/>
           <w:sz w:val="21"/>
           <w:szCs w:val="21"/>
-          <w:lang w:val="ru-UA" w:eastAsia="ru-UA"/>
+          <w:lang w:eastAsia="ru-UA"/>
           <w14:ligatures w14:val="none"/>
         </w:rPr>
         <w:t>"</w:t>
@@ -5991,7 +5847,7 @@
           <w:kern w:val="0"/>
           <w:sz w:val="21"/>
           <w:szCs w:val="21"/>
-          <w:lang w:val="ru-UA" w:eastAsia="ru-UA"/>
+          <w:lang w:eastAsia="ru-UA"/>
           <w14:ligatures w14:val="none"/>
         </w:rPr>
         <w:t>low</w:t>
@@ -6004,7 +5860,7 @@
           <w:kern w:val="0"/>
           <w:sz w:val="21"/>
           <w:szCs w:val="21"/>
-          <w:lang w:val="ru-UA" w:eastAsia="ru-UA"/>
+          <w:lang w:eastAsia="ru-UA"/>
           <w14:ligatures w14:val="none"/>
         </w:rPr>
         <w:t>"</w:t>
@@ -6016,7 +5872,7 @@
           <w:kern w:val="0"/>
           <w:sz w:val="21"/>
           <w:szCs w:val="21"/>
-          <w:lang w:val="ru-UA" w:eastAsia="ru-UA"/>
+          <w:lang w:eastAsia="ru-UA"/>
           <w14:ligatures w14:val="none"/>
         </w:rPr>
         <w:t xml:space="preserve"> </w:t>
@@ -6028,7 +5884,7 @@
           <w:kern w:val="0"/>
           <w:sz w:val="21"/>
           <w:szCs w:val="21"/>
-          <w:lang w:val="ru-UA" w:eastAsia="ru-UA"/>
+          <w:lang w:eastAsia="ru-UA"/>
           <w14:ligatures w14:val="none"/>
         </w:rPr>
         <w:t>|</w:t>
@@ -6040,7 +5896,7 @@
           <w:kern w:val="0"/>
           <w:sz w:val="21"/>
           <w:szCs w:val="21"/>
-          <w:lang w:val="ru-UA" w:eastAsia="ru-UA"/>
+          <w:lang w:eastAsia="ru-UA"/>
           <w14:ligatures w14:val="none"/>
         </w:rPr>
         <w:t xml:space="preserve"> </w:t>
@@ -6052,7 +5908,7 @@
           <w:kern w:val="0"/>
           <w:sz w:val="21"/>
           <w:szCs w:val="21"/>
-          <w:lang w:val="ru-UA" w:eastAsia="ru-UA"/>
+          <w:lang w:eastAsia="ru-UA"/>
           <w14:ligatures w14:val="none"/>
         </w:rPr>
         <w:t>"</w:t>
@@ -6065,7 +5921,7 @@
           <w:kern w:val="0"/>
           <w:sz w:val="21"/>
           <w:szCs w:val="21"/>
-          <w:lang w:val="ru-UA" w:eastAsia="ru-UA"/>
+          <w:lang w:eastAsia="ru-UA"/>
           <w14:ligatures w14:val="none"/>
         </w:rPr>
         <w:t>medium</w:t>
@@ -6078,7 +5934,7 @@
           <w:kern w:val="0"/>
           <w:sz w:val="21"/>
           <w:szCs w:val="21"/>
-          <w:lang w:val="ru-UA" w:eastAsia="ru-UA"/>
+          <w:lang w:eastAsia="ru-UA"/>
           <w14:ligatures w14:val="none"/>
         </w:rPr>
         <w:t>"</w:t>
@@ -6090,7 +5946,7 @@
           <w:kern w:val="0"/>
           <w:sz w:val="21"/>
           <w:szCs w:val="21"/>
-          <w:lang w:val="ru-UA" w:eastAsia="ru-UA"/>
+          <w:lang w:eastAsia="ru-UA"/>
           <w14:ligatures w14:val="none"/>
         </w:rPr>
         <w:t xml:space="preserve"> </w:t>
@@ -6102,7 +5958,7 @@
           <w:kern w:val="0"/>
           <w:sz w:val="21"/>
           <w:szCs w:val="21"/>
-          <w:lang w:val="ru-UA" w:eastAsia="ru-UA"/>
+          <w:lang w:eastAsia="ru-UA"/>
           <w14:ligatures w14:val="none"/>
         </w:rPr>
         <w:t>|</w:t>
@@ -6114,7 +5970,7 @@
           <w:kern w:val="0"/>
           <w:sz w:val="21"/>
           <w:szCs w:val="21"/>
-          <w:lang w:val="ru-UA" w:eastAsia="ru-UA"/>
+          <w:lang w:eastAsia="ru-UA"/>
           <w14:ligatures w14:val="none"/>
         </w:rPr>
         <w:t xml:space="preserve"> </w:t>
@@ -6126,7 +5982,7 @@
           <w:kern w:val="0"/>
           <w:sz w:val="21"/>
           <w:szCs w:val="21"/>
-          <w:lang w:val="ru-UA" w:eastAsia="ru-UA"/>
+          <w:lang w:eastAsia="ru-UA"/>
           <w14:ligatures w14:val="none"/>
         </w:rPr>
         <w:t>"</w:t>
@@ -6139,7 +5995,7 @@
           <w:kern w:val="0"/>
           <w:sz w:val="21"/>
           <w:szCs w:val="21"/>
-          <w:lang w:val="ru-UA" w:eastAsia="ru-UA"/>
+          <w:lang w:eastAsia="ru-UA"/>
           <w14:ligatures w14:val="none"/>
         </w:rPr>
         <w:t>high</w:t>
@@ -6152,7 +6008,7 @@
           <w:kern w:val="0"/>
           <w:sz w:val="21"/>
           <w:szCs w:val="21"/>
-          <w:lang w:val="ru-UA" w:eastAsia="ru-UA"/>
+          <w:lang w:eastAsia="ru-UA"/>
           <w14:ligatures w14:val="none"/>
         </w:rPr>
         <w:t>"</w:t>
@@ -6164,7 +6020,7 @@
           <w:kern w:val="0"/>
           <w:sz w:val="21"/>
           <w:szCs w:val="21"/>
-          <w:lang w:val="ru-UA" w:eastAsia="ru-UA"/>
+          <w:lang w:eastAsia="ru-UA"/>
           <w14:ligatures w14:val="none"/>
         </w:rPr>
         <w:t>;</w:t>
@@ -6180,7 +6036,7 @@
           <w:kern w:val="0"/>
           <w:sz w:val="21"/>
           <w:szCs w:val="21"/>
-          <w:lang w:val="ru-UA" w:eastAsia="ru-UA"/>
+          <w:lang w:eastAsia="ru-UA"/>
           <w14:ligatures w14:val="none"/>
         </w:rPr>
       </w:pPr>
@@ -6195,7 +6051,7 @@
           <w:kern w:val="0"/>
           <w:sz w:val="21"/>
           <w:szCs w:val="21"/>
-          <w:lang w:val="ru-UA" w:eastAsia="ru-UA"/>
+          <w:lang w:eastAsia="ru-UA"/>
           <w14:ligatures w14:val="none"/>
         </w:rPr>
       </w:pPr>
@@ -6207,7 +6063,7 @@
           <w:kern w:val="0"/>
           <w:sz w:val="21"/>
           <w:szCs w:val="21"/>
-          <w:lang w:val="ru-UA" w:eastAsia="ru-UA"/>
+          <w:lang w:eastAsia="ru-UA"/>
           <w14:ligatures w14:val="none"/>
         </w:rPr>
         <w:t>export</w:t>
@@ -6220,7 +6076,7 @@
           <w:kern w:val="0"/>
           <w:sz w:val="21"/>
           <w:szCs w:val="21"/>
-          <w:lang w:val="ru-UA" w:eastAsia="ru-UA"/>
+          <w:lang w:eastAsia="ru-UA"/>
           <w14:ligatures w14:val="none"/>
         </w:rPr>
         <w:t xml:space="preserve"> </w:t>
@@ -6233,7 +6089,7 @@
           <w:kern w:val="0"/>
           <w:sz w:val="21"/>
           <w:szCs w:val="21"/>
-          <w:lang w:val="ru-UA" w:eastAsia="ru-UA"/>
+          <w:lang w:eastAsia="ru-UA"/>
           <w14:ligatures w14:val="none"/>
         </w:rPr>
         <w:t>interface</w:t>
@@ -6246,7 +6102,7 @@
           <w:kern w:val="0"/>
           <w:sz w:val="21"/>
           <w:szCs w:val="21"/>
-          <w:lang w:val="ru-UA" w:eastAsia="ru-UA"/>
+          <w:lang w:eastAsia="ru-UA"/>
           <w14:ligatures w14:val="none"/>
         </w:rPr>
         <w:t xml:space="preserve"> </w:t>
@@ -6258,7 +6114,7 @@
           <w:kern w:val="0"/>
           <w:sz w:val="21"/>
           <w:szCs w:val="21"/>
-          <w:lang w:val="ru-UA" w:eastAsia="ru-UA"/>
+          <w:lang w:eastAsia="ru-UA"/>
           <w14:ligatures w14:val="none"/>
         </w:rPr>
         <w:t>Task</w:t>
@@ -6270,7 +6126,7 @@
           <w:kern w:val="0"/>
           <w:sz w:val="21"/>
           <w:szCs w:val="21"/>
-          <w:lang w:val="ru-UA" w:eastAsia="ru-UA"/>
+          <w:lang w:eastAsia="ru-UA"/>
           <w14:ligatures w14:val="none"/>
         </w:rPr>
         <w:t xml:space="preserve"> {</w:t>
@@ -6286,18 +6142,18 @@
           <w:kern w:val="0"/>
           <w:sz w:val="21"/>
           <w:szCs w:val="21"/>
-          <w:lang w:val="ru-UA" w:eastAsia="ru-UA"/>
-          <w14:ligatures w14:val="none"/>
-        </w:rPr>
-      </w:pPr>
-      <w:r>
-        <w:rPr>
-          <w:rFonts w:ascii="Consolas" w:eastAsia="Times New Roman" w:hAnsi="Consolas" w:cs="Times New Roman"/>
-          <w:color w:val="CCCCCC"/>
-          <w:kern w:val="0"/>
-          <w:sz w:val="21"/>
-          <w:szCs w:val="21"/>
-          <w:lang w:val="ru-UA" w:eastAsia="ru-UA"/>
+          <w:lang w:eastAsia="ru-UA"/>
+          <w14:ligatures w14:val="none"/>
+        </w:rPr>
+      </w:pPr>
+      <w:r>
+        <w:rPr>
+          <w:rFonts w:ascii="Consolas" w:eastAsia="Times New Roman" w:hAnsi="Consolas" w:cs="Times New Roman"/>
+          <w:color w:val="CCCCCC"/>
+          <w:kern w:val="0"/>
+          <w:sz w:val="21"/>
+          <w:szCs w:val="21"/>
+          <w:lang w:eastAsia="ru-UA"/>
           <w14:ligatures w14:val="none"/>
         </w:rPr>
         <w:t xml:space="preserve">  </w:t>
@@ -6310,7 +6166,7 @@
           <w:kern w:val="0"/>
           <w:sz w:val="21"/>
           <w:szCs w:val="21"/>
-          <w:lang w:val="ru-UA" w:eastAsia="ru-UA"/>
+          <w:lang w:eastAsia="ru-UA"/>
           <w14:ligatures w14:val="none"/>
         </w:rPr>
         <w:t>id</w:t>
@@ -6323,7 +6179,7 @@
           <w:kern w:val="0"/>
           <w:sz w:val="21"/>
           <w:szCs w:val="21"/>
-          <w:lang w:val="ru-UA" w:eastAsia="ru-UA"/>
+          <w:lang w:eastAsia="ru-UA"/>
           <w14:ligatures w14:val="none"/>
         </w:rPr>
         <w:t>:</w:t>
@@ -6335,7 +6191,7 @@
           <w:kern w:val="0"/>
           <w:sz w:val="21"/>
           <w:szCs w:val="21"/>
-          <w:lang w:val="ru-UA" w:eastAsia="ru-UA"/>
+          <w:lang w:eastAsia="ru-UA"/>
           <w14:ligatures w14:val="none"/>
         </w:rPr>
         <w:t xml:space="preserve"> </w:t>
@@ -6348,7 +6204,7 @@
           <w:kern w:val="0"/>
           <w:sz w:val="21"/>
           <w:szCs w:val="21"/>
-          <w:lang w:val="ru-UA" w:eastAsia="ru-UA"/>
+          <w:lang w:eastAsia="ru-UA"/>
           <w14:ligatures w14:val="none"/>
         </w:rPr>
         <w:t>string</w:t>
@@ -6361,7 +6217,7 @@
           <w:kern w:val="0"/>
           <w:sz w:val="21"/>
           <w:szCs w:val="21"/>
-          <w:lang w:val="ru-UA" w:eastAsia="ru-UA"/>
+          <w:lang w:eastAsia="ru-UA"/>
           <w14:ligatures w14:val="none"/>
         </w:rPr>
         <w:t>;</w:t>
@@ -6377,18 +6233,18 @@
           <w:kern w:val="0"/>
           <w:sz w:val="21"/>
           <w:szCs w:val="21"/>
-          <w:lang w:val="ru-UA" w:eastAsia="ru-UA"/>
-          <w14:ligatures w14:val="none"/>
-        </w:rPr>
-      </w:pPr>
-      <w:r>
-        <w:rPr>
-          <w:rFonts w:ascii="Consolas" w:eastAsia="Times New Roman" w:hAnsi="Consolas" w:cs="Times New Roman"/>
-          <w:color w:val="CCCCCC"/>
-          <w:kern w:val="0"/>
-          <w:sz w:val="21"/>
-          <w:szCs w:val="21"/>
-          <w:lang w:val="ru-UA" w:eastAsia="ru-UA"/>
+          <w:lang w:eastAsia="ru-UA"/>
+          <w14:ligatures w14:val="none"/>
+        </w:rPr>
+      </w:pPr>
+      <w:r>
+        <w:rPr>
+          <w:rFonts w:ascii="Consolas" w:eastAsia="Times New Roman" w:hAnsi="Consolas" w:cs="Times New Roman"/>
+          <w:color w:val="CCCCCC"/>
+          <w:kern w:val="0"/>
+          <w:sz w:val="21"/>
+          <w:szCs w:val="21"/>
+          <w:lang w:eastAsia="ru-UA"/>
           <w14:ligatures w14:val="none"/>
         </w:rPr>
         <w:t xml:space="preserve">  </w:t>
@@ -6401,7 +6257,7 @@
           <w:kern w:val="0"/>
           <w:sz w:val="21"/>
           <w:szCs w:val="21"/>
-          <w:lang w:val="ru-UA" w:eastAsia="ru-UA"/>
+          <w:lang w:eastAsia="ru-UA"/>
           <w14:ligatures w14:val="none"/>
         </w:rPr>
         <w:t>title</w:t>
@@ -6414,7 +6270,7 @@
           <w:kern w:val="0"/>
           <w:sz w:val="21"/>
           <w:szCs w:val="21"/>
-          <w:lang w:val="ru-UA" w:eastAsia="ru-UA"/>
+          <w:lang w:eastAsia="ru-UA"/>
           <w14:ligatures w14:val="none"/>
         </w:rPr>
         <w:t>:</w:t>
@@ -6426,7 +6282,7 @@
           <w:kern w:val="0"/>
           <w:sz w:val="21"/>
           <w:szCs w:val="21"/>
-          <w:lang w:val="ru-UA" w:eastAsia="ru-UA"/>
+          <w:lang w:eastAsia="ru-UA"/>
           <w14:ligatures w14:val="none"/>
         </w:rPr>
         <w:t xml:space="preserve"> </w:t>
@@ -6439,7 +6295,7 @@
           <w:kern w:val="0"/>
           <w:sz w:val="21"/>
           <w:szCs w:val="21"/>
-          <w:lang w:val="ru-UA" w:eastAsia="ru-UA"/>
+          <w:lang w:eastAsia="ru-UA"/>
           <w14:ligatures w14:val="none"/>
         </w:rPr>
         <w:t>string</w:t>
@@ -6452,7 +6308,7 @@
           <w:kern w:val="0"/>
           <w:sz w:val="21"/>
           <w:szCs w:val="21"/>
-          <w:lang w:val="ru-UA" w:eastAsia="ru-UA"/>
+          <w:lang w:eastAsia="ru-UA"/>
           <w14:ligatures w14:val="none"/>
         </w:rPr>
         <w:t>;</w:t>
@@ -6468,18 +6324,18 @@
           <w:kern w:val="0"/>
           <w:sz w:val="21"/>
           <w:szCs w:val="21"/>
-          <w:lang w:val="ru-UA" w:eastAsia="ru-UA"/>
-          <w14:ligatures w14:val="none"/>
-        </w:rPr>
-      </w:pPr>
-      <w:r>
-        <w:rPr>
-          <w:rFonts w:ascii="Consolas" w:eastAsia="Times New Roman" w:hAnsi="Consolas" w:cs="Times New Roman"/>
-          <w:color w:val="CCCCCC"/>
-          <w:kern w:val="0"/>
-          <w:sz w:val="21"/>
-          <w:szCs w:val="21"/>
-          <w:lang w:val="ru-UA" w:eastAsia="ru-UA"/>
+          <w:lang w:eastAsia="ru-UA"/>
+          <w14:ligatures w14:val="none"/>
+        </w:rPr>
+      </w:pPr>
+      <w:r>
+        <w:rPr>
+          <w:rFonts w:ascii="Consolas" w:eastAsia="Times New Roman" w:hAnsi="Consolas" w:cs="Times New Roman"/>
+          <w:color w:val="CCCCCC"/>
+          <w:kern w:val="0"/>
+          <w:sz w:val="21"/>
+          <w:szCs w:val="21"/>
+          <w:lang w:eastAsia="ru-UA"/>
           <w14:ligatures w14:val="none"/>
         </w:rPr>
         <w:t xml:space="preserve">  </w:t>
@@ -6492,7 +6348,7 @@
           <w:kern w:val="0"/>
           <w:sz w:val="21"/>
           <w:szCs w:val="21"/>
-          <w:lang w:val="ru-UA" w:eastAsia="ru-UA"/>
+          <w:lang w:eastAsia="ru-UA"/>
           <w14:ligatures w14:val="none"/>
         </w:rPr>
         <w:t>description</w:t>
@@ -6505,7 +6361,7 @@
           <w:kern w:val="0"/>
           <w:sz w:val="21"/>
           <w:szCs w:val="21"/>
-          <w:lang w:val="ru-UA" w:eastAsia="ru-UA"/>
+          <w:lang w:eastAsia="ru-UA"/>
           <w14:ligatures w14:val="none"/>
         </w:rPr>
         <w:t>:</w:t>
@@ -6517,7 +6373,7 @@
           <w:kern w:val="0"/>
           <w:sz w:val="21"/>
           <w:szCs w:val="21"/>
-          <w:lang w:val="ru-UA" w:eastAsia="ru-UA"/>
+          <w:lang w:eastAsia="ru-UA"/>
           <w14:ligatures w14:val="none"/>
         </w:rPr>
         <w:t xml:space="preserve"> </w:t>
@@ -6530,7 +6386,7 @@
           <w:kern w:val="0"/>
           <w:sz w:val="21"/>
           <w:szCs w:val="21"/>
-          <w:lang w:val="ru-UA" w:eastAsia="ru-UA"/>
+          <w:lang w:eastAsia="ru-UA"/>
           <w14:ligatures w14:val="none"/>
         </w:rPr>
         <w:t>string</w:t>
@@ -6543,7 +6399,7 @@
           <w:kern w:val="0"/>
           <w:sz w:val="21"/>
           <w:szCs w:val="21"/>
-          <w:lang w:val="ru-UA" w:eastAsia="ru-UA"/>
+          <w:lang w:eastAsia="ru-UA"/>
           <w14:ligatures w14:val="none"/>
         </w:rPr>
         <w:t>;</w:t>
@@ -6559,18 +6415,18 @@
           <w:kern w:val="0"/>
           <w:sz w:val="21"/>
           <w:szCs w:val="21"/>
-          <w:lang w:val="ru-UA" w:eastAsia="ru-UA"/>
-          <w14:ligatures w14:val="none"/>
-        </w:rPr>
-      </w:pPr>
-      <w:r>
-        <w:rPr>
-          <w:rFonts w:ascii="Consolas" w:eastAsia="Times New Roman" w:hAnsi="Consolas" w:cs="Times New Roman"/>
-          <w:color w:val="CCCCCC"/>
-          <w:kern w:val="0"/>
-          <w:sz w:val="21"/>
-          <w:szCs w:val="21"/>
-          <w:lang w:val="ru-UA" w:eastAsia="ru-UA"/>
+          <w:lang w:eastAsia="ru-UA"/>
+          <w14:ligatures w14:val="none"/>
+        </w:rPr>
+      </w:pPr>
+      <w:r>
+        <w:rPr>
+          <w:rFonts w:ascii="Consolas" w:eastAsia="Times New Roman" w:hAnsi="Consolas" w:cs="Times New Roman"/>
+          <w:color w:val="CCCCCC"/>
+          <w:kern w:val="0"/>
+          <w:sz w:val="21"/>
+          <w:szCs w:val="21"/>
+          <w:lang w:eastAsia="ru-UA"/>
           <w14:ligatures w14:val="none"/>
         </w:rPr>
         <w:t xml:space="preserve">  </w:t>
@@ -6583,7 +6439,7 @@
           <w:kern w:val="0"/>
           <w:sz w:val="21"/>
           <w:szCs w:val="21"/>
-          <w:lang w:val="ru-UA" w:eastAsia="ru-UA"/>
+          <w:lang w:eastAsia="ru-UA"/>
           <w14:ligatures w14:val="none"/>
         </w:rPr>
         <w:t>status</w:t>
@@ -6596,7 +6452,7 @@
           <w:kern w:val="0"/>
           <w:sz w:val="21"/>
           <w:szCs w:val="21"/>
-          <w:lang w:val="ru-UA" w:eastAsia="ru-UA"/>
+          <w:lang w:eastAsia="ru-UA"/>
           <w14:ligatures w14:val="none"/>
         </w:rPr>
         <w:t>:</w:t>
@@ -6608,7 +6464,7 @@
           <w:kern w:val="0"/>
           <w:sz w:val="21"/>
           <w:szCs w:val="21"/>
-          <w:lang w:val="ru-UA" w:eastAsia="ru-UA"/>
+          <w:lang w:eastAsia="ru-UA"/>
           <w14:ligatures w14:val="none"/>
         </w:rPr>
         <w:t xml:space="preserve"> </w:t>
@@ -6621,7 +6477,7 @@
           <w:kern w:val="0"/>
           <w:sz w:val="21"/>
           <w:szCs w:val="21"/>
-          <w:lang w:val="ru-UA" w:eastAsia="ru-UA"/>
+          <w:lang w:eastAsia="ru-UA"/>
           <w14:ligatures w14:val="none"/>
         </w:rPr>
         <w:t>TaskStatus</w:t>
@@ -6634,7 +6490,7 @@
           <w:kern w:val="0"/>
           <w:sz w:val="21"/>
           <w:szCs w:val="21"/>
-          <w:lang w:val="ru-UA" w:eastAsia="ru-UA"/>
+          <w:lang w:eastAsia="ru-UA"/>
           <w14:ligatures w14:val="none"/>
         </w:rPr>
         <w:t>;</w:t>
@@ -6650,18 +6506,18 @@
           <w:kern w:val="0"/>
           <w:sz w:val="21"/>
           <w:szCs w:val="21"/>
-          <w:lang w:val="ru-UA" w:eastAsia="ru-UA"/>
-          <w14:ligatures w14:val="none"/>
-        </w:rPr>
-      </w:pPr>
-      <w:r>
-        <w:rPr>
-          <w:rFonts w:ascii="Consolas" w:eastAsia="Times New Roman" w:hAnsi="Consolas" w:cs="Times New Roman"/>
-          <w:color w:val="CCCCCC"/>
-          <w:kern w:val="0"/>
-          <w:sz w:val="21"/>
-          <w:szCs w:val="21"/>
-          <w:lang w:val="ru-UA" w:eastAsia="ru-UA"/>
+          <w:lang w:eastAsia="ru-UA"/>
+          <w14:ligatures w14:val="none"/>
+        </w:rPr>
+      </w:pPr>
+      <w:r>
+        <w:rPr>
+          <w:rFonts w:ascii="Consolas" w:eastAsia="Times New Roman" w:hAnsi="Consolas" w:cs="Times New Roman"/>
+          <w:color w:val="CCCCCC"/>
+          <w:kern w:val="0"/>
+          <w:sz w:val="21"/>
+          <w:szCs w:val="21"/>
+          <w:lang w:eastAsia="ru-UA"/>
           <w14:ligatures w14:val="none"/>
         </w:rPr>
         <w:t xml:space="preserve">  </w:t>
@@ -6674,7 +6530,7 @@
           <w:kern w:val="0"/>
           <w:sz w:val="21"/>
           <w:szCs w:val="21"/>
-          <w:lang w:val="ru-UA" w:eastAsia="ru-UA"/>
+          <w:lang w:eastAsia="ru-UA"/>
           <w14:ligatures w14:val="none"/>
         </w:rPr>
         <w:t>priority</w:t>
@@ -6687,7 +6543,7 @@
           <w:kern w:val="0"/>
           <w:sz w:val="21"/>
           <w:szCs w:val="21"/>
-          <w:lang w:val="ru-UA" w:eastAsia="ru-UA"/>
+          <w:lang w:eastAsia="ru-UA"/>
           <w14:ligatures w14:val="none"/>
         </w:rPr>
         <w:t>:</w:t>
@@ -6699,7 +6555,7 @@
           <w:kern w:val="0"/>
           <w:sz w:val="21"/>
           <w:szCs w:val="21"/>
-          <w:lang w:val="ru-UA" w:eastAsia="ru-UA"/>
+          <w:lang w:eastAsia="ru-UA"/>
           <w14:ligatures w14:val="none"/>
         </w:rPr>
         <w:t xml:space="preserve"> </w:t>
@@ -6712,7 +6568,7 @@
           <w:kern w:val="0"/>
           <w:sz w:val="21"/>
           <w:szCs w:val="21"/>
-          <w:lang w:val="ru-UA" w:eastAsia="ru-UA"/>
+          <w:lang w:eastAsia="ru-UA"/>
           <w14:ligatures w14:val="none"/>
         </w:rPr>
         <w:t>TaskPriority</w:t>
@@ -6725,7 +6581,7 @@
           <w:kern w:val="0"/>
           <w:sz w:val="21"/>
           <w:szCs w:val="21"/>
-          <w:lang w:val="ru-UA" w:eastAsia="ru-UA"/>
+          <w:lang w:eastAsia="ru-UA"/>
           <w14:ligatures w14:val="none"/>
         </w:rPr>
         <w:t>;</w:t>
@@ -6741,18 +6597,18 @@
           <w:kern w:val="0"/>
           <w:sz w:val="21"/>
           <w:szCs w:val="21"/>
-          <w:lang w:val="ru-UA" w:eastAsia="ru-UA"/>
-          <w14:ligatures w14:val="none"/>
-        </w:rPr>
-      </w:pPr>
-      <w:r>
-        <w:rPr>
-          <w:rFonts w:ascii="Consolas" w:eastAsia="Times New Roman" w:hAnsi="Consolas" w:cs="Times New Roman"/>
-          <w:color w:val="CCCCCC"/>
-          <w:kern w:val="0"/>
-          <w:sz w:val="21"/>
-          <w:szCs w:val="21"/>
-          <w:lang w:val="ru-UA" w:eastAsia="ru-UA"/>
+          <w:lang w:eastAsia="ru-UA"/>
+          <w14:ligatures w14:val="none"/>
+        </w:rPr>
+      </w:pPr>
+      <w:r>
+        <w:rPr>
+          <w:rFonts w:ascii="Consolas" w:eastAsia="Times New Roman" w:hAnsi="Consolas" w:cs="Times New Roman"/>
+          <w:color w:val="CCCCCC"/>
+          <w:kern w:val="0"/>
+          <w:sz w:val="21"/>
+          <w:szCs w:val="21"/>
+          <w:lang w:eastAsia="ru-UA"/>
           <w14:ligatures w14:val="none"/>
         </w:rPr>
         <w:t xml:space="preserve">  </w:t>
@@ -6765,7 +6621,7 @@
           <w:kern w:val="0"/>
           <w:sz w:val="21"/>
           <w:szCs w:val="21"/>
-          <w:lang w:val="ru-UA" w:eastAsia="ru-UA"/>
+          <w:lang w:eastAsia="ru-UA"/>
           <w14:ligatures w14:val="none"/>
         </w:rPr>
         <w:t>createdAt</w:t>
@@ -6778,7 +6634,7 @@
           <w:kern w:val="0"/>
           <w:sz w:val="21"/>
           <w:szCs w:val="21"/>
-          <w:lang w:val="ru-UA" w:eastAsia="ru-UA"/>
+          <w:lang w:eastAsia="ru-UA"/>
           <w14:ligatures w14:val="none"/>
         </w:rPr>
         <w:t>:</w:t>
@@ -6790,7 +6646,7 @@
           <w:kern w:val="0"/>
           <w:sz w:val="21"/>
           <w:szCs w:val="21"/>
-          <w:lang w:val="ru-UA" w:eastAsia="ru-UA"/>
+          <w:lang w:eastAsia="ru-UA"/>
           <w14:ligatures w14:val="none"/>
         </w:rPr>
         <w:t xml:space="preserve"> </w:t>
@@ -6803,7 +6659,7 @@
           <w:kern w:val="0"/>
           <w:sz w:val="21"/>
           <w:szCs w:val="21"/>
-          <w:lang w:val="ru-UA" w:eastAsia="ru-UA"/>
+          <w:lang w:eastAsia="ru-UA"/>
           <w14:ligatures w14:val="none"/>
         </w:rPr>
         <w:t>string</w:t>
@@ -6816,7 +6672,7 @@
           <w:kern w:val="0"/>
           <w:sz w:val="21"/>
           <w:szCs w:val="21"/>
-          <w:lang w:val="ru-UA" w:eastAsia="ru-UA"/>
+          <w:lang w:eastAsia="ru-UA"/>
           <w14:ligatures w14:val="none"/>
         </w:rPr>
         <w:t>;</w:t>
@@ -6832,18 +6688,18 @@
           <w:kern w:val="0"/>
           <w:sz w:val="21"/>
           <w:szCs w:val="21"/>
-          <w:lang w:val="ru-UA" w:eastAsia="ru-UA"/>
-          <w14:ligatures w14:val="none"/>
-        </w:rPr>
-      </w:pPr>
-      <w:r>
-        <w:rPr>
-          <w:rFonts w:ascii="Consolas" w:eastAsia="Times New Roman" w:hAnsi="Consolas" w:cs="Times New Roman"/>
-          <w:color w:val="CCCCCC"/>
-          <w:kern w:val="0"/>
-          <w:sz w:val="21"/>
-          <w:szCs w:val="21"/>
-          <w:lang w:val="ru-UA" w:eastAsia="ru-UA"/>
+          <w:lang w:eastAsia="ru-UA"/>
+          <w14:ligatures w14:val="none"/>
+        </w:rPr>
+      </w:pPr>
+      <w:r>
+        <w:rPr>
+          <w:rFonts w:ascii="Consolas" w:eastAsia="Times New Roman" w:hAnsi="Consolas" w:cs="Times New Roman"/>
+          <w:color w:val="CCCCCC"/>
+          <w:kern w:val="0"/>
+          <w:sz w:val="21"/>
+          <w:szCs w:val="21"/>
+          <w:lang w:eastAsia="ru-UA"/>
           <w14:ligatures w14:val="none"/>
         </w:rPr>
         <w:t>}</w:t>
@@ -6859,7 +6715,7 @@
           <w:kern w:val="0"/>
           <w:sz w:val="21"/>
           <w:szCs w:val="21"/>
-          <w:lang w:val="ru-UA" w:eastAsia="ru-UA"/>
+          <w:lang w:eastAsia="ru-UA"/>
           <w14:ligatures w14:val="none"/>
         </w:rPr>
       </w:pPr>
@@ -6873,6 +6729,509 @@
           <w:lang w:val="en-US"/>
         </w:rPr>
       </w:pPr>
+    </w:p>
+    <w:p>
+      <w:pPr>
+        <w:spacing w:after="0"/>
+        <w:rPr>
+          <w:sz w:val="28"/>
+          <w:szCs w:val="28"/>
+          <w:lang w:val="en-US"/>
+        </w:rPr>
+      </w:pPr>
+      <w:r>
+        <w:rPr>
+          <w:sz w:val="28"/>
+          <w:szCs w:val="28"/>
+        </w:rPr>
+        <w:t>Створ</w:t>
+      </w:r>
+      <w:r>
+        <w:rPr>
+          <w:sz w:val="28"/>
+          <w:szCs w:val="28"/>
+          <w:lang w:val="ru-RU"/>
+        </w:rPr>
+        <w:t>ив</w:t>
+      </w:r>
+      <w:r>
+        <w:rPr>
+          <w:sz w:val="28"/>
+          <w:szCs w:val="28"/>
+        </w:rPr>
+        <w:t xml:space="preserve"> папку </w:t>
+      </w:r>
+      <w:proofErr w:type="spellStart"/>
+      <w:r>
+        <w:rPr>
+          <w:sz w:val="28"/>
+          <w:szCs w:val="28"/>
+        </w:rPr>
+        <w:t>src</w:t>
+      </w:r>
+      <w:proofErr w:type="spellEnd"/>
+      <w:r>
+        <w:rPr>
+          <w:sz w:val="28"/>
+          <w:szCs w:val="28"/>
+        </w:rPr>
+        <w:t>/</w:t>
+      </w:r>
+      <w:proofErr w:type="spellStart"/>
+      <w:r>
+        <w:rPr>
+          <w:sz w:val="28"/>
+          <w:szCs w:val="28"/>
+        </w:rPr>
+        <w:t>tasks</w:t>
+      </w:r>
+      <w:proofErr w:type="spellEnd"/>
+      <w:r>
+        <w:rPr>
+          <w:sz w:val="28"/>
+          <w:szCs w:val="28"/>
+        </w:rPr>
+        <w:t>/</w:t>
+      </w:r>
+      <w:proofErr w:type="spellStart"/>
+      <w:r>
+        <w:rPr>
+          <w:sz w:val="28"/>
+          <w:szCs w:val="28"/>
+        </w:rPr>
+        <w:t>dto</w:t>
+      </w:r>
+      <w:proofErr w:type="spellEnd"/>
+      <w:r>
+        <w:rPr>
+          <w:sz w:val="28"/>
+          <w:szCs w:val="28"/>
+        </w:rPr>
+        <w:t>/ та файл </w:t>
+      </w:r>
+      <w:proofErr w:type="spellStart"/>
+      <w:r>
+        <w:rPr>
+          <w:sz w:val="28"/>
+          <w:szCs w:val="28"/>
+        </w:rPr>
+        <w:t>src</w:t>
+      </w:r>
+      <w:proofErr w:type="spellEnd"/>
+      <w:r>
+        <w:rPr>
+          <w:sz w:val="28"/>
+          <w:szCs w:val="28"/>
+        </w:rPr>
+        <w:t>/</w:t>
+      </w:r>
+      <w:proofErr w:type="spellStart"/>
+      <w:r>
+        <w:rPr>
+          <w:sz w:val="28"/>
+          <w:szCs w:val="28"/>
+        </w:rPr>
+        <w:t>tasks</w:t>
+      </w:r>
+      <w:proofErr w:type="spellEnd"/>
+      <w:r>
+        <w:rPr>
+          <w:sz w:val="28"/>
+          <w:szCs w:val="28"/>
+        </w:rPr>
+        <w:t>/</w:t>
+      </w:r>
+      <w:proofErr w:type="spellStart"/>
+      <w:r>
+        <w:rPr>
+          <w:sz w:val="28"/>
+          <w:szCs w:val="28"/>
+        </w:rPr>
+        <w:t>dto</w:t>
+      </w:r>
+      <w:proofErr w:type="spellEnd"/>
+      <w:r>
+        <w:rPr>
+          <w:sz w:val="28"/>
+          <w:szCs w:val="28"/>
+        </w:rPr>
+        <w:t>/</w:t>
+      </w:r>
+      <w:proofErr w:type="spellStart"/>
+      <w:r>
+        <w:rPr>
+          <w:sz w:val="28"/>
+          <w:szCs w:val="28"/>
+        </w:rPr>
+        <w:t>create-task.dto.ts</w:t>
+      </w:r>
+      <w:proofErr w:type="spellEnd"/>
+    </w:p>
+    <w:p>
+      <w:pPr>
+        <w:spacing w:after="0"/>
+        <w:rPr>
+          <w:sz w:val="28"/>
+          <w:szCs w:val="28"/>
+          <w:lang w:val="uk-UA"/>
+        </w:rPr>
+      </w:pPr>
+      <w:r>
+        <w:rPr>
+          <w:sz w:val="28"/>
+          <w:szCs w:val="28"/>
+          <w:lang w:val="en-US"/>
+        </w:rPr>
+        <w:drawing>
+          <wp:inline distT="0" distB="0" distL="0" distR="0" wp14:anchorId="43DE18CA" wp14:editId="598E9B9C">
+            <wp:extent cx="5783580" cy="2444179"/>
+            <wp:effectExtent l="0" t="0" r="7620" b="0"/>
+            <wp:docPr id="15" name="Рисунок 15"/>
+            <wp:cNvGraphicFramePr>
+              <a:graphicFrameLocks xmlns:a="http://schemas.openxmlformats.org/drawingml/2006/main" noChangeAspect="1"/>
+            </wp:cNvGraphicFramePr>
+            <a:graphic xmlns:a="http://schemas.openxmlformats.org/drawingml/2006/main">
+              <a:graphicData uri="http://schemas.openxmlformats.org/drawingml/2006/picture">
+                <pic:pic xmlns:pic="http://schemas.openxmlformats.org/drawingml/2006/picture">
+                  <pic:nvPicPr>
+                    <pic:cNvPr id="1" name=""/>
+                    <pic:cNvPicPr/>
+                  </pic:nvPicPr>
+                  <pic:blipFill>
+                    <a:blip r:embed="rId18"/>
+                    <a:stretch>
+                      <a:fillRect/>
+                    </a:stretch>
+                  </pic:blipFill>
+                  <pic:spPr>
+                    <a:xfrm>
+                      <a:off x="0" y="0"/>
+                      <a:ext cx="5785568" cy="2445019"/>
+                    </a:xfrm>
+                    <a:prstGeom prst="rect">
+                      <a:avLst/>
+                    </a:prstGeom>
+                  </pic:spPr>
+                </pic:pic>
+              </a:graphicData>
+            </a:graphic>
+          </wp:inline>
+        </w:drawing>
+      </w:r>
+    </w:p>
+    <w:p>
+      <w:pPr>
+        <w:spacing w:after="0"/>
+        <w:rPr>
+          <w:sz w:val="28"/>
+          <w:szCs w:val="28"/>
+          <w:lang w:val="uk-UA"/>
+        </w:rPr>
+      </w:pPr>
+      <w:r>
+        <w:rPr>
+          <w:sz w:val="28"/>
+          <w:szCs w:val="28"/>
+          <w:lang w:val="uk-UA"/>
+        </w:rPr>
+        <w:lastRenderedPageBreak/>
+        <w:t>Зафіксував зміни:</w:t>
+      </w:r>
+    </w:p>
+    <w:p>
+      <w:pPr>
+        <w:spacing w:after="0"/>
+        <w:rPr>
+          <w:sz w:val="28"/>
+          <w:szCs w:val="28"/>
+          <w:lang w:val="ru-RU"/>
+        </w:rPr>
+      </w:pPr>
+      <w:r>
+        <w:rPr>
+          <w:sz w:val="28"/>
+          <w:szCs w:val="28"/>
+          <w:lang w:val="ru-RU"/>
+        </w:rPr>
+        <w:drawing>
+          <wp:inline distT="0" distB="0" distL="0" distR="0" wp14:anchorId="35728574" wp14:editId="05767FCC">
+            <wp:extent cx="5364945" cy="1691787"/>
+            <wp:effectExtent l="0" t="0" r="7620" b="3810"/>
+            <wp:docPr id="16" name="Рисунок 16"/>
+            <wp:cNvGraphicFramePr>
+              <a:graphicFrameLocks xmlns:a="http://schemas.openxmlformats.org/drawingml/2006/main" noChangeAspect="1"/>
+            </wp:cNvGraphicFramePr>
+            <a:graphic xmlns:a="http://schemas.openxmlformats.org/drawingml/2006/main">
+              <a:graphicData uri="http://schemas.openxmlformats.org/drawingml/2006/picture">
+                <pic:pic xmlns:pic="http://schemas.openxmlformats.org/drawingml/2006/picture">
+                  <pic:nvPicPr>
+                    <pic:cNvPr id="1" name=""/>
+                    <pic:cNvPicPr/>
+                  </pic:nvPicPr>
+                  <pic:blipFill>
+                    <a:blip r:embed="rId19"/>
+                    <a:stretch>
+                      <a:fillRect/>
+                    </a:stretch>
+                  </pic:blipFill>
+                  <pic:spPr>
+                    <a:xfrm>
+                      <a:off x="0" y="0"/>
+                      <a:ext cx="5364945" cy="1691787"/>
+                    </a:xfrm>
+                    <a:prstGeom prst="rect">
+                      <a:avLst/>
+                    </a:prstGeom>
+                  </pic:spPr>
+                </pic:pic>
+              </a:graphicData>
+            </a:graphic>
+          </wp:inline>
+        </w:drawing>
+      </w:r>
+    </w:p>
+    <w:p>
+      <w:pPr>
+        <w:spacing w:after="0"/>
+        <w:rPr>
+          <w:sz w:val="28"/>
+          <w:szCs w:val="28"/>
+          <w:lang w:val="ru-RU"/>
+        </w:rPr>
+      </w:pPr>
+    </w:p>
+    <w:p>
+      <w:pPr>
+        <w:spacing w:after="0"/>
+        <w:rPr>
+          <w:b/>
+          <w:bCs/>
+          <w:sz w:val="28"/>
+          <w:szCs w:val="28"/>
+          <w:lang w:val="ru-RU"/>
+        </w:rPr>
+      </w:pPr>
+      <w:proofErr w:type="spellStart"/>
+      <w:r>
+        <w:rPr>
+          <w:b/>
+          <w:bCs/>
+          <w:sz w:val="28"/>
+          <w:szCs w:val="28"/>
+          <w:lang w:val="ru-RU"/>
+        </w:rPr>
+        <w:t>Етап</w:t>
+      </w:r>
+      <w:proofErr w:type="spellEnd"/>
+      <w:r>
+        <w:rPr>
+          <w:b/>
+          <w:bCs/>
+          <w:sz w:val="28"/>
+          <w:szCs w:val="28"/>
+          <w:lang w:val="ru-RU"/>
+        </w:rPr>
+        <w:t xml:space="preserve"> №4</w:t>
+      </w:r>
+    </w:p>
+    <w:p>
+      <w:pPr>
+        <w:spacing w:after="0"/>
+        <w:rPr>
+          <w:sz w:val="28"/>
+          <w:szCs w:val="28"/>
+          <w:lang w:val="ru-RU"/>
+        </w:rPr>
+      </w:pPr>
+    </w:p>
+    <w:p>
+      <w:pPr>
+        <w:spacing w:after="0"/>
+        <w:rPr>
+          <w:sz w:val="28"/>
+          <w:szCs w:val="28"/>
+          <w:lang w:val="uk-UA"/>
+        </w:rPr>
+      </w:pPr>
+      <w:proofErr w:type="spellStart"/>
+      <w:r>
+        <w:rPr>
+          <w:sz w:val="28"/>
+          <w:szCs w:val="28"/>
+        </w:rPr>
+        <w:t>Заповн</w:t>
+      </w:r>
+      <w:r>
+        <w:rPr>
+          <w:sz w:val="28"/>
+          <w:szCs w:val="28"/>
+          <w:lang w:val="uk-UA"/>
+        </w:rPr>
+        <w:t>ив</w:t>
+      </w:r>
+      <w:proofErr w:type="spellEnd"/>
+      <w:r>
+        <w:rPr>
+          <w:sz w:val="28"/>
+          <w:szCs w:val="28"/>
+        </w:rPr>
+        <w:t> </w:t>
+      </w:r>
+      <w:proofErr w:type="spellStart"/>
+      <w:r>
+        <w:rPr>
+          <w:sz w:val="28"/>
+          <w:szCs w:val="28"/>
+        </w:rPr>
+        <w:t>src</w:t>
+      </w:r>
+      <w:proofErr w:type="spellEnd"/>
+      <w:r>
+        <w:rPr>
+          <w:sz w:val="28"/>
+          <w:szCs w:val="28"/>
+        </w:rPr>
+        <w:t>/</w:t>
+      </w:r>
+      <w:proofErr w:type="spellStart"/>
+      <w:r>
+        <w:rPr>
+          <w:sz w:val="28"/>
+          <w:szCs w:val="28"/>
+        </w:rPr>
+        <w:t>tasks</w:t>
+      </w:r>
+      <w:proofErr w:type="spellEnd"/>
+      <w:r>
+        <w:rPr>
+          <w:sz w:val="28"/>
+          <w:szCs w:val="28"/>
+        </w:rPr>
+        <w:t>/</w:t>
+      </w:r>
+      <w:proofErr w:type="spellStart"/>
+      <w:r>
+        <w:rPr>
+          <w:sz w:val="28"/>
+          <w:szCs w:val="28"/>
+        </w:rPr>
+        <w:t>tasks.controller.ts</w:t>
+      </w:r>
+      <w:proofErr w:type="spellEnd"/>
+      <w:r>
+        <w:rPr>
+          <w:sz w:val="28"/>
+          <w:szCs w:val="28"/>
+        </w:rPr>
+        <w:t xml:space="preserve">. </w:t>
+      </w:r>
+      <w:r>
+        <w:rPr>
+          <w:sz w:val="28"/>
+          <w:szCs w:val="28"/>
+          <w:lang w:val="uk-UA"/>
+        </w:rPr>
+        <w:t>Заповнив п</w:t>
+      </w:r>
+      <w:proofErr w:type="spellStart"/>
+      <w:r>
+        <w:rPr>
+          <w:sz w:val="28"/>
+          <w:szCs w:val="28"/>
+        </w:rPr>
+        <w:t>очатковий</w:t>
+      </w:r>
+      <w:proofErr w:type="spellEnd"/>
+      <w:r>
+        <w:rPr>
+          <w:sz w:val="28"/>
+          <w:szCs w:val="28"/>
+          <w:lang w:val="uk-UA"/>
+        </w:rPr>
+        <w:t xml:space="preserve"> </w:t>
+      </w:r>
+      <w:proofErr w:type="spellStart"/>
+      <w:r>
+        <w:rPr>
+          <w:sz w:val="28"/>
+          <w:szCs w:val="28"/>
+        </w:rPr>
+        <w:t>масив</w:t>
+      </w:r>
+      <w:proofErr w:type="spellEnd"/>
+      <w:r>
+        <w:rPr>
+          <w:sz w:val="28"/>
+          <w:szCs w:val="28"/>
+          <w:lang w:val="uk-UA"/>
+        </w:rPr>
+        <w:t xml:space="preserve"> </w:t>
+      </w:r>
+      <w:proofErr w:type="spellStart"/>
+      <w:r>
+        <w:rPr>
+          <w:sz w:val="28"/>
+          <w:szCs w:val="28"/>
+        </w:rPr>
+        <w:t>tasks</w:t>
+      </w:r>
+      <w:proofErr w:type="spellEnd"/>
+      <w:r>
+        <w:rPr>
+          <w:sz w:val="28"/>
+          <w:szCs w:val="28"/>
+          <w:lang w:val="uk-UA"/>
+        </w:rPr>
+        <w:t xml:space="preserve"> </w:t>
+      </w:r>
+      <w:proofErr w:type="spellStart"/>
+      <w:r>
+        <w:rPr>
+          <w:sz w:val="28"/>
+          <w:szCs w:val="28"/>
+        </w:rPr>
+        <w:t>трьома</w:t>
+      </w:r>
+      <w:proofErr w:type="spellEnd"/>
+      <w:r>
+        <w:rPr>
+          <w:sz w:val="28"/>
+          <w:szCs w:val="28"/>
+        </w:rPr>
+        <w:t xml:space="preserve"> задачами з </w:t>
+      </w:r>
+      <w:proofErr w:type="spellStart"/>
+      <w:r>
+        <w:rPr>
+          <w:sz w:val="28"/>
+          <w:szCs w:val="28"/>
+        </w:rPr>
+        <w:t>різними</w:t>
+      </w:r>
+      <w:proofErr w:type="spellEnd"/>
+      <w:r>
+        <w:rPr>
+          <w:sz w:val="28"/>
+          <w:szCs w:val="28"/>
+        </w:rPr>
+        <w:t xml:space="preserve"> статусами та </w:t>
+      </w:r>
+      <w:proofErr w:type="spellStart"/>
+      <w:r>
+        <w:rPr>
+          <w:sz w:val="28"/>
+          <w:szCs w:val="28"/>
+        </w:rPr>
+        <w:t>пріоритетами</w:t>
+      </w:r>
+      <w:proofErr w:type="spellEnd"/>
+      <w:r>
+        <w:rPr>
+          <w:sz w:val="28"/>
+          <w:szCs w:val="28"/>
+        </w:rPr>
+        <w:t>:</w:t>
+      </w:r>
     </w:p>
     <w:p>
       <w:pPr>
